--- a/CA1 - Capstone Project Proposal - Strategic Thinking.docx
+++ b/CA1 - Capstone Project Proposal - Strategic Thinking.docx
@@ -789,6 +789,7 @@
                 <w:szCs w:val="32"/>
               </w:rPr>
             </w:pPr>
+            <w:proofErr w:type="spellStart"/>
             <w:ins w:id="29" w:author="Victor Furlan" w:date="2026-10-05T18:11:00Z" w16du:dateUtc="2026-10-05T17:11:00Z">
               <w:r>
                 <w:rPr>
@@ -797,7 +798,17 @@
                   <w:sz w:val="32"/>
                   <w:szCs w:val="32"/>
                 </w:rPr>
-                <w:t>Taufique Ahmed</w:t>
+                <w:t>Taufique</w:t>
+              </w:r>
+              <w:proofErr w:type="spellEnd"/>
+              <w:r>
+                <w:rPr>
+                  <w:i/>
+                  <w:color w:val="156082"/>
+                  <w:sz w:val="32"/>
+                  <w:szCs w:val="32"/>
+                </w:rPr>
+                <w:t xml:space="preserve"> Ahmed</w:t>
               </w:r>
             </w:ins>
             <w:ins w:id="30" w:author="naomie mboma" w:date="2026-04-19T22:10:00Z" w16du:dateUtc="2026-04-19T21:10:00Z">
@@ -1389,7 +1400,23 @@
                                 <w:color w:val="000000"/>
                                 <w:sz w:val="28"/>
                               </w:rPr>
-                              <w:t xml:space="preserve">By submitting this assessment, I confirm that I have read the CCT policy on academic misconduct and understand the implications of submitting work that is not my own or does not appropriately reference material taken from a third party or other source. </w:t>
+                              <w:t xml:space="preserve">By submitting this assessment, I confirm that I have read the CCT policy on academic misconduct and understand the implications of submitting work that is not my own or does not appropriately reference material </w:t>
+                            </w:r>
+                            <w:proofErr w:type="gramStart"/>
+                            <w:r>
+                              <w:rPr>
+                                <w:color w:val="000000"/>
+                                <w:sz w:val="28"/>
+                              </w:rPr>
+                              <w:t>taken</w:t>
+                            </w:r>
+                            <w:proofErr w:type="gramEnd"/>
+                            <w:r>
+                              <w:rPr>
+                                <w:color w:val="000000"/>
+                                <w:sz w:val="28"/>
+                              </w:rPr>
+                              <w:t xml:space="preserve"> from a third party or other source. </w:t>
                             </w:r>
                           </w:p>
                           <w:p>
@@ -5821,7 +5848,6 @@
           <w:docPartUnique/>
         </w:docPartObj>
       </w:sdtPr>
-      <w:sdtEndPr/>
       <w:sdtContent>
         <w:customXmlDelRangeEnd w:id="570"/>
         <w:p>
@@ -8135,33 +8161,21 @@
         <w:spacing w:line="278" w:lineRule="auto"/>
         <w:jc w:val="both"/>
         <w:rPr>
-          <w:ins w:id="950" w:author="Victor Furlan" w:date="2026-10-05T17:56:00Z" w16du:dateUtc="2026-10-05T16:56:00Z"/>
+          <w:ins w:id="950" w:author="Victor Furlan" w:date="2026-10-15T18:53:00Z" w16du:dateUtc="2026-10-15T17:53:00Z"/>
           <w:b/>
           <w:bCs/>
           <w:sz w:val="32"/>
           <w:szCs w:val="32"/>
-          <w:rPrChange w:id="951" w:author="Victor Furlan" w:date="2026-10-14T21:14:00Z" w16du:dateUtc="2026-10-14T20:14:00Z">
-            <w:rPr>
-              <w:ins w:id="952" w:author="Victor Furlan" w:date="2026-10-05T17:56:00Z" w16du:dateUtc="2026-10-05T16:56:00Z"/>
-              <w:b/>
-              <w:bCs/>
-            </w:rPr>
-          </w:rPrChange>
-        </w:rPr>
-        <w:pPrChange w:id="953" w:author="Victor Furlan" w:date="2026-10-14T21:26:00Z" w16du:dateUtc="2026-10-14T20:26:00Z">
-          <w:pPr>
-            <w:spacing w:line="278" w:lineRule="auto"/>
-          </w:pPr>
-        </w:pPrChange>
-      </w:pPr>
-      <w:ins w:id="954" w:author="Victor Furlan" w:date="2026-10-14T21:14:00Z" w16du:dateUtc="2026-10-14T20:14:00Z">
+        </w:rPr>
+      </w:pPr>
+      <w:ins w:id="951" w:author="Victor Furlan" w:date="2026-10-14T21:14:00Z" w16du:dateUtc="2026-10-14T20:14:00Z">
         <w:r>
           <w:rPr>
             <w:b/>
             <w:bCs/>
             <w:sz w:val="32"/>
             <w:szCs w:val="32"/>
-            <w:rPrChange w:id="955" w:author="Victor Furlan" w:date="2026-10-14T21:14:00Z" w16du:dateUtc="2026-10-14T20:14:00Z">
+            <w:rPrChange w:id="952" w:author="Victor Furlan" w:date="2026-10-14T21:14:00Z" w16du:dateUtc="2026-10-14T20:14:00Z">
               <w:rPr>
                 <w:b/>
                 <w:bCs/>
@@ -8171,14 +8185,14 @@
           <w:t>P</w:t>
         </w:r>
       </w:ins>
-      <w:ins w:id="956" w:author="Victor Furlan" w:date="2026-10-05T17:56:00Z" w16du:dateUtc="2026-10-05T16:56:00Z">
+      <w:ins w:id="953" w:author="Victor Furlan" w:date="2026-10-05T17:56:00Z" w16du:dateUtc="2026-10-05T16:56:00Z">
         <w:r>
           <w:rPr>
             <w:b/>
             <w:bCs/>
             <w:sz w:val="32"/>
             <w:szCs w:val="32"/>
-            <w:rPrChange w:id="957" w:author="Victor Furlan" w:date="2026-10-14T21:14:00Z" w16du:dateUtc="2026-10-14T20:14:00Z">
+            <w:rPrChange w:id="954" w:author="Victor Furlan" w:date="2026-10-14T21:14:00Z" w16du:dateUtc="2026-10-14T20:14:00Z">
               <w:rPr>
                 <w:b/>
                 <w:bCs/>
@@ -8194,17 +8208,42 @@
         <w:spacing w:line="278" w:lineRule="auto"/>
         <w:jc w:val="both"/>
         <w:rPr>
-          <w:ins w:id="958" w:author="Victor Furlan" w:date="2026-10-05T17:56:00Z" w16du:dateUtc="2026-10-05T16:56:00Z"/>
+          <w:ins w:id="955" w:author="Victor Furlan" w:date="2026-10-05T17:56:00Z" w16du:dateUtc="2026-10-05T16:56:00Z"/>
           <w:b/>
           <w:bCs/>
-        </w:rPr>
-        <w:pPrChange w:id="959" w:author="Victor Furlan" w:date="2026-10-14T21:26:00Z" w16du:dateUtc="2026-10-14T20:26:00Z">
+          <w:sz w:val="32"/>
+          <w:szCs w:val="32"/>
+          <w:rPrChange w:id="956" w:author="Victor Furlan" w:date="2026-10-14T21:14:00Z" w16du:dateUtc="2026-10-14T20:14:00Z">
+            <w:rPr>
+              <w:ins w:id="957" w:author="Victor Furlan" w:date="2026-10-05T17:56:00Z" w16du:dateUtc="2026-10-05T16:56:00Z"/>
+              <w:b/>
+              <w:bCs/>
+            </w:rPr>
+          </w:rPrChange>
+        </w:rPr>
+        <w:pPrChange w:id="958" w:author="Victor Furlan" w:date="2026-10-14T21:26:00Z" w16du:dateUtc="2026-10-14T20:26:00Z">
           <w:pPr>
             <w:spacing w:line="278" w:lineRule="auto"/>
           </w:pPr>
         </w:pPrChange>
       </w:pPr>
-      <w:ins w:id="960" w:author="Victor Furlan" w:date="2026-10-05T17:56:00Z" w16du:dateUtc="2026-10-05T16:56:00Z">
+    </w:p>
+    <w:p>
+      <w:pPr>
+        <w:spacing w:line="278" w:lineRule="auto"/>
+        <w:jc w:val="both"/>
+        <w:rPr>
+          <w:ins w:id="959" w:author="Victor Furlan" w:date="2026-10-05T17:56:00Z" w16du:dateUtc="2026-10-05T16:56:00Z"/>
+          <w:b/>
+          <w:bCs/>
+        </w:rPr>
+        <w:pPrChange w:id="960" w:author="Victor Furlan" w:date="2026-10-14T21:26:00Z" w16du:dateUtc="2026-10-14T20:26:00Z">
+          <w:pPr>
+            <w:spacing w:line="278" w:lineRule="auto"/>
+          </w:pPr>
+        </w:pPrChange>
+      </w:pPr>
+      <w:ins w:id="961" w:author="Victor Furlan" w:date="2026-10-05T17:56:00Z" w16du:dateUtc="2026-10-05T16:56:00Z">
         <w:r>
           <w:rPr>
             <w:b/>
@@ -8219,15 +8258,15 @@
         <w:spacing w:line="278" w:lineRule="auto"/>
         <w:jc w:val="both"/>
         <w:rPr>
-          <w:ins w:id="961" w:author="Victor Furlan" w:date="2026-10-05T17:56:00Z" w16du:dateUtc="2026-10-05T16:56:00Z"/>
-        </w:rPr>
-        <w:pPrChange w:id="962" w:author="Victor Furlan" w:date="2026-10-14T21:26:00Z" w16du:dateUtc="2026-10-14T20:26:00Z">
+          <w:ins w:id="962" w:author="Victor Furlan" w:date="2026-10-05T17:56:00Z" w16du:dateUtc="2026-10-05T16:56:00Z"/>
+        </w:rPr>
+        <w:pPrChange w:id="963" w:author="Victor Furlan" w:date="2026-10-14T21:26:00Z" w16du:dateUtc="2026-10-14T20:26:00Z">
           <w:pPr>
             <w:spacing w:line="278" w:lineRule="auto"/>
           </w:pPr>
         </w:pPrChange>
       </w:pPr>
-      <w:ins w:id="963" w:author="Victor Furlan" w:date="2026-10-05T17:56:00Z" w16du:dateUtc="2026-10-05T16:56:00Z">
+      <w:ins w:id="964" w:author="Victor Furlan" w:date="2026-10-05T17:56:00Z" w16du:dateUtc="2026-10-05T16:56:00Z">
         <w:r>
           <w:t>The cinema industry operates in an increasingly competitive entertainment environment where consumers can choose between traditional cinema experiences and a wide range of home-based streaming services. Factors such as ticket price, convenience, movie availability, social experiences, screen and sound quality, and consumer preferences may influence whether an individual chooses to visit a cinema. Understanding these factors can help cinema businesses make more informed decisions regarding pricing, customer experience, marketing and retention strategies.</w:t>
         </w:r>
@@ -8238,15 +8277,15 @@
         <w:spacing w:line="278" w:lineRule="auto"/>
         <w:jc w:val="both"/>
         <w:rPr>
-          <w:ins w:id="964" w:author="Victor Furlan" w:date="2026-10-05T17:56:00Z" w16du:dateUtc="2026-10-05T16:56:00Z"/>
-        </w:rPr>
-        <w:pPrChange w:id="965" w:author="Victor Furlan" w:date="2026-10-14T21:26:00Z" w16du:dateUtc="2026-10-14T20:26:00Z">
+          <w:ins w:id="965" w:author="Victor Furlan" w:date="2026-10-05T17:56:00Z" w16du:dateUtc="2026-10-05T16:56:00Z"/>
+        </w:rPr>
+        <w:pPrChange w:id="966" w:author="Victor Furlan" w:date="2026-10-14T21:26:00Z" w16du:dateUtc="2026-10-14T20:26:00Z">
           <w:pPr>
             <w:spacing w:line="278" w:lineRule="auto"/>
           </w:pPr>
         </w:pPrChange>
       </w:pPr>
-      <w:ins w:id="966" w:author="Victor Furlan" w:date="2026-10-05T17:56:00Z" w16du:dateUtc="2026-10-05T16:56:00Z">
+      <w:ins w:id="967" w:author="Victor Furlan" w:date="2026-10-05T17:56:00Z" w16du:dateUtc="2026-10-05T16:56:00Z">
         <w:r>
           <w:t>This project proposes the use of data analytics and predictive modelling to investigate the factors that influence cinema attendance and to develop a predictive model capable of identifying consumers who are more likely to be frequent cinema visitors. The project will use primary data collected through an 11-question online survey focusing on cinema attendance, movie preferences, spending behaviour, reasons for visiting cinemas, streaming preferences and the importance of different cinema experience factors.</w:t>
         </w:r>
@@ -8257,15 +8296,15 @@
         <w:spacing w:line="278" w:lineRule="auto"/>
         <w:jc w:val="both"/>
         <w:rPr>
-          <w:ins w:id="967" w:author="Victor Furlan" w:date="2026-10-05T17:56:00Z" w16du:dateUtc="2026-10-05T16:56:00Z"/>
-        </w:rPr>
-        <w:pPrChange w:id="968" w:author="Victor Furlan" w:date="2026-10-14T21:26:00Z" w16du:dateUtc="2026-10-14T20:26:00Z">
+          <w:ins w:id="968" w:author="Victor Furlan" w:date="2026-10-05T17:56:00Z" w16du:dateUtc="2026-10-05T16:56:00Z"/>
+        </w:rPr>
+        <w:pPrChange w:id="969" w:author="Victor Furlan" w:date="2026-10-14T21:26:00Z" w16du:dateUtc="2026-10-14T20:26:00Z">
           <w:pPr>
             <w:spacing w:line="278" w:lineRule="auto"/>
           </w:pPr>
         </w:pPrChange>
       </w:pPr>
-      <w:ins w:id="969" w:author="Victor Furlan" w:date="2026-10-05T17:56:00Z" w16du:dateUtc="2026-10-05T16:56:00Z">
+      <w:ins w:id="970" w:author="Victor Furlan" w:date="2026-10-05T17:56:00Z" w16du:dateUtc="2026-10-05T16:56:00Z">
         <w:r>
           <w:t>The project is appropriate for business analytics because it combines descriptive and exploratory analysis with predictive modelling and translates the results into potential business recommendations. Rather than simply determining how often people go to the cinema, the project will investigate why attendance varies between consumers and whether their behaviour can be used to predict attendance patterns.</w:t>
         </w:r>
@@ -8276,13 +8315,8 @@
         <w:spacing w:line="278" w:lineRule="auto"/>
         <w:jc w:val="both"/>
         <w:rPr>
-          <w:ins w:id="970" w:author="Victor Furlan" w:date="2026-10-05T17:56:00Z" w16du:dateUtc="2026-10-05T16:56:00Z"/>
-        </w:rPr>
-        <w:pPrChange w:id="971" w:author="Victor Furlan" w:date="2026-10-14T21:26:00Z" w16du:dateUtc="2026-10-14T20:26:00Z">
-          <w:pPr>
-            <w:spacing w:line="278" w:lineRule="auto"/>
-          </w:pPr>
-        </w:pPrChange>
+          <w:ins w:id="971" w:author="Victor Furlan" w:date="2026-10-15T18:53:00Z" w16du:dateUtc="2026-10-15T17:53:00Z"/>
+        </w:rPr>
       </w:pPr>
       <w:ins w:id="972" w:author="Victor Furlan" w:date="2026-10-05T17:56:00Z" w16du:dateUtc="2026-10-05T16:56:00Z">
         <w:r>
@@ -8296,8 +8330,6 @@
         <w:jc w:val="both"/>
         <w:rPr>
           <w:ins w:id="973" w:author="Victor Furlan" w:date="2026-10-05T17:56:00Z" w16du:dateUtc="2026-10-05T16:56:00Z"/>
-          <w:b/>
-          <w:bCs/>
         </w:rPr>
         <w:pPrChange w:id="974" w:author="Victor Furlan" w:date="2026-10-14T21:26:00Z" w16du:dateUtc="2026-10-14T20:26:00Z">
           <w:pPr>
@@ -8305,7 +8337,23 @@
           </w:pPr>
         </w:pPrChange>
       </w:pPr>
-      <w:ins w:id="975" w:author="Victor Furlan" w:date="2026-10-05T17:56:00Z" w16du:dateUtc="2026-10-05T16:56:00Z">
+    </w:p>
+    <w:p>
+      <w:pPr>
+        <w:spacing w:line="278" w:lineRule="auto"/>
+        <w:jc w:val="both"/>
+        <w:rPr>
+          <w:ins w:id="975" w:author="Victor Furlan" w:date="2026-10-05T17:56:00Z" w16du:dateUtc="2026-10-05T16:56:00Z"/>
+          <w:b/>
+          <w:bCs/>
+        </w:rPr>
+        <w:pPrChange w:id="976" w:author="Victor Furlan" w:date="2026-10-14T21:26:00Z" w16du:dateUtc="2026-10-14T20:26:00Z">
+          <w:pPr>
+            <w:spacing w:line="278" w:lineRule="auto"/>
+          </w:pPr>
+        </w:pPrChange>
+      </w:pPr>
+      <w:ins w:id="977" w:author="Victor Furlan" w:date="2026-10-05T17:56:00Z" w16du:dateUtc="2026-10-05T16:56:00Z">
         <w:r>
           <w:rPr>
             <w:b/>
@@ -8320,17 +8368,25 @@
         <w:spacing w:line="278" w:lineRule="auto"/>
         <w:jc w:val="both"/>
         <w:rPr>
-          <w:ins w:id="976" w:author="Victor Furlan" w:date="2026-10-05T17:56:00Z" w16du:dateUtc="2026-10-05T16:56:00Z"/>
-        </w:rPr>
-        <w:pPrChange w:id="977" w:author="Victor Furlan" w:date="2026-10-14T21:26:00Z" w16du:dateUtc="2026-10-14T20:26:00Z">
+          <w:ins w:id="978" w:author="Victor Furlan" w:date="2026-10-05T17:56:00Z" w16du:dateUtc="2026-10-05T16:56:00Z"/>
+        </w:rPr>
+        <w:pPrChange w:id="979" w:author="Victor Furlan" w:date="2026-10-14T21:26:00Z" w16du:dateUtc="2026-10-14T20:26:00Z">
           <w:pPr>
             <w:spacing w:line="278" w:lineRule="auto"/>
           </w:pPr>
         </w:pPrChange>
       </w:pPr>
-      <w:ins w:id="978" w:author="Victor Furlan" w:date="2026-10-05T17:56:00Z" w16du:dateUtc="2026-10-05T16:56:00Z">
-        <w:r>
-          <w:t>Cinema businesses need to understand changing consumer behaviour in order to attract and retain customers. A consumer may choose to visit the cinema because of the quality of the experience, a particular movie release or the social aspect of going with friends or family. Conversely, high prices, convenience of streaming services, location or other factors may discourage cinema attendance.</w:t>
+      <w:ins w:id="980" w:author="Victor Furlan" w:date="2026-10-05T17:56:00Z" w16du:dateUtc="2026-10-05T16:56:00Z">
+        <w:r>
+          <w:t xml:space="preserve">Cinema businesses need to understand changing consumer behaviour </w:t>
+        </w:r>
+        <w:proofErr w:type="gramStart"/>
+        <w:r>
+          <w:t>in order to</w:t>
+        </w:r>
+        <w:proofErr w:type="gramEnd"/>
+        <w:r>
+          <w:t xml:space="preserve"> attract and retain customers. A consumer may choose to visit the cinema because of the quality of the experience, a particular movie release or the social aspect of going with friends or family. Conversely, high prices, convenience of streaming services, location or other factors may discourage cinema attendance.</w:t>
         </w:r>
       </w:ins>
     </w:p>
@@ -8339,15 +8395,15 @@
         <w:spacing w:line="278" w:lineRule="auto"/>
         <w:jc w:val="both"/>
         <w:rPr>
-          <w:ins w:id="979" w:author="Victor Furlan" w:date="2026-10-05T17:56:00Z" w16du:dateUtc="2026-10-05T16:56:00Z"/>
-        </w:rPr>
-        <w:pPrChange w:id="980" w:author="Victor Furlan" w:date="2026-10-14T21:26:00Z" w16du:dateUtc="2026-10-14T20:26:00Z">
+          <w:ins w:id="981" w:author="Victor Furlan" w:date="2026-10-05T17:56:00Z" w16du:dateUtc="2026-10-05T16:56:00Z"/>
+        </w:rPr>
+        <w:pPrChange w:id="982" w:author="Victor Furlan" w:date="2026-10-14T21:26:00Z" w16du:dateUtc="2026-10-14T20:26:00Z">
           <w:pPr>
             <w:spacing w:line="278" w:lineRule="auto"/>
           </w:pPr>
         </w:pPrChange>
       </w:pPr>
-      <w:ins w:id="981" w:author="Victor Furlan" w:date="2026-10-05T17:56:00Z" w16du:dateUtc="2026-10-05T16:56:00Z">
+      <w:ins w:id="983" w:author="Victor Furlan" w:date="2026-10-05T17:56:00Z" w16du:dateUtc="2026-10-05T16:56:00Z">
         <w:r>
           <w:t>The business problem addressed by this project is therefore:</w:t>
         </w:r>
@@ -8358,15 +8414,15 @@
         <w:spacing w:line="278" w:lineRule="auto"/>
         <w:jc w:val="both"/>
         <w:rPr>
-          <w:ins w:id="982" w:author="Victor Furlan" w:date="2026-10-05T17:56:00Z" w16du:dateUtc="2026-10-05T16:56:00Z"/>
-        </w:rPr>
-        <w:pPrChange w:id="983" w:author="Victor Furlan" w:date="2026-10-14T21:26:00Z" w16du:dateUtc="2026-10-14T20:26:00Z">
+          <w:ins w:id="984" w:author="Victor Furlan" w:date="2026-10-05T17:56:00Z" w16du:dateUtc="2026-10-05T16:56:00Z"/>
+        </w:rPr>
+        <w:pPrChange w:id="985" w:author="Victor Furlan" w:date="2026-10-14T21:26:00Z" w16du:dateUtc="2026-10-14T20:26:00Z">
           <w:pPr>
             <w:spacing w:line="278" w:lineRule="auto"/>
           </w:pPr>
         </w:pPrChange>
       </w:pPr>
-      <w:ins w:id="984" w:author="Victor Furlan" w:date="2026-10-05T17:56:00Z" w16du:dateUtc="2026-10-05T16:56:00Z">
+      <w:ins w:id="986" w:author="Victor Furlan" w:date="2026-10-05T17:56:00Z" w16du:dateUtc="2026-10-05T16:56:00Z">
         <w:r>
           <w:rPr>
             <w:b/>
@@ -8381,17 +8437,21 @@
         <w:spacing w:line="278" w:lineRule="auto"/>
         <w:jc w:val="both"/>
         <w:rPr>
-          <w:ins w:id="985" w:author="Victor Furlan" w:date="2026-10-05T17:56:00Z" w16du:dateUtc="2026-10-05T16:56:00Z"/>
-        </w:rPr>
-        <w:pPrChange w:id="986" w:author="Victor Furlan" w:date="2026-10-14T21:26:00Z" w16du:dateUtc="2026-10-14T20:26:00Z">
+          <w:ins w:id="987" w:author="Victor Furlan" w:date="2026-10-05T17:56:00Z" w16du:dateUtc="2026-10-05T16:56:00Z"/>
+        </w:rPr>
+        <w:pPrChange w:id="988" w:author="Victor Furlan" w:date="2026-10-14T21:26:00Z" w16du:dateUtc="2026-10-14T20:26:00Z">
           <w:pPr>
             <w:spacing w:line="278" w:lineRule="auto"/>
           </w:pPr>
         </w:pPrChange>
       </w:pPr>
-      <w:ins w:id="987" w:author="Victor Furlan" w:date="2026-10-05T17:56:00Z" w16du:dateUtc="2026-10-05T16:56:00Z">
-        <w:r>
-          <w:t>The project will analyse relationships between cinema attendance and variables including frequency of cinema visits, willingness to spend, streaming preferences, movie genres, reasons for visiting the cinema, and the perceived importance of ticket price, movie reviews, location, screen and sound quality, seating, food and drinks, and socialising.</w:t>
+      <w:ins w:id="989" w:author="Victor Furlan" w:date="2026-10-05T17:56:00Z" w16du:dateUtc="2026-10-05T16:56:00Z">
+        <w:r>
+          <w:t xml:space="preserve">The project will analyse relationships between cinema attendance and variables including frequency of cinema visits, willingness to spend, streaming preferences, movie genres, reasons for visiting the </w:t>
+        </w:r>
+        <w:r>
+          <w:lastRenderedPageBreak/>
+          <w:t>cinema, and the perceived importance of ticket price, movie reviews, location, screen and sound quality, seating, food and drinks, and socialising.</w:t>
         </w:r>
       </w:ins>
     </w:p>
@@ -8400,21 +8460,346 @@
         <w:spacing w:line="278" w:lineRule="auto"/>
         <w:jc w:val="both"/>
         <w:rPr>
-          <w:ins w:id="988" w:author="Victor Furlan" w:date="2026-10-05T17:56:00Z" w16du:dateUtc="2026-10-05T16:56:00Z"/>
-        </w:rPr>
-        <w:pPrChange w:id="989" w:author="Victor Furlan" w:date="2026-10-14T21:26:00Z" w16du:dateUtc="2026-10-14T20:26:00Z">
+          <w:ins w:id="990" w:author="Victor Furlan" w:date="2026-10-05T17:56:00Z" w16du:dateUtc="2026-10-05T16:56:00Z"/>
+        </w:rPr>
+        <w:pPrChange w:id="991" w:author="Victor Furlan" w:date="2026-10-14T21:26:00Z" w16du:dateUtc="2026-10-14T20:26:00Z">
           <w:pPr>
             <w:spacing w:line="278" w:lineRule="auto"/>
           </w:pPr>
         </w:pPrChange>
       </w:pPr>
-      <w:ins w:id="990" w:author="Victor Furlan" w:date="2026-10-05T17:56:00Z" w16du:dateUtc="2026-10-05T16:56:00Z">
-        <w:r>
-          <w:t xml:space="preserve">The predictive component will classify respondents according to their cinema attendance behaviour. Subject to the final dataset and sample size, cinema attendance frequency may be converted into an </w:t>
-        </w:r>
+      <w:ins w:id="992" w:author="Victor Furlan" w:date="2026-10-05T17:56:00Z" w16du:dateUtc="2026-10-05T16:56:00Z">
+        <w:r>
+          <w:t>The predictive component will classify respondents according to their cinema attendance behaviour. Subject to the final dataset and sample size, cinema attendance frequency may be converted into an appropriate target classification, such as frequent versus infrequent attendance. This will allow different machine-learning techniques to be compared and evaluated.</w:t>
+        </w:r>
+      </w:ins>
+    </w:p>
+    <w:p>
+      <w:pPr>
+        <w:spacing w:line="278" w:lineRule="auto"/>
+        <w:jc w:val="both"/>
+        <w:rPr>
+          <w:ins w:id="993" w:author="Victor Furlan" w:date="2026-10-15T18:53:00Z" w16du:dateUtc="2026-10-15T17:53:00Z"/>
+        </w:rPr>
+      </w:pPr>
+      <w:ins w:id="994" w:author="Victor Furlan" w:date="2026-10-05T17:56:00Z" w16du:dateUtc="2026-10-05T16:56:00Z">
+        <w:r>
+          <w:t>The project therefore moves beyond descriptive statistics by attempting to provide a predictive business tool that could help cinema operators understand customer behaviour and identify factors that may support increased atten</w:t>
+        </w:r>
+      </w:ins>
+      <w:ins w:id="995" w:author="Victor Furlan" w:date="2026-10-14T21:40:00Z" w16du:dateUtc="2026-10-14T20:40:00Z">
+        <w:r>
+          <w:t>dance.</w:t>
+        </w:r>
+      </w:ins>
+    </w:p>
+    <w:p>
+      <w:pPr>
+        <w:spacing w:line="278" w:lineRule="auto"/>
+        <w:jc w:val="both"/>
+        <w:rPr>
+          <w:ins w:id="996" w:author="Victor Furlan" w:date="2026-10-15T18:53:00Z" w16du:dateUtc="2026-10-15T17:53:00Z"/>
+        </w:rPr>
+      </w:pPr>
+    </w:p>
+    <w:p>
+      <w:pPr>
+        <w:spacing w:line="278" w:lineRule="auto"/>
+        <w:jc w:val="both"/>
+        <w:rPr>
+          <w:ins w:id="997" w:author="Victor Furlan" w:date="2026-10-15T18:53:00Z" w16du:dateUtc="2026-10-15T17:53:00Z"/>
+          <w:b/>
+          <w:bCs/>
+          <w:rPrChange w:id="998" w:author="Victor Furlan" w:date="2026-10-15T18:54:00Z" w16du:dateUtc="2026-10-15T17:54:00Z">
+            <w:rPr>
+              <w:ins w:id="999" w:author="Victor Furlan" w:date="2026-10-15T18:53:00Z" w16du:dateUtc="2026-10-15T17:53:00Z"/>
+            </w:rPr>
+          </w:rPrChange>
+        </w:rPr>
+      </w:pPr>
+      <w:ins w:id="1000" w:author="Victor Furlan" w:date="2026-10-15T18:53:00Z" w16du:dateUtc="2026-10-15T17:53:00Z">
+        <w:r>
+          <w:rPr>
+            <w:b/>
+            <w:bCs/>
+            <w:rPrChange w:id="1001" w:author="Victor Furlan" w:date="2026-10-15T18:54:00Z" w16du:dateUtc="2026-10-15T17:54:00Z">
+              <w:rPr/>
+            </w:rPrChange>
+          </w:rPr>
+          <w:t>3. Aim and Objectives</w:t>
+        </w:r>
+      </w:ins>
+    </w:p>
+    <w:p>
+      <w:pPr>
+        <w:spacing w:line="278" w:lineRule="auto"/>
+        <w:jc w:val="both"/>
+        <w:rPr>
+          <w:ins w:id="1002" w:author="Victor Furlan" w:date="2026-10-15T18:53:00Z" w16du:dateUtc="2026-10-15T17:53:00Z"/>
+        </w:rPr>
+      </w:pPr>
+      <w:ins w:id="1003" w:author="Victor Furlan" w:date="2026-10-15T18:53:00Z" w16du:dateUtc="2026-10-15T17:53:00Z">
+        <w:r>
+          <w:t>The aim of this project is to analyse consumer cinema behaviour and investigate whether predictive models can use survey responses to distinguish between frequent and infrequent cinema visitors.</w:t>
+        </w:r>
+      </w:ins>
+    </w:p>
+    <w:p>
+      <w:pPr>
+        <w:spacing w:line="278" w:lineRule="auto"/>
+        <w:jc w:val="both"/>
+        <w:rPr>
+          <w:ins w:id="1004" w:author="Victor Furlan" w:date="2026-10-15T18:53:00Z" w16du:dateUtc="2026-10-15T17:53:00Z"/>
+        </w:rPr>
+      </w:pPr>
+      <w:ins w:id="1005" w:author="Victor Furlan" w:date="2026-10-15T18:53:00Z" w16du:dateUtc="2026-10-15T17:53:00Z">
+        <w:r>
+          <w:t>Objectives</w:t>
+        </w:r>
+      </w:ins>
+      <w:ins w:id="1006" w:author="Victor Furlan" w:date="2026-10-15T18:54:00Z" w16du:dateUtc="2026-10-15T17:54:00Z">
+        <w:r>
+          <w:t>:</w:t>
+        </w:r>
+      </w:ins>
+    </w:p>
+    <w:p>
+      <w:pPr>
+        <w:pStyle w:val="ListParagraph"/>
+        <w:numPr>
+          <w:ilvl w:val="0"/>
+          <w:numId w:val="11"/>
+        </w:numPr>
+        <w:spacing w:line="278" w:lineRule="auto"/>
+        <w:jc w:val="both"/>
+        <w:rPr>
+          <w:ins w:id="1007" w:author="Victor Furlan" w:date="2026-10-15T18:53:00Z" w16du:dateUtc="2026-10-15T17:53:00Z"/>
+        </w:rPr>
+        <w:pPrChange w:id="1008" w:author="Victor Furlan" w:date="2026-10-15T18:54:00Z" w16du:dateUtc="2026-10-15T17:54:00Z">
+          <w:pPr>
+            <w:spacing w:line="278" w:lineRule="auto"/>
+            <w:jc w:val="both"/>
+          </w:pPr>
+        </w:pPrChange>
+      </w:pPr>
+      <w:ins w:id="1009" w:author="Victor Furlan" w:date="2026-10-15T18:53:00Z" w16du:dateUtc="2026-10-15T17:53:00Z">
+        <w:r>
+          <w:t>Collect and prepare survey data about cinema attendance, spending habits, film preferences and streaming behaviour.</w:t>
+        </w:r>
+      </w:ins>
+    </w:p>
+    <w:p>
+      <w:pPr>
+        <w:pStyle w:val="ListParagraph"/>
+        <w:numPr>
+          <w:ilvl w:val="0"/>
+          <w:numId w:val="11"/>
+        </w:numPr>
+        <w:spacing w:line="278" w:lineRule="auto"/>
+        <w:jc w:val="both"/>
+        <w:rPr>
+          <w:ins w:id="1010" w:author="Victor Furlan" w:date="2026-10-15T18:53:00Z" w16du:dateUtc="2026-10-15T17:53:00Z"/>
+        </w:rPr>
+        <w:pPrChange w:id="1011" w:author="Victor Furlan" w:date="2026-10-15T18:54:00Z" w16du:dateUtc="2026-10-15T17:54:00Z">
+          <w:pPr>
+            <w:spacing w:line="278" w:lineRule="auto"/>
+            <w:jc w:val="both"/>
+          </w:pPr>
+        </w:pPrChange>
+      </w:pPr>
+      <w:ins w:id="1012" w:author="Victor Furlan" w:date="2026-10-15T18:53:00Z" w16du:dateUtc="2026-10-15T17:53:00Z">
+        <w:r>
+          <w:t>Use Python and Jupyter Notebook to clean, organise and explore the responses.</w:t>
+        </w:r>
+      </w:ins>
+    </w:p>
+    <w:p>
+      <w:pPr>
+        <w:pStyle w:val="ListParagraph"/>
+        <w:numPr>
+          <w:ilvl w:val="0"/>
+          <w:numId w:val="11"/>
+        </w:numPr>
+        <w:spacing w:line="278" w:lineRule="auto"/>
+        <w:jc w:val="both"/>
+        <w:rPr>
+          <w:ins w:id="1013" w:author="Victor Furlan" w:date="2026-10-15T18:53:00Z" w16du:dateUtc="2026-10-15T17:53:00Z"/>
+        </w:rPr>
+        <w:pPrChange w:id="1014" w:author="Victor Furlan" w:date="2026-10-15T18:54:00Z" w16du:dateUtc="2026-10-15T17:54:00Z">
+          <w:pPr>
+            <w:spacing w:line="278" w:lineRule="auto"/>
+            <w:jc w:val="both"/>
+          </w:pPr>
+        </w:pPrChange>
+      </w:pPr>
+      <w:ins w:id="1015" w:author="Victor Furlan" w:date="2026-10-15T18:53:00Z" w16du:dateUtc="2026-10-15T17:53:00Z">
+        <w:r>
+          <w:t>Examine relationships between attendance frequency and factors such as spending, streaming preferences and the cinema experience.</w:t>
+        </w:r>
+      </w:ins>
+    </w:p>
+    <w:p>
+      <w:pPr>
+        <w:pStyle w:val="ListParagraph"/>
+        <w:numPr>
+          <w:ilvl w:val="0"/>
+          <w:numId w:val="11"/>
+        </w:numPr>
+        <w:spacing w:line="278" w:lineRule="auto"/>
+        <w:jc w:val="both"/>
+        <w:rPr>
+          <w:ins w:id="1016" w:author="Victor Furlan" w:date="2026-10-15T18:53:00Z" w16du:dateUtc="2026-10-15T17:53:00Z"/>
+        </w:rPr>
+        <w:pPrChange w:id="1017" w:author="Victor Furlan" w:date="2026-10-15T18:54:00Z" w16du:dateUtc="2026-10-15T17:54:00Z">
+          <w:pPr>
+            <w:spacing w:line="278" w:lineRule="auto"/>
+            <w:jc w:val="both"/>
+          </w:pPr>
+        </w:pPrChange>
+      </w:pPr>
+      <w:ins w:id="1018" w:author="Victor Furlan" w:date="2026-10-15T18:53:00Z" w16du:dateUtc="2026-10-15T17:53:00Z">
+        <w:r>
+          <w:t>Develop and compare suitable classification models, if the size and quality of the dataset allow it.</w:t>
+        </w:r>
+      </w:ins>
+    </w:p>
+    <w:p>
+      <w:pPr>
+        <w:pStyle w:val="ListParagraph"/>
+        <w:numPr>
+          <w:ilvl w:val="0"/>
+          <w:numId w:val="11"/>
+        </w:numPr>
+        <w:spacing w:line="278" w:lineRule="auto"/>
+        <w:jc w:val="both"/>
+        <w:rPr>
+          <w:ins w:id="1019" w:author="Victor Furlan" w:date="2026-10-15T18:53:00Z" w16du:dateUtc="2026-10-15T17:53:00Z"/>
+        </w:rPr>
+        <w:pPrChange w:id="1020" w:author="Victor Furlan" w:date="2026-10-15T18:54:00Z" w16du:dateUtc="2026-10-15T17:54:00Z">
+          <w:pPr>
+            <w:spacing w:line="278" w:lineRule="auto"/>
+            <w:jc w:val="both"/>
+          </w:pPr>
+        </w:pPrChange>
+      </w:pPr>
+      <w:ins w:id="1021" w:author="Victor Furlan" w:date="2026-10-15T18:53:00Z" w16du:dateUtc="2026-10-15T17:53:00Z">
+        <w:r>
+          <w:t>Use the findings to suggest practical ways cinema businesses could improve customer engagement and encourage visits.</w:t>
+        </w:r>
+      </w:ins>
+    </w:p>
+    <w:p>
+      <w:pPr>
+        <w:spacing w:line="278" w:lineRule="auto"/>
+        <w:jc w:val="both"/>
+        <w:rPr>
+          <w:ins w:id="1022" w:author="Victor Furlan" w:date="2026-10-15T18:53:00Z" w16du:dateUtc="2026-10-15T17:53:00Z"/>
+        </w:rPr>
+      </w:pPr>
+    </w:p>
+    <w:p>
+      <w:pPr>
+        <w:spacing w:line="278" w:lineRule="auto"/>
+        <w:jc w:val="both"/>
+        <w:rPr>
+          <w:ins w:id="1023" w:author="Victor Furlan" w:date="2026-10-15T18:53:00Z" w16du:dateUtc="2026-10-15T17:53:00Z"/>
+          <w:u w:val="single"/>
+          <w:rPrChange w:id="1024" w:author="Victor Furlan" w:date="2026-10-15T18:55:00Z" w16du:dateUtc="2026-10-15T17:55:00Z">
+            <w:rPr>
+              <w:ins w:id="1025" w:author="Victor Furlan" w:date="2026-10-15T18:53:00Z" w16du:dateUtc="2026-10-15T17:53:00Z"/>
+            </w:rPr>
+          </w:rPrChange>
+        </w:rPr>
+      </w:pPr>
+      <w:ins w:id="1026" w:author="Victor Furlan" w:date="2026-10-15T18:53:00Z" w16du:dateUtc="2026-10-15T17:53:00Z">
+        <w:r>
+          <w:rPr>
+            <w:u w:val="single"/>
+            <w:rPrChange w:id="1027" w:author="Victor Furlan" w:date="2026-10-15T18:55:00Z" w16du:dateUtc="2026-10-15T17:55:00Z">
+              <w:rPr/>
+            </w:rPrChange>
+          </w:rPr>
+          <w:t>Business hypothesis:</w:t>
+        </w:r>
+      </w:ins>
+    </w:p>
+    <w:p>
+      <w:pPr>
+        <w:spacing w:line="278" w:lineRule="auto"/>
+        <w:jc w:val="both"/>
+        <w:rPr>
+          <w:ins w:id="1028" w:author="Victor Furlan" w:date="2026-10-15T18:55:00Z" w16du:dateUtc="2026-10-15T17:55:00Z"/>
+        </w:rPr>
+      </w:pPr>
+      <w:ins w:id="1029" w:author="Victor Furlan" w:date="2026-10-15T18:53:00Z" w16du:dateUtc="2026-10-15T17:53:00Z">
+        <w:r>
+          <w:t>I will investigate whether respondents who place greater importance on the cinema experience, are willing to spend more, and prefer streaming less tend to report more frequent cinema attendance. This is a hypothesis to test, not an assumption that the data must confirm. The findings may support it, partly support it or show a different pattern.</w:t>
+        </w:r>
+      </w:ins>
+    </w:p>
+    <w:p>
+      <w:pPr>
+        <w:spacing w:line="278" w:lineRule="auto"/>
+        <w:jc w:val="both"/>
+        <w:rPr>
+          <w:ins w:id="1030" w:author="Victor Furlan" w:date="2026-10-15T18:53:00Z" w16du:dateUtc="2026-10-15T17:53:00Z"/>
+        </w:rPr>
+      </w:pPr>
+    </w:p>
+    <w:p>
+      <w:pPr>
+        <w:spacing w:line="278" w:lineRule="auto"/>
+        <w:jc w:val="both"/>
+        <w:rPr>
+          <w:ins w:id="1031" w:author="Victor Furlan" w:date="2026-10-15T18:53:00Z" w16du:dateUtc="2026-10-15T17:53:00Z"/>
+          <w:b/>
+          <w:bCs/>
+          <w:rPrChange w:id="1032" w:author="Victor Furlan" w:date="2026-10-15T18:55:00Z" w16du:dateUtc="2026-10-15T17:55:00Z">
+            <w:rPr>
+              <w:ins w:id="1033" w:author="Victor Furlan" w:date="2026-10-15T18:53:00Z" w16du:dateUtc="2026-10-15T17:53:00Z"/>
+            </w:rPr>
+          </w:rPrChange>
+        </w:rPr>
+      </w:pPr>
+      <w:ins w:id="1034" w:author="Victor Furlan" w:date="2026-10-15T18:53:00Z" w16du:dateUtc="2026-10-15T17:53:00Z">
+        <w:r>
+          <w:rPr>
+            <w:b/>
+            <w:bCs/>
+            <w:rPrChange w:id="1035" w:author="Victor Furlan" w:date="2026-10-15T18:55:00Z" w16du:dateUtc="2026-10-15T17:55:00Z">
+              <w:rPr/>
+            </w:rPrChange>
+          </w:rPr>
+          <w:t>4. Scope</w:t>
+        </w:r>
+      </w:ins>
+    </w:p>
+    <w:p>
+      <w:pPr>
+        <w:spacing w:line="278" w:lineRule="auto"/>
+        <w:jc w:val="both"/>
+        <w:rPr>
+          <w:ins w:id="1036" w:author="Victor Furlan" w:date="2026-10-15T18:53:00Z" w16du:dateUtc="2026-10-15T17:53:00Z"/>
+        </w:rPr>
+      </w:pPr>
+      <w:ins w:id="1037" w:author="Victor Furlan" w:date="2026-10-15T18:53:00Z" w16du:dateUtc="2026-10-15T17:53:00Z">
+        <w:r>
+          <w:t>The project will use responses from my 11-question online survey. The questions cover how often respondents visit the cinema, when they last visited, who they usually go with, favourite film genres, reasons for choosing the cinema, spending, the importance of different cinema features, likelihood of attending for a desired film, what might encourage more visits, and preference for streaming or cinema. An open-ended question asks respondents what one change they would make to the cinema experience.</w:t>
+        </w:r>
+      </w:ins>
+    </w:p>
+    <w:p>
+      <w:pPr>
+        <w:spacing w:line="278" w:lineRule="auto"/>
+        <w:jc w:val="both"/>
+        <w:rPr>
+          <w:ins w:id="1038" w:author="Victor Furlan" w:date="2026-10-15T18:53:00Z" w16du:dateUtc="2026-10-15T17:53:00Z"/>
+        </w:rPr>
+      </w:pPr>
+      <w:ins w:id="1039" w:author="Victor Furlan" w:date="2026-10-15T18:53:00Z" w16du:dateUtc="2026-10-15T17:53:00Z">
         <w:r>
           <w:lastRenderedPageBreak/>
-          <w:t>appropriate target classification, such as frequent versus infrequent attendance. This will allow different machine-learning techniques to be compared and evaluated.</w:t>
+          <w:t>The work will include data cleaning, exploratory data analysis, descriptive and comparative analysis, predictive modelling where suitable, visualisations and business recommendations. Python, Jupyter Notebook, Pandas, NumPy are the planned tools.</w:t>
         </w:r>
       </w:ins>
     </w:p>
@@ -8422,20 +8807,38 @@
       <w:pPr>
         <w:spacing w:line="278" w:lineRule="auto"/>
         <w:jc w:val="both"/>
-        <w:pPrChange w:id="991" w:author="Victor Furlan" w:date="2026-10-14T21:26:00Z" w16du:dateUtc="2026-10-14T20:26:00Z">
+        <w:rPr>
+          <w:ins w:id="1040" w:author="Victor Furlan" w:date="2026-10-15T18:53:00Z" w16du:dateUtc="2026-10-15T17:53:00Z"/>
+        </w:rPr>
+      </w:pPr>
+      <w:ins w:id="1041" w:author="Victor Furlan" w:date="2026-10-15T18:53:00Z" w16du:dateUtc="2026-10-15T17:53:00Z">
+        <w:r>
+          <w:t>The target outcome may be grouped into two categories: frequent visitors, defined initially as people who go at least once a month, and infrequent visitors, defined as people who go less often. Before using this grouping, I will check the actual response counts. If the groups are too small or unbalanced for a meaningful comparison, I will explain the issue and adjust the analysis rather than force an unreliable model.</w:t>
+        </w:r>
+      </w:ins>
+    </w:p>
+    <w:p>
+      <w:pPr>
+        <w:spacing w:line="278" w:lineRule="auto"/>
+        <w:jc w:val="both"/>
+        <w:rPr>
+          <w:ins w:id="1042" w:author="Victor Furlan" w:date="2026-10-15T18:53:00Z" w16du:dateUtc="2026-10-15T17:53:00Z"/>
+        </w:rPr>
+      </w:pPr>
+      <w:ins w:id="1043" w:author="Victor Furlan" w:date="2026-10-15T18:53:00Z" w16du:dateUtc="2026-10-15T17:53:00Z">
+        <w:r>
+          <w:t>The project will not predict box-office revenue or the success of individual films, and it will not use confidential records from cinema companies. Its conclusions will be limited by the number and type of people who answer the survey.</w:t>
+        </w:r>
+      </w:ins>
+    </w:p>
+    <w:p>
+      <w:pPr>
+        <w:spacing w:line="278" w:lineRule="auto"/>
+        <w:jc w:val="both"/>
+        <w:pPrChange w:id="1044" w:author="Victor Furlan" w:date="2026-10-14T21:26:00Z" w16du:dateUtc="2026-10-14T20:26:00Z">
           <w:pPr/>
         </w:pPrChange>
       </w:pPr>
-      <w:ins w:id="992" w:author="Victor Furlan" w:date="2026-10-05T17:56:00Z" w16du:dateUtc="2026-10-05T16:56:00Z">
-        <w:r>
-          <w:t>The project therefore moves beyond descriptive statistics by attempting to provide a predictive business tool that could help cinema operators understand customer behaviour and identify factors that may support increased atten</w:t>
-        </w:r>
-      </w:ins>
-      <w:ins w:id="993" w:author="Victor Furlan" w:date="2026-10-14T21:40:00Z" w16du:dateUtc="2026-10-14T20:40:00Z">
-        <w:r>
-          <w:t>dance.</w:t>
-        </w:r>
-      </w:ins>
     </w:p>
     <w:sectPr>
       <w:footerReference w:type="default" r:id="rId16"/>
@@ -8593,6 +8996,92 @@
 <file path=word/numbering.xml><?xml version="1.0" encoding="utf-8"?>
 <w:numbering xmlns:wpc="http://schemas.microsoft.com/office/word/2010/wordprocessingCanvas" xmlns:cx="http://schemas.microsoft.com/office/drawing/2014/chartex" xmlns:cx1="http://schemas.microsoft.com/office/drawing/2015/9/8/chartex" xmlns:cx2="http://schemas.microsoft.com/office/drawing/2015/10/21/chartex" xmlns:cx3="http://schemas.microsoft.com/office/drawing/2016/5/9/chartex" xmlns:cx4="http://schemas.microsoft.com/office/drawing/2016/5/10/chartex" xmlns:cx5="http://schemas.microsoft.com/office/drawing/2016/5/11/chartex" xmlns:cx6="http://schemas.microsoft.com/office/drawing/2016/5/12/chartex" xmlns:cx7="http://schemas.microsoft.com/office/drawing/2016/5/13/chartex" xmlns:cx8="http://schemas.microsoft.com/office/drawing/2016/5/14/chartex" xmlns:mc="http://schemas.openxmlformats.org/markup-compatibility/2006" xmlns:aink="http://schemas.microsoft.com/office/drawing/2016/ink" xmlns:am3d="http://schemas.microsoft.com/office/drawing/2017/model3d" xmlns:o="urn:schemas-microsoft-com:office:office" xmlns:oel="http://schemas.microsoft.com/office/2019/extlst" xmlns:r="http://schemas.openxmlformats.org/officeDocument/2006/relationships" xmlns:m="http://schemas.openxmlformats.org/officeDocument/2006/math" xmlns:v="urn:schemas-microsoft-com:vml" xmlns:wp14="http://schemas.microsoft.com/office/word/2010/wordprocessingDrawing" xmlns:wp="http://schemas.openxmlformats.org/drawingml/2006/wordprocessingDrawing" xmlns:w10="urn:schemas-microsoft-com:office:word" xmlns:w="http://schemas.openxmlformats.org/wordprocessingml/2006/main" xmlns:w14="http://schemas.microsoft.com/office/word/2010/wordml" xmlns:w15="http://schemas.microsoft.com/office/word/2012/wordml" xmlns:w16cex="http://schemas.microsoft.com/office/word/2018/wordml/cex" xmlns:w16cid="http://schemas.microsoft.com/office/word/2016/wordml/cid" xmlns:w16="http://schemas.microsoft.com/office/word/2018/wordml" xmlns:w16du="http://schemas.microsoft.com/office/word/2023/wordml/word16du" xmlns:w16sdtdh="http://schemas.microsoft.com/office/word/2020/wordml/sdtdatahash" xmlns:w16sdtfl="http://schemas.microsoft.com/office/word/2024/wordml/sdtformatlock" xmlns:w16se="http://schemas.microsoft.com/office/word/2015/wordml/symex" xmlns:wpg="http://schemas.microsoft.com/office/word/2010/wordprocessingGroup" xmlns:wpi="http://schemas.microsoft.com/office/word/2010/wordprocessingInk" xmlns:wne="http://schemas.microsoft.com/office/word/2006/wordml" xmlns:wps="http://schemas.microsoft.com/office/word/2010/wordprocessingShape" mc:Ignorable="w14 w15 w16se w16cid w16 w16cex w16sdtdh w16sdtfl w16du wp14">
   <w:abstractNum w:abstractNumId="0" w15:restartNumberingAfterBreak="0">
+    <w:nsid w:val="01BA60FC"/>
+    <w:multiLevelType w:val="hybridMultilevel"/>
+    <w:tmpl w:val="D478874C"/>
+    <w:lvl w:ilvl="0" w:tplc="1809000F">
+      <w:start w:val="1"/>
+      <w:numFmt w:val="decimal"/>
+      <w:lvlText w:val="%1."/>
+      <w:lvlJc w:val="left"/>
+      <w:pPr>
+        <w:ind w:left="1080" w:hanging="360"/>
+      </w:pPr>
+    </w:lvl>
+    <w:lvl w:ilvl="1" w:tplc="18090019" w:tentative="1">
+      <w:start w:val="1"/>
+      <w:numFmt w:val="lowerLetter"/>
+      <w:lvlText w:val="%2."/>
+      <w:lvlJc w:val="left"/>
+      <w:pPr>
+        <w:ind w:left="1800" w:hanging="360"/>
+      </w:pPr>
+    </w:lvl>
+    <w:lvl w:ilvl="2" w:tplc="1809001B" w:tentative="1">
+      <w:start w:val="1"/>
+      <w:numFmt w:val="lowerRoman"/>
+      <w:lvlText w:val="%3."/>
+      <w:lvlJc w:val="right"/>
+      <w:pPr>
+        <w:ind w:left="2520" w:hanging="180"/>
+      </w:pPr>
+    </w:lvl>
+    <w:lvl w:ilvl="3" w:tplc="1809000F" w:tentative="1">
+      <w:start w:val="1"/>
+      <w:numFmt w:val="decimal"/>
+      <w:lvlText w:val="%4."/>
+      <w:lvlJc w:val="left"/>
+      <w:pPr>
+        <w:ind w:left="3240" w:hanging="360"/>
+      </w:pPr>
+    </w:lvl>
+    <w:lvl w:ilvl="4" w:tplc="18090019" w:tentative="1">
+      <w:start w:val="1"/>
+      <w:numFmt w:val="lowerLetter"/>
+      <w:lvlText w:val="%5."/>
+      <w:lvlJc w:val="left"/>
+      <w:pPr>
+        <w:ind w:left="3960" w:hanging="360"/>
+      </w:pPr>
+    </w:lvl>
+    <w:lvl w:ilvl="5" w:tplc="1809001B" w:tentative="1">
+      <w:start w:val="1"/>
+      <w:numFmt w:val="lowerRoman"/>
+      <w:lvlText w:val="%6."/>
+      <w:lvlJc w:val="right"/>
+      <w:pPr>
+        <w:ind w:left="4680" w:hanging="180"/>
+      </w:pPr>
+    </w:lvl>
+    <w:lvl w:ilvl="6" w:tplc="1809000F" w:tentative="1">
+      <w:start w:val="1"/>
+      <w:numFmt w:val="decimal"/>
+      <w:lvlText w:val="%7."/>
+      <w:lvlJc w:val="left"/>
+      <w:pPr>
+        <w:ind w:left="5400" w:hanging="360"/>
+      </w:pPr>
+    </w:lvl>
+    <w:lvl w:ilvl="7" w:tplc="18090019" w:tentative="1">
+      <w:start w:val="1"/>
+      <w:numFmt w:val="lowerLetter"/>
+      <w:lvlText w:val="%8."/>
+      <w:lvlJc w:val="left"/>
+      <w:pPr>
+        <w:ind w:left="6120" w:hanging="360"/>
+      </w:pPr>
+    </w:lvl>
+    <w:lvl w:ilvl="8" w:tplc="1809001B" w:tentative="1">
+      <w:start w:val="1"/>
+      <w:numFmt w:val="lowerRoman"/>
+      <w:lvlText w:val="%9."/>
+      <w:lvlJc w:val="right"/>
+      <w:pPr>
+        <w:ind w:left="6840" w:hanging="180"/>
+      </w:pPr>
+    </w:lvl>
+  </w:abstractNum>
+  <w:abstractNum w:abstractNumId="1" w15:restartNumberingAfterBreak="0">
     <w:nsid w:val="020A7761"/>
     <w:multiLevelType w:val="multilevel"/>
     <w:tmpl w:val="32F426CA"/>
@@ -8741,7 +9230,7 @@
       </w:rPr>
     </w:lvl>
   </w:abstractNum>
-  <w:abstractNum w:abstractNumId="1" w15:restartNumberingAfterBreak="0">
+  <w:abstractNum w:abstractNumId="2" w15:restartNumberingAfterBreak="0">
     <w:nsid w:val="097C7BB4"/>
     <w:multiLevelType w:val="hybridMultilevel"/>
     <w:tmpl w:val="1A0CB90E"/>
@@ -8854,7 +9343,7 @@
       </w:rPr>
     </w:lvl>
   </w:abstractNum>
-  <w:abstractNum w:abstractNumId="2" w15:restartNumberingAfterBreak="0">
+  <w:abstractNum w:abstractNumId="3" w15:restartNumberingAfterBreak="0">
     <w:nsid w:val="0DD562D6"/>
     <w:multiLevelType w:val="multilevel"/>
     <w:tmpl w:val="E848B3BC"/>
@@ -8967,7 +9456,7 @@
       </w:pPr>
     </w:lvl>
   </w:abstractNum>
-  <w:abstractNum w:abstractNumId="3" w15:restartNumberingAfterBreak="0">
+  <w:abstractNum w:abstractNumId="4" w15:restartNumberingAfterBreak="0">
     <w:nsid w:val="14554198"/>
     <w:multiLevelType w:val="hybridMultilevel"/>
     <w:tmpl w:val="9D487BE0"/>
@@ -9080,7 +9569,7 @@
       </w:rPr>
     </w:lvl>
   </w:abstractNum>
-  <w:abstractNum w:abstractNumId="4" w15:restartNumberingAfterBreak="0">
+  <w:abstractNum w:abstractNumId="5" w15:restartNumberingAfterBreak="0">
     <w:nsid w:val="1B107B77"/>
     <w:multiLevelType w:val="multilevel"/>
     <w:tmpl w:val="CDD27A46"/>
@@ -9229,7 +9718,7 @@
       </w:rPr>
     </w:lvl>
   </w:abstractNum>
-  <w:abstractNum w:abstractNumId="5" w15:restartNumberingAfterBreak="0">
+  <w:abstractNum w:abstractNumId="6" w15:restartNumberingAfterBreak="0">
     <w:nsid w:val="369E1916"/>
     <w:multiLevelType w:val="multilevel"/>
     <w:tmpl w:val="4A4EF378"/>
@@ -9378,7 +9867,93 @@
       </w:rPr>
     </w:lvl>
   </w:abstractNum>
-  <w:abstractNum w:abstractNumId="6" w15:restartNumberingAfterBreak="0">
+  <w:abstractNum w:abstractNumId="7" w15:restartNumberingAfterBreak="0">
+    <w:nsid w:val="4300107D"/>
+    <w:multiLevelType w:val="hybridMultilevel"/>
+    <w:tmpl w:val="628A9E88"/>
+    <w:lvl w:ilvl="0" w:tplc="1809000F">
+      <w:start w:val="1"/>
+      <w:numFmt w:val="decimal"/>
+      <w:lvlText w:val="%1."/>
+      <w:lvlJc w:val="left"/>
+      <w:pPr>
+        <w:ind w:left="720" w:hanging="360"/>
+      </w:pPr>
+    </w:lvl>
+    <w:lvl w:ilvl="1" w:tplc="18090019" w:tentative="1">
+      <w:start w:val="1"/>
+      <w:numFmt w:val="lowerLetter"/>
+      <w:lvlText w:val="%2."/>
+      <w:lvlJc w:val="left"/>
+      <w:pPr>
+        <w:ind w:left="1440" w:hanging="360"/>
+      </w:pPr>
+    </w:lvl>
+    <w:lvl w:ilvl="2" w:tplc="1809001B" w:tentative="1">
+      <w:start w:val="1"/>
+      <w:numFmt w:val="lowerRoman"/>
+      <w:lvlText w:val="%3."/>
+      <w:lvlJc w:val="right"/>
+      <w:pPr>
+        <w:ind w:left="2160" w:hanging="180"/>
+      </w:pPr>
+    </w:lvl>
+    <w:lvl w:ilvl="3" w:tplc="1809000F" w:tentative="1">
+      <w:start w:val="1"/>
+      <w:numFmt w:val="decimal"/>
+      <w:lvlText w:val="%4."/>
+      <w:lvlJc w:val="left"/>
+      <w:pPr>
+        <w:ind w:left="2880" w:hanging="360"/>
+      </w:pPr>
+    </w:lvl>
+    <w:lvl w:ilvl="4" w:tplc="18090019" w:tentative="1">
+      <w:start w:val="1"/>
+      <w:numFmt w:val="lowerLetter"/>
+      <w:lvlText w:val="%5."/>
+      <w:lvlJc w:val="left"/>
+      <w:pPr>
+        <w:ind w:left="3600" w:hanging="360"/>
+      </w:pPr>
+    </w:lvl>
+    <w:lvl w:ilvl="5" w:tplc="1809001B" w:tentative="1">
+      <w:start w:val="1"/>
+      <w:numFmt w:val="lowerRoman"/>
+      <w:lvlText w:val="%6."/>
+      <w:lvlJc w:val="right"/>
+      <w:pPr>
+        <w:ind w:left="4320" w:hanging="180"/>
+      </w:pPr>
+    </w:lvl>
+    <w:lvl w:ilvl="6" w:tplc="1809000F" w:tentative="1">
+      <w:start w:val="1"/>
+      <w:numFmt w:val="decimal"/>
+      <w:lvlText w:val="%7."/>
+      <w:lvlJc w:val="left"/>
+      <w:pPr>
+        <w:ind w:left="5040" w:hanging="360"/>
+      </w:pPr>
+    </w:lvl>
+    <w:lvl w:ilvl="7" w:tplc="18090019" w:tentative="1">
+      <w:start w:val="1"/>
+      <w:numFmt w:val="lowerLetter"/>
+      <w:lvlText w:val="%8."/>
+      <w:lvlJc w:val="left"/>
+      <w:pPr>
+        <w:ind w:left="5760" w:hanging="360"/>
+      </w:pPr>
+    </w:lvl>
+    <w:lvl w:ilvl="8" w:tplc="1809001B" w:tentative="1">
+      <w:start w:val="1"/>
+      <w:numFmt w:val="lowerRoman"/>
+      <w:lvlText w:val="%9."/>
+      <w:lvlJc w:val="right"/>
+      <w:pPr>
+        <w:ind w:left="6480" w:hanging="180"/>
+      </w:pPr>
+    </w:lvl>
+  </w:abstractNum>
+  <w:abstractNum w:abstractNumId="8" w15:restartNumberingAfterBreak="0">
     <w:nsid w:val="675573C9"/>
     <w:multiLevelType w:val="multilevel"/>
     <w:tmpl w:val="57D27894"/>
@@ -9527,7 +10102,96 @@
       </w:rPr>
     </w:lvl>
   </w:abstractNum>
-  <w:abstractNum w:abstractNumId="7" w15:restartNumberingAfterBreak="0">
+  <w:abstractNum w:abstractNumId="9" w15:restartNumberingAfterBreak="0">
+    <w:nsid w:val="787A28CC"/>
+    <w:multiLevelType w:val="hybridMultilevel"/>
+    <w:tmpl w:val="8B76CB2E"/>
+    <w:lvl w:ilvl="0" w:tplc="1809000F">
+      <w:start w:val="1"/>
+      <w:numFmt w:val="decimal"/>
+      <w:lvlText w:val="%1."/>
+      <w:lvlJc w:val="left"/>
+      <w:pPr>
+        <w:ind w:left="720" w:hanging="360"/>
+      </w:pPr>
+      <w:rPr>
+        <w:rFonts w:hint="default"/>
+      </w:rPr>
+    </w:lvl>
+    <w:lvl w:ilvl="1" w:tplc="18090019" w:tentative="1">
+      <w:start w:val="1"/>
+      <w:numFmt w:val="lowerLetter"/>
+      <w:lvlText w:val="%2."/>
+      <w:lvlJc w:val="left"/>
+      <w:pPr>
+        <w:ind w:left="1440" w:hanging="360"/>
+      </w:pPr>
+    </w:lvl>
+    <w:lvl w:ilvl="2" w:tplc="1809001B" w:tentative="1">
+      <w:start w:val="1"/>
+      <w:numFmt w:val="lowerRoman"/>
+      <w:lvlText w:val="%3."/>
+      <w:lvlJc w:val="right"/>
+      <w:pPr>
+        <w:ind w:left="2160" w:hanging="180"/>
+      </w:pPr>
+    </w:lvl>
+    <w:lvl w:ilvl="3" w:tplc="1809000F" w:tentative="1">
+      <w:start w:val="1"/>
+      <w:numFmt w:val="decimal"/>
+      <w:lvlText w:val="%4."/>
+      <w:lvlJc w:val="left"/>
+      <w:pPr>
+        <w:ind w:left="2880" w:hanging="360"/>
+      </w:pPr>
+    </w:lvl>
+    <w:lvl w:ilvl="4" w:tplc="18090019" w:tentative="1">
+      <w:start w:val="1"/>
+      <w:numFmt w:val="lowerLetter"/>
+      <w:lvlText w:val="%5."/>
+      <w:lvlJc w:val="left"/>
+      <w:pPr>
+        <w:ind w:left="3600" w:hanging="360"/>
+      </w:pPr>
+    </w:lvl>
+    <w:lvl w:ilvl="5" w:tplc="1809001B" w:tentative="1">
+      <w:start w:val="1"/>
+      <w:numFmt w:val="lowerRoman"/>
+      <w:lvlText w:val="%6."/>
+      <w:lvlJc w:val="right"/>
+      <w:pPr>
+        <w:ind w:left="4320" w:hanging="180"/>
+      </w:pPr>
+    </w:lvl>
+    <w:lvl w:ilvl="6" w:tplc="1809000F" w:tentative="1">
+      <w:start w:val="1"/>
+      <w:numFmt w:val="decimal"/>
+      <w:lvlText w:val="%7."/>
+      <w:lvlJc w:val="left"/>
+      <w:pPr>
+        <w:ind w:left="5040" w:hanging="360"/>
+      </w:pPr>
+    </w:lvl>
+    <w:lvl w:ilvl="7" w:tplc="18090019" w:tentative="1">
+      <w:start w:val="1"/>
+      <w:numFmt w:val="lowerLetter"/>
+      <w:lvlText w:val="%8."/>
+      <w:lvlJc w:val="left"/>
+      <w:pPr>
+        <w:ind w:left="5760" w:hanging="360"/>
+      </w:pPr>
+    </w:lvl>
+    <w:lvl w:ilvl="8" w:tplc="1809001B" w:tentative="1">
+      <w:start w:val="1"/>
+      <w:numFmt w:val="lowerRoman"/>
+      <w:lvlText w:val="%9."/>
+      <w:lvlJc w:val="right"/>
+      <w:pPr>
+        <w:ind w:left="6480" w:hanging="180"/>
+      </w:pPr>
+    </w:lvl>
+  </w:abstractNum>
+  <w:abstractNum w:abstractNumId="10" w15:restartNumberingAfterBreak="0">
     <w:nsid w:val="7A490A53"/>
     <w:multiLevelType w:val="multilevel"/>
     <w:tmpl w:val="9EA23756"/>
@@ -9677,25 +10341,25 @@
     </w:lvl>
   </w:abstractNum>
   <w:num w:numId="1" w16cid:durableId="243073450">
-    <w:abstractNumId w:val="3"/>
+    <w:abstractNumId w:val="4"/>
   </w:num>
   <w:num w:numId="2" w16cid:durableId="800072569">
+    <w:abstractNumId w:val="2"/>
+  </w:num>
+  <w:num w:numId="3" w16cid:durableId="728696014">
+    <w:abstractNumId w:val="8"/>
+  </w:num>
+  <w:num w:numId="4" w16cid:durableId="1057824889">
     <w:abstractNumId w:val="1"/>
   </w:num>
-  <w:num w:numId="3" w16cid:durableId="728696014">
-    <w:abstractNumId w:val="6"/>
-  </w:num>
-  <w:num w:numId="4" w16cid:durableId="1057824889">
-    <w:abstractNumId w:val="0"/>
-  </w:num>
   <w:num w:numId="5" w16cid:durableId="716047706">
-    <w:abstractNumId w:val="7"/>
+    <w:abstractNumId w:val="10"/>
   </w:num>
   <w:num w:numId="6" w16cid:durableId="720325003">
-    <w:abstractNumId w:val="4"/>
+    <w:abstractNumId w:val="5"/>
   </w:num>
   <w:num w:numId="7" w16cid:durableId="2060976238">
-    <w:abstractNumId w:val="2"/>
+    <w:abstractNumId w:val="3"/>
     <w:lvlOverride w:ilvl="0">
       <w:startOverride w:val="1"/>
     </w:lvlOverride>
@@ -9725,7 +10389,16 @@
     </w:lvlOverride>
   </w:num>
   <w:num w:numId="8" w16cid:durableId="208693188">
-    <w:abstractNumId w:val="5"/>
+    <w:abstractNumId w:val="6"/>
+  </w:num>
+  <w:num w:numId="9" w16cid:durableId="923999448">
+    <w:abstractNumId w:val="7"/>
+  </w:num>
+  <w:num w:numId="10" w16cid:durableId="773479818">
+    <w:abstractNumId w:val="9"/>
+  </w:num>
+  <w:num w:numId="11" w16cid:durableId="2055806660">
+    <w:abstractNumId w:val="0"/>
   </w:num>
 </w:numbering>
 </file>
@@ -11154,29 +11827,6 @@
 </file>
 
 <file path=customXml/item2.xml><?xml version="1.0" encoding="utf-8"?>
-<?mso-contentType ?>
-<FormTemplates xmlns="http://schemas.microsoft.com/sharepoint/v3/contenttype/forms">
-  <Display>DocumentLibraryForm</Display>
-  <Edit>DocumentLibraryForm</Edit>
-  <New>DocumentLibraryForm</New>
-</FormTemplates>
-</file>
-
-<file path=customXml/item3.xml><?xml version="1.0" encoding="utf-8"?>
-<p:properties xmlns:p="http://schemas.microsoft.com/office/2006/metadata/properties" xmlns:xsi="http://www.w3.org/2001/XMLSchema-instance" xmlns:pc="http://schemas.microsoft.com/office/infopath/2007/PartnerControls">
-  <documentManagement>
-    <_activity xmlns="b16a9495-4dfd-42d3-807b-98cb11f03b43" xsi:nil="true"/>
-  </documentManagement>
-</p:properties>
-</file>
-
-<file path=customXml/item4.xml><?xml version="1.0" encoding="utf-8"?>
-<go:gDocsCustomXmlDataStorage xmlns:go="http://customooxmlschemas.google.com/" xmlns:r="http://schemas.openxmlformats.org/officeDocument/2006/relationships" uri="GoogleDocsCustomDataVersion2">
-  <go:docsCustomData xmlns:go="http://customooxmlschemas.google.com/" roundtripDataSignature="AMtx7miehlgh2pzFvkmpnhkVaeODs3Wnuw==">CgMxLjAyCGguZ2pkZ3hzMgloLjMwajB6bGwyCWguMWZvYjl0ZTIJaC4zem55c2g3MgloLjJldDkycDAyDmgua2ZranMzcndsMmMxOAByITF6bEVRVXYyWkdtTjZWemdfYk5uaGpmb0x1c2hhYUo3dw==</go:docsCustomData>
-</go:gDocsCustomXmlDataStorage>
-</file>
-
-<file path=customXml/item5.xml><?xml version="1.0" encoding="utf-8"?>
 <ct:contentTypeSchema xmlns:ct="http://schemas.microsoft.com/office/2006/metadata/contentType" xmlns:ma="http://schemas.microsoft.com/office/2006/metadata/properties/metaAttributes" ct:_="" ma:_="" ma:contentTypeName="Document" ma:contentTypeID="0x01010091CA7052A48FB44E8BAE44044031FC77" ma:contentTypeVersion="5" ma:contentTypeDescription="Create a new document." ma:contentTypeScope="" ma:versionID="72110da391d7bf7bbbd9879cda66318c">
   <xsd:schema xmlns:xsd="http://www.w3.org/2001/XMLSchema" xmlns:xs="http://www.w3.org/2001/XMLSchema" xmlns:p="http://schemas.microsoft.com/office/2006/metadata/properties" xmlns:ns3="b16a9495-4dfd-42d3-807b-98cb11f03b43" targetNamespace="http://schemas.microsoft.com/office/2006/metadata/properties" ma:root="true" ma:fieldsID="65d4c4ab10123b5e2192ffab3149626d" ns3:_="">
     <xsd:import namespace="b16a9495-4dfd-42d3-807b-98cb11f03b43"/>
@@ -11326,6 +11976,29 @@
 </ct:contentTypeSchema>
 </file>
 
+<file path=customXml/item3.xml><?xml version="1.0" encoding="utf-8"?>
+<go:gDocsCustomXmlDataStorage xmlns:go="http://customooxmlschemas.google.com/" xmlns:r="http://schemas.openxmlformats.org/officeDocument/2006/relationships" uri="GoogleDocsCustomDataVersion2">
+  <go:docsCustomData xmlns:go="http://customooxmlschemas.google.com/" roundtripDataSignature="AMtx7miehlgh2pzFvkmpnhkVaeODs3Wnuw==">CgMxLjAyCGguZ2pkZ3hzMgloLjMwajB6bGwyCWguMWZvYjl0ZTIJaC4zem55c2g3MgloLjJldDkycDAyDmgua2ZranMzcndsMmMxOAByITF6bEVRVXYyWkdtTjZWemdfYk5uaGpmb0x1c2hhYUo3dw==</go:docsCustomData>
+</go:gDocsCustomXmlDataStorage>
+</file>
+
+<file path=customXml/item4.xml><?xml version="1.0" encoding="utf-8"?>
+<p:properties xmlns:p="http://schemas.microsoft.com/office/2006/metadata/properties" xmlns:xsi="http://www.w3.org/2001/XMLSchema-instance" xmlns:pc="http://schemas.microsoft.com/office/infopath/2007/PartnerControls">
+  <documentManagement>
+    <_activity xmlns="b16a9495-4dfd-42d3-807b-98cb11f03b43" xsi:nil="true"/>
+  </documentManagement>
+</p:properties>
+</file>
+
+<file path=customXml/item5.xml><?xml version="1.0" encoding="utf-8"?>
+<?mso-contentType ?>
+<FormTemplates xmlns="http://schemas.microsoft.com/sharepoint/v3/contenttype/forms">
+  <Display>DocumentLibraryForm</Display>
+  <Edit>DocumentLibraryForm</Edit>
+  <New>DocumentLibraryForm</New>
+</FormTemplates>
+</file>
+
 <file path=customXml/itemProps1.xml><?xml version="1.0" encoding="utf-8"?>
 <ds:datastoreItem xmlns:ds="http://schemas.openxmlformats.org/officeDocument/2006/customXml" ds:itemID="{A5C61161-19E4-4D42-A5DA-EC591AFE0A7D}">
   <ds:schemaRefs>
@@ -11335,33 +12008,6 @@
 </file>
 
 <file path=customXml/itemProps2.xml><?xml version="1.0" encoding="utf-8"?>
-<ds:datastoreItem xmlns:ds="http://schemas.openxmlformats.org/officeDocument/2006/customXml" ds:itemID="{AD64260C-1345-4C21-A804-B9FBE7B91489}">
-  <ds:schemaRefs>
-    <ds:schemaRef ds:uri="http://schemas.microsoft.com/sharepoint/v3/contenttype/forms"/>
-  </ds:schemaRefs>
-</ds:datastoreItem>
-</file>
-
-<file path=customXml/itemProps3.xml><?xml version="1.0" encoding="utf-8"?>
-<ds:datastoreItem xmlns:ds="http://schemas.openxmlformats.org/officeDocument/2006/customXml" ds:itemID="{D51EB97A-8C7A-4EE1-A3AD-E57FDBFA6BEE}">
-  <ds:schemaRefs>
-    <ds:schemaRef ds:uri="http://schemas.microsoft.com/office/2006/metadata/properties"/>
-    <ds:schemaRef ds:uri="http://schemas.microsoft.com/office/infopath/2007/PartnerControls"/>
-    <ds:schemaRef ds:uri="b16a9495-4dfd-42d3-807b-98cb11f03b43"/>
-  </ds:schemaRefs>
-</ds:datastoreItem>
-</file>
-
-<file path=customXml/itemProps4.xml><?xml version="1.0" encoding="utf-8"?>
-<ds:datastoreItem xmlns:ds="http://schemas.openxmlformats.org/officeDocument/2006/customXml" ds:itemID="{11111111-1234-1234-1234-123412341234}">
-  <ds:schemaRefs>
-    <ds:schemaRef ds:uri="http://customooxmlschemas.google.com/"/>
-    <ds:schemaRef ds:uri="http://schemas.openxmlformats.org/officeDocument/2006/relationships"/>
-  </ds:schemaRefs>
-</ds:datastoreItem>
-</file>
-
-<file path=customXml/itemProps5.xml><?xml version="1.0" encoding="utf-8"?>
 <ds:datastoreItem xmlns:ds="http://schemas.openxmlformats.org/officeDocument/2006/customXml" ds:itemID="{1CD39011-2B34-4226-8638-59B13D86301D}">
   <ds:schemaRefs>
     <ds:schemaRef ds:uri="http://schemas.microsoft.com/office/2006/metadata/contentType"/>
@@ -11377,4 +12023,31 @@
     <ds:schemaRef ds:uri="http://schemas.microsoft.com/internal/obd"/>
   </ds:schemaRefs>
 </ds:datastoreItem>
+</file>
+
+<file path=customXml/itemProps3.xml><?xml version="1.0" encoding="utf-8"?>
+<ds:datastoreItem xmlns:ds="http://schemas.openxmlformats.org/officeDocument/2006/customXml" ds:itemID="{11111111-1234-1234-1234-123412341234}">
+  <ds:schemaRefs>
+    <ds:schemaRef ds:uri="http://customooxmlschemas.google.com/"/>
+    <ds:schemaRef ds:uri="http://schemas.openxmlformats.org/officeDocument/2006/relationships"/>
+  </ds:schemaRefs>
+</ds:datastoreItem>
+</file>
+
+<file path=customXml/itemProps4.xml><?xml version="1.0" encoding="utf-8"?>
+<ds:datastoreItem xmlns:ds="http://schemas.openxmlformats.org/officeDocument/2006/customXml" ds:itemID="{D51EB97A-8C7A-4EE1-A3AD-E57FDBFA6BEE}">
+  <ds:schemaRefs>
+    <ds:schemaRef ds:uri="http://schemas.microsoft.com/office/2006/metadata/properties"/>
+    <ds:schemaRef ds:uri="http://schemas.microsoft.com/office/infopath/2007/PartnerControls"/>
+    <ds:schemaRef ds:uri="b16a9495-4dfd-42d3-807b-98cb11f03b43"/>
+  </ds:schemaRefs>
+</ds:datastoreItem>
+</file>
+
+<file path=customXml/itemProps5.xml><?xml version="1.0" encoding="utf-8"?>
+<ds:datastoreItem xmlns:ds="http://schemas.openxmlformats.org/officeDocument/2006/customXml" ds:itemID="{AD64260C-1345-4C21-A804-B9FBE7B91489}">
+  <ds:schemaRefs>
+    <ds:schemaRef ds:uri="http://schemas.microsoft.com/sharepoint/v3/contenttype/forms"/>
+  </ds:schemaRefs>
+</ds:datastoreItem>
 </file>
--- a/CA1 - Capstone Project Proposal - Strategic Thinking.docx
+++ b/CA1 - Capstone Project Proposal - Strategic Thinking.docx
@@ -1400,23 +1400,7 @@
                                 <w:color w:val="000000"/>
                                 <w:sz w:val="28"/>
                               </w:rPr>
-                              <w:t xml:space="preserve">By submitting this assessment, I confirm that I have read the CCT policy on academic misconduct and understand the implications of submitting work that is not my own or does not appropriately reference material </w:t>
-                            </w:r>
-                            <w:proofErr w:type="gramStart"/>
-                            <w:r>
-                              <w:rPr>
-                                <w:color w:val="000000"/>
-                                <w:sz w:val="28"/>
-                              </w:rPr>
-                              <w:t>taken</w:t>
-                            </w:r>
-                            <w:proofErr w:type="gramEnd"/>
-                            <w:r>
-                              <w:rPr>
-                                <w:color w:val="000000"/>
-                                <w:sz w:val="28"/>
-                              </w:rPr>
-                              <w:t xml:space="preserve"> from a third party or other source. </w:t>
+                              <w:t xml:space="preserve">By submitting this assessment, I confirm that I have read the CCT policy on academic misconduct and understand the implications of submitting work that is not my own or does not appropriately reference material taken from a third party or other source. </w:t>
                             </w:r>
                           </w:p>
                           <w:p>
@@ -5848,6 +5832,7 @@
           <w:docPartUnique/>
         </w:docPartObj>
       </w:sdtPr>
+      <w:sdtEndPr/>
       <w:sdtContent>
         <w:customXmlDelRangeEnd w:id="570"/>
         <w:p>
@@ -8378,15 +8363,7 @@
       </w:pPr>
       <w:ins w:id="980" w:author="Victor Furlan" w:date="2026-10-05T17:56:00Z" w16du:dateUtc="2026-10-05T16:56:00Z">
         <w:r>
-          <w:t xml:space="preserve">Cinema businesses need to understand changing consumer behaviour </w:t>
-        </w:r>
-        <w:proofErr w:type="gramStart"/>
-        <w:r>
-          <w:t>in order to</w:t>
-        </w:r>
-        <w:proofErr w:type="gramEnd"/>
-        <w:r>
-          <w:t xml:space="preserve"> attract and retain customers. A consumer may choose to visit the cinema because of the quality of the experience, a particular movie release or the social aspect of going with friends or family. Conversely, high prices, convenience of streaming services, location or other factors may discourage cinema attendance.</w:t>
+          <w:t>Cinema businesses need to understand changing consumer behaviour in order to attract and retain customers. A consumer may choose to visit the cinema because of the quality of the experience, a particular movie release or the social aspect of going with friends or family. Conversely, high prices, convenience of streaming services, location or other factors may discourage cinema attendance.</w:t>
         </w:r>
       </w:ins>
     </w:p>
@@ -8839,6 +8816,12 @@
           <w:pPr/>
         </w:pPrChange>
       </w:pPr>
+      <w:ins w:id="1045" w:author="Victor Furlan" w:date="2026-10-15T19:21:00Z" w16du:dateUtc="2026-10-15T18:21:00Z">
+        <w:r>
+          <w:br/>
+          <w:t xml:space="preserve">Also, </w:t>
+        </w:r>
+      </w:ins>
     </w:p>
     <w:sectPr>
       <w:footerReference w:type="default" r:id="rId16"/>

--- a/CA1 - Capstone Project Proposal - Strategic Thinking.docx
+++ b/CA1 - Capstone Project Proposal - Strategic Thinking.docx
@@ -789,7 +789,6 @@
                 <w:szCs w:val="32"/>
               </w:rPr>
             </w:pPr>
-            <w:proofErr w:type="spellStart"/>
             <w:ins w:id="29" w:author="Victor Furlan" w:date="2026-10-05T18:11:00Z" w16du:dateUtc="2026-10-05T17:11:00Z">
               <w:r>
                 <w:rPr>
@@ -798,17 +797,7 @@
                   <w:sz w:val="32"/>
                   <w:szCs w:val="32"/>
                 </w:rPr>
-                <w:t>Taufique</w:t>
-              </w:r>
-              <w:proofErr w:type="spellEnd"/>
-              <w:r>
-                <w:rPr>
-                  <w:i/>
-                  <w:color w:val="156082"/>
-                  <w:sz w:val="32"/>
-                  <w:szCs w:val="32"/>
-                </w:rPr>
-                <w:t xml:space="preserve"> Ahmed</w:t>
+                <w:t>Taufique Ahmed</w:t>
               </w:r>
             </w:ins>
             <w:ins w:id="30" w:author="naomie mboma" w:date="2026-04-19T22:10:00Z" w16du:dateUtc="2026-04-19T21:10:00Z">
@@ -8812,14 +8801,285 @@
       <w:pPr>
         <w:spacing w:line="278" w:lineRule="auto"/>
         <w:jc w:val="both"/>
-        <w:pPrChange w:id="1044" w:author="Victor Furlan" w:date="2026-10-14T21:26:00Z" w16du:dateUtc="2026-10-14T20:26:00Z">
+        <w:rPr>
+          <w:ins w:id="1044" w:author="Victor Furlan" w:date="2026-10-16T21:19:00Z" w16du:dateUtc="2026-10-16T20:19:00Z"/>
+        </w:rPr>
+      </w:pPr>
+      <w:ins w:id="1045" w:author="Victor Furlan" w:date="2026-10-15T19:21:00Z" w16du:dateUtc="2026-10-15T18:21:00Z">
+        <w:r>
+          <w:br/>
+        </w:r>
+      </w:ins>
+      <w:ins w:id="1046" w:author="Victor Furlan" w:date="2026-10-16T21:19:00Z" w16du:dateUtc="2026-10-16T20:19:00Z">
+        <w:r>
+          <w:rPr>
+            <w:b/>
+            <w:bCs/>
+            <w:rPrChange w:id="1047" w:author="Victor Furlan" w:date="2026-10-16T21:20:00Z" w16du:dateUtc="2026-10-16T20:20:00Z">
+              <w:rPr/>
+            </w:rPrChange>
+          </w:rPr>
+          <w:t>5. Methodology</w:t>
+        </w:r>
+      </w:ins>
+    </w:p>
+    <w:p>
+      <w:pPr>
+        <w:spacing w:line="278" w:lineRule="auto"/>
+        <w:jc w:val="both"/>
+        <w:rPr>
+          <w:ins w:id="1048" w:author="Victor Furlan" w:date="2026-10-16T21:19:00Z" w16du:dateUtc="2026-10-16T20:19:00Z"/>
+          <w:u w:val="single"/>
+          <w:rPrChange w:id="1049" w:author="Victor Furlan" w:date="2026-10-16T21:20:00Z" w16du:dateUtc="2026-10-16T20:20:00Z">
+            <w:rPr>
+              <w:ins w:id="1050" w:author="Victor Furlan" w:date="2026-10-16T21:19:00Z" w16du:dateUtc="2026-10-16T20:19:00Z"/>
+            </w:rPr>
+          </w:rPrChange>
+        </w:rPr>
+      </w:pPr>
+      <w:ins w:id="1051" w:author="Victor Furlan" w:date="2026-10-16T21:19:00Z" w16du:dateUtc="2026-10-16T20:19:00Z">
+        <w:r>
+          <w:rPr>
+            <w:u w:val="single"/>
+            <w:rPrChange w:id="1052" w:author="Victor Furlan" w:date="2026-10-16T21:20:00Z" w16du:dateUtc="2026-10-16T20:20:00Z">
+              <w:rPr/>
+            </w:rPrChange>
+          </w:rPr>
+          <w:t>5.1 Data collection and initial checks</w:t>
+        </w:r>
+      </w:ins>
+    </w:p>
+    <w:p>
+      <w:pPr>
+        <w:spacing w:line="278" w:lineRule="auto"/>
+        <w:jc w:val="both"/>
+        <w:rPr>
+          <w:ins w:id="1053" w:author="Victor Furlan" w:date="2026-10-16T21:19:00Z" w16du:dateUtc="2026-10-16T20:19:00Z"/>
+        </w:rPr>
+      </w:pPr>
+      <w:ins w:id="1054" w:author="Victor Furlan" w:date="2026-10-16T21:19:00Z" w16du:dateUtc="2026-10-16T20:19:00Z">
+        <w:r>
+          <w:t>I will collect responses through the online survey and export the results to CSV for analysis in Python. I will record the final number of valid responses and inspect the variables, answer categories and missing values. I will also check that the survey settings do not collect names or email addresses unless they are genuinely required and approved.</w:t>
+        </w:r>
+      </w:ins>
+    </w:p>
+    <w:p>
+      <w:pPr>
+        <w:spacing w:line="278" w:lineRule="auto"/>
+        <w:jc w:val="both"/>
+        <w:rPr>
+          <w:ins w:id="1055" w:author="Victor Furlan" w:date="2026-10-16T21:19:00Z" w16du:dateUtc="2026-10-16T20:19:00Z"/>
+          <w:u w:val="single"/>
+          <w:rPrChange w:id="1056" w:author="Victor Furlan" w:date="2026-10-16T21:20:00Z" w16du:dateUtc="2026-10-16T20:20:00Z">
+            <w:rPr>
+              <w:ins w:id="1057" w:author="Victor Furlan" w:date="2026-10-16T21:19:00Z" w16du:dateUtc="2026-10-16T20:19:00Z"/>
+            </w:rPr>
+          </w:rPrChange>
+        </w:rPr>
+      </w:pPr>
+      <w:ins w:id="1058" w:author="Victor Furlan" w:date="2026-10-16T21:19:00Z" w16du:dateUtc="2026-10-16T20:19:00Z">
+        <w:r>
+          <w:rPr>
+            <w:u w:val="single"/>
+            <w:rPrChange w:id="1059" w:author="Victor Furlan" w:date="2026-10-16T21:20:00Z" w16du:dateUtc="2026-10-16T20:20:00Z">
+              <w:rPr/>
+            </w:rPrChange>
+          </w:rPr>
+          <w:t>5.2 Data cleaning and preparation</w:t>
+        </w:r>
+      </w:ins>
+    </w:p>
+    <w:p>
+      <w:pPr>
+        <w:spacing w:line="278" w:lineRule="auto"/>
+        <w:jc w:val="both"/>
+        <w:rPr>
+          <w:ins w:id="1060" w:author="Victor Furlan" w:date="2026-10-16T21:19:00Z" w16du:dateUtc="2026-10-16T20:19:00Z"/>
+        </w:rPr>
+      </w:pPr>
+      <w:ins w:id="1061" w:author="Victor Furlan" w:date="2026-10-16T21:19:00Z" w16du:dateUtc="2026-10-16T20:19:00Z">
+        <w:r>
+          <w:t>I will use Pandas and NumPy to check for missing values, duplicate records, inconsistent categories and invalid answers. I will decide how to handle missing values based on how many there are and which variables are affected. I will prepare categorical answers for modelling using suitable encoding. The 1–5 importance ratings will be treated as ordered ratings, with higher scores representing greater importance.</w:t>
+        </w:r>
+      </w:ins>
+    </w:p>
+    <w:p>
+      <w:pPr>
+        <w:spacing w:line="278" w:lineRule="auto"/>
+        <w:jc w:val="both"/>
+        <w:rPr>
+          <w:ins w:id="1062" w:author="Victor Furlan" w:date="2026-10-16T21:19:00Z" w16du:dateUtc="2026-10-16T20:19:00Z"/>
+          <w:u w:val="single"/>
+          <w:rPrChange w:id="1063" w:author="Victor Furlan" w:date="2026-10-16T21:20:00Z" w16du:dateUtc="2026-10-16T20:20:00Z">
+            <w:rPr>
+              <w:ins w:id="1064" w:author="Victor Furlan" w:date="2026-10-16T21:19:00Z" w16du:dateUtc="2026-10-16T20:19:00Z"/>
+            </w:rPr>
+          </w:rPrChange>
+        </w:rPr>
+      </w:pPr>
+      <w:ins w:id="1065" w:author="Victor Furlan" w:date="2026-10-16T21:19:00Z" w16du:dateUtc="2026-10-16T20:19:00Z">
+        <w:r>
+          <w:rPr>
+            <w:u w:val="single"/>
+            <w:rPrChange w:id="1066" w:author="Victor Furlan" w:date="2026-10-16T21:20:00Z" w16du:dateUtc="2026-10-16T20:20:00Z">
+              <w:rPr/>
+            </w:rPrChange>
+          </w:rPr>
+          <w:t>5.3 Exploratory data analysis</w:t>
+        </w:r>
+      </w:ins>
+    </w:p>
+    <w:p>
+      <w:pPr>
+        <w:spacing w:line="278" w:lineRule="auto"/>
+        <w:jc w:val="both"/>
+        <w:rPr>
+          <w:ins w:id="1067" w:author="Victor Furlan" w:date="2026-10-16T21:19:00Z" w16du:dateUtc="2026-10-16T20:19:00Z"/>
+        </w:rPr>
+      </w:pPr>
+      <w:ins w:id="1068" w:author="Victor Furlan" w:date="2026-10-16T21:19:00Z" w16du:dateUtc="2026-10-16T20:19:00Z">
+        <w:r>
+          <w:t>I will use descriptive statistics and charts to understand the responses. Matplotlib and Seaborn will help me show attendance frequency, spending preferences, streaming choices and ratings of cinema features. I will compare selected variables to explore possible relationships—for example, whether respondents who prefer streaming report less frequent cinema visits. These comparisons will help me decide which variables may be useful in a predictive model.</w:t>
+        </w:r>
+      </w:ins>
+    </w:p>
+    <w:p>
+      <w:pPr>
+        <w:spacing w:line="278" w:lineRule="auto"/>
+        <w:jc w:val="both"/>
+        <w:rPr>
+          <w:ins w:id="1069" w:author="Victor Furlan" w:date="2026-10-16T21:19:00Z" w16du:dateUtc="2026-10-16T20:19:00Z"/>
+          <w:u w:val="single"/>
+          <w:rPrChange w:id="1070" w:author="Victor Furlan" w:date="2026-10-16T21:20:00Z" w16du:dateUtc="2026-10-16T20:20:00Z">
+            <w:rPr>
+              <w:ins w:id="1071" w:author="Victor Furlan" w:date="2026-10-16T21:19:00Z" w16du:dateUtc="2026-10-16T20:19:00Z"/>
+            </w:rPr>
+          </w:rPrChange>
+        </w:rPr>
+      </w:pPr>
+      <w:ins w:id="1072" w:author="Victor Furlan" w:date="2026-10-16T21:19:00Z" w16du:dateUtc="2026-10-16T20:19:00Z">
+        <w:r>
+          <w:rPr>
+            <w:u w:val="single"/>
+            <w:rPrChange w:id="1073" w:author="Victor Furlan" w:date="2026-10-16T21:20:00Z" w16du:dateUtc="2026-10-16T20:20:00Z">
+              <w:rPr/>
+            </w:rPrChange>
+          </w:rPr>
+          <w:t>5.4 Predictive modelling and evaluation</w:t>
+        </w:r>
+      </w:ins>
+    </w:p>
+    <w:p>
+      <w:pPr>
+        <w:spacing w:line="278" w:lineRule="auto"/>
+        <w:jc w:val="both"/>
+        <w:rPr>
+          <w:ins w:id="1074" w:author="Victor Furlan" w:date="2026-10-16T21:19:00Z" w16du:dateUtc="2026-10-16T20:19:00Z"/>
+        </w:rPr>
+      </w:pPr>
+      <w:ins w:id="1075" w:author="Victor Furlan" w:date="2026-10-16T21:19:00Z" w16du:dateUtc="2026-10-16T20:19:00Z">
+        <w:r>
+          <w:t>If the final dataset is large and balanced enough, I will compare classification models using Scikit-learn. Logistic Regression will provide a relatively simple baseline that can help show how the selected variables relate to the two attendance groups. A Decision Tree may help identify understandable decision rules. I will consider a Random Forest as a further comparison only if the available data supports it.</w:t>
+        </w:r>
+      </w:ins>
+    </w:p>
+    <w:p>
+      <w:pPr>
+        <w:spacing w:line="278" w:lineRule="auto"/>
+        <w:jc w:val="both"/>
+        <w:rPr>
+          <w:ins w:id="1076" w:author="Victor Furlan" w:date="2026-10-16T21:19:00Z" w16du:dateUtc="2026-10-16T20:19:00Z"/>
+        </w:rPr>
+      </w:pPr>
+      <w:ins w:id="1077" w:author="Victor Furlan" w:date="2026-10-16T21:19:00Z" w16du:dateUtc="2026-10-16T20:19:00Z">
+        <w:r>
+          <w:t xml:space="preserve">I will separate the data into training and testing sets so that the final evaluation uses responses that were not used to fit the model. Any data preparation that learns values from the dataset will be fitted </w:t>
+        </w:r>
+        <w:r>
+          <w:lastRenderedPageBreak/>
+          <w:t>using the training data only, to reduce the risk of data leakage (scikit-learn developers, n.d.-b). If the sample size allows, I will use cross-validation to check whether results are reasonably consistent.</w:t>
+        </w:r>
+      </w:ins>
+    </w:p>
+    <w:p>
+      <w:pPr>
+        <w:spacing w:line="278" w:lineRule="auto"/>
+        <w:jc w:val="both"/>
+        <w:rPr>
+          <w:ins w:id="1078" w:author="Victor Furlan" w:date="2026-10-16T21:19:00Z" w16du:dateUtc="2026-10-16T20:19:00Z"/>
+        </w:rPr>
+      </w:pPr>
+      <w:ins w:id="1079" w:author="Victor Furlan" w:date="2026-10-16T21:19:00Z" w16du:dateUtc="2026-10-16T20:19:00Z">
+        <w:r>
+          <w:t>I will compare the models using a confusion matrix and suitable measures such as accuracy, precision, recall and F1-score (scikit-learn developers, n.d.-a). I will consider the balance between the two attendance groups when interpreting these measures. I will not select a model based on accuracy alone if the classes are imbalanced. If the dataset is too small or unsuitable for reliable prediction, I will prioritise descriptive analysis and clearly report why the modelling results should be treated cautiously.</w:t>
+        </w:r>
+      </w:ins>
+    </w:p>
+    <w:p>
+      <w:pPr>
+        <w:spacing w:line="278" w:lineRule="auto"/>
+        <w:jc w:val="both"/>
+        <w:rPr>
+          <w:ins w:id="1080" w:author="Victor Furlan" w:date="2026-10-16T21:19:00Z" w16du:dateUtc="2026-10-16T20:19:00Z"/>
+          <w:u w:val="single"/>
+          <w:rPrChange w:id="1081" w:author="Victor Furlan" w:date="2026-10-16T21:20:00Z" w16du:dateUtc="2026-10-16T20:20:00Z">
+            <w:rPr>
+              <w:ins w:id="1082" w:author="Victor Furlan" w:date="2026-10-16T21:19:00Z" w16du:dateUtc="2026-10-16T20:19:00Z"/>
+            </w:rPr>
+          </w:rPrChange>
+        </w:rPr>
+      </w:pPr>
+      <w:ins w:id="1083" w:author="Victor Furlan" w:date="2026-10-16T21:19:00Z" w16du:dateUtc="2026-10-16T20:19:00Z">
+        <w:r>
+          <w:rPr>
+            <w:u w:val="single"/>
+            <w:rPrChange w:id="1084" w:author="Victor Furlan" w:date="2026-10-16T21:20:00Z" w16du:dateUtc="2026-10-16T20:20:00Z">
+              <w:rPr/>
+            </w:rPrChange>
+          </w:rPr>
+          <w:t>5.5 Proposed system architecture</w:t>
+        </w:r>
+      </w:ins>
+    </w:p>
+    <w:p>
+      <w:pPr>
+        <w:spacing w:line="278" w:lineRule="auto"/>
+        <w:jc w:val="both"/>
+        <w:rPr>
+          <w:ins w:id="1085" w:author="Victor Furlan" w:date="2026-10-16T21:21:00Z" w16du:dateUtc="2026-10-16T20:21:00Z"/>
+        </w:rPr>
+      </w:pPr>
+      <w:ins w:id="1086" w:author="Victor Furlan" w:date="2026-10-16T21:19:00Z" w16du:dateUtc="2026-10-16T20:19:00Z">
+        <w:r>
+          <w:t>The proposed workflow is shown below. It begins with the survey responses and ends with the findings and business recommendations.</w:t>
+        </w:r>
+      </w:ins>
+    </w:p>
+    <w:p>
+      <w:pPr>
+        <w:spacing w:line="278" w:lineRule="auto"/>
+        <w:jc w:val="both"/>
+        <w:rPr>
+          <w:ins w:id="1087" w:author="Victor Furlan" w:date="2026-10-16T21:21:00Z" w16du:dateUtc="2026-10-16T20:21:00Z"/>
+        </w:rPr>
+      </w:pPr>
+    </w:p>
+    <w:p>
+      <w:pPr>
+        <w:pStyle w:val="ListParagraph"/>
+        <w:numPr>
+          <w:ilvl w:val="0"/>
+          <w:numId w:val="12"/>
+        </w:numPr>
+        <w:spacing w:line="278" w:lineRule="auto"/>
+        <w:jc w:val="both"/>
+        <w:pPrChange w:id="1088" w:author="Victor Furlan" w:date="2026-10-16T21:21:00Z" w16du:dateUtc="2026-10-16T20:21:00Z">
           <w:pPr/>
         </w:pPrChange>
       </w:pPr>
-      <w:ins w:id="1045" w:author="Victor Furlan" w:date="2026-10-15T19:21:00Z" w16du:dateUtc="2026-10-15T18:21:00Z">
-        <w:r>
-          <w:br/>
-          <w:t xml:space="preserve">Also, </w:t>
+      <w:ins w:id="1089" w:author="Victor Furlan" w:date="2026-10-16T21:21:00Z" w16du:dateUtc="2026-10-16T20:21:00Z">
+        <w:r>
+          <w:t>ADD PICTURE</w:t>
         </w:r>
       </w:ins>
     </w:p>
@@ -9937,6 +10197,119 @@
     </w:lvl>
   </w:abstractNum>
   <w:abstractNum w:abstractNumId="8" w15:restartNumberingAfterBreak="0">
+    <w:nsid w:val="441C2D36"/>
+    <w:multiLevelType w:val="hybridMultilevel"/>
+    <w:tmpl w:val="CE7CF9F0"/>
+    <w:lvl w:ilvl="0" w:tplc="CCFA30C8">
+      <w:start w:val="5"/>
+      <w:numFmt w:val="bullet"/>
+      <w:lvlText w:val=""/>
+      <w:lvlJc w:val="left"/>
+      <w:pPr>
+        <w:ind w:left="720" w:hanging="360"/>
+      </w:pPr>
+      <w:rPr>
+        <w:rFonts w:ascii="Symbol" w:eastAsia="Calibri" w:hAnsi="Symbol" w:cs="Calibri" w:hint="default"/>
+      </w:rPr>
+    </w:lvl>
+    <w:lvl w:ilvl="1" w:tplc="18090003" w:tentative="1">
+      <w:start w:val="1"/>
+      <w:numFmt w:val="bullet"/>
+      <w:lvlText w:val="o"/>
+      <w:lvlJc w:val="left"/>
+      <w:pPr>
+        <w:ind w:left="1440" w:hanging="360"/>
+      </w:pPr>
+      <w:rPr>
+        <w:rFonts w:ascii="Courier New" w:hAnsi="Courier New" w:cs="Courier New" w:hint="default"/>
+      </w:rPr>
+    </w:lvl>
+    <w:lvl w:ilvl="2" w:tplc="18090005" w:tentative="1">
+      <w:start w:val="1"/>
+      <w:numFmt w:val="bullet"/>
+      <w:lvlText w:val=""/>
+      <w:lvlJc w:val="left"/>
+      <w:pPr>
+        <w:ind w:left="2160" w:hanging="360"/>
+      </w:pPr>
+      <w:rPr>
+        <w:rFonts w:ascii="Wingdings" w:hAnsi="Wingdings" w:hint="default"/>
+      </w:rPr>
+    </w:lvl>
+    <w:lvl w:ilvl="3" w:tplc="18090001" w:tentative="1">
+      <w:start w:val="1"/>
+      <w:numFmt w:val="bullet"/>
+      <w:lvlText w:val=""/>
+      <w:lvlJc w:val="left"/>
+      <w:pPr>
+        <w:ind w:left="2880" w:hanging="360"/>
+      </w:pPr>
+      <w:rPr>
+        <w:rFonts w:ascii="Symbol" w:hAnsi="Symbol" w:hint="default"/>
+      </w:rPr>
+    </w:lvl>
+    <w:lvl w:ilvl="4" w:tplc="18090003" w:tentative="1">
+      <w:start w:val="1"/>
+      <w:numFmt w:val="bullet"/>
+      <w:lvlText w:val="o"/>
+      <w:lvlJc w:val="left"/>
+      <w:pPr>
+        <w:ind w:left="3600" w:hanging="360"/>
+      </w:pPr>
+      <w:rPr>
+        <w:rFonts w:ascii="Courier New" w:hAnsi="Courier New" w:cs="Courier New" w:hint="default"/>
+      </w:rPr>
+    </w:lvl>
+    <w:lvl w:ilvl="5" w:tplc="18090005" w:tentative="1">
+      <w:start w:val="1"/>
+      <w:numFmt w:val="bullet"/>
+      <w:lvlText w:val=""/>
+      <w:lvlJc w:val="left"/>
+      <w:pPr>
+        <w:ind w:left="4320" w:hanging="360"/>
+      </w:pPr>
+      <w:rPr>
+        <w:rFonts w:ascii="Wingdings" w:hAnsi="Wingdings" w:hint="default"/>
+      </w:rPr>
+    </w:lvl>
+    <w:lvl w:ilvl="6" w:tplc="18090001" w:tentative="1">
+      <w:start w:val="1"/>
+      <w:numFmt w:val="bullet"/>
+      <w:lvlText w:val=""/>
+      <w:lvlJc w:val="left"/>
+      <w:pPr>
+        <w:ind w:left="5040" w:hanging="360"/>
+      </w:pPr>
+      <w:rPr>
+        <w:rFonts w:ascii="Symbol" w:hAnsi="Symbol" w:hint="default"/>
+      </w:rPr>
+    </w:lvl>
+    <w:lvl w:ilvl="7" w:tplc="18090003" w:tentative="1">
+      <w:start w:val="1"/>
+      <w:numFmt w:val="bullet"/>
+      <w:lvlText w:val="o"/>
+      <w:lvlJc w:val="left"/>
+      <w:pPr>
+        <w:ind w:left="5760" w:hanging="360"/>
+      </w:pPr>
+      <w:rPr>
+        <w:rFonts w:ascii="Courier New" w:hAnsi="Courier New" w:cs="Courier New" w:hint="default"/>
+      </w:rPr>
+    </w:lvl>
+    <w:lvl w:ilvl="8" w:tplc="18090005" w:tentative="1">
+      <w:start w:val="1"/>
+      <w:numFmt w:val="bullet"/>
+      <w:lvlText w:val=""/>
+      <w:lvlJc w:val="left"/>
+      <w:pPr>
+        <w:ind w:left="6480" w:hanging="360"/>
+      </w:pPr>
+      <w:rPr>
+        <w:rFonts w:ascii="Wingdings" w:hAnsi="Wingdings" w:hint="default"/>
+      </w:rPr>
+    </w:lvl>
+  </w:abstractNum>
+  <w:abstractNum w:abstractNumId="9" w15:restartNumberingAfterBreak="0">
     <w:nsid w:val="675573C9"/>
     <w:multiLevelType w:val="multilevel"/>
     <w:tmpl w:val="57D27894"/>
@@ -10085,7 +10458,7 @@
       </w:rPr>
     </w:lvl>
   </w:abstractNum>
-  <w:abstractNum w:abstractNumId="9" w15:restartNumberingAfterBreak="0">
+  <w:abstractNum w:abstractNumId="10" w15:restartNumberingAfterBreak="0">
     <w:nsid w:val="787A28CC"/>
     <w:multiLevelType w:val="hybridMultilevel"/>
     <w:tmpl w:val="8B76CB2E"/>
@@ -10174,7 +10547,7 @@
       </w:pPr>
     </w:lvl>
   </w:abstractNum>
-  <w:abstractNum w:abstractNumId="10" w15:restartNumberingAfterBreak="0">
+  <w:abstractNum w:abstractNumId="11" w15:restartNumberingAfterBreak="0">
     <w:nsid w:val="7A490A53"/>
     <w:multiLevelType w:val="multilevel"/>
     <w:tmpl w:val="9EA23756"/>
@@ -10330,13 +10703,13 @@
     <w:abstractNumId w:val="2"/>
   </w:num>
   <w:num w:numId="3" w16cid:durableId="728696014">
-    <w:abstractNumId w:val="8"/>
+    <w:abstractNumId w:val="9"/>
   </w:num>
   <w:num w:numId="4" w16cid:durableId="1057824889">
     <w:abstractNumId w:val="1"/>
   </w:num>
   <w:num w:numId="5" w16cid:durableId="716047706">
-    <w:abstractNumId w:val="10"/>
+    <w:abstractNumId w:val="11"/>
   </w:num>
   <w:num w:numId="6" w16cid:durableId="720325003">
     <w:abstractNumId w:val="5"/>
@@ -10378,10 +10751,13 @@
     <w:abstractNumId w:val="7"/>
   </w:num>
   <w:num w:numId="10" w16cid:durableId="773479818">
-    <w:abstractNumId w:val="9"/>
+    <w:abstractNumId w:val="10"/>
   </w:num>
   <w:num w:numId="11" w16cid:durableId="2055806660">
     <w:abstractNumId w:val="0"/>
+  </w:num>
+  <w:num w:numId="12" w16cid:durableId="86508649">
+    <w:abstractNumId w:val="8"/>
   </w:num>
 </w:numbering>
 </file>
@@ -11806,10 +12182,6 @@
 </file>
 
 <file path=customXml/item1.xml><?xml version="1.0" encoding="utf-8"?>
-<b:Sources xmlns:b="http://schemas.openxmlformats.org/officeDocument/2006/bibliography" xmlns="http://schemas.openxmlformats.org/officeDocument/2006/bibliography" SelectedStyle="\APASixthEditionOfficeOnline.xsl" StyleName="APA" Version="6"/>
-</file>
-
-<file path=customXml/item2.xml><?xml version="1.0" encoding="utf-8"?>
 <ct:contentTypeSchema xmlns:ct="http://schemas.microsoft.com/office/2006/metadata/contentType" xmlns:ma="http://schemas.microsoft.com/office/2006/metadata/properties/metaAttributes" ct:_="" ma:_="" ma:contentTypeName="Document" ma:contentTypeID="0x01010091CA7052A48FB44E8BAE44044031FC77" ma:contentTypeVersion="5" ma:contentTypeDescription="Create a new document." ma:contentTypeScope="" ma:versionID="72110da391d7bf7bbbd9879cda66318c">
   <xsd:schema xmlns:xsd="http://www.w3.org/2001/XMLSchema" xmlns:xs="http://www.w3.org/2001/XMLSchema" xmlns:p="http://schemas.microsoft.com/office/2006/metadata/properties" xmlns:ns3="b16a9495-4dfd-42d3-807b-98cb11f03b43" targetNamespace="http://schemas.microsoft.com/office/2006/metadata/properties" ma:root="true" ma:fieldsID="65d4c4ab10123b5e2192ffab3149626d" ns3:_="">
     <xsd:import namespace="b16a9495-4dfd-42d3-807b-98cb11f03b43"/>
@@ -11959,10 +12331,17 @@
 </ct:contentTypeSchema>
 </file>
 
+<file path=customXml/item2.xml><?xml version="1.0" encoding="utf-8"?>
+<b:Sources xmlns:b="http://schemas.openxmlformats.org/officeDocument/2006/bibliography" xmlns="http://schemas.openxmlformats.org/officeDocument/2006/bibliography" SelectedStyle="\APASixthEditionOfficeOnline.xsl" StyleName="APA" Version="6"/>
+</file>
+
 <file path=customXml/item3.xml><?xml version="1.0" encoding="utf-8"?>
-<go:gDocsCustomXmlDataStorage xmlns:go="http://customooxmlschemas.google.com/" xmlns:r="http://schemas.openxmlformats.org/officeDocument/2006/relationships" uri="GoogleDocsCustomDataVersion2">
-  <go:docsCustomData xmlns:go="http://customooxmlschemas.google.com/" roundtripDataSignature="AMtx7miehlgh2pzFvkmpnhkVaeODs3Wnuw==">CgMxLjAyCGguZ2pkZ3hzMgloLjMwajB6bGwyCWguMWZvYjl0ZTIJaC4zem55c2g3MgloLjJldDkycDAyDmgua2ZranMzcndsMmMxOAByITF6bEVRVXYyWkdtTjZWemdfYk5uaGpmb0x1c2hhYUo3dw==</go:docsCustomData>
-</go:gDocsCustomXmlDataStorage>
+<?mso-contentType ?>
+<FormTemplates xmlns="http://schemas.microsoft.com/sharepoint/v3/contenttype/forms">
+  <Display>DocumentLibraryForm</Display>
+  <Edit>DocumentLibraryForm</Edit>
+  <New>DocumentLibraryForm</New>
+</FormTemplates>
 </file>
 
 <file path=customXml/item4.xml><?xml version="1.0" encoding="utf-8"?>
@@ -11974,23 +12353,12 @@
 </file>
 
 <file path=customXml/item5.xml><?xml version="1.0" encoding="utf-8"?>
-<?mso-contentType ?>
-<FormTemplates xmlns="http://schemas.microsoft.com/sharepoint/v3/contenttype/forms">
-  <Display>DocumentLibraryForm</Display>
-  <Edit>DocumentLibraryForm</Edit>
-  <New>DocumentLibraryForm</New>
-</FormTemplates>
+<go:gDocsCustomXmlDataStorage xmlns:go="http://customooxmlschemas.google.com/" xmlns:r="http://schemas.openxmlformats.org/officeDocument/2006/relationships" uri="GoogleDocsCustomDataVersion2">
+  <go:docsCustomData xmlns:go="http://customooxmlschemas.google.com/" roundtripDataSignature="AMtx7miehlgh2pzFvkmpnhkVaeODs3Wnuw==">CgMxLjAyCGguZ2pkZ3hzMgloLjMwajB6bGwyCWguMWZvYjl0ZTIJaC4zem55c2g3MgloLjJldDkycDAyDmgua2ZranMzcndsMmMxOAByITF6bEVRVXYyWkdtTjZWemdfYk5uaGpmb0x1c2hhYUo3dw==</go:docsCustomData>
+</go:gDocsCustomXmlDataStorage>
 </file>
 
 <file path=customXml/itemProps1.xml><?xml version="1.0" encoding="utf-8"?>
-<ds:datastoreItem xmlns:ds="http://schemas.openxmlformats.org/officeDocument/2006/customXml" ds:itemID="{A5C61161-19E4-4D42-A5DA-EC591AFE0A7D}">
-  <ds:schemaRefs>
-    <ds:schemaRef ds:uri="http://schemas.openxmlformats.org/officeDocument/2006/bibliography"/>
-  </ds:schemaRefs>
-</ds:datastoreItem>
-</file>
-
-<file path=customXml/itemProps2.xml><?xml version="1.0" encoding="utf-8"?>
 <ds:datastoreItem xmlns:ds="http://schemas.openxmlformats.org/officeDocument/2006/customXml" ds:itemID="{1CD39011-2B34-4226-8638-59B13D86301D}">
   <ds:schemaRefs>
     <ds:schemaRef ds:uri="http://schemas.microsoft.com/office/2006/metadata/contentType"/>
@@ -12008,11 +12376,18 @@
 </ds:datastoreItem>
 </file>
 
+<file path=customXml/itemProps2.xml><?xml version="1.0" encoding="utf-8"?>
+<ds:datastoreItem xmlns:ds="http://schemas.openxmlformats.org/officeDocument/2006/customXml" ds:itemID="{A5C61161-19E4-4D42-A5DA-EC591AFE0A7D}">
+  <ds:schemaRefs>
+    <ds:schemaRef ds:uri="http://schemas.openxmlformats.org/officeDocument/2006/bibliography"/>
+  </ds:schemaRefs>
+</ds:datastoreItem>
+</file>
+
 <file path=customXml/itemProps3.xml><?xml version="1.0" encoding="utf-8"?>
-<ds:datastoreItem xmlns:ds="http://schemas.openxmlformats.org/officeDocument/2006/customXml" ds:itemID="{11111111-1234-1234-1234-123412341234}">
+<ds:datastoreItem xmlns:ds="http://schemas.openxmlformats.org/officeDocument/2006/customXml" ds:itemID="{AD64260C-1345-4C21-A804-B9FBE7B91489}">
   <ds:schemaRefs>
-    <ds:schemaRef ds:uri="http://customooxmlschemas.google.com/"/>
-    <ds:schemaRef ds:uri="http://schemas.openxmlformats.org/officeDocument/2006/relationships"/>
+    <ds:schemaRef ds:uri="http://schemas.microsoft.com/sharepoint/v3/contenttype/forms"/>
   </ds:schemaRefs>
 </ds:datastoreItem>
 </file>
@@ -12028,9 +12403,10 @@
 </file>
 
 <file path=customXml/itemProps5.xml><?xml version="1.0" encoding="utf-8"?>
-<ds:datastoreItem xmlns:ds="http://schemas.openxmlformats.org/officeDocument/2006/customXml" ds:itemID="{AD64260C-1345-4C21-A804-B9FBE7B91489}">
+<ds:datastoreItem xmlns:ds="http://schemas.openxmlformats.org/officeDocument/2006/customXml" ds:itemID="{11111111-1234-1234-1234-123412341234}">
   <ds:schemaRefs>
-    <ds:schemaRef ds:uri="http://schemas.microsoft.com/sharepoint/v3/contenttype/forms"/>
+    <ds:schemaRef ds:uri="http://customooxmlschemas.google.com/"/>
+    <ds:schemaRef ds:uri="http://schemas.openxmlformats.org/officeDocument/2006/relationships"/>
   </ds:schemaRefs>
 </ds:datastoreItem>
 </file>
--- a/CA1 - Capstone Project Proposal - Strategic Thinking.docx
+++ b/CA1 - Capstone Project Proposal - Strategic Thinking.docx
@@ -789,6 +789,7 @@
                 <w:szCs w:val="32"/>
               </w:rPr>
             </w:pPr>
+            <w:proofErr w:type="spellStart"/>
             <w:ins w:id="29" w:author="Victor Furlan" w:date="2026-10-05T18:11:00Z" w16du:dateUtc="2026-10-05T17:11:00Z">
               <w:r>
                 <w:rPr>
@@ -797,7 +798,17 @@
                   <w:sz w:val="32"/>
                   <w:szCs w:val="32"/>
                 </w:rPr>
-                <w:t>Taufique Ahmed</w:t>
+                <w:t>Taufique</w:t>
+              </w:r>
+              <w:proofErr w:type="spellEnd"/>
+              <w:r>
+                <w:rPr>
+                  <w:i/>
+                  <w:color w:val="156082"/>
+                  <w:sz w:val="32"/>
+                  <w:szCs w:val="32"/>
+                </w:rPr>
+                <w:t xml:space="preserve"> Ahmed</w:t>
               </w:r>
             </w:ins>
             <w:ins w:id="30" w:author="naomie mboma" w:date="2026-04-19T22:10:00Z" w16du:dateUtc="2026-04-19T21:10:00Z">
@@ -1389,7 +1400,23 @@
                                 <w:color w:val="000000"/>
                                 <w:sz w:val="28"/>
                               </w:rPr>
-                              <w:t xml:space="preserve">By submitting this assessment, I confirm that I have read the CCT policy on academic misconduct and understand the implications of submitting work that is not my own or does not appropriately reference material taken from a third party or other source. </w:t>
+                              <w:t xml:space="preserve">By submitting this assessment, I confirm that I have read the CCT policy on academic misconduct and understand the implications of submitting work that is not my own or does not appropriately reference material </w:t>
+                            </w:r>
+                            <w:proofErr w:type="gramStart"/>
+                            <w:r>
+                              <w:rPr>
+                                <w:color w:val="000000"/>
+                                <w:sz w:val="28"/>
+                              </w:rPr>
+                              <w:t>taken</w:t>
+                            </w:r>
+                            <w:proofErr w:type="gramEnd"/>
+                            <w:r>
+                              <w:rPr>
+                                <w:color w:val="000000"/>
+                                <w:sz w:val="28"/>
+                              </w:rPr>
+                              <w:t xml:space="preserve"> from a third party or other source. </w:t>
                             </w:r>
                           </w:p>
                           <w:p>
@@ -1459,7 +1486,23 @@
                           <w:color w:val="000000"/>
                           <w:sz w:val="28"/>
                         </w:rPr>
-                        <w:t xml:space="preserve">By submitting this assessment, I confirm that I have read the CCT policy on academic misconduct and understand the implications of submitting work that is not my own or does not appropriately reference material taken from a third party or other source. </w:t>
+                        <w:t xml:space="preserve">By submitting this assessment, I confirm that I have read the CCT policy on academic misconduct and understand the implications of submitting work that is not my own or does not appropriately reference material </w:t>
+                      </w:r>
+                      <w:proofErr w:type="gramStart"/>
+                      <w:r>
+                        <w:rPr>
+                          <w:color w:val="000000"/>
+                          <w:sz w:val="28"/>
+                        </w:rPr>
+                        <w:t>taken</w:t>
+                      </w:r>
+                      <w:proofErr w:type="gramEnd"/>
+                      <w:r>
+                        <w:rPr>
+                          <w:color w:val="000000"/>
+                          <w:sz w:val="28"/>
+                        </w:rPr>
+                        <w:t xml:space="preserve"> from a third party or other source. </w:t>
                       </w:r>
                     </w:p>
                     <w:p>
@@ -8352,7 +8395,15 @@
       </w:pPr>
       <w:ins w:id="980" w:author="Victor Furlan" w:date="2026-10-05T17:56:00Z" w16du:dateUtc="2026-10-05T16:56:00Z">
         <w:r>
-          <w:t>Cinema businesses need to understand changing consumer behaviour in order to attract and retain customers. A consumer may choose to visit the cinema because of the quality of the experience, a particular movie release or the social aspect of going with friends or family. Conversely, high prices, convenience of streaming services, location or other factors may discourage cinema attendance.</w:t>
+          <w:t xml:space="preserve">Cinema businesses need to understand changing consumer behaviour </w:t>
+        </w:r>
+        <w:proofErr w:type="gramStart"/>
+        <w:r>
+          <w:t>in order to</w:t>
+        </w:r>
+        <w:proofErr w:type="gramEnd"/>
+        <w:r>
+          <w:t xml:space="preserve"> attract and retain customers. A consumer may choose to visit the cinema because of the quality of the experience, a particular movie release or the social aspect of going with friends or family. Conversely, high prices, convenience of streaming services, location or other factors may discourage cinema attendance.</w:t>
         </w:r>
       </w:ins>
     </w:p>
@@ -9073,13 +9124,389 @@
         </w:numPr>
         <w:spacing w:line="278" w:lineRule="auto"/>
         <w:jc w:val="both"/>
-        <w:pPrChange w:id="1088" w:author="Victor Furlan" w:date="2026-10-16T21:21:00Z" w16du:dateUtc="2026-10-16T20:21:00Z">
+        <w:rPr>
+          <w:ins w:id="1088" w:author="Victor Furlan" w:date="2026-10-20T21:50:00Z" w16du:dateUtc="2026-10-20T20:50:00Z"/>
+        </w:rPr>
+      </w:pPr>
+      <w:ins w:id="1089" w:author="Victor Furlan" w:date="2026-10-16T21:21:00Z" w16du:dateUtc="2026-10-16T20:21:00Z">
+        <w:r>
+          <w:t>ADD PICTURE</w:t>
+        </w:r>
+      </w:ins>
+    </w:p>
+    <w:p>
+      <w:pPr>
+        <w:spacing w:line="278" w:lineRule="auto"/>
+        <w:jc w:val="both"/>
+        <w:rPr>
+          <w:ins w:id="1090" w:author="Victor Furlan" w:date="2026-10-20T21:50:00Z" w16du:dateUtc="2026-10-20T20:50:00Z"/>
+        </w:rPr>
+      </w:pPr>
+    </w:p>
+    <w:p>
+      <w:pPr>
+        <w:spacing w:line="278" w:lineRule="auto"/>
+        <w:jc w:val="both"/>
+        <w:rPr>
+          <w:ins w:id="1091" w:author="Victor Furlan" w:date="2026-10-20T21:50:00Z" w16du:dateUtc="2026-10-20T20:50:00Z"/>
+        </w:rPr>
+      </w:pPr>
+    </w:p>
+    <w:p>
+      <w:pPr>
+        <w:spacing w:line="278" w:lineRule="auto"/>
+        <w:jc w:val="both"/>
+        <w:rPr>
+          <w:ins w:id="1092" w:author="Victor Furlan" w:date="2026-10-20T21:51:00Z" w16du:dateUtc="2026-10-20T20:51:00Z"/>
+        </w:rPr>
+      </w:pPr>
+      <w:ins w:id="1093" w:author="Victor Furlan" w:date="2026-10-20T21:51:00Z" w16du:dateUtc="2026-10-20T20:51:00Z">
+        <w:r>
+          <w:t>Jupyter Notebook will allow me to keep code, explanations, calculations and charts together so that the analysis can be checked and repeated.</w:t>
+        </w:r>
+      </w:ins>
+    </w:p>
+    <w:p>
+      <w:pPr>
+        <w:spacing w:line="278" w:lineRule="auto"/>
+        <w:jc w:val="both"/>
+        <w:rPr>
+          <w:ins w:id="1094" w:author="Victor Furlan" w:date="2026-10-20T21:51:00Z" w16du:dateUtc="2026-10-20T20:51:00Z"/>
+          <w:b/>
+          <w:bCs/>
+          <w:rPrChange w:id="1095" w:author="Victor Furlan" w:date="2026-10-20T21:53:00Z" w16du:dateUtc="2026-10-20T20:53:00Z">
+            <w:rPr>
+              <w:ins w:id="1096" w:author="Victor Furlan" w:date="2026-10-20T21:51:00Z" w16du:dateUtc="2026-10-20T20:51:00Z"/>
+            </w:rPr>
+          </w:rPrChange>
+        </w:rPr>
+      </w:pPr>
+      <w:ins w:id="1097" w:author="Victor Furlan" w:date="2026-10-20T21:51:00Z" w16du:dateUtc="2026-10-20T20:51:00Z">
+        <w:r>
+          <w:rPr>
+            <w:b/>
+            <w:bCs/>
+            <w:rPrChange w:id="1098" w:author="Victor Furlan" w:date="2026-10-20T21:53:00Z" w16du:dateUtc="2026-10-20T20:53:00Z">
+              <w:rPr/>
+            </w:rPrChange>
+          </w:rPr>
+          <w:t>6. Data Sources and Access</w:t>
+        </w:r>
+      </w:ins>
+    </w:p>
+    <w:p>
+      <w:pPr>
+        <w:spacing w:line="278" w:lineRule="auto"/>
+        <w:jc w:val="both"/>
+        <w:rPr>
+          <w:ins w:id="1099" w:author="Victor Furlan" w:date="2026-10-20T21:51:00Z" w16du:dateUtc="2026-10-20T20:51:00Z"/>
+        </w:rPr>
+      </w:pPr>
+      <w:ins w:id="1100" w:author="Victor Furlan" w:date="2026-10-20T21:51:00Z" w16du:dateUtc="2026-10-20T20:51:00Z">
+        <w:r>
+          <w:t>The main source will be primary data collected through my own 11-question online survey. I will aim for at least 100 valid responses, although this is a target rather than a guaranteed sample size. The survey is being shared mainly with college classmates and other available respondents, so it uses convenience sampling. This means that the sample may not represent the wider Irish population or all cinema customers.</w:t>
+        </w:r>
+      </w:ins>
+    </w:p>
+    <w:p>
+      <w:pPr>
+        <w:spacing w:line="278" w:lineRule="auto"/>
+        <w:jc w:val="both"/>
+        <w:rPr>
+          <w:ins w:id="1101" w:author="Victor Furlan" w:date="2026-10-20T21:51:00Z" w16du:dateUtc="2026-10-20T20:51:00Z"/>
+        </w:rPr>
+      </w:pPr>
+      <w:ins w:id="1102" w:author="Victor Furlan" w:date="2026-10-20T21:51:00Z" w16du:dateUtc="2026-10-20T20:51:00Z">
+        <w:r>
+          <w:t>The dataset will include categorical answers, 1–5 ratings and short open-ended comments. The attendance-frequency question will be the outcome for the proposed classification task; suitable answers about spending, streaming and cinema preferences may be used as predictors. I will report the actual sample size and the number of respondents in each attendance group before modelling.</w:t>
+        </w:r>
+      </w:ins>
+    </w:p>
+    <w:p>
+      <w:pPr>
+        <w:spacing w:line="278" w:lineRule="auto"/>
+        <w:jc w:val="both"/>
+        <w:rPr>
+          <w:ins w:id="1103" w:author="Victor Furlan" w:date="2026-10-20T21:51:00Z" w16du:dateUtc="2026-10-20T20:51:00Z"/>
+        </w:rPr>
+      </w:pPr>
+      <w:ins w:id="1104" w:author="Victor Furlan" w:date="2026-10-20T21:51:00Z" w16du:dateUtc="2026-10-20T20:51:00Z">
+        <w:r>
+          <w:t>I will use the responses only for this academic project and will not use confidential company data. Before collecting or analysing responses, I will follow the CCT College ethics process and check that the survey introduction explains the purpose of the project, voluntary participation and how the data will be used. Access to the raw data will be restricted to the extent possible, and the public GitHub repository will contain code and non-identifying materials only—not raw responses or any personal information.</w:t>
+        </w:r>
+      </w:ins>
+    </w:p>
+    <w:p>
+      <w:pPr>
+        <w:spacing w:line="278" w:lineRule="auto"/>
+        <w:jc w:val="both"/>
+        <w:rPr>
+          <w:ins w:id="1105" w:author="Victor Furlan" w:date="2026-10-20T21:51:00Z" w16du:dateUtc="2026-10-20T20:51:00Z"/>
+          <w:b/>
+          <w:bCs/>
+          <w:rPrChange w:id="1106" w:author="Victor Furlan" w:date="2026-10-20T21:53:00Z" w16du:dateUtc="2026-10-20T20:53:00Z">
+            <w:rPr>
+              <w:ins w:id="1107" w:author="Victor Furlan" w:date="2026-10-20T21:51:00Z" w16du:dateUtc="2026-10-20T20:51:00Z"/>
+            </w:rPr>
+          </w:rPrChange>
+        </w:rPr>
+      </w:pPr>
+      <w:ins w:id="1108" w:author="Victor Furlan" w:date="2026-10-20T21:51:00Z" w16du:dateUtc="2026-10-20T20:51:00Z">
+        <w:r>
+          <w:rPr>
+            <w:b/>
+            <w:bCs/>
+            <w:rPrChange w:id="1109" w:author="Victor Furlan" w:date="2026-10-20T21:53:00Z" w16du:dateUtc="2026-10-20T20:53:00Z">
+              <w:rPr/>
+            </w:rPrChange>
+          </w:rPr>
+          <w:t>7. Expected Deliverables</w:t>
+        </w:r>
+      </w:ins>
+    </w:p>
+    <w:p>
+      <w:pPr>
+        <w:spacing w:line="278" w:lineRule="auto"/>
+        <w:jc w:val="both"/>
+        <w:rPr>
+          <w:ins w:id="1110" w:author="Victor Furlan" w:date="2026-10-20T21:51:00Z" w16du:dateUtc="2026-10-20T20:51:00Z"/>
+        </w:rPr>
+      </w:pPr>
+      <w:ins w:id="1111" w:author="Victor Furlan" w:date="2026-10-20T21:51:00Z" w16du:dateUtc="2026-10-20T20:51:00Z">
+        <w:r>
+          <w:t>•</w:t>
+        </w:r>
+      </w:ins>
+      <w:ins w:id="1112" w:author="Victor Furlan" w:date="2026-10-20T21:52:00Z" w16du:dateUtc="2026-10-20T20:52:00Z">
+        <w:r>
+          <w:t xml:space="preserve"> </w:t>
+        </w:r>
+      </w:ins>
+      <w:ins w:id="1113" w:author="Victor Furlan" w:date="2026-10-20T21:51:00Z" w16du:dateUtc="2026-10-20T20:51:00Z">
+        <w:r>
+          <w:t>A cleaned dataset prepared for analysis, stored securely and not published if it contains personal information.</w:t>
+        </w:r>
+      </w:ins>
+    </w:p>
+    <w:p>
+      <w:pPr>
+        <w:spacing w:line="278" w:lineRule="auto"/>
+        <w:jc w:val="both"/>
+        <w:rPr>
+          <w:ins w:id="1114" w:author="Victor Furlan" w:date="2026-10-20T21:51:00Z" w16du:dateUtc="2026-10-20T20:51:00Z"/>
+        </w:rPr>
+      </w:pPr>
+      <w:ins w:id="1115" w:author="Victor Furlan" w:date="2026-10-20T21:51:00Z" w16du:dateUtc="2026-10-20T20:51:00Z">
+        <w:r>
+          <w:t>•</w:t>
+        </w:r>
+      </w:ins>
+      <w:ins w:id="1116" w:author="Victor Furlan" w:date="2026-10-20T21:52:00Z" w16du:dateUtc="2026-10-20T20:52:00Z">
+        <w:r>
+          <w:t xml:space="preserve"> </w:t>
+        </w:r>
+      </w:ins>
+      <w:ins w:id="1117" w:author="Victor Furlan" w:date="2026-10-20T21:51:00Z" w16du:dateUtc="2026-10-20T20:51:00Z">
+        <w:r>
+          <w:t>A Jupyter Notebook documenting the cleaning steps, analysis, charts and modelling process.</w:t>
+        </w:r>
+      </w:ins>
+    </w:p>
+    <w:p>
+      <w:pPr>
+        <w:spacing w:line="278" w:lineRule="auto"/>
+        <w:jc w:val="both"/>
+        <w:rPr>
+          <w:ins w:id="1118" w:author="Victor Furlan" w:date="2026-10-20T21:51:00Z" w16du:dateUtc="2026-10-20T20:51:00Z"/>
+        </w:rPr>
+      </w:pPr>
+      <w:ins w:id="1119" w:author="Victor Furlan" w:date="2026-10-20T21:51:00Z" w16du:dateUtc="2026-10-20T20:51:00Z">
+        <w:r>
+          <w:lastRenderedPageBreak/>
+          <w:t>•</w:t>
+        </w:r>
+      </w:ins>
+      <w:ins w:id="1120" w:author="Victor Furlan" w:date="2026-10-20T21:52:00Z" w16du:dateUtc="2026-10-20T20:52:00Z">
+        <w:r>
+          <w:t xml:space="preserve"> </w:t>
+        </w:r>
+      </w:ins>
+      <w:ins w:id="1121" w:author="Victor Furlan" w:date="2026-10-20T21:51:00Z" w16du:dateUtc="2026-10-20T20:51:00Z">
+        <w:r>
+          <w:t>Descriptive statistics and visualisations showing the main patterns in cinema attendance and preferences.</w:t>
+        </w:r>
+      </w:ins>
+    </w:p>
+    <w:p>
+      <w:pPr>
+        <w:spacing w:line="278" w:lineRule="auto"/>
+        <w:jc w:val="both"/>
+        <w:rPr>
+          <w:ins w:id="1122" w:author="Victor Furlan" w:date="2026-10-20T21:51:00Z" w16du:dateUtc="2026-10-20T20:51:00Z"/>
+        </w:rPr>
+      </w:pPr>
+      <w:ins w:id="1123" w:author="Victor Furlan" w:date="2026-10-20T21:51:00Z" w16du:dateUtc="2026-10-20T20:51:00Z">
+        <w:r>
+          <w:t>•</w:t>
+        </w:r>
+      </w:ins>
+      <w:ins w:id="1124" w:author="Victor Furlan" w:date="2026-10-20T21:52:00Z" w16du:dateUtc="2026-10-20T20:52:00Z">
+        <w:r>
+          <w:t xml:space="preserve"> </w:t>
+        </w:r>
+      </w:ins>
+      <w:ins w:id="1125" w:author="Victor Furlan" w:date="2026-10-20T21:51:00Z" w16du:dateUtc="2026-10-20T20:51:00Z">
+        <w:r>
+          <w:t>An analysis of factors associated with reported attendance frequency.</w:t>
+        </w:r>
+      </w:ins>
+    </w:p>
+    <w:p>
+      <w:pPr>
+        <w:spacing w:line="278" w:lineRule="auto"/>
+        <w:jc w:val="both"/>
+        <w:rPr>
+          <w:ins w:id="1126" w:author="Victor Furlan" w:date="2026-10-20T21:51:00Z" w16du:dateUtc="2026-10-20T20:51:00Z"/>
+        </w:rPr>
+      </w:pPr>
+      <w:ins w:id="1127" w:author="Victor Furlan" w:date="2026-10-20T21:51:00Z" w16du:dateUtc="2026-10-20T20:51:00Z">
+        <w:r>
+          <w:t>•</w:t>
+        </w:r>
+      </w:ins>
+      <w:ins w:id="1128" w:author="Victor Furlan" w:date="2026-10-20T21:52:00Z" w16du:dateUtc="2026-10-20T20:52:00Z">
+        <w:r>
+          <w:t xml:space="preserve"> </w:t>
+        </w:r>
+      </w:ins>
+      <w:ins w:id="1129" w:author="Victor Furlan" w:date="2026-10-20T21:51:00Z" w16du:dateUtc="2026-10-20T20:51:00Z">
+        <w:r>
+          <w:t>A comparison of suitable predictive models, if the dataset supports reliable evaluation.</w:t>
+        </w:r>
+      </w:ins>
+    </w:p>
+    <w:p>
+      <w:pPr>
+        <w:spacing w:line="278" w:lineRule="auto"/>
+        <w:jc w:val="both"/>
+        <w:rPr>
+          <w:ins w:id="1130" w:author="Victor Furlan" w:date="2026-10-20T21:51:00Z" w16du:dateUtc="2026-10-20T20:51:00Z"/>
+        </w:rPr>
+      </w:pPr>
+      <w:ins w:id="1131" w:author="Victor Furlan" w:date="2026-10-20T21:51:00Z" w16du:dateUtc="2026-10-20T20:51:00Z">
+        <w:r>
+          <w:t>•</w:t>
+        </w:r>
+        <w:r>
+          <w:t xml:space="preserve"> </w:t>
+        </w:r>
+        <w:r>
+          <w:t>Business recommendations linked to the findings, with limitations clearly explained.</w:t>
+        </w:r>
+      </w:ins>
+    </w:p>
+    <w:p>
+      <w:pPr>
+        <w:spacing w:line="278" w:lineRule="auto"/>
+        <w:jc w:val="both"/>
+        <w:rPr>
+          <w:ins w:id="1132" w:author="Victor Furlan" w:date="2026-10-20T21:51:00Z" w16du:dateUtc="2026-10-20T20:51:00Z"/>
+        </w:rPr>
+      </w:pPr>
+      <w:ins w:id="1133" w:author="Victor Furlan" w:date="2026-10-20T21:51:00Z" w16du:dateUtc="2026-10-20T20:51:00Z">
+        <w:r>
+          <w:t>•</w:t>
+        </w:r>
+        <w:r>
+          <w:t xml:space="preserve"> </w:t>
+        </w:r>
+        <w:r>
+          <w:t>A final project report describing the business problem, data, methods, results, ethical considerations and conclusions.</w:t>
+        </w:r>
+      </w:ins>
+    </w:p>
+    <w:p>
+      <w:pPr>
+        <w:spacing w:line="278" w:lineRule="auto"/>
+        <w:jc w:val="both"/>
+        <w:rPr>
+          <w:ins w:id="1134" w:author="Victor Furlan" w:date="2026-10-20T21:51:00Z" w16du:dateUtc="2026-10-20T20:51:00Z"/>
+        </w:rPr>
+      </w:pPr>
+      <w:ins w:id="1135" w:author="Victor Furlan" w:date="2026-10-20T21:51:00Z" w16du:dateUtc="2026-10-20T20:51:00Z">
+        <w:r>
+          <w:t>The deliverables will demonstrate how data analytics can be applied to a practical business question. Recommendations will be based on the results rather than on assumptions about what customers want.</w:t>
+        </w:r>
+      </w:ins>
+    </w:p>
+    <w:p>
+      <w:pPr>
+        <w:spacing w:line="278" w:lineRule="auto"/>
+        <w:jc w:val="both"/>
+        <w:rPr>
+          <w:ins w:id="1136" w:author="Victor Furlan" w:date="2026-10-20T21:51:00Z" w16du:dateUtc="2026-10-20T20:51:00Z"/>
+          <w:b/>
+          <w:bCs/>
+          <w:rPrChange w:id="1137" w:author="Victor Furlan" w:date="2026-10-20T21:53:00Z" w16du:dateUtc="2026-10-20T20:53:00Z">
+            <w:rPr>
+              <w:ins w:id="1138" w:author="Victor Furlan" w:date="2026-10-20T21:51:00Z" w16du:dateUtc="2026-10-20T20:51:00Z"/>
+            </w:rPr>
+          </w:rPrChange>
+        </w:rPr>
+      </w:pPr>
+      <w:ins w:id="1139" w:author="Victor Furlan" w:date="2026-10-20T21:51:00Z" w16du:dateUtc="2026-10-20T20:51:00Z">
+        <w:r>
+          <w:rPr>
+            <w:b/>
+            <w:bCs/>
+            <w:rPrChange w:id="1140" w:author="Victor Furlan" w:date="2026-10-20T21:53:00Z" w16du:dateUtc="2026-10-20T20:53:00Z">
+              <w:rPr/>
+            </w:rPrChange>
+          </w:rPr>
+          <w:t>8. Project Timeline</w:t>
+        </w:r>
+      </w:ins>
+    </w:p>
+    <w:p>
+      <w:pPr>
+        <w:spacing w:line="278" w:lineRule="auto"/>
+        <w:jc w:val="both"/>
+        <w:rPr>
+          <w:ins w:id="1141" w:author="Victor Furlan" w:date="2026-10-20T21:52:00Z" w16du:dateUtc="2026-10-20T20:52:00Z"/>
+        </w:rPr>
+      </w:pPr>
+      <w:ins w:id="1142" w:author="Victor Furlan" w:date="2026-10-20T21:51:00Z" w16du:dateUtc="2026-10-20T20:51:00Z">
+        <w:r>
+          <w:t>The following is an illustrative 30-week plan across two semesters. I will align the weeks with the actual CCT College calendar and any ethics approval requirements. Data collection and modelling may need to be adjusted if response numbers are lower than expected.</w:t>
+        </w:r>
+      </w:ins>
+    </w:p>
+    <w:p>
+      <w:pPr>
+        <w:spacing w:line="278" w:lineRule="auto"/>
+        <w:jc w:val="both"/>
+        <w:rPr>
+          <w:ins w:id="1143" w:author="Victor Furlan" w:date="2026-10-20T21:52:00Z" w16du:dateUtc="2026-10-20T20:52:00Z"/>
+        </w:rPr>
+      </w:pPr>
+    </w:p>
+    <w:p>
+      <w:pPr>
+        <w:spacing w:line="278" w:lineRule="auto"/>
+        <w:jc w:val="both"/>
+        <w:pPrChange w:id="1144" w:author="Victor Furlan" w:date="2026-10-20T21:50:00Z" w16du:dateUtc="2026-10-20T20:50:00Z">
           <w:pPr/>
         </w:pPrChange>
       </w:pPr>
-      <w:ins w:id="1089" w:author="Victor Furlan" w:date="2026-10-16T21:21:00Z" w16du:dateUtc="2026-10-16T20:21:00Z">
-        <w:r>
-          <w:t>ADD PICTURE</w:t>
+      <w:ins w:id="1145" w:author="Victor Furlan" w:date="2026-10-20T21:52:00Z" w16du:dateUtc="2026-10-20T20:52:00Z">
+        <w:r>
+          <w:t>PICTURE</w:t>
+        </w:r>
+        <w:r>
+          <w:br/>
+        </w:r>
+        <w:r>
+          <w:br/>
         </w:r>
       </w:ins>
     </w:p>
@@ -12182,6 +12609,10 @@
 </file>
 
 <file path=customXml/item1.xml><?xml version="1.0" encoding="utf-8"?>
+<b:Sources xmlns:b="http://schemas.openxmlformats.org/officeDocument/2006/bibliography" xmlns="http://schemas.openxmlformats.org/officeDocument/2006/bibliography" SelectedStyle="\APASixthEditionOfficeOnline.xsl" StyleName="APA" Version="6"/>
+</file>
+
+<file path=customXml/item2.xml><?xml version="1.0" encoding="utf-8"?>
 <ct:contentTypeSchema xmlns:ct="http://schemas.microsoft.com/office/2006/metadata/contentType" xmlns:ma="http://schemas.microsoft.com/office/2006/metadata/properties/metaAttributes" ct:_="" ma:_="" ma:contentTypeName="Document" ma:contentTypeID="0x01010091CA7052A48FB44E8BAE44044031FC77" ma:contentTypeVersion="5" ma:contentTypeDescription="Create a new document." ma:contentTypeScope="" ma:versionID="72110da391d7bf7bbbd9879cda66318c">
   <xsd:schema xmlns:xsd="http://www.w3.org/2001/XMLSchema" xmlns:xs="http://www.w3.org/2001/XMLSchema" xmlns:p="http://schemas.microsoft.com/office/2006/metadata/properties" xmlns:ns3="b16a9495-4dfd-42d3-807b-98cb11f03b43" targetNamespace="http://schemas.microsoft.com/office/2006/metadata/properties" ma:root="true" ma:fieldsID="65d4c4ab10123b5e2192ffab3149626d" ns3:_="">
     <xsd:import namespace="b16a9495-4dfd-42d3-807b-98cb11f03b43"/>
@@ -12331,17 +12762,10 @@
 </ct:contentTypeSchema>
 </file>
 
-<file path=customXml/item2.xml><?xml version="1.0" encoding="utf-8"?>
-<b:Sources xmlns:b="http://schemas.openxmlformats.org/officeDocument/2006/bibliography" xmlns="http://schemas.openxmlformats.org/officeDocument/2006/bibliography" SelectedStyle="\APASixthEditionOfficeOnline.xsl" StyleName="APA" Version="6"/>
-</file>
-
 <file path=customXml/item3.xml><?xml version="1.0" encoding="utf-8"?>
-<?mso-contentType ?>
-<FormTemplates xmlns="http://schemas.microsoft.com/sharepoint/v3/contenttype/forms">
-  <Display>DocumentLibraryForm</Display>
-  <Edit>DocumentLibraryForm</Edit>
-  <New>DocumentLibraryForm</New>
-</FormTemplates>
+<go:gDocsCustomXmlDataStorage xmlns:go="http://customooxmlschemas.google.com/" xmlns:r="http://schemas.openxmlformats.org/officeDocument/2006/relationships" uri="GoogleDocsCustomDataVersion2">
+  <go:docsCustomData xmlns:go="http://customooxmlschemas.google.com/" roundtripDataSignature="AMtx7miehlgh2pzFvkmpnhkVaeODs3Wnuw==">CgMxLjAyCGguZ2pkZ3hzMgloLjMwajB6bGwyCWguMWZvYjl0ZTIJaC4zem55c2g3MgloLjJldDkycDAyDmgua2ZranMzcndsMmMxOAByITF6bEVRVXYyWkdtTjZWemdfYk5uaGpmb0x1c2hhYUo3dw==</go:docsCustomData>
+</go:gDocsCustomXmlDataStorage>
 </file>
 
 <file path=customXml/item4.xml><?xml version="1.0" encoding="utf-8"?>
@@ -12353,12 +12777,23 @@
 </file>
 
 <file path=customXml/item5.xml><?xml version="1.0" encoding="utf-8"?>
-<go:gDocsCustomXmlDataStorage xmlns:go="http://customooxmlschemas.google.com/" xmlns:r="http://schemas.openxmlformats.org/officeDocument/2006/relationships" uri="GoogleDocsCustomDataVersion2">
-  <go:docsCustomData xmlns:go="http://customooxmlschemas.google.com/" roundtripDataSignature="AMtx7miehlgh2pzFvkmpnhkVaeODs3Wnuw==">CgMxLjAyCGguZ2pkZ3hzMgloLjMwajB6bGwyCWguMWZvYjl0ZTIJaC4zem55c2g3MgloLjJldDkycDAyDmgua2ZranMzcndsMmMxOAByITF6bEVRVXYyWkdtTjZWemdfYk5uaGpmb0x1c2hhYUo3dw==</go:docsCustomData>
-</go:gDocsCustomXmlDataStorage>
+<?mso-contentType ?>
+<FormTemplates xmlns="http://schemas.microsoft.com/sharepoint/v3/contenttype/forms">
+  <Display>DocumentLibraryForm</Display>
+  <Edit>DocumentLibraryForm</Edit>
+  <New>DocumentLibraryForm</New>
+</FormTemplates>
 </file>
 
 <file path=customXml/itemProps1.xml><?xml version="1.0" encoding="utf-8"?>
+<ds:datastoreItem xmlns:ds="http://schemas.openxmlformats.org/officeDocument/2006/customXml" ds:itemID="{A5C61161-19E4-4D42-A5DA-EC591AFE0A7D}">
+  <ds:schemaRefs>
+    <ds:schemaRef ds:uri="http://schemas.openxmlformats.org/officeDocument/2006/bibliography"/>
+  </ds:schemaRefs>
+</ds:datastoreItem>
+</file>
+
+<file path=customXml/itemProps2.xml><?xml version="1.0" encoding="utf-8"?>
 <ds:datastoreItem xmlns:ds="http://schemas.openxmlformats.org/officeDocument/2006/customXml" ds:itemID="{1CD39011-2B34-4226-8638-59B13D86301D}">
   <ds:schemaRefs>
     <ds:schemaRef ds:uri="http://schemas.microsoft.com/office/2006/metadata/contentType"/>
@@ -12376,18 +12811,11 @@
 </ds:datastoreItem>
 </file>
 
-<file path=customXml/itemProps2.xml><?xml version="1.0" encoding="utf-8"?>
-<ds:datastoreItem xmlns:ds="http://schemas.openxmlformats.org/officeDocument/2006/customXml" ds:itemID="{A5C61161-19E4-4D42-A5DA-EC591AFE0A7D}">
+<file path=customXml/itemProps3.xml><?xml version="1.0" encoding="utf-8"?>
+<ds:datastoreItem xmlns:ds="http://schemas.openxmlformats.org/officeDocument/2006/customXml" ds:itemID="{11111111-1234-1234-1234-123412341234}">
   <ds:schemaRefs>
-    <ds:schemaRef ds:uri="http://schemas.openxmlformats.org/officeDocument/2006/bibliography"/>
-  </ds:schemaRefs>
-</ds:datastoreItem>
-</file>
-
-<file path=customXml/itemProps3.xml><?xml version="1.0" encoding="utf-8"?>
-<ds:datastoreItem xmlns:ds="http://schemas.openxmlformats.org/officeDocument/2006/customXml" ds:itemID="{AD64260C-1345-4C21-A804-B9FBE7B91489}">
-  <ds:schemaRefs>
-    <ds:schemaRef ds:uri="http://schemas.microsoft.com/sharepoint/v3/contenttype/forms"/>
+    <ds:schemaRef ds:uri="http://customooxmlschemas.google.com/"/>
+    <ds:schemaRef ds:uri="http://schemas.openxmlformats.org/officeDocument/2006/relationships"/>
   </ds:schemaRefs>
 </ds:datastoreItem>
 </file>
@@ -12403,10 +12831,9 @@
 </file>
 
 <file path=customXml/itemProps5.xml><?xml version="1.0" encoding="utf-8"?>
-<ds:datastoreItem xmlns:ds="http://schemas.openxmlformats.org/officeDocument/2006/customXml" ds:itemID="{11111111-1234-1234-1234-123412341234}">
+<ds:datastoreItem xmlns:ds="http://schemas.openxmlformats.org/officeDocument/2006/customXml" ds:itemID="{AD64260C-1345-4C21-A804-B9FBE7B91489}">
   <ds:schemaRefs>
-    <ds:schemaRef ds:uri="http://customooxmlschemas.google.com/"/>
-    <ds:schemaRef ds:uri="http://schemas.openxmlformats.org/officeDocument/2006/relationships"/>
+    <ds:schemaRef ds:uri="http://schemas.microsoft.com/sharepoint/v3/contenttype/forms"/>
   </ds:schemaRefs>
 </ds:datastoreItem>
 </file>
--- a/CA1 - Capstone Project Proposal - Strategic Thinking.docx
+++ b/CA1 - Capstone Project Proposal - Strategic Thinking.docx
@@ -9395,13 +9395,7 @@
       </w:pPr>
       <w:ins w:id="1131" w:author="Victor Furlan" w:date="2026-10-20T21:51:00Z" w16du:dateUtc="2026-10-20T20:51:00Z">
         <w:r>
-          <w:t>•</w:t>
-        </w:r>
-        <w:r>
-          <w:t xml:space="preserve"> </w:t>
-        </w:r>
-        <w:r>
-          <w:t>Business recommendations linked to the findings, with limitations clearly explained.</w:t>
+          <w:t>• Business recommendations linked to the findings, with limitations clearly explained.</w:t>
         </w:r>
       </w:ins>
     </w:p>
@@ -9415,13 +9409,7 @@
       </w:pPr>
       <w:ins w:id="1133" w:author="Victor Furlan" w:date="2026-10-20T21:51:00Z" w16du:dateUtc="2026-10-20T20:51:00Z">
         <w:r>
-          <w:t>•</w:t>
-        </w:r>
-        <w:r>
-          <w:t xml:space="preserve"> </w:t>
-        </w:r>
-        <w:r>
-          <w:t>A final project report describing the business problem, data, methods, results, ethical considerations and conclusions.</w:t>
+          <w:t>• A final project report describing the business problem, data, methods, results, ethical considerations and conclusions.</w:t>
         </w:r>
       </w:ins>
     </w:p>
@@ -9494,19 +9482,122 @@
       <w:pPr>
         <w:spacing w:line="278" w:lineRule="auto"/>
         <w:jc w:val="both"/>
-        <w:pPrChange w:id="1144" w:author="Victor Furlan" w:date="2026-10-20T21:50:00Z" w16du:dateUtc="2026-10-20T20:50:00Z">
+        <w:rPr>
+          <w:ins w:id="1144" w:author="Victor Furlan" w:date="2026-10-20T21:58:00Z" w16du:dateUtc="2026-10-20T20:58:00Z"/>
+        </w:rPr>
+      </w:pPr>
+      <w:ins w:id="1145" w:author="Victor Furlan" w:date="2026-10-20T21:52:00Z" w16du:dateUtc="2026-10-20T20:52:00Z">
+        <w:r>
+          <w:t>PICTURE</w:t>
+        </w:r>
+        <w:r>
+          <w:br/>
+        </w:r>
+        <w:r>
+          <w:br/>
+        </w:r>
+      </w:ins>
+    </w:p>
+    <w:p>
+      <w:pPr>
+        <w:spacing w:line="278" w:lineRule="auto"/>
+        <w:jc w:val="both"/>
+        <w:rPr>
+          <w:ins w:id="1146" w:author="Victor Furlan" w:date="2026-10-20T21:58:00Z" w16du:dateUtc="2026-10-20T20:58:00Z"/>
+        </w:rPr>
+      </w:pPr>
+    </w:p>
+    <w:p>
+      <w:pPr>
+        <w:spacing w:line="278" w:lineRule="auto"/>
+        <w:jc w:val="both"/>
+        <w:rPr>
+          <w:ins w:id="1147" w:author="Victor Furlan" w:date="2026-10-20T21:58:00Z" w16du:dateUtc="2026-10-20T20:58:00Z"/>
+        </w:rPr>
+      </w:pPr>
+    </w:p>
+    <w:p>
+      <w:pPr>
+        <w:spacing w:line="278" w:lineRule="auto"/>
+        <w:jc w:val="both"/>
+        <w:rPr>
+          <w:ins w:id="1148" w:author="Victor Furlan" w:date="2026-10-20T21:58:00Z" w16du:dateUtc="2026-10-20T20:58:00Z"/>
+          <w:b/>
+          <w:bCs/>
+          <w:rPrChange w:id="1149" w:author="Victor Furlan" w:date="2026-10-20T21:58:00Z" w16du:dateUtc="2026-10-20T20:58:00Z">
+            <w:rPr>
+              <w:ins w:id="1150" w:author="Victor Furlan" w:date="2026-10-20T21:58:00Z" w16du:dateUtc="2026-10-20T20:58:00Z"/>
+            </w:rPr>
+          </w:rPrChange>
+        </w:rPr>
+      </w:pPr>
+      <w:ins w:id="1151" w:author="Victor Furlan" w:date="2026-10-20T21:58:00Z" w16du:dateUtc="2026-10-20T20:58:00Z">
+        <w:r>
+          <w:rPr>
+            <w:b/>
+            <w:bCs/>
+            <w:rPrChange w:id="1152" w:author="Victor Furlan" w:date="2026-10-20T21:58:00Z" w16du:dateUtc="2026-10-20T20:58:00Z">
+              <w:rPr/>
+            </w:rPrChange>
+          </w:rPr>
+          <w:t>9. Ethical, Legal and Data Protection Considerations</w:t>
+        </w:r>
+      </w:ins>
+    </w:p>
+    <w:p>
+      <w:pPr>
+        <w:spacing w:line="278" w:lineRule="auto"/>
+        <w:jc w:val="both"/>
+        <w:rPr>
+          <w:ins w:id="1153" w:author="Victor Furlan" w:date="2026-10-20T21:58:00Z" w16du:dateUtc="2026-10-20T20:58:00Z"/>
+        </w:rPr>
+      </w:pPr>
+      <w:ins w:id="1154" w:author="Victor Furlan" w:date="2026-10-20T21:58:00Z" w16du:dateUtc="2026-10-20T20:58:00Z">
+        <w:r>
+          <w:t>I will follow the CCT College ethics process and complete the required ethics form before collecting or using survey responses, as required by the college. Participation will be voluntary. The survey information should explain the academic purpose, what participation involves and how responses will be used. I will not pressure anyone to take part.</w:t>
+        </w:r>
+      </w:ins>
+    </w:p>
+    <w:p>
+      <w:pPr>
+        <w:spacing w:line="278" w:lineRule="auto"/>
+        <w:jc w:val="both"/>
+        <w:rPr>
+          <w:ins w:id="1155" w:author="Victor Furlan" w:date="2026-10-20T21:58:00Z" w16du:dateUtc="2026-10-20T20:58:00Z"/>
+        </w:rPr>
+      </w:pPr>
+      <w:ins w:id="1156" w:author="Victor Furlan" w:date="2026-10-20T21:58:00Z" w16du:dateUtc="2026-10-20T20:58:00Z">
+        <w:r>
+          <w:t>I will apply data-minimisation and purpose-limitation principles set out in the GDPR (European Parliament and Council of the European Union, 2016): I will collect only information needed for this project and use it only for the stated academic purpose. I will check the form settings to avoid collecting names, email addresses or other direct identifiers. I will review open-ended answers for personal details and exclude or remove such details before analysis. I will store the raw data securely, limit access and follow the college’s guidance on retention and deletion.</w:t>
+        </w:r>
+      </w:ins>
+    </w:p>
+    <w:p>
+      <w:pPr>
+        <w:spacing w:line="278" w:lineRule="auto"/>
+        <w:jc w:val="both"/>
+        <w:rPr>
+          <w:ins w:id="1157" w:author="Victor Furlan" w:date="2026-10-20T21:58:00Z" w16du:dateUtc="2026-10-20T20:58:00Z"/>
+        </w:rPr>
+      </w:pPr>
+      <w:ins w:id="1158" w:author="Victor Furlan" w:date="2026-10-20T21:58:00Z" w16du:dateUtc="2026-10-20T20:58:00Z">
+        <w:r>
+          <w:t>The project will be handled in line with relevant data-protection requirements, including the General Data Protection Regulation (GDPR) (European Parliament and Council of the European Union, 2016). I will not upload raw survey responses or personal information to a public GitHub repository or an AI tool. The repository will be used for code and documentation only, with any example data anonymised or synthetic where needed.</w:t>
+        </w:r>
+      </w:ins>
+    </w:p>
+    <w:p>
+      <w:pPr>
+        <w:spacing w:line="278" w:lineRule="auto"/>
+        <w:jc w:val="both"/>
+        <w:pPrChange w:id="1159" w:author="Victor Furlan" w:date="2026-10-20T21:50:00Z" w16du:dateUtc="2026-10-20T20:50:00Z">
           <w:pPr/>
         </w:pPrChange>
       </w:pPr>
-      <w:ins w:id="1145" w:author="Victor Furlan" w:date="2026-10-20T21:52:00Z" w16du:dateUtc="2026-10-20T20:52:00Z">
-        <w:r>
-          <w:t>PICTURE</w:t>
-        </w:r>
-        <w:r>
-          <w:br/>
-        </w:r>
-        <w:r>
-          <w:br/>
+      <w:ins w:id="1160" w:author="Victor Furlan" w:date="2026-10-20T21:58:00Z" w16du:dateUtc="2026-10-20T20:58:00Z">
+        <w:r>
+          <w:lastRenderedPageBreak/>
+          <w:t>The sample may be biased because it will mainly include classmates and other people who choose to respond. I will describe this limitation and avoid claiming that the findings represent every cinema customer. I will also avoid claiming that the survey proves cause and effect. Predictive results will be presented as estimates based on this sample, not as certain predictions about individuals.</w:t>
         </w:r>
       </w:ins>
     </w:p>
@@ -12609,10 +12700,6 @@
 </file>
 
 <file path=customXml/item1.xml><?xml version="1.0" encoding="utf-8"?>
-<b:Sources xmlns:b="http://schemas.openxmlformats.org/officeDocument/2006/bibliography" xmlns="http://schemas.openxmlformats.org/officeDocument/2006/bibliography" SelectedStyle="\APASixthEditionOfficeOnline.xsl" StyleName="APA" Version="6"/>
-</file>
-
-<file path=customXml/item2.xml><?xml version="1.0" encoding="utf-8"?>
 <ct:contentTypeSchema xmlns:ct="http://schemas.microsoft.com/office/2006/metadata/contentType" xmlns:ma="http://schemas.microsoft.com/office/2006/metadata/properties/metaAttributes" ct:_="" ma:_="" ma:contentTypeName="Document" ma:contentTypeID="0x01010091CA7052A48FB44E8BAE44044031FC77" ma:contentTypeVersion="5" ma:contentTypeDescription="Create a new document." ma:contentTypeScope="" ma:versionID="72110da391d7bf7bbbd9879cda66318c">
   <xsd:schema xmlns:xsd="http://www.w3.org/2001/XMLSchema" xmlns:xs="http://www.w3.org/2001/XMLSchema" xmlns:p="http://schemas.microsoft.com/office/2006/metadata/properties" xmlns:ns3="b16a9495-4dfd-42d3-807b-98cb11f03b43" targetNamespace="http://schemas.microsoft.com/office/2006/metadata/properties" ma:root="true" ma:fieldsID="65d4c4ab10123b5e2192ffab3149626d" ns3:_="">
     <xsd:import namespace="b16a9495-4dfd-42d3-807b-98cb11f03b43"/>
@@ -12762,10 +12849,17 @@
 </ct:contentTypeSchema>
 </file>
 
+<file path=customXml/item2.xml><?xml version="1.0" encoding="utf-8"?>
+<b:Sources xmlns:b="http://schemas.openxmlformats.org/officeDocument/2006/bibliography" xmlns="http://schemas.openxmlformats.org/officeDocument/2006/bibliography" SelectedStyle="\APASixthEditionOfficeOnline.xsl" StyleName="APA" Version="6"/>
+</file>
+
 <file path=customXml/item3.xml><?xml version="1.0" encoding="utf-8"?>
-<go:gDocsCustomXmlDataStorage xmlns:go="http://customooxmlschemas.google.com/" xmlns:r="http://schemas.openxmlformats.org/officeDocument/2006/relationships" uri="GoogleDocsCustomDataVersion2">
-  <go:docsCustomData xmlns:go="http://customooxmlschemas.google.com/" roundtripDataSignature="AMtx7miehlgh2pzFvkmpnhkVaeODs3Wnuw==">CgMxLjAyCGguZ2pkZ3hzMgloLjMwajB6bGwyCWguMWZvYjl0ZTIJaC4zem55c2g3MgloLjJldDkycDAyDmgua2ZranMzcndsMmMxOAByITF6bEVRVXYyWkdtTjZWemdfYk5uaGpmb0x1c2hhYUo3dw==</go:docsCustomData>
-</go:gDocsCustomXmlDataStorage>
+<?mso-contentType ?>
+<FormTemplates xmlns="http://schemas.microsoft.com/sharepoint/v3/contenttype/forms">
+  <Display>DocumentLibraryForm</Display>
+  <Edit>DocumentLibraryForm</Edit>
+  <New>DocumentLibraryForm</New>
+</FormTemplates>
 </file>
 
 <file path=customXml/item4.xml><?xml version="1.0" encoding="utf-8"?>
@@ -12777,23 +12871,12 @@
 </file>
 
 <file path=customXml/item5.xml><?xml version="1.0" encoding="utf-8"?>
-<?mso-contentType ?>
-<FormTemplates xmlns="http://schemas.microsoft.com/sharepoint/v3/contenttype/forms">
-  <Display>DocumentLibraryForm</Display>
-  <Edit>DocumentLibraryForm</Edit>
-  <New>DocumentLibraryForm</New>
-</FormTemplates>
+<go:gDocsCustomXmlDataStorage xmlns:go="http://customooxmlschemas.google.com/" xmlns:r="http://schemas.openxmlformats.org/officeDocument/2006/relationships" uri="GoogleDocsCustomDataVersion2">
+  <go:docsCustomData xmlns:go="http://customooxmlschemas.google.com/" roundtripDataSignature="AMtx7miehlgh2pzFvkmpnhkVaeODs3Wnuw==">CgMxLjAyCGguZ2pkZ3hzMgloLjMwajB6bGwyCWguMWZvYjl0ZTIJaC4zem55c2g3MgloLjJldDkycDAyDmgua2ZranMzcndsMmMxOAByITF6bEVRVXYyWkdtTjZWemdfYk5uaGpmb0x1c2hhYUo3dw==</go:docsCustomData>
+</go:gDocsCustomXmlDataStorage>
 </file>
 
 <file path=customXml/itemProps1.xml><?xml version="1.0" encoding="utf-8"?>
-<ds:datastoreItem xmlns:ds="http://schemas.openxmlformats.org/officeDocument/2006/customXml" ds:itemID="{A5C61161-19E4-4D42-A5DA-EC591AFE0A7D}">
-  <ds:schemaRefs>
-    <ds:schemaRef ds:uri="http://schemas.openxmlformats.org/officeDocument/2006/bibliography"/>
-  </ds:schemaRefs>
-</ds:datastoreItem>
-</file>
-
-<file path=customXml/itemProps2.xml><?xml version="1.0" encoding="utf-8"?>
 <ds:datastoreItem xmlns:ds="http://schemas.openxmlformats.org/officeDocument/2006/customXml" ds:itemID="{1CD39011-2B34-4226-8638-59B13D86301D}">
   <ds:schemaRefs>
     <ds:schemaRef ds:uri="http://schemas.microsoft.com/office/2006/metadata/contentType"/>
@@ -12811,11 +12894,18 @@
 </ds:datastoreItem>
 </file>
 
+<file path=customXml/itemProps2.xml><?xml version="1.0" encoding="utf-8"?>
+<ds:datastoreItem xmlns:ds="http://schemas.openxmlformats.org/officeDocument/2006/customXml" ds:itemID="{A5C61161-19E4-4D42-A5DA-EC591AFE0A7D}">
+  <ds:schemaRefs>
+    <ds:schemaRef ds:uri="http://schemas.openxmlformats.org/officeDocument/2006/bibliography"/>
+  </ds:schemaRefs>
+</ds:datastoreItem>
+</file>
+
 <file path=customXml/itemProps3.xml><?xml version="1.0" encoding="utf-8"?>
-<ds:datastoreItem xmlns:ds="http://schemas.openxmlformats.org/officeDocument/2006/customXml" ds:itemID="{11111111-1234-1234-1234-123412341234}">
+<ds:datastoreItem xmlns:ds="http://schemas.openxmlformats.org/officeDocument/2006/customXml" ds:itemID="{AD64260C-1345-4C21-A804-B9FBE7B91489}">
   <ds:schemaRefs>
-    <ds:schemaRef ds:uri="http://customooxmlschemas.google.com/"/>
-    <ds:schemaRef ds:uri="http://schemas.openxmlformats.org/officeDocument/2006/relationships"/>
+    <ds:schemaRef ds:uri="http://schemas.microsoft.com/sharepoint/v3/contenttype/forms"/>
   </ds:schemaRefs>
 </ds:datastoreItem>
 </file>
@@ -12831,9 +12921,10 @@
 </file>
 
 <file path=customXml/itemProps5.xml><?xml version="1.0" encoding="utf-8"?>
-<ds:datastoreItem xmlns:ds="http://schemas.openxmlformats.org/officeDocument/2006/customXml" ds:itemID="{AD64260C-1345-4C21-A804-B9FBE7B91489}">
+<ds:datastoreItem xmlns:ds="http://schemas.openxmlformats.org/officeDocument/2006/customXml" ds:itemID="{11111111-1234-1234-1234-123412341234}">
   <ds:schemaRefs>
-    <ds:schemaRef ds:uri="http://schemas.microsoft.com/sharepoint/v3/contenttype/forms"/>
+    <ds:schemaRef ds:uri="http://customooxmlschemas.google.com/"/>
+    <ds:schemaRef ds:uri="http://schemas.openxmlformats.org/officeDocument/2006/relationships"/>
   </ds:schemaRefs>
 </ds:datastoreItem>
 </file>
--- a/CA1 - Capstone Project Proposal - Strategic Thinking.docx
+++ b/CA1 - Capstone Project Proposal - Strategic Thinking.docx
@@ -1400,23 +1400,7 @@
                                 <w:color w:val="000000"/>
                                 <w:sz w:val="28"/>
                               </w:rPr>
-                              <w:t xml:space="preserve">By submitting this assessment, I confirm that I have read the CCT policy on academic misconduct and understand the implications of submitting work that is not my own or does not appropriately reference material </w:t>
-                            </w:r>
-                            <w:proofErr w:type="gramStart"/>
-                            <w:r>
-                              <w:rPr>
-                                <w:color w:val="000000"/>
-                                <w:sz w:val="28"/>
-                              </w:rPr>
-                              <w:t>taken</w:t>
-                            </w:r>
-                            <w:proofErr w:type="gramEnd"/>
-                            <w:r>
-                              <w:rPr>
-                                <w:color w:val="000000"/>
-                                <w:sz w:val="28"/>
-                              </w:rPr>
-                              <w:t xml:space="preserve"> from a third party or other source. </w:t>
+                              <w:t xml:space="preserve">By submitting this assessment, I confirm that I have read the CCT policy on academic misconduct and understand the implications of submitting work that is not my own or does not appropriately reference material taken from a third party or other source. </w:t>
                             </w:r>
                           </w:p>
                           <w:p>
@@ -1486,23 +1470,7 @@
                           <w:color w:val="000000"/>
                           <w:sz w:val="28"/>
                         </w:rPr>
-                        <w:t xml:space="preserve">By submitting this assessment, I confirm that I have read the CCT policy on academic misconduct and understand the implications of submitting work that is not my own or does not appropriately reference material </w:t>
-                      </w:r>
-                      <w:proofErr w:type="gramStart"/>
-                      <w:r>
-                        <w:rPr>
-                          <w:color w:val="000000"/>
-                          <w:sz w:val="28"/>
-                        </w:rPr>
-                        <w:t>taken</w:t>
-                      </w:r>
-                      <w:proofErr w:type="gramEnd"/>
-                      <w:r>
-                        <w:rPr>
-                          <w:color w:val="000000"/>
-                          <w:sz w:val="28"/>
-                        </w:rPr>
-                        <w:t xml:space="preserve"> from a third party or other source. </w:t>
+                        <w:t xml:space="preserve">By submitting this assessment, I confirm that I have read the CCT policy on academic misconduct and understand the implications of submitting work that is not my own or does not appropriately reference material taken from a third party or other source. </w:t>
                       </w:r>
                     </w:p>
                     <w:p>
@@ -5864,7 +5832,6 @@
           <w:docPartUnique/>
         </w:docPartObj>
       </w:sdtPr>
-      <w:sdtEndPr/>
       <w:sdtContent>
         <w:customXmlDelRangeEnd w:id="570"/>
         <w:p>
@@ -8395,15 +8362,7 @@
       </w:pPr>
       <w:ins w:id="980" w:author="Victor Furlan" w:date="2026-10-05T17:56:00Z" w16du:dateUtc="2026-10-05T16:56:00Z">
         <w:r>
-          <w:t xml:space="preserve">Cinema businesses need to understand changing consumer behaviour </w:t>
-        </w:r>
-        <w:proofErr w:type="gramStart"/>
-        <w:r>
-          <w:t>in order to</w:t>
-        </w:r>
-        <w:proofErr w:type="gramEnd"/>
-        <w:r>
-          <w:t xml:space="preserve"> attract and retain customers. A consumer may choose to visit the cinema because of the quality of the experience, a particular movie release or the social aspect of going with friends or family. Conversely, high prices, convenience of streaming services, location or other factors may discourage cinema attendance.</w:t>
+          <w:t>Cinema businesses need to understand changing consumer behaviour in order to attract and retain customers. A consumer may choose to visit the cinema because of the quality of the experience, a particular movie release or the social aspect of going with friends or family. Conversely, high prices, convenience of streaming services, location or other factors may discourage cinema attendance.</w:t>
         </w:r>
       </w:ins>
     </w:p>
@@ -8745,7 +8704,7 @@
         <w:spacing w:line="278" w:lineRule="auto"/>
         <w:jc w:val="both"/>
         <w:rPr>
-          <w:ins w:id="1028" w:author="Victor Furlan" w:date="2026-10-15T18:55:00Z" w16du:dateUtc="2026-10-15T17:55:00Z"/>
+          <w:ins w:id="1028" w:author="Victor Furlan" w:date="2026-10-21T22:15:00Z" w16du:dateUtc="2026-10-21T21:15:00Z"/>
         </w:rPr>
       </w:pPr>
       <w:ins w:id="1029" w:author="Victor Furlan" w:date="2026-10-15T18:53:00Z" w16du:dateUtc="2026-10-15T17:53:00Z">
@@ -8759,7 +8718,7 @@
         <w:spacing w:line="278" w:lineRule="auto"/>
         <w:jc w:val="both"/>
         <w:rPr>
-          <w:ins w:id="1030" w:author="Victor Furlan" w:date="2026-10-15T18:53:00Z" w16du:dateUtc="2026-10-15T17:53:00Z"/>
+          <w:ins w:id="1030" w:author="Victor Furlan" w:date="2026-10-21T22:15:00Z" w16du:dateUtc="2026-10-21T21:15:00Z"/>
         </w:rPr>
       </w:pPr>
     </w:p>
@@ -8768,22 +8727,22 @@
         <w:spacing w:line="278" w:lineRule="auto"/>
         <w:jc w:val="both"/>
         <w:rPr>
-          <w:ins w:id="1031" w:author="Victor Furlan" w:date="2026-10-15T18:53:00Z" w16du:dateUtc="2026-10-15T17:53:00Z"/>
+          <w:ins w:id="1031" w:author="Victor Furlan" w:date="2026-10-21T22:15:00Z" w16du:dateUtc="2026-10-21T21:15:00Z"/>
           <w:b/>
           <w:bCs/>
-          <w:rPrChange w:id="1032" w:author="Victor Furlan" w:date="2026-10-15T18:55:00Z" w16du:dateUtc="2026-10-15T17:55:00Z">
-            <w:rPr>
-              <w:ins w:id="1033" w:author="Victor Furlan" w:date="2026-10-15T18:53:00Z" w16du:dateUtc="2026-10-15T17:53:00Z"/>
-            </w:rPr>
-          </w:rPrChange>
-        </w:rPr>
-      </w:pPr>
-      <w:ins w:id="1034" w:author="Victor Furlan" w:date="2026-10-15T18:53:00Z" w16du:dateUtc="2026-10-15T17:53:00Z">
+          <w:rPrChange w:id="1032" w:author="Victor Furlan" w:date="2026-10-21T22:15:00Z" w16du:dateUtc="2026-10-21T21:15:00Z">
+            <w:rPr>
+              <w:ins w:id="1033" w:author="Victor Furlan" w:date="2026-10-21T22:15:00Z" w16du:dateUtc="2026-10-21T21:15:00Z"/>
+            </w:rPr>
+          </w:rPrChange>
+        </w:rPr>
+      </w:pPr>
+      <w:ins w:id="1034" w:author="Victor Furlan" w:date="2026-10-21T22:15:00Z" w16du:dateUtc="2026-10-21T21:15:00Z">
         <w:r>
           <w:rPr>
             <w:b/>
             <w:bCs/>
-            <w:rPrChange w:id="1035" w:author="Victor Furlan" w:date="2026-10-15T18:55:00Z" w16du:dateUtc="2026-10-15T17:55:00Z">
+            <w:rPrChange w:id="1035" w:author="Victor Furlan" w:date="2026-10-21T22:15:00Z" w16du:dateUtc="2026-10-21T21:15:00Z">
               <w:rPr/>
             </w:rPrChange>
           </w:rPr>
@@ -8796,12 +8755,12 @@
         <w:spacing w:line="278" w:lineRule="auto"/>
         <w:jc w:val="both"/>
         <w:rPr>
-          <w:ins w:id="1036" w:author="Victor Furlan" w:date="2026-10-15T18:53:00Z" w16du:dateUtc="2026-10-15T17:53:00Z"/>
-        </w:rPr>
-      </w:pPr>
-      <w:ins w:id="1037" w:author="Victor Furlan" w:date="2026-10-15T18:53:00Z" w16du:dateUtc="2026-10-15T17:53:00Z">
-        <w:r>
-          <w:t>The project will use responses from my 11-question online survey. The questions cover how often respondents visit the cinema, when they last visited, who they usually go with, favourite film genres, reasons for choosing the cinema, spending, the importance of different cinema features, likelihood of attending for a desired film, what might encourage more visits, and preference for streaming or cinema. An open-ended question asks respondents what one change they would make to the cinema experience.</w:t>
+          <w:ins w:id="1036" w:author="Victor Furlan" w:date="2026-10-21T22:15:00Z" w16du:dateUtc="2026-10-21T21:15:00Z"/>
+        </w:rPr>
+      </w:pPr>
+      <w:ins w:id="1037" w:author="Victor Furlan" w:date="2026-10-21T22:15:00Z" w16du:dateUtc="2026-10-21T21:15:00Z">
+        <w:r>
+          <w:t>The project will use responses from my 11-question online survey covering cinema attendance, last visit, company, favourite genres, reasons for visiting, spending, cinema features, willingness to attend for a desired film, incentives for more visits, streaming preferences, and one open-ended question about improving the cinema experience.</w:t>
         </w:r>
       </w:ins>
     </w:p>
@@ -8810,13 +8769,13 @@
         <w:spacing w:line="278" w:lineRule="auto"/>
         <w:jc w:val="both"/>
         <w:rPr>
-          <w:ins w:id="1038" w:author="Victor Furlan" w:date="2026-10-15T18:53:00Z" w16du:dateUtc="2026-10-15T17:53:00Z"/>
-        </w:rPr>
-      </w:pPr>
-      <w:ins w:id="1039" w:author="Victor Furlan" w:date="2026-10-15T18:53:00Z" w16du:dateUtc="2026-10-15T17:53:00Z">
+          <w:ins w:id="1038" w:author="Victor Furlan" w:date="2026-10-21T22:15:00Z" w16du:dateUtc="2026-10-21T21:15:00Z"/>
+        </w:rPr>
+      </w:pPr>
+      <w:ins w:id="1039" w:author="Victor Furlan" w:date="2026-10-21T22:15:00Z" w16du:dateUtc="2026-10-21T21:15:00Z">
         <w:r>
           <w:lastRenderedPageBreak/>
-          <w:t>The work will include data cleaning, exploratory data analysis, descriptive and comparative analysis, predictive modelling where suitable, visualisations and business recommendations. Python, Jupyter Notebook, Pandas, NumPy are the planned tools.</w:t>
+          <w:t>The work will include data cleaning, exploratory data analysis, descriptive and comparative analysis, predictive modelling where suitable, visualisations, and business recommendations. The planned tools are Python, Jupyter Notebook, Pandas, NumPy, Matplotlib, Seaborn, and Scikit-learn.</w:t>
         </w:r>
       </w:ins>
     </w:p>
@@ -8825,12 +8784,12 @@
         <w:spacing w:line="278" w:lineRule="auto"/>
         <w:jc w:val="both"/>
         <w:rPr>
-          <w:ins w:id="1040" w:author="Victor Furlan" w:date="2026-10-15T18:53:00Z" w16du:dateUtc="2026-10-15T17:53:00Z"/>
-        </w:rPr>
-      </w:pPr>
-      <w:ins w:id="1041" w:author="Victor Furlan" w:date="2026-10-15T18:53:00Z" w16du:dateUtc="2026-10-15T17:53:00Z">
-        <w:r>
-          <w:t>The target outcome may be grouped into two categories: frequent visitors, defined initially as people who go at least once a month, and infrequent visitors, defined as people who go less often. Before using this grouping, I will check the actual response counts. If the groups are too small or unbalanced for a meaningful comparison, I will explain the issue and adjust the analysis rather than force an unreliable model.</w:t>
+          <w:ins w:id="1040" w:author="Victor Furlan" w:date="2026-10-21T22:15:00Z" w16du:dateUtc="2026-10-21T21:15:00Z"/>
+        </w:rPr>
+      </w:pPr>
+      <w:ins w:id="1041" w:author="Victor Furlan" w:date="2026-10-21T22:15:00Z" w16du:dateUtc="2026-10-21T21:15:00Z">
+        <w:r>
+          <w:t>Respondents may be grouped into frequent visitors (at least monthly) and infrequent visitors (less often), subject to checking the response counts. If the groups are too small or unbalanced, I will adjust the analysis and explain any limitations rather than build an unreliable model.</w:t>
         </w:r>
       </w:ins>
     </w:p>
@@ -8839,12 +8798,12 @@
         <w:spacing w:line="278" w:lineRule="auto"/>
         <w:jc w:val="both"/>
         <w:rPr>
-          <w:ins w:id="1042" w:author="Victor Furlan" w:date="2026-10-15T18:53:00Z" w16du:dateUtc="2026-10-15T17:53:00Z"/>
-        </w:rPr>
-      </w:pPr>
-      <w:ins w:id="1043" w:author="Victor Furlan" w:date="2026-10-15T18:53:00Z" w16du:dateUtc="2026-10-15T17:53:00Z">
-        <w:r>
-          <w:t>The project will not predict box-office revenue or the success of individual films, and it will not use confidential records from cinema companies. Its conclusions will be limited by the number and type of people who answer the survey.</w:t>
+          <w:ins w:id="1042" w:author="Victor Furlan" w:date="2026-10-21T22:15:00Z" w16du:dateUtc="2026-10-21T21:15:00Z"/>
+        </w:rPr>
+      </w:pPr>
+      <w:ins w:id="1043" w:author="Victor Furlan" w:date="2026-10-21T22:15:00Z" w16du:dateUtc="2026-10-21T21:15:00Z">
+        <w:r>
+          <w:t>The project will not predict box-office revenue or individual film success, nor use confidential cinema company records. Findings will be limited by the survey sample size and respondent characteristics.</w:t>
         </w:r>
       </w:ins>
     </w:p>
@@ -8853,20 +8812,22 @@
         <w:spacing w:line="278" w:lineRule="auto"/>
         <w:jc w:val="both"/>
         <w:rPr>
-          <w:ins w:id="1044" w:author="Victor Furlan" w:date="2026-10-16T21:19:00Z" w16du:dateUtc="2026-10-16T20:19:00Z"/>
-        </w:rPr>
-      </w:pPr>
-      <w:ins w:id="1045" w:author="Victor Furlan" w:date="2026-10-15T19:21:00Z" w16du:dateUtc="2026-10-15T18:21:00Z">
-        <w:r>
-          <w:br/>
-        </w:r>
-      </w:ins>
-      <w:ins w:id="1046" w:author="Victor Furlan" w:date="2026-10-16T21:19:00Z" w16du:dateUtc="2026-10-16T20:19:00Z">
+          <w:ins w:id="1044" w:author="Victor Furlan" w:date="2026-10-21T22:15:00Z" w16du:dateUtc="2026-10-21T21:15:00Z"/>
+          <w:b/>
+          <w:bCs/>
+          <w:rPrChange w:id="1045" w:author="Victor Furlan" w:date="2026-10-21T22:16:00Z" w16du:dateUtc="2026-10-21T21:16:00Z">
+            <w:rPr>
+              <w:ins w:id="1046" w:author="Victor Furlan" w:date="2026-10-21T22:15:00Z" w16du:dateUtc="2026-10-21T21:15:00Z"/>
+            </w:rPr>
+          </w:rPrChange>
+        </w:rPr>
+      </w:pPr>
+      <w:ins w:id="1047" w:author="Victor Furlan" w:date="2026-10-21T22:15:00Z" w16du:dateUtc="2026-10-21T21:15:00Z">
         <w:r>
           <w:rPr>
             <w:b/>
             <w:bCs/>
-            <w:rPrChange w:id="1047" w:author="Victor Furlan" w:date="2026-10-16T21:20:00Z" w16du:dateUtc="2026-10-16T20:20:00Z">
+            <w:rPrChange w:id="1048" w:author="Victor Furlan" w:date="2026-10-21T22:16:00Z" w16du:dateUtc="2026-10-21T21:16:00Z">
               <w:rPr/>
             </w:rPrChange>
           </w:rPr>
@@ -8879,24 +8840,24 @@
         <w:spacing w:line="278" w:lineRule="auto"/>
         <w:jc w:val="both"/>
         <w:rPr>
-          <w:ins w:id="1048" w:author="Victor Furlan" w:date="2026-10-16T21:19:00Z" w16du:dateUtc="2026-10-16T20:19:00Z"/>
+          <w:ins w:id="1049" w:author="Victor Furlan" w:date="2026-10-21T22:15:00Z" w16du:dateUtc="2026-10-21T21:15:00Z"/>
           <w:u w:val="single"/>
-          <w:rPrChange w:id="1049" w:author="Victor Furlan" w:date="2026-10-16T21:20:00Z" w16du:dateUtc="2026-10-16T20:20:00Z">
-            <w:rPr>
-              <w:ins w:id="1050" w:author="Victor Furlan" w:date="2026-10-16T21:19:00Z" w16du:dateUtc="2026-10-16T20:19:00Z"/>
-            </w:rPr>
-          </w:rPrChange>
-        </w:rPr>
-      </w:pPr>
-      <w:ins w:id="1051" w:author="Victor Furlan" w:date="2026-10-16T21:19:00Z" w16du:dateUtc="2026-10-16T20:19:00Z">
+          <w:rPrChange w:id="1050" w:author="Victor Furlan" w:date="2026-10-21T22:16:00Z" w16du:dateUtc="2026-10-21T21:16:00Z">
+            <w:rPr>
+              <w:ins w:id="1051" w:author="Victor Furlan" w:date="2026-10-21T22:15:00Z" w16du:dateUtc="2026-10-21T21:15:00Z"/>
+            </w:rPr>
+          </w:rPrChange>
+        </w:rPr>
+      </w:pPr>
+      <w:ins w:id="1052" w:author="Victor Furlan" w:date="2026-10-21T22:15:00Z" w16du:dateUtc="2026-10-21T21:15:00Z">
         <w:r>
           <w:rPr>
             <w:u w:val="single"/>
-            <w:rPrChange w:id="1052" w:author="Victor Furlan" w:date="2026-10-16T21:20:00Z" w16du:dateUtc="2026-10-16T20:20:00Z">
+            <w:rPrChange w:id="1053" w:author="Victor Furlan" w:date="2026-10-21T22:16:00Z" w16du:dateUtc="2026-10-21T21:16:00Z">
               <w:rPr/>
             </w:rPrChange>
           </w:rPr>
-          <w:t>5.1 Data collection and initial checks</w:t>
+          <w:t>5.1 Data Collection and Initial Checks</w:t>
         </w:r>
       </w:ins>
     </w:p>
@@ -8905,12 +8866,12 @@
         <w:spacing w:line="278" w:lineRule="auto"/>
         <w:jc w:val="both"/>
         <w:rPr>
-          <w:ins w:id="1053" w:author="Victor Furlan" w:date="2026-10-16T21:19:00Z" w16du:dateUtc="2026-10-16T20:19:00Z"/>
-        </w:rPr>
-      </w:pPr>
-      <w:ins w:id="1054" w:author="Victor Furlan" w:date="2026-10-16T21:19:00Z" w16du:dateUtc="2026-10-16T20:19:00Z">
-        <w:r>
-          <w:t>I will collect responses through the online survey and export the results to CSV for analysis in Python. I will record the final number of valid responses and inspect the variables, answer categories and missing values. I will also check that the survey settings do not collect names or email addresses unless they are genuinely required and approved.</w:t>
+          <w:ins w:id="1054" w:author="Victor Furlan" w:date="2026-10-21T22:15:00Z" w16du:dateUtc="2026-10-21T21:15:00Z"/>
+        </w:rPr>
+      </w:pPr>
+      <w:ins w:id="1055" w:author="Victor Furlan" w:date="2026-10-21T22:15:00Z" w16du:dateUtc="2026-10-21T21:15:00Z">
+        <w:r>
+          <w:t>I will export survey responses to CSV for analysis in Python, record the final number of valid responses, and inspect variables, answer categories, and missing values. I will also check that names and email addresses are not collected unless genuinely required and approved.</w:t>
         </w:r>
       </w:ins>
     </w:p>
@@ -8919,24 +8880,24 @@
         <w:spacing w:line="278" w:lineRule="auto"/>
         <w:jc w:val="both"/>
         <w:rPr>
-          <w:ins w:id="1055" w:author="Victor Furlan" w:date="2026-10-16T21:19:00Z" w16du:dateUtc="2026-10-16T20:19:00Z"/>
+          <w:ins w:id="1056" w:author="Victor Furlan" w:date="2026-10-21T22:15:00Z" w16du:dateUtc="2026-10-21T21:15:00Z"/>
           <w:u w:val="single"/>
-          <w:rPrChange w:id="1056" w:author="Victor Furlan" w:date="2026-10-16T21:20:00Z" w16du:dateUtc="2026-10-16T20:20:00Z">
-            <w:rPr>
-              <w:ins w:id="1057" w:author="Victor Furlan" w:date="2026-10-16T21:19:00Z" w16du:dateUtc="2026-10-16T20:19:00Z"/>
-            </w:rPr>
-          </w:rPrChange>
-        </w:rPr>
-      </w:pPr>
-      <w:ins w:id="1058" w:author="Victor Furlan" w:date="2026-10-16T21:19:00Z" w16du:dateUtc="2026-10-16T20:19:00Z">
+          <w:rPrChange w:id="1057" w:author="Victor Furlan" w:date="2026-10-21T22:16:00Z" w16du:dateUtc="2026-10-21T21:16:00Z">
+            <w:rPr>
+              <w:ins w:id="1058" w:author="Victor Furlan" w:date="2026-10-21T22:15:00Z" w16du:dateUtc="2026-10-21T21:15:00Z"/>
+            </w:rPr>
+          </w:rPrChange>
+        </w:rPr>
+      </w:pPr>
+      <w:ins w:id="1059" w:author="Victor Furlan" w:date="2026-10-21T22:15:00Z" w16du:dateUtc="2026-10-21T21:15:00Z">
         <w:r>
           <w:rPr>
             <w:u w:val="single"/>
-            <w:rPrChange w:id="1059" w:author="Victor Furlan" w:date="2026-10-16T21:20:00Z" w16du:dateUtc="2026-10-16T20:20:00Z">
+            <w:rPrChange w:id="1060" w:author="Victor Furlan" w:date="2026-10-21T22:16:00Z" w16du:dateUtc="2026-10-21T21:16:00Z">
               <w:rPr/>
             </w:rPrChange>
           </w:rPr>
-          <w:t>5.2 Data cleaning and preparation</w:t>
+          <w:t>5.2 Data Cleaning and Preparation</w:t>
         </w:r>
       </w:ins>
     </w:p>
@@ -8945,12 +8906,12 @@
         <w:spacing w:line="278" w:lineRule="auto"/>
         <w:jc w:val="both"/>
         <w:rPr>
-          <w:ins w:id="1060" w:author="Victor Furlan" w:date="2026-10-16T21:19:00Z" w16du:dateUtc="2026-10-16T20:19:00Z"/>
-        </w:rPr>
-      </w:pPr>
-      <w:ins w:id="1061" w:author="Victor Furlan" w:date="2026-10-16T21:19:00Z" w16du:dateUtc="2026-10-16T20:19:00Z">
-        <w:r>
-          <w:t>I will use Pandas and NumPy to check for missing values, duplicate records, inconsistent categories and invalid answers. I will decide how to handle missing values based on how many there are and which variables are affected. I will prepare categorical answers for modelling using suitable encoding. The 1–5 importance ratings will be treated as ordered ratings, with higher scores representing greater importance.</w:t>
+          <w:ins w:id="1061" w:author="Victor Furlan" w:date="2026-10-21T22:15:00Z" w16du:dateUtc="2026-10-21T21:15:00Z"/>
+        </w:rPr>
+      </w:pPr>
+      <w:ins w:id="1062" w:author="Victor Furlan" w:date="2026-10-21T22:15:00Z" w16du:dateUtc="2026-10-21T21:15:00Z">
+        <w:r>
+          <w:t>Using Pandas and NumPy, I will check for missing values, duplicates, inconsistent categories, and invalid answers. Missing data will be handled according to its extent and the variables affected. Categorical answers will be encoded where needed for modelling, while 1–5 importance ratings will be treated as ordered values, with higher scores indicating greater importance.</w:t>
         </w:r>
       </w:ins>
     </w:p>
@@ -8959,24 +8920,24 @@
         <w:spacing w:line="278" w:lineRule="auto"/>
         <w:jc w:val="both"/>
         <w:rPr>
-          <w:ins w:id="1062" w:author="Victor Furlan" w:date="2026-10-16T21:19:00Z" w16du:dateUtc="2026-10-16T20:19:00Z"/>
+          <w:ins w:id="1063" w:author="Victor Furlan" w:date="2026-10-21T22:15:00Z" w16du:dateUtc="2026-10-21T21:15:00Z"/>
           <w:u w:val="single"/>
-          <w:rPrChange w:id="1063" w:author="Victor Furlan" w:date="2026-10-16T21:20:00Z" w16du:dateUtc="2026-10-16T20:20:00Z">
-            <w:rPr>
-              <w:ins w:id="1064" w:author="Victor Furlan" w:date="2026-10-16T21:19:00Z" w16du:dateUtc="2026-10-16T20:19:00Z"/>
-            </w:rPr>
-          </w:rPrChange>
-        </w:rPr>
-      </w:pPr>
-      <w:ins w:id="1065" w:author="Victor Furlan" w:date="2026-10-16T21:19:00Z" w16du:dateUtc="2026-10-16T20:19:00Z">
+          <w:rPrChange w:id="1064" w:author="Victor Furlan" w:date="2026-10-21T22:16:00Z" w16du:dateUtc="2026-10-21T21:16:00Z">
+            <w:rPr>
+              <w:ins w:id="1065" w:author="Victor Furlan" w:date="2026-10-21T22:15:00Z" w16du:dateUtc="2026-10-21T21:15:00Z"/>
+            </w:rPr>
+          </w:rPrChange>
+        </w:rPr>
+      </w:pPr>
+      <w:ins w:id="1066" w:author="Victor Furlan" w:date="2026-10-21T22:15:00Z" w16du:dateUtc="2026-10-21T21:15:00Z">
         <w:r>
           <w:rPr>
             <w:u w:val="single"/>
-            <w:rPrChange w:id="1066" w:author="Victor Furlan" w:date="2026-10-16T21:20:00Z" w16du:dateUtc="2026-10-16T20:20:00Z">
+            <w:rPrChange w:id="1067" w:author="Victor Furlan" w:date="2026-10-21T22:16:00Z" w16du:dateUtc="2026-10-21T21:16:00Z">
               <w:rPr/>
             </w:rPrChange>
           </w:rPr>
-          <w:t>5.3 Exploratory data analysis</w:t>
+          <w:t>5.3 Exploratory Data Analysis</w:t>
         </w:r>
       </w:ins>
     </w:p>
@@ -8985,12 +8946,12 @@
         <w:spacing w:line="278" w:lineRule="auto"/>
         <w:jc w:val="both"/>
         <w:rPr>
-          <w:ins w:id="1067" w:author="Victor Furlan" w:date="2026-10-16T21:19:00Z" w16du:dateUtc="2026-10-16T20:19:00Z"/>
-        </w:rPr>
-      </w:pPr>
-      <w:ins w:id="1068" w:author="Victor Furlan" w:date="2026-10-16T21:19:00Z" w16du:dateUtc="2026-10-16T20:19:00Z">
-        <w:r>
-          <w:t>I will use descriptive statistics and charts to understand the responses. Matplotlib and Seaborn will help me show attendance frequency, spending preferences, streaming choices and ratings of cinema features. I will compare selected variables to explore possible relationships—for example, whether respondents who prefer streaming report less frequent cinema visits. These comparisons will help me decide which variables may be useful in a predictive model.</w:t>
+          <w:ins w:id="1068" w:author="Victor Furlan" w:date="2026-10-21T22:15:00Z" w16du:dateUtc="2026-10-21T21:15:00Z"/>
+        </w:rPr>
+      </w:pPr>
+      <w:ins w:id="1069" w:author="Victor Furlan" w:date="2026-10-21T22:15:00Z" w16du:dateUtc="2026-10-21T21:15:00Z">
+        <w:r>
+          <w:t>Descriptive statistics and Matplotlib and Seaborn charts will illustrate attendance frequency, spending, streaming preferences, and cinema feature ratings. I will compare selected variables to explore relationships, such as whether streaming preferences are associated with less frequent cinema visits. These findings will inform variable selection for predictive modelling.</w:t>
         </w:r>
       </w:ins>
     </w:p>
@@ -8999,24 +8960,24 @@
         <w:spacing w:line="278" w:lineRule="auto"/>
         <w:jc w:val="both"/>
         <w:rPr>
-          <w:ins w:id="1069" w:author="Victor Furlan" w:date="2026-10-16T21:19:00Z" w16du:dateUtc="2026-10-16T20:19:00Z"/>
+          <w:ins w:id="1070" w:author="Victor Furlan" w:date="2026-10-21T22:15:00Z" w16du:dateUtc="2026-10-21T21:15:00Z"/>
           <w:u w:val="single"/>
-          <w:rPrChange w:id="1070" w:author="Victor Furlan" w:date="2026-10-16T21:20:00Z" w16du:dateUtc="2026-10-16T20:20:00Z">
-            <w:rPr>
-              <w:ins w:id="1071" w:author="Victor Furlan" w:date="2026-10-16T21:19:00Z" w16du:dateUtc="2026-10-16T20:19:00Z"/>
-            </w:rPr>
-          </w:rPrChange>
-        </w:rPr>
-      </w:pPr>
-      <w:ins w:id="1072" w:author="Victor Furlan" w:date="2026-10-16T21:19:00Z" w16du:dateUtc="2026-10-16T20:19:00Z">
+          <w:rPrChange w:id="1071" w:author="Victor Furlan" w:date="2026-10-21T22:16:00Z" w16du:dateUtc="2026-10-21T21:16:00Z">
+            <w:rPr>
+              <w:ins w:id="1072" w:author="Victor Furlan" w:date="2026-10-21T22:15:00Z" w16du:dateUtc="2026-10-21T21:15:00Z"/>
+            </w:rPr>
+          </w:rPrChange>
+        </w:rPr>
+      </w:pPr>
+      <w:ins w:id="1073" w:author="Victor Furlan" w:date="2026-10-21T22:15:00Z" w16du:dateUtc="2026-10-21T21:15:00Z">
         <w:r>
           <w:rPr>
             <w:u w:val="single"/>
-            <w:rPrChange w:id="1073" w:author="Victor Furlan" w:date="2026-10-16T21:20:00Z" w16du:dateUtc="2026-10-16T20:20:00Z">
+            <w:rPrChange w:id="1074" w:author="Victor Furlan" w:date="2026-10-21T22:16:00Z" w16du:dateUtc="2026-10-21T21:16:00Z">
               <w:rPr/>
             </w:rPrChange>
           </w:rPr>
-          <w:t>5.4 Predictive modelling and evaluation</w:t>
+          <w:t>5.4 Predictive Modelling and Evaluation</w:t>
         </w:r>
       </w:ins>
     </w:p>
@@ -9025,12 +8986,12 @@
         <w:spacing w:line="278" w:lineRule="auto"/>
         <w:jc w:val="both"/>
         <w:rPr>
-          <w:ins w:id="1074" w:author="Victor Furlan" w:date="2026-10-16T21:19:00Z" w16du:dateUtc="2026-10-16T20:19:00Z"/>
-        </w:rPr>
-      </w:pPr>
-      <w:ins w:id="1075" w:author="Victor Furlan" w:date="2026-10-16T21:19:00Z" w16du:dateUtc="2026-10-16T20:19:00Z">
-        <w:r>
-          <w:t>If the final dataset is large and balanced enough, I will compare classification models using Scikit-learn. Logistic Regression will provide a relatively simple baseline that can help show how the selected variables relate to the two attendance groups. A Decision Tree may help identify understandable decision rules. I will consider a Random Forest as a further comparison only if the available data supports it.</w:t>
+          <w:ins w:id="1075" w:author="Victor Furlan" w:date="2026-10-21T22:15:00Z" w16du:dateUtc="2026-10-21T21:15:00Z"/>
+        </w:rPr>
+      </w:pPr>
+      <w:ins w:id="1076" w:author="Victor Furlan" w:date="2026-10-21T22:15:00Z" w16du:dateUtc="2026-10-21T21:15:00Z">
+        <w:r>
+          <w:t>If the dataset is sufficiently large and balanced, I will compare classification models using Scikit-learn. Logistic Regression will provide a baseline, while a Decision Tree may reveal interpretable decision rules. A Random Forest will be considered if the data supports further comparison.</w:t>
         </w:r>
       </w:ins>
     </w:p>
@@ -9039,16 +9000,12 @@
         <w:spacing w:line="278" w:lineRule="auto"/>
         <w:jc w:val="both"/>
         <w:rPr>
-          <w:ins w:id="1076" w:author="Victor Furlan" w:date="2026-10-16T21:19:00Z" w16du:dateUtc="2026-10-16T20:19:00Z"/>
-        </w:rPr>
-      </w:pPr>
-      <w:ins w:id="1077" w:author="Victor Furlan" w:date="2026-10-16T21:19:00Z" w16du:dateUtc="2026-10-16T20:19:00Z">
-        <w:r>
-          <w:t xml:space="preserve">I will separate the data into training and testing sets so that the final evaluation uses responses that were not used to fit the model. Any data preparation that learns values from the dataset will be fitted </w:t>
-        </w:r>
-        <w:r>
-          <w:lastRenderedPageBreak/>
-          <w:t>using the training data only, to reduce the risk of data leakage (scikit-learn developers, n.d.-b). If the sample size allows, I will use cross-validation to check whether results are reasonably consistent.</w:t>
+          <w:ins w:id="1077" w:author="Victor Furlan" w:date="2026-10-21T22:15:00Z" w16du:dateUtc="2026-10-21T21:15:00Z"/>
+        </w:rPr>
+      </w:pPr>
+      <w:ins w:id="1078" w:author="Victor Furlan" w:date="2026-10-21T22:15:00Z" w16du:dateUtc="2026-10-21T21:15:00Z">
+        <w:r>
+          <w:t>I will split the data into training and testing sets to evaluate performance on unseen responses. Data preparation steps that learn from the data will be fitted on training data only to reduce data leakage (scikit-learn developers, n.d.-b). Where sample size permits, cross-validation will assess consistency.</w:t>
         </w:r>
       </w:ins>
     </w:p>
@@ -9057,12 +9014,12 @@
         <w:spacing w:line="278" w:lineRule="auto"/>
         <w:jc w:val="both"/>
         <w:rPr>
-          <w:ins w:id="1078" w:author="Victor Furlan" w:date="2026-10-16T21:19:00Z" w16du:dateUtc="2026-10-16T20:19:00Z"/>
-        </w:rPr>
-      </w:pPr>
-      <w:ins w:id="1079" w:author="Victor Furlan" w:date="2026-10-16T21:19:00Z" w16du:dateUtc="2026-10-16T20:19:00Z">
-        <w:r>
-          <w:t>I will compare the models using a confusion matrix and suitable measures such as accuracy, precision, recall and F1-score (scikit-learn developers, n.d.-a). I will consider the balance between the two attendance groups when interpreting these measures. I will not select a model based on accuracy alone if the classes are imbalanced. If the dataset is too small or unsuitable for reliable prediction, I will prioritise descriptive analysis and clearly report why the modelling results should be treated cautiously.</w:t>
+          <w:ins w:id="1079" w:author="Victor Furlan" w:date="2026-10-21T22:15:00Z" w16du:dateUtc="2026-10-21T21:15:00Z"/>
+        </w:rPr>
+      </w:pPr>
+      <w:ins w:id="1080" w:author="Victor Furlan" w:date="2026-10-21T22:15:00Z" w16du:dateUtc="2026-10-21T21:15:00Z">
+        <w:r>
+          <w:t>Models will be evaluated using a confusion matrix, accuracy, precision, recall, and F1-score (scikit-learn developers, n.d.-a). I will consider class balance and avoid relying on accuracy alone when attendance groups are imbalanced. If the dataset is too small or unsuitable for reliable prediction, I will prioritise descriptive analysis and explain the limitations of modelling.</w:t>
         </w:r>
       </w:ins>
     </w:p>
@@ -9071,24 +9028,24 @@
         <w:spacing w:line="278" w:lineRule="auto"/>
         <w:jc w:val="both"/>
         <w:rPr>
-          <w:ins w:id="1080" w:author="Victor Furlan" w:date="2026-10-16T21:19:00Z" w16du:dateUtc="2026-10-16T20:19:00Z"/>
+          <w:ins w:id="1081" w:author="Victor Furlan" w:date="2026-10-21T22:15:00Z" w16du:dateUtc="2026-10-21T21:15:00Z"/>
           <w:u w:val="single"/>
-          <w:rPrChange w:id="1081" w:author="Victor Furlan" w:date="2026-10-16T21:20:00Z" w16du:dateUtc="2026-10-16T20:20:00Z">
-            <w:rPr>
-              <w:ins w:id="1082" w:author="Victor Furlan" w:date="2026-10-16T21:19:00Z" w16du:dateUtc="2026-10-16T20:19:00Z"/>
-            </w:rPr>
-          </w:rPrChange>
-        </w:rPr>
-      </w:pPr>
-      <w:ins w:id="1083" w:author="Victor Furlan" w:date="2026-10-16T21:19:00Z" w16du:dateUtc="2026-10-16T20:19:00Z">
+          <w:rPrChange w:id="1082" w:author="Victor Furlan" w:date="2026-10-21T22:16:00Z" w16du:dateUtc="2026-10-21T21:16:00Z">
+            <w:rPr>
+              <w:ins w:id="1083" w:author="Victor Furlan" w:date="2026-10-21T22:15:00Z" w16du:dateUtc="2026-10-21T21:15:00Z"/>
+            </w:rPr>
+          </w:rPrChange>
+        </w:rPr>
+      </w:pPr>
+      <w:ins w:id="1084" w:author="Victor Furlan" w:date="2026-10-21T22:15:00Z" w16du:dateUtc="2026-10-21T21:15:00Z">
         <w:r>
           <w:rPr>
             <w:u w:val="single"/>
-            <w:rPrChange w:id="1084" w:author="Victor Furlan" w:date="2026-10-16T21:20:00Z" w16du:dateUtc="2026-10-16T20:20:00Z">
+            <w:rPrChange w:id="1085" w:author="Victor Furlan" w:date="2026-10-21T22:16:00Z" w16du:dateUtc="2026-10-21T21:16:00Z">
               <w:rPr/>
             </w:rPrChange>
           </w:rPr>
-          <w:t>5.5 Proposed system architecture</w:t>
+          <w:t>5.5 Proposed System Architecture</w:t>
         </w:r>
       </w:ins>
     </w:p>
@@ -9097,12 +9054,12 @@
         <w:spacing w:line="278" w:lineRule="auto"/>
         <w:jc w:val="both"/>
         <w:rPr>
-          <w:ins w:id="1085" w:author="Victor Furlan" w:date="2026-10-16T21:21:00Z" w16du:dateUtc="2026-10-16T20:21:00Z"/>
-        </w:rPr>
-      </w:pPr>
-      <w:ins w:id="1086" w:author="Victor Furlan" w:date="2026-10-16T21:19:00Z" w16du:dateUtc="2026-10-16T20:19:00Z">
-        <w:r>
-          <w:t>The proposed workflow is shown below. It begins with the survey responses and ends with the findings and business recommendations.</w:t>
+          <w:ins w:id="1086" w:author="Victor Furlan" w:date="2026-10-15T18:55:00Z" w16du:dateUtc="2026-10-15T17:55:00Z"/>
+        </w:rPr>
+      </w:pPr>
+      <w:ins w:id="1087" w:author="Victor Furlan" w:date="2026-10-21T22:15:00Z" w16du:dateUtc="2026-10-21T21:15:00Z">
+        <w:r>
+          <w:t>The proposed workflow, shown below, illustrates the process from survey responses through data preparation and analysis to findings and business recommendations.</w:t>
         </w:r>
       </w:ins>
     </w:p>
@@ -9111,7 +9068,16 @@
         <w:spacing w:line="278" w:lineRule="auto"/>
         <w:jc w:val="both"/>
         <w:rPr>
-          <w:ins w:id="1087" w:author="Victor Furlan" w:date="2026-10-16T21:21:00Z" w16du:dateUtc="2026-10-16T20:21:00Z"/>
+          <w:ins w:id="1088" w:author="Victor Furlan" w:date="2026-10-15T18:53:00Z" w16du:dateUtc="2026-10-15T17:53:00Z"/>
+        </w:rPr>
+      </w:pPr>
+    </w:p>
+    <w:p>
+      <w:pPr>
+        <w:spacing w:line="278" w:lineRule="auto"/>
+        <w:jc w:val="both"/>
+        <w:rPr>
+          <w:ins w:id="1089" w:author="Victor Furlan" w:date="2026-10-16T21:21:00Z" w16du:dateUtc="2026-10-16T20:21:00Z"/>
         </w:rPr>
       </w:pPr>
     </w:p>
@@ -9125,10 +9091,10 @@
         <w:spacing w:line="278" w:lineRule="auto"/>
         <w:jc w:val="both"/>
         <w:rPr>
-          <w:ins w:id="1088" w:author="Victor Furlan" w:date="2026-10-20T21:50:00Z" w16du:dateUtc="2026-10-20T20:50:00Z"/>
-        </w:rPr>
-      </w:pPr>
-      <w:ins w:id="1089" w:author="Victor Furlan" w:date="2026-10-16T21:21:00Z" w16du:dateUtc="2026-10-16T20:21:00Z">
+          <w:ins w:id="1090" w:author="Victor Furlan" w:date="2026-10-20T21:50:00Z" w16du:dateUtc="2026-10-20T20:50:00Z"/>
+        </w:rPr>
+      </w:pPr>
+      <w:ins w:id="1091" w:author="Victor Furlan" w:date="2026-10-16T21:21:00Z" w16du:dateUtc="2026-10-16T20:21:00Z">
         <w:r>
           <w:t>ADD PICTURE</w:t>
         </w:r>
@@ -9139,7 +9105,7 @@
         <w:spacing w:line="278" w:lineRule="auto"/>
         <w:jc w:val="both"/>
         <w:rPr>
-          <w:ins w:id="1090" w:author="Victor Furlan" w:date="2026-10-20T21:50:00Z" w16du:dateUtc="2026-10-20T20:50:00Z"/>
+          <w:ins w:id="1092" w:author="Victor Furlan" w:date="2026-10-20T21:50:00Z" w16du:dateUtc="2026-10-20T20:50:00Z"/>
         </w:rPr>
       </w:pPr>
     </w:p>
@@ -9148,7 +9114,7 @@
         <w:spacing w:line="278" w:lineRule="auto"/>
         <w:jc w:val="both"/>
         <w:rPr>
-          <w:ins w:id="1091" w:author="Victor Furlan" w:date="2026-10-20T21:50:00Z" w16du:dateUtc="2026-10-20T20:50:00Z"/>
+          <w:ins w:id="1093" w:author="Victor Furlan" w:date="2026-10-20T21:50:00Z" w16du:dateUtc="2026-10-20T20:50:00Z"/>
         </w:rPr>
       </w:pPr>
     </w:p>
@@ -9157,10 +9123,10 @@
         <w:spacing w:line="278" w:lineRule="auto"/>
         <w:jc w:val="both"/>
         <w:rPr>
-          <w:ins w:id="1092" w:author="Victor Furlan" w:date="2026-10-20T21:51:00Z" w16du:dateUtc="2026-10-20T20:51:00Z"/>
-        </w:rPr>
-      </w:pPr>
-      <w:ins w:id="1093" w:author="Victor Furlan" w:date="2026-10-20T21:51:00Z" w16du:dateUtc="2026-10-20T20:51:00Z">
+          <w:ins w:id="1094" w:author="Victor Furlan" w:date="2026-10-20T21:51:00Z" w16du:dateUtc="2026-10-20T20:51:00Z"/>
+        </w:rPr>
+      </w:pPr>
+      <w:ins w:id="1095" w:author="Victor Furlan" w:date="2026-10-20T21:51:00Z" w16du:dateUtc="2026-10-20T20:51:00Z">
         <w:r>
           <w:t>Jupyter Notebook will allow me to keep code, explanations, calculations and charts together so that the analysis can be checked and repeated.</w:t>
         </w:r>
@@ -9171,22 +9137,22 @@
         <w:spacing w:line="278" w:lineRule="auto"/>
         <w:jc w:val="both"/>
         <w:rPr>
-          <w:ins w:id="1094" w:author="Victor Furlan" w:date="2026-10-20T21:51:00Z" w16du:dateUtc="2026-10-20T20:51:00Z"/>
+          <w:ins w:id="1096" w:author="Victor Furlan" w:date="2026-10-20T21:51:00Z" w16du:dateUtc="2026-10-20T20:51:00Z"/>
           <w:b/>
           <w:bCs/>
-          <w:rPrChange w:id="1095" w:author="Victor Furlan" w:date="2026-10-20T21:53:00Z" w16du:dateUtc="2026-10-20T20:53:00Z">
-            <w:rPr>
-              <w:ins w:id="1096" w:author="Victor Furlan" w:date="2026-10-20T21:51:00Z" w16du:dateUtc="2026-10-20T20:51:00Z"/>
-            </w:rPr>
-          </w:rPrChange>
-        </w:rPr>
-      </w:pPr>
-      <w:ins w:id="1097" w:author="Victor Furlan" w:date="2026-10-20T21:51:00Z" w16du:dateUtc="2026-10-20T20:51:00Z">
+          <w:rPrChange w:id="1097" w:author="Victor Furlan" w:date="2026-10-20T21:53:00Z" w16du:dateUtc="2026-10-20T20:53:00Z">
+            <w:rPr>
+              <w:ins w:id="1098" w:author="Victor Furlan" w:date="2026-10-20T21:51:00Z" w16du:dateUtc="2026-10-20T20:51:00Z"/>
+            </w:rPr>
+          </w:rPrChange>
+        </w:rPr>
+      </w:pPr>
+      <w:ins w:id="1099" w:author="Victor Furlan" w:date="2026-10-20T21:51:00Z" w16du:dateUtc="2026-10-20T20:51:00Z">
         <w:r>
           <w:rPr>
             <w:b/>
             <w:bCs/>
-            <w:rPrChange w:id="1098" w:author="Victor Furlan" w:date="2026-10-20T21:53:00Z" w16du:dateUtc="2026-10-20T20:53:00Z">
+            <w:rPrChange w:id="1100" w:author="Victor Furlan" w:date="2026-10-20T21:53:00Z" w16du:dateUtc="2026-10-20T20:53:00Z">
               <w:rPr/>
             </w:rPrChange>
           </w:rPr>
@@ -9199,10 +9165,10 @@
         <w:spacing w:line="278" w:lineRule="auto"/>
         <w:jc w:val="both"/>
         <w:rPr>
-          <w:ins w:id="1099" w:author="Victor Furlan" w:date="2026-10-20T21:51:00Z" w16du:dateUtc="2026-10-20T20:51:00Z"/>
-        </w:rPr>
-      </w:pPr>
-      <w:ins w:id="1100" w:author="Victor Furlan" w:date="2026-10-20T21:51:00Z" w16du:dateUtc="2026-10-20T20:51:00Z">
+          <w:ins w:id="1101" w:author="Victor Furlan" w:date="2026-10-20T21:51:00Z" w16du:dateUtc="2026-10-20T20:51:00Z"/>
+        </w:rPr>
+      </w:pPr>
+      <w:ins w:id="1102" w:author="Victor Furlan" w:date="2026-10-20T21:51:00Z" w16du:dateUtc="2026-10-20T20:51:00Z">
         <w:r>
           <w:t>The main source will be primary data collected through my own 11-question online survey. I will aim for at least 100 valid responses, although this is a target rather than a guaranteed sample size. The survey is being shared mainly with college classmates and other available respondents, so it uses convenience sampling. This means that the sample may not represent the wider Irish population or all cinema customers.</w:t>
         </w:r>
@@ -9213,10 +9179,10 @@
         <w:spacing w:line="278" w:lineRule="auto"/>
         <w:jc w:val="both"/>
         <w:rPr>
-          <w:ins w:id="1101" w:author="Victor Furlan" w:date="2026-10-20T21:51:00Z" w16du:dateUtc="2026-10-20T20:51:00Z"/>
-        </w:rPr>
-      </w:pPr>
-      <w:ins w:id="1102" w:author="Victor Furlan" w:date="2026-10-20T21:51:00Z" w16du:dateUtc="2026-10-20T20:51:00Z">
+          <w:ins w:id="1103" w:author="Victor Furlan" w:date="2026-10-20T21:51:00Z" w16du:dateUtc="2026-10-20T20:51:00Z"/>
+        </w:rPr>
+      </w:pPr>
+      <w:ins w:id="1104" w:author="Victor Furlan" w:date="2026-10-20T21:51:00Z" w16du:dateUtc="2026-10-20T20:51:00Z">
         <w:r>
           <w:t>The dataset will include categorical answers, 1–5 ratings and short open-ended comments. The attendance-frequency question will be the outcome for the proposed classification task; suitable answers about spending, streaming and cinema preferences may be used as predictors. I will report the actual sample size and the number of respondents in each attendance group before modelling.</w:t>
         </w:r>
@@ -9227,10 +9193,10 @@
         <w:spacing w:line="278" w:lineRule="auto"/>
         <w:jc w:val="both"/>
         <w:rPr>
-          <w:ins w:id="1103" w:author="Victor Furlan" w:date="2026-10-20T21:51:00Z" w16du:dateUtc="2026-10-20T20:51:00Z"/>
-        </w:rPr>
-      </w:pPr>
-      <w:ins w:id="1104" w:author="Victor Furlan" w:date="2026-10-20T21:51:00Z" w16du:dateUtc="2026-10-20T20:51:00Z">
+          <w:ins w:id="1105" w:author="Victor Furlan" w:date="2026-10-20T21:51:00Z" w16du:dateUtc="2026-10-20T20:51:00Z"/>
+        </w:rPr>
+      </w:pPr>
+      <w:ins w:id="1106" w:author="Victor Furlan" w:date="2026-10-20T21:51:00Z" w16du:dateUtc="2026-10-20T20:51:00Z">
         <w:r>
           <w:t>I will use the responses only for this academic project and will not use confidential company data. Before collecting or analysing responses, I will follow the CCT College ethics process and check that the survey introduction explains the purpose of the project, voluntary participation and how the data will be used. Access to the raw data will be restricted to the extent possible, and the public GitHub repository will contain code and non-identifying materials only—not raw responses or any personal information.</w:t>
         </w:r>
@@ -9241,22 +9207,22 @@
         <w:spacing w:line="278" w:lineRule="auto"/>
         <w:jc w:val="both"/>
         <w:rPr>
-          <w:ins w:id="1105" w:author="Victor Furlan" w:date="2026-10-20T21:51:00Z" w16du:dateUtc="2026-10-20T20:51:00Z"/>
+          <w:ins w:id="1107" w:author="Victor Furlan" w:date="2026-10-20T21:51:00Z" w16du:dateUtc="2026-10-20T20:51:00Z"/>
           <w:b/>
           <w:bCs/>
-          <w:rPrChange w:id="1106" w:author="Victor Furlan" w:date="2026-10-20T21:53:00Z" w16du:dateUtc="2026-10-20T20:53:00Z">
-            <w:rPr>
-              <w:ins w:id="1107" w:author="Victor Furlan" w:date="2026-10-20T21:51:00Z" w16du:dateUtc="2026-10-20T20:51:00Z"/>
-            </w:rPr>
-          </w:rPrChange>
-        </w:rPr>
-      </w:pPr>
-      <w:ins w:id="1108" w:author="Victor Furlan" w:date="2026-10-20T21:51:00Z" w16du:dateUtc="2026-10-20T20:51:00Z">
+          <w:rPrChange w:id="1108" w:author="Victor Furlan" w:date="2026-10-20T21:53:00Z" w16du:dateUtc="2026-10-20T20:53:00Z">
+            <w:rPr>
+              <w:ins w:id="1109" w:author="Victor Furlan" w:date="2026-10-20T21:51:00Z" w16du:dateUtc="2026-10-20T20:51:00Z"/>
+            </w:rPr>
+          </w:rPrChange>
+        </w:rPr>
+      </w:pPr>
+      <w:ins w:id="1110" w:author="Victor Furlan" w:date="2026-10-20T21:51:00Z" w16du:dateUtc="2026-10-20T20:51:00Z">
         <w:r>
           <w:rPr>
             <w:b/>
             <w:bCs/>
-            <w:rPrChange w:id="1109" w:author="Victor Furlan" w:date="2026-10-20T21:53:00Z" w16du:dateUtc="2026-10-20T20:53:00Z">
+            <w:rPrChange w:id="1111" w:author="Victor Furlan" w:date="2026-10-20T21:53:00Z" w16du:dateUtc="2026-10-20T20:53:00Z">
               <w:rPr/>
             </w:rPrChange>
           </w:rPr>
@@ -9269,20 +9235,20 @@
         <w:spacing w:line="278" w:lineRule="auto"/>
         <w:jc w:val="both"/>
         <w:rPr>
-          <w:ins w:id="1110" w:author="Victor Furlan" w:date="2026-10-20T21:51:00Z" w16du:dateUtc="2026-10-20T20:51:00Z"/>
-        </w:rPr>
-      </w:pPr>
-      <w:ins w:id="1111" w:author="Victor Furlan" w:date="2026-10-20T21:51:00Z" w16du:dateUtc="2026-10-20T20:51:00Z">
+          <w:ins w:id="1112" w:author="Victor Furlan" w:date="2026-10-20T21:51:00Z" w16du:dateUtc="2026-10-20T20:51:00Z"/>
+        </w:rPr>
+      </w:pPr>
+      <w:ins w:id="1113" w:author="Victor Furlan" w:date="2026-10-20T21:51:00Z" w16du:dateUtc="2026-10-20T20:51:00Z">
         <w:r>
           <w:t>•</w:t>
         </w:r>
       </w:ins>
-      <w:ins w:id="1112" w:author="Victor Furlan" w:date="2026-10-20T21:52:00Z" w16du:dateUtc="2026-10-20T20:52:00Z">
+      <w:ins w:id="1114" w:author="Victor Furlan" w:date="2026-10-20T21:52:00Z" w16du:dateUtc="2026-10-20T20:52:00Z">
         <w:r>
           <w:t xml:space="preserve"> </w:t>
         </w:r>
       </w:ins>
-      <w:ins w:id="1113" w:author="Victor Furlan" w:date="2026-10-20T21:51:00Z" w16du:dateUtc="2026-10-20T20:51:00Z">
+      <w:ins w:id="1115" w:author="Victor Furlan" w:date="2026-10-20T21:51:00Z" w16du:dateUtc="2026-10-20T20:51:00Z">
         <w:r>
           <w:t>A cleaned dataset prepared for analysis, stored securely and not published if it contains personal information.</w:t>
         </w:r>
@@ -9293,20 +9259,20 @@
         <w:spacing w:line="278" w:lineRule="auto"/>
         <w:jc w:val="both"/>
         <w:rPr>
-          <w:ins w:id="1114" w:author="Victor Furlan" w:date="2026-10-20T21:51:00Z" w16du:dateUtc="2026-10-20T20:51:00Z"/>
-        </w:rPr>
-      </w:pPr>
-      <w:ins w:id="1115" w:author="Victor Furlan" w:date="2026-10-20T21:51:00Z" w16du:dateUtc="2026-10-20T20:51:00Z">
+          <w:ins w:id="1116" w:author="Victor Furlan" w:date="2026-10-20T21:51:00Z" w16du:dateUtc="2026-10-20T20:51:00Z"/>
+        </w:rPr>
+      </w:pPr>
+      <w:ins w:id="1117" w:author="Victor Furlan" w:date="2026-10-20T21:51:00Z" w16du:dateUtc="2026-10-20T20:51:00Z">
         <w:r>
           <w:t>•</w:t>
         </w:r>
       </w:ins>
-      <w:ins w:id="1116" w:author="Victor Furlan" w:date="2026-10-20T21:52:00Z" w16du:dateUtc="2026-10-20T20:52:00Z">
+      <w:ins w:id="1118" w:author="Victor Furlan" w:date="2026-10-20T21:52:00Z" w16du:dateUtc="2026-10-20T20:52:00Z">
         <w:r>
           <w:t xml:space="preserve"> </w:t>
         </w:r>
       </w:ins>
-      <w:ins w:id="1117" w:author="Victor Furlan" w:date="2026-10-20T21:51:00Z" w16du:dateUtc="2026-10-20T20:51:00Z">
+      <w:ins w:id="1119" w:author="Victor Furlan" w:date="2026-10-20T21:51:00Z" w16du:dateUtc="2026-10-20T20:51:00Z">
         <w:r>
           <w:t>A Jupyter Notebook documenting the cleaning steps, analysis, charts and modelling process.</w:t>
         </w:r>
@@ -9317,137 +9283,137 @@
         <w:spacing w:line="278" w:lineRule="auto"/>
         <w:jc w:val="both"/>
         <w:rPr>
-          <w:ins w:id="1118" w:author="Victor Furlan" w:date="2026-10-20T21:51:00Z" w16du:dateUtc="2026-10-20T20:51:00Z"/>
-        </w:rPr>
-      </w:pPr>
-      <w:ins w:id="1119" w:author="Victor Furlan" w:date="2026-10-20T21:51:00Z" w16du:dateUtc="2026-10-20T20:51:00Z">
+          <w:ins w:id="1120" w:author="Victor Furlan" w:date="2026-10-20T21:51:00Z" w16du:dateUtc="2026-10-20T20:51:00Z"/>
+        </w:rPr>
+      </w:pPr>
+      <w:ins w:id="1121" w:author="Victor Furlan" w:date="2026-10-20T21:51:00Z" w16du:dateUtc="2026-10-20T20:51:00Z">
+        <w:r>
+          <w:t>•</w:t>
+        </w:r>
+      </w:ins>
+      <w:ins w:id="1122" w:author="Victor Furlan" w:date="2026-10-20T21:52:00Z" w16du:dateUtc="2026-10-20T20:52:00Z">
+        <w:r>
+          <w:t xml:space="preserve"> </w:t>
+        </w:r>
+      </w:ins>
+      <w:ins w:id="1123" w:author="Victor Furlan" w:date="2026-10-20T21:51:00Z" w16du:dateUtc="2026-10-20T20:51:00Z">
+        <w:r>
+          <w:t>Descriptive statistics and visualisations showing the main patterns in cinema attendance and preferences.</w:t>
+        </w:r>
+      </w:ins>
+    </w:p>
+    <w:p>
+      <w:pPr>
+        <w:spacing w:line="278" w:lineRule="auto"/>
+        <w:jc w:val="both"/>
+        <w:rPr>
+          <w:ins w:id="1124" w:author="Victor Furlan" w:date="2026-10-20T21:51:00Z" w16du:dateUtc="2026-10-20T20:51:00Z"/>
+        </w:rPr>
+      </w:pPr>
+      <w:ins w:id="1125" w:author="Victor Furlan" w:date="2026-10-20T21:51:00Z" w16du:dateUtc="2026-10-20T20:51:00Z">
+        <w:r>
+          <w:t>•</w:t>
+        </w:r>
+      </w:ins>
+      <w:ins w:id="1126" w:author="Victor Furlan" w:date="2026-10-20T21:52:00Z" w16du:dateUtc="2026-10-20T20:52:00Z">
+        <w:r>
+          <w:t xml:space="preserve"> </w:t>
+        </w:r>
+      </w:ins>
+      <w:ins w:id="1127" w:author="Victor Furlan" w:date="2026-10-20T21:51:00Z" w16du:dateUtc="2026-10-20T20:51:00Z">
+        <w:r>
+          <w:t>An analysis of factors associated with reported attendance frequency.</w:t>
+        </w:r>
+      </w:ins>
+    </w:p>
+    <w:p>
+      <w:pPr>
+        <w:spacing w:line="278" w:lineRule="auto"/>
+        <w:jc w:val="both"/>
+        <w:rPr>
+          <w:ins w:id="1128" w:author="Victor Furlan" w:date="2026-10-20T21:51:00Z" w16du:dateUtc="2026-10-20T20:51:00Z"/>
+        </w:rPr>
+      </w:pPr>
+      <w:ins w:id="1129" w:author="Victor Furlan" w:date="2026-10-20T21:51:00Z" w16du:dateUtc="2026-10-20T20:51:00Z">
+        <w:r>
+          <w:t>•</w:t>
+        </w:r>
+      </w:ins>
+      <w:ins w:id="1130" w:author="Victor Furlan" w:date="2026-10-20T21:52:00Z" w16du:dateUtc="2026-10-20T20:52:00Z">
+        <w:r>
+          <w:t xml:space="preserve"> </w:t>
+        </w:r>
+      </w:ins>
+      <w:ins w:id="1131" w:author="Victor Furlan" w:date="2026-10-20T21:51:00Z" w16du:dateUtc="2026-10-20T20:51:00Z">
+        <w:r>
+          <w:t>A comparison of suitable predictive models, if the dataset supports reliable evaluation.</w:t>
+        </w:r>
+      </w:ins>
+    </w:p>
+    <w:p>
+      <w:pPr>
+        <w:spacing w:line="278" w:lineRule="auto"/>
+        <w:jc w:val="both"/>
+        <w:rPr>
+          <w:ins w:id="1132" w:author="Victor Furlan" w:date="2026-10-20T21:51:00Z" w16du:dateUtc="2026-10-20T20:51:00Z"/>
+        </w:rPr>
+      </w:pPr>
+      <w:ins w:id="1133" w:author="Victor Furlan" w:date="2026-10-20T21:51:00Z" w16du:dateUtc="2026-10-20T20:51:00Z">
+        <w:r>
+          <w:t>• Business recommendations linked to the findings, with limitations clearly explained.</w:t>
+        </w:r>
+      </w:ins>
+    </w:p>
+    <w:p>
+      <w:pPr>
+        <w:spacing w:line="278" w:lineRule="auto"/>
+        <w:jc w:val="both"/>
+        <w:rPr>
+          <w:ins w:id="1134" w:author="Victor Furlan" w:date="2026-10-20T21:51:00Z" w16du:dateUtc="2026-10-20T20:51:00Z"/>
+        </w:rPr>
+      </w:pPr>
+      <w:ins w:id="1135" w:author="Victor Furlan" w:date="2026-10-20T21:51:00Z" w16du:dateUtc="2026-10-20T20:51:00Z">
+        <w:r>
+          <w:t>• A final project report describing the business problem, data, methods, results, ethical considerations and conclusions.</w:t>
+        </w:r>
+      </w:ins>
+    </w:p>
+    <w:p>
+      <w:pPr>
+        <w:spacing w:line="278" w:lineRule="auto"/>
+        <w:jc w:val="both"/>
+        <w:rPr>
+          <w:ins w:id="1136" w:author="Victor Furlan" w:date="2026-10-20T21:51:00Z" w16du:dateUtc="2026-10-20T20:51:00Z"/>
+        </w:rPr>
+      </w:pPr>
+      <w:ins w:id="1137" w:author="Victor Furlan" w:date="2026-10-20T21:51:00Z" w16du:dateUtc="2026-10-20T20:51:00Z">
         <w:r>
           <w:lastRenderedPageBreak/>
-          <w:t>•</w:t>
+          <w:t>The deliverables will demonstrate how data analytics can be applied to a practical business question. Recommendations will be based on the results rather than on assumptions about what customers want.</w:t>
         </w:r>
       </w:ins>
-      <w:ins w:id="1120" w:author="Victor Furlan" w:date="2026-10-20T21:52:00Z" w16du:dateUtc="2026-10-20T20:52:00Z">
-        <w:r>
-          <w:t xml:space="preserve"> </w:t>
-        </w:r>
-      </w:ins>
-      <w:ins w:id="1121" w:author="Victor Furlan" w:date="2026-10-20T21:51:00Z" w16du:dateUtc="2026-10-20T20:51:00Z">
-        <w:r>
-          <w:t>Descriptive statistics and visualisations showing the main patterns in cinema attendance and preferences.</w:t>
-        </w:r>
-      </w:ins>
     </w:p>
     <w:p>
       <w:pPr>
         <w:spacing w:line="278" w:lineRule="auto"/>
         <w:jc w:val="both"/>
         <w:rPr>
-          <w:ins w:id="1122" w:author="Victor Furlan" w:date="2026-10-20T21:51:00Z" w16du:dateUtc="2026-10-20T20:51:00Z"/>
-        </w:rPr>
-      </w:pPr>
-      <w:ins w:id="1123" w:author="Victor Furlan" w:date="2026-10-20T21:51:00Z" w16du:dateUtc="2026-10-20T20:51:00Z">
-        <w:r>
-          <w:t>•</w:t>
-        </w:r>
-      </w:ins>
-      <w:ins w:id="1124" w:author="Victor Furlan" w:date="2026-10-20T21:52:00Z" w16du:dateUtc="2026-10-20T20:52:00Z">
-        <w:r>
-          <w:t xml:space="preserve"> </w:t>
-        </w:r>
-      </w:ins>
-      <w:ins w:id="1125" w:author="Victor Furlan" w:date="2026-10-20T21:51:00Z" w16du:dateUtc="2026-10-20T20:51:00Z">
-        <w:r>
-          <w:t>An analysis of factors associated with reported attendance frequency.</w:t>
-        </w:r>
-      </w:ins>
-    </w:p>
-    <w:p>
-      <w:pPr>
-        <w:spacing w:line="278" w:lineRule="auto"/>
-        <w:jc w:val="both"/>
-        <w:rPr>
-          <w:ins w:id="1126" w:author="Victor Furlan" w:date="2026-10-20T21:51:00Z" w16du:dateUtc="2026-10-20T20:51:00Z"/>
-        </w:rPr>
-      </w:pPr>
-      <w:ins w:id="1127" w:author="Victor Furlan" w:date="2026-10-20T21:51:00Z" w16du:dateUtc="2026-10-20T20:51:00Z">
-        <w:r>
-          <w:t>•</w:t>
-        </w:r>
-      </w:ins>
-      <w:ins w:id="1128" w:author="Victor Furlan" w:date="2026-10-20T21:52:00Z" w16du:dateUtc="2026-10-20T20:52:00Z">
-        <w:r>
-          <w:t xml:space="preserve"> </w:t>
-        </w:r>
-      </w:ins>
-      <w:ins w:id="1129" w:author="Victor Furlan" w:date="2026-10-20T21:51:00Z" w16du:dateUtc="2026-10-20T20:51:00Z">
-        <w:r>
-          <w:t>A comparison of suitable predictive models, if the dataset supports reliable evaluation.</w:t>
-        </w:r>
-      </w:ins>
-    </w:p>
-    <w:p>
-      <w:pPr>
-        <w:spacing w:line="278" w:lineRule="auto"/>
-        <w:jc w:val="both"/>
-        <w:rPr>
-          <w:ins w:id="1130" w:author="Victor Furlan" w:date="2026-10-20T21:51:00Z" w16du:dateUtc="2026-10-20T20:51:00Z"/>
-        </w:rPr>
-      </w:pPr>
-      <w:ins w:id="1131" w:author="Victor Furlan" w:date="2026-10-20T21:51:00Z" w16du:dateUtc="2026-10-20T20:51:00Z">
-        <w:r>
-          <w:t>• Business recommendations linked to the findings, with limitations clearly explained.</w:t>
-        </w:r>
-      </w:ins>
-    </w:p>
-    <w:p>
-      <w:pPr>
-        <w:spacing w:line="278" w:lineRule="auto"/>
-        <w:jc w:val="both"/>
-        <w:rPr>
-          <w:ins w:id="1132" w:author="Victor Furlan" w:date="2026-10-20T21:51:00Z" w16du:dateUtc="2026-10-20T20:51:00Z"/>
-        </w:rPr>
-      </w:pPr>
-      <w:ins w:id="1133" w:author="Victor Furlan" w:date="2026-10-20T21:51:00Z" w16du:dateUtc="2026-10-20T20:51:00Z">
-        <w:r>
-          <w:t>• A final project report describing the business problem, data, methods, results, ethical considerations and conclusions.</w:t>
-        </w:r>
-      </w:ins>
-    </w:p>
-    <w:p>
-      <w:pPr>
-        <w:spacing w:line="278" w:lineRule="auto"/>
-        <w:jc w:val="both"/>
-        <w:rPr>
-          <w:ins w:id="1134" w:author="Victor Furlan" w:date="2026-10-20T21:51:00Z" w16du:dateUtc="2026-10-20T20:51:00Z"/>
-        </w:rPr>
-      </w:pPr>
-      <w:ins w:id="1135" w:author="Victor Furlan" w:date="2026-10-20T21:51:00Z" w16du:dateUtc="2026-10-20T20:51:00Z">
-        <w:r>
-          <w:t>The deliverables will demonstrate how data analytics can be applied to a practical business question. Recommendations will be based on the results rather than on assumptions about what customers want.</w:t>
-        </w:r>
-      </w:ins>
-    </w:p>
-    <w:p>
-      <w:pPr>
-        <w:spacing w:line="278" w:lineRule="auto"/>
-        <w:jc w:val="both"/>
-        <w:rPr>
-          <w:ins w:id="1136" w:author="Victor Furlan" w:date="2026-10-20T21:51:00Z" w16du:dateUtc="2026-10-20T20:51:00Z"/>
+          <w:ins w:id="1138" w:author="Victor Furlan" w:date="2026-10-20T21:51:00Z" w16du:dateUtc="2026-10-20T20:51:00Z"/>
           <w:b/>
           <w:bCs/>
-          <w:rPrChange w:id="1137" w:author="Victor Furlan" w:date="2026-10-20T21:53:00Z" w16du:dateUtc="2026-10-20T20:53:00Z">
-            <w:rPr>
-              <w:ins w:id="1138" w:author="Victor Furlan" w:date="2026-10-20T21:51:00Z" w16du:dateUtc="2026-10-20T20:51:00Z"/>
-            </w:rPr>
-          </w:rPrChange>
-        </w:rPr>
-      </w:pPr>
-      <w:ins w:id="1139" w:author="Victor Furlan" w:date="2026-10-20T21:51:00Z" w16du:dateUtc="2026-10-20T20:51:00Z">
+          <w:rPrChange w:id="1139" w:author="Victor Furlan" w:date="2026-10-20T21:53:00Z" w16du:dateUtc="2026-10-20T20:53:00Z">
+            <w:rPr>
+              <w:ins w:id="1140" w:author="Victor Furlan" w:date="2026-10-20T21:51:00Z" w16du:dateUtc="2026-10-20T20:51:00Z"/>
+            </w:rPr>
+          </w:rPrChange>
+        </w:rPr>
+      </w:pPr>
+      <w:ins w:id="1141" w:author="Victor Furlan" w:date="2026-10-20T21:51:00Z" w16du:dateUtc="2026-10-20T20:51:00Z">
         <w:r>
           <w:rPr>
             <w:b/>
             <w:bCs/>
-            <w:rPrChange w:id="1140" w:author="Victor Furlan" w:date="2026-10-20T21:53:00Z" w16du:dateUtc="2026-10-20T20:53:00Z">
+            <w:rPrChange w:id="1142" w:author="Victor Furlan" w:date="2026-10-20T21:53:00Z" w16du:dateUtc="2026-10-20T20:53:00Z">
               <w:rPr/>
             </w:rPrChange>
           </w:rPr>
@@ -9460,10 +9426,10 @@
         <w:spacing w:line="278" w:lineRule="auto"/>
         <w:jc w:val="both"/>
         <w:rPr>
-          <w:ins w:id="1141" w:author="Victor Furlan" w:date="2026-10-20T21:52:00Z" w16du:dateUtc="2026-10-20T20:52:00Z"/>
-        </w:rPr>
-      </w:pPr>
-      <w:ins w:id="1142" w:author="Victor Furlan" w:date="2026-10-20T21:51:00Z" w16du:dateUtc="2026-10-20T20:51:00Z">
+          <w:ins w:id="1143" w:author="Victor Furlan" w:date="2026-10-20T21:52:00Z" w16du:dateUtc="2026-10-20T20:52:00Z"/>
+        </w:rPr>
+      </w:pPr>
+      <w:ins w:id="1144" w:author="Victor Furlan" w:date="2026-10-20T21:51:00Z" w16du:dateUtc="2026-10-20T20:51:00Z">
         <w:r>
           <w:t>The following is an illustrative 30-week plan across two semesters. I will align the weeks with the actual CCT College calendar and any ethics approval requirements. Data collection and modelling may need to be adjusted if response numbers are lower than expected.</w:t>
         </w:r>
@@ -9474,7 +9440,7 @@
         <w:spacing w:line="278" w:lineRule="auto"/>
         <w:jc w:val="both"/>
         <w:rPr>
-          <w:ins w:id="1143" w:author="Victor Furlan" w:date="2026-10-20T21:52:00Z" w16du:dateUtc="2026-10-20T20:52:00Z"/>
+          <w:ins w:id="1145" w:author="Victor Furlan" w:date="2026-10-20T21:52:00Z" w16du:dateUtc="2026-10-20T20:52:00Z"/>
         </w:rPr>
       </w:pPr>
     </w:p>
@@ -9483,10 +9449,10 @@
         <w:spacing w:line="278" w:lineRule="auto"/>
         <w:jc w:val="both"/>
         <w:rPr>
-          <w:ins w:id="1144" w:author="Victor Furlan" w:date="2026-10-20T21:58:00Z" w16du:dateUtc="2026-10-20T20:58:00Z"/>
-        </w:rPr>
-      </w:pPr>
-      <w:ins w:id="1145" w:author="Victor Furlan" w:date="2026-10-20T21:52:00Z" w16du:dateUtc="2026-10-20T20:52:00Z">
+          <w:ins w:id="1146" w:author="Victor Furlan" w:date="2026-10-20T21:58:00Z" w16du:dateUtc="2026-10-20T20:58:00Z"/>
+        </w:rPr>
+      </w:pPr>
+      <w:ins w:id="1147" w:author="Victor Furlan" w:date="2026-10-20T21:52:00Z" w16du:dateUtc="2026-10-20T20:52:00Z">
         <w:r>
           <w:t>PICTURE</w:t>
         </w:r>
@@ -9503,7 +9469,7 @@
         <w:spacing w:line="278" w:lineRule="auto"/>
         <w:jc w:val="both"/>
         <w:rPr>
-          <w:ins w:id="1146" w:author="Victor Furlan" w:date="2026-10-20T21:58:00Z" w16du:dateUtc="2026-10-20T20:58:00Z"/>
+          <w:ins w:id="1148" w:author="Victor Furlan" w:date="2026-10-20T21:58:00Z" w16du:dateUtc="2026-10-20T20:58:00Z"/>
         </w:rPr>
       </w:pPr>
     </w:p>
@@ -9512,7 +9478,7 @@
         <w:spacing w:line="278" w:lineRule="auto"/>
         <w:jc w:val="both"/>
         <w:rPr>
-          <w:ins w:id="1147" w:author="Victor Furlan" w:date="2026-10-20T21:58:00Z" w16du:dateUtc="2026-10-20T20:58:00Z"/>
+          <w:ins w:id="1149" w:author="Victor Furlan" w:date="2026-10-20T21:58:00Z" w16du:dateUtc="2026-10-20T20:58:00Z"/>
         </w:rPr>
       </w:pPr>
     </w:p>
@@ -9521,22 +9487,22 @@
         <w:spacing w:line="278" w:lineRule="auto"/>
         <w:jc w:val="both"/>
         <w:rPr>
-          <w:ins w:id="1148" w:author="Victor Furlan" w:date="2026-10-20T21:58:00Z" w16du:dateUtc="2026-10-20T20:58:00Z"/>
+          <w:ins w:id="1150" w:author="Victor Furlan" w:date="2026-10-20T21:58:00Z" w16du:dateUtc="2026-10-20T20:58:00Z"/>
           <w:b/>
           <w:bCs/>
-          <w:rPrChange w:id="1149" w:author="Victor Furlan" w:date="2026-10-20T21:58:00Z" w16du:dateUtc="2026-10-20T20:58:00Z">
-            <w:rPr>
-              <w:ins w:id="1150" w:author="Victor Furlan" w:date="2026-10-20T21:58:00Z" w16du:dateUtc="2026-10-20T20:58:00Z"/>
-            </w:rPr>
-          </w:rPrChange>
-        </w:rPr>
-      </w:pPr>
-      <w:ins w:id="1151" w:author="Victor Furlan" w:date="2026-10-20T21:58:00Z" w16du:dateUtc="2026-10-20T20:58:00Z">
+          <w:rPrChange w:id="1151" w:author="Victor Furlan" w:date="2026-10-20T21:58:00Z" w16du:dateUtc="2026-10-20T20:58:00Z">
+            <w:rPr>
+              <w:ins w:id="1152" w:author="Victor Furlan" w:date="2026-10-20T21:58:00Z" w16du:dateUtc="2026-10-20T20:58:00Z"/>
+            </w:rPr>
+          </w:rPrChange>
+        </w:rPr>
+      </w:pPr>
+      <w:ins w:id="1153" w:author="Victor Furlan" w:date="2026-10-20T21:58:00Z" w16du:dateUtc="2026-10-20T20:58:00Z">
         <w:r>
           <w:rPr>
             <w:b/>
             <w:bCs/>
-            <w:rPrChange w:id="1152" w:author="Victor Furlan" w:date="2026-10-20T21:58:00Z" w16du:dateUtc="2026-10-20T20:58:00Z">
+            <w:rPrChange w:id="1154" w:author="Victor Furlan" w:date="2026-10-20T21:58:00Z" w16du:dateUtc="2026-10-20T20:58:00Z">
               <w:rPr/>
             </w:rPrChange>
           </w:rPr>
@@ -9549,10 +9515,10 @@
         <w:spacing w:line="278" w:lineRule="auto"/>
         <w:jc w:val="both"/>
         <w:rPr>
-          <w:ins w:id="1153" w:author="Victor Furlan" w:date="2026-10-20T21:58:00Z" w16du:dateUtc="2026-10-20T20:58:00Z"/>
-        </w:rPr>
-      </w:pPr>
-      <w:ins w:id="1154" w:author="Victor Furlan" w:date="2026-10-20T21:58:00Z" w16du:dateUtc="2026-10-20T20:58:00Z">
+          <w:ins w:id="1155" w:author="Victor Furlan" w:date="2026-10-20T21:58:00Z" w16du:dateUtc="2026-10-20T20:58:00Z"/>
+        </w:rPr>
+      </w:pPr>
+      <w:ins w:id="1156" w:author="Victor Furlan" w:date="2026-10-20T21:58:00Z" w16du:dateUtc="2026-10-20T20:58:00Z">
         <w:r>
           <w:t>I will follow the CCT College ethics process and complete the required ethics form before collecting or using survey responses, as required by the college. Participation will be voluntary. The survey information should explain the academic purpose, what participation involves and how responses will be used. I will not pressure anyone to take part.</w:t>
         </w:r>
@@ -9563,10 +9529,10 @@
         <w:spacing w:line="278" w:lineRule="auto"/>
         <w:jc w:val="both"/>
         <w:rPr>
-          <w:ins w:id="1155" w:author="Victor Furlan" w:date="2026-10-20T21:58:00Z" w16du:dateUtc="2026-10-20T20:58:00Z"/>
-        </w:rPr>
-      </w:pPr>
-      <w:ins w:id="1156" w:author="Victor Furlan" w:date="2026-10-20T21:58:00Z" w16du:dateUtc="2026-10-20T20:58:00Z">
+          <w:ins w:id="1157" w:author="Victor Furlan" w:date="2026-10-20T21:58:00Z" w16du:dateUtc="2026-10-20T20:58:00Z"/>
+        </w:rPr>
+      </w:pPr>
+      <w:ins w:id="1158" w:author="Victor Furlan" w:date="2026-10-20T21:58:00Z" w16du:dateUtc="2026-10-20T20:58:00Z">
         <w:r>
           <w:t>I will apply data-minimisation and purpose-limitation principles set out in the GDPR (European Parliament and Council of the European Union, 2016): I will collect only information needed for this project and use it only for the stated academic purpose. I will check the form settings to avoid collecting names, email addresses or other direct identifiers. I will review open-ended answers for personal details and exclude or remove such details before analysis. I will store the raw data securely, limit access and follow the college’s guidance on retention and deletion.</w:t>
         </w:r>
@@ -9577,10 +9543,10 @@
         <w:spacing w:line="278" w:lineRule="auto"/>
         <w:jc w:val="both"/>
         <w:rPr>
-          <w:ins w:id="1157" w:author="Victor Furlan" w:date="2026-10-20T21:58:00Z" w16du:dateUtc="2026-10-20T20:58:00Z"/>
-        </w:rPr>
-      </w:pPr>
-      <w:ins w:id="1158" w:author="Victor Furlan" w:date="2026-10-20T21:58:00Z" w16du:dateUtc="2026-10-20T20:58:00Z">
+          <w:ins w:id="1159" w:author="Victor Furlan" w:date="2026-10-20T21:58:00Z" w16du:dateUtc="2026-10-20T20:58:00Z"/>
+        </w:rPr>
+      </w:pPr>
+      <w:ins w:id="1160" w:author="Victor Furlan" w:date="2026-10-20T21:58:00Z" w16du:dateUtc="2026-10-20T20:58:00Z">
         <w:r>
           <w:t>The project will be handled in line with relevant data-protection requirements, including the General Data Protection Regulation (GDPR) (European Parliament and Council of the European Union, 2016). I will not upload raw survey responses or personal information to a public GitHub repository or an AI tool. The repository will be used for code and documentation only, with any example data anonymised or synthetic where needed.</w:t>
         </w:r>
@@ -9590,13 +9556,12 @@
       <w:pPr>
         <w:spacing w:line="278" w:lineRule="auto"/>
         <w:jc w:val="both"/>
-        <w:pPrChange w:id="1159" w:author="Victor Furlan" w:date="2026-10-20T21:50:00Z" w16du:dateUtc="2026-10-20T20:50:00Z">
+        <w:pPrChange w:id="1161" w:author="Victor Furlan" w:date="2026-10-20T21:50:00Z" w16du:dateUtc="2026-10-20T20:50:00Z">
           <w:pPr/>
         </w:pPrChange>
       </w:pPr>
-      <w:ins w:id="1160" w:author="Victor Furlan" w:date="2026-10-20T21:58:00Z" w16du:dateUtc="2026-10-20T20:58:00Z">
-        <w:r>
-          <w:lastRenderedPageBreak/>
+      <w:ins w:id="1162" w:author="Victor Furlan" w:date="2026-10-20T21:58:00Z" w16du:dateUtc="2026-10-20T20:58:00Z">
+        <w:r>
           <w:t>The sample may be biased because it will mainly include classmates and other people who choose to respond. I will describe this limitation and avoid claiming that the findings represent every cinema customer. I will also avoid claiming that the survey proves cause and effect. Predictive results will be presented as estimates based on this sample, not as certain predictions about individuals.</w:t>
         </w:r>
       </w:ins>
@@ -12700,6 +12665,10 @@
 </file>
 
 <file path=customXml/item1.xml><?xml version="1.0" encoding="utf-8"?>
+<b:Sources xmlns:b="http://schemas.openxmlformats.org/officeDocument/2006/bibliography" xmlns="http://schemas.openxmlformats.org/officeDocument/2006/bibliography" SelectedStyle="\APASixthEditionOfficeOnline.xsl" StyleName="APA" Version="6"/>
+</file>
+
+<file path=customXml/item2.xml><?xml version="1.0" encoding="utf-8"?>
 <ct:contentTypeSchema xmlns:ct="http://schemas.microsoft.com/office/2006/metadata/contentType" xmlns:ma="http://schemas.microsoft.com/office/2006/metadata/properties/metaAttributes" ct:_="" ma:_="" ma:contentTypeName="Document" ma:contentTypeID="0x01010091CA7052A48FB44E8BAE44044031FC77" ma:contentTypeVersion="5" ma:contentTypeDescription="Create a new document." ma:contentTypeScope="" ma:versionID="72110da391d7bf7bbbd9879cda66318c">
   <xsd:schema xmlns:xsd="http://www.w3.org/2001/XMLSchema" xmlns:xs="http://www.w3.org/2001/XMLSchema" xmlns:p="http://schemas.microsoft.com/office/2006/metadata/properties" xmlns:ns3="b16a9495-4dfd-42d3-807b-98cb11f03b43" targetNamespace="http://schemas.microsoft.com/office/2006/metadata/properties" ma:root="true" ma:fieldsID="65d4c4ab10123b5e2192ffab3149626d" ns3:_="">
     <xsd:import namespace="b16a9495-4dfd-42d3-807b-98cb11f03b43"/>
@@ -12849,17 +12818,10 @@
 </ct:contentTypeSchema>
 </file>
 
-<file path=customXml/item2.xml><?xml version="1.0" encoding="utf-8"?>
-<b:Sources xmlns:b="http://schemas.openxmlformats.org/officeDocument/2006/bibliography" xmlns="http://schemas.openxmlformats.org/officeDocument/2006/bibliography" SelectedStyle="\APASixthEditionOfficeOnline.xsl" StyleName="APA" Version="6"/>
-</file>
-
 <file path=customXml/item3.xml><?xml version="1.0" encoding="utf-8"?>
-<?mso-contentType ?>
-<FormTemplates xmlns="http://schemas.microsoft.com/sharepoint/v3/contenttype/forms">
-  <Display>DocumentLibraryForm</Display>
-  <Edit>DocumentLibraryForm</Edit>
-  <New>DocumentLibraryForm</New>
-</FormTemplates>
+<go:gDocsCustomXmlDataStorage xmlns:go="http://customooxmlschemas.google.com/" xmlns:r="http://schemas.openxmlformats.org/officeDocument/2006/relationships" uri="GoogleDocsCustomDataVersion2">
+  <go:docsCustomData xmlns:go="http://customooxmlschemas.google.com/" roundtripDataSignature="AMtx7miehlgh2pzFvkmpnhkVaeODs3Wnuw==">CgMxLjAyCGguZ2pkZ3hzMgloLjMwajB6bGwyCWguMWZvYjl0ZTIJaC4zem55c2g3MgloLjJldDkycDAyDmgua2ZranMzcndsMmMxOAByITF6bEVRVXYyWkdtTjZWemdfYk5uaGpmb0x1c2hhYUo3dw==</go:docsCustomData>
+</go:gDocsCustomXmlDataStorage>
 </file>
 
 <file path=customXml/item4.xml><?xml version="1.0" encoding="utf-8"?>
@@ -12871,12 +12833,23 @@
 </file>
 
 <file path=customXml/item5.xml><?xml version="1.0" encoding="utf-8"?>
-<go:gDocsCustomXmlDataStorage xmlns:go="http://customooxmlschemas.google.com/" xmlns:r="http://schemas.openxmlformats.org/officeDocument/2006/relationships" uri="GoogleDocsCustomDataVersion2">
-  <go:docsCustomData xmlns:go="http://customooxmlschemas.google.com/" roundtripDataSignature="AMtx7miehlgh2pzFvkmpnhkVaeODs3Wnuw==">CgMxLjAyCGguZ2pkZ3hzMgloLjMwajB6bGwyCWguMWZvYjl0ZTIJaC4zem55c2g3MgloLjJldDkycDAyDmgua2ZranMzcndsMmMxOAByITF6bEVRVXYyWkdtTjZWemdfYk5uaGpmb0x1c2hhYUo3dw==</go:docsCustomData>
-</go:gDocsCustomXmlDataStorage>
+<?mso-contentType ?>
+<FormTemplates xmlns="http://schemas.microsoft.com/sharepoint/v3/contenttype/forms">
+  <Display>DocumentLibraryForm</Display>
+  <Edit>DocumentLibraryForm</Edit>
+  <New>DocumentLibraryForm</New>
+</FormTemplates>
 </file>
 
 <file path=customXml/itemProps1.xml><?xml version="1.0" encoding="utf-8"?>
+<ds:datastoreItem xmlns:ds="http://schemas.openxmlformats.org/officeDocument/2006/customXml" ds:itemID="{A5C61161-19E4-4D42-A5DA-EC591AFE0A7D}">
+  <ds:schemaRefs>
+    <ds:schemaRef ds:uri="http://schemas.openxmlformats.org/officeDocument/2006/bibliography"/>
+  </ds:schemaRefs>
+</ds:datastoreItem>
+</file>
+
+<file path=customXml/itemProps2.xml><?xml version="1.0" encoding="utf-8"?>
 <ds:datastoreItem xmlns:ds="http://schemas.openxmlformats.org/officeDocument/2006/customXml" ds:itemID="{1CD39011-2B34-4226-8638-59B13D86301D}">
   <ds:schemaRefs>
     <ds:schemaRef ds:uri="http://schemas.microsoft.com/office/2006/metadata/contentType"/>
@@ -12894,18 +12867,11 @@
 </ds:datastoreItem>
 </file>
 
-<file path=customXml/itemProps2.xml><?xml version="1.0" encoding="utf-8"?>
-<ds:datastoreItem xmlns:ds="http://schemas.openxmlformats.org/officeDocument/2006/customXml" ds:itemID="{A5C61161-19E4-4D42-A5DA-EC591AFE0A7D}">
+<file path=customXml/itemProps3.xml><?xml version="1.0" encoding="utf-8"?>
+<ds:datastoreItem xmlns:ds="http://schemas.openxmlformats.org/officeDocument/2006/customXml" ds:itemID="{11111111-1234-1234-1234-123412341234}">
   <ds:schemaRefs>
-    <ds:schemaRef ds:uri="http://schemas.openxmlformats.org/officeDocument/2006/bibliography"/>
-  </ds:schemaRefs>
-</ds:datastoreItem>
-</file>
-
-<file path=customXml/itemProps3.xml><?xml version="1.0" encoding="utf-8"?>
-<ds:datastoreItem xmlns:ds="http://schemas.openxmlformats.org/officeDocument/2006/customXml" ds:itemID="{AD64260C-1345-4C21-A804-B9FBE7B91489}">
-  <ds:schemaRefs>
-    <ds:schemaRef ds:uri="http://schemas.microsoft.com/sharepoint/v3/contenttype/forms"/>
+    <ds:schemaRef ds:uri="http://customooxmlschemas.google.com/"/>
+    <ds:schemaRef ds:uri="http://schemas.openxmlformats.org/officeDocument/2006/relationships"/>
   </ds:schemaRefs>
 </ds:datastoreItem>
 </file>
@@ -12921,10 +12887,9 @@
 </file>
 
 <file path=customXml/itemProps5.xml><?xml version="1.0" encoding="utf-8"?>
-<ds:datastoreItem xmlns:ds="http://schemas.openxmlformats.org/officeDocument/2006/customXml" ds:itemID="{11111111-1234-1234-1234-123412341234}">
+<ds:datastoreItem xmlns:ds="http://schemas.openxmlformats.org/officeDocument/2006/customXml" ds:itemID="{AD64260C-1345-4C21-A804-B9FBE7B91489}">
   <ds:schemaRefs>
-    <ds:schemaRef ds:uri="http://customooxmlschemas.google.com/"/>
-    <ds:schemaRef ds:uri="http://schemas.openxmlformats.org/officeDocument/2006/relationships"/>
+    <ds:schemaRef ds:uri="http://schemas.microsoft.com/sharepoint/v3/contenttype/forms"/>
   </ds:schemaRefs>
 </ds:datastoreItem>
 </file>
--- a/CA1 - Capstone Project Proposal - Strategic Thinking.docx
+++ b/CA1 - Capstone Project Proposal - Strategic Thinking.docx
@@ -288,7 +288,7 @@
       </w:tblGrid>
       <w:tr>
         <w:trPr>
-          <w:del w:id="4" w:author="Victor Furlan" w:date="2026-10-22T21:48:00Z" w16du:dateUtc="2026-10-22T20:48:00Z"/>
+          <w:del w:id="4" w:author="Victor Furlan" w:date="2026-10-22T21:48:00Z"/>
         </w:trPr>
         <w:tc>
           <w:tcPr>
@@ -394,7 +394,7 @@
       </w:tr>
       <w:tr>
         <w:trPr>
-          <w:del w:id="16" w:author="Victor Furlan" w:date="2026-10-22T21:48:00Z" w16du:dateUtc="2026-10-22T20:48:00Z"/>
+          <w:del w:id="16" w:author="Victor Furlan" w:date="2026-10-22T21:48:00Z"/>
         </w:trPr>
         <w:tc>
           <w:tcPr>
@@ -493,7 +493,7 @@
       </w:tr>
       <w:tr>
         <w:trPr>
-          <w:del w:id="25" w:author="Victor Furlan" w:date="2026-10-22T21:48:00Z" w16du:dateUtc="2026-10-22T20:48:00Z"/>
+          <w:del w:id="25" w:author="Victor Furlan" w:date="2026-10-22T21:48:00Z"/>
         </w:trPr>
         <w:tc>
           <w:tcPr>
@@ -581,7 +581,7 @@
       </w:tr>
       <w:tr>
         <w:trPr>
-          <w:del w:id="33" w:author="Victor Furlan" w:date="2026-10-22T21:48:00Z" w16du:dateUtc="2026-10-22T20:48:00Z"/>
+          <w:del w:id="33" w:author="Victor Furlan" w:date="2026-10-22T21:48:00Z"/>
         </w:trPr>
         <w:tc>
           <w:tcPr>
@@ -669,7 +669,7 @@
       </w:tr>
       <w:tr>
         <w:trPr>
-          <w:del w:id="41" w:author="Victor Furlan" w:date="2026-10-22T21:48:00Z" w16du:dateUtc="2026-10-22T20:48:00Z"/>
+          <w:del w:id="41" w:author="Victor Furlan" w:date="2026-10-22T21:48:00Z"/>
         </w:trPr>
         <w:tc>
           <w:tcPr>
@@ -757,7 +757,7 @@
       </w:tr>
       <w:tr>
         <w:trPr>
-          <w:del w:id="49" w:author="Victor Furlan" w:date="2026-10-22T21:48:00Z" w16du:dateUtc="2026-10-22T20:48:00Z"/>
+          <w:del w:id="49" w:author="Victor Furlan" w:date="2026-10-22T21:48:00Z"/>
         </w:trPr>
         <w:tc>
           <w:tcPr>
@@ -891,7 +891,7 @@
       </w:tr>
       <w:tr>
         <w:trPr>
-          <w:del w:id="62" w:author="Victor Furlan" w:date="2026-10-22T21:48:00Z" w16du:dateUtc="2026-10-22T20:48:00Z"/>
+          <w:del w:id="62" w:author="Victor Furlan" w:date="2026-10-22T21:48:00Z"/>
         </w:trPr>
         <w:tc>
           <w:tcPr>
@@ -2440,23 +2440,7 @@
                                   <w:color w:val="000000"/>
                                   <w:sz w:val="28"/>
                                 </w:rPr>
-                                <w:t xml:space="preserve">By submitting this assessment, I confirm that I have read the CCT policy on academic misconduct and understand the implications of submitting work that is not my own or does not appropriately reference material </w:t>
-                              </w:r>
-                              <w:proofErr w:type="gramStart"/>
-                              <w:r>
-                                <w:rPr>
-                                  <w:color w:val="000000"/>
-                                  <w:sz w:val="28"/>
-                                </w:rPr>
-                                <w:t>taken</w:t>
-                              </w:r>
-                              <w:proofErr w:type="gramEnd"/>
-                              <w:r>
-                                <w:rPr>
-                                  <w:color w:val="000000"/>
-                                  <w:sz w:val="28"/>
-                                </w:rPr>
-                                <w:t xml:space="preserve"> from a third party or other source. </w:t>
+                                <w:t xml:space="preserve">By submitting this assessment, I confirm that I have read the CCT policy on academic misconduct and understand the implications of submitting work that is not my own or does not appropriately reference material taken from a third party or other source. </w:t>
                               </w:r>
                             </w:p>
                             <w:p>
@@ -9370,15 +9354,7 @@
       </w:pPr>
       <w:ins w:id="1158" w:author="Victor Furlan" w:date="2026-10-05T17:56:00Z" w16du:dateUtc="2026-10-05T16:56:00Z">
         <w:r>
-          <w:t xml:space="preserve">Cinema businesses need to understand changing consumer behaviour </w:t>
-        </w:r>
-        <w:proofErr w:type="gramStart"/>
-        <w:r>
-          <w:t>in order to</w:t>
-        </w:r>
-        <w:proofErr w:type="gramEnd"/>
-        <w:r>
-          <w:t xml:space="preserve"> attract and retain customers. A consumer may choose to visit the cinema because of the quality of the experience, a particular movie release or the social aspect of going with friends or family. Conversely, high prices, convenience of streaming services, location or other factors may discourage cinema attendance.</w:t>
+          <w:t>Cinema businesses need to understand changing consumer behaviour in order to attract and retain customers. A consumer may choose to visit the cinema because of the quality of the experience, a particular movie release or the social aspect of going with friends or family. Conversely, high prices, convenience of streaming services, location or other factors may discourage cinema attendance.</w:t>
         </w:r>
       </w:ins>
     </w:p>
@@ -13014,6 +12990,7 @@
   <w:style w:type="character" w:default="1" w:styleId="DefaultParagraphFont">
     <w:name w:val="Default Paragraph Font"/>
     <w:uiPriority w:val="1"/>
+    <w:semiHidden/>
     <w:unhideWhenUsed/>
   </w:style>
   <w:style w:type="table" w:default="1" w:styleId="TableNormal">
@@ -13822,17 +13799,16 @@
 </file>
 
 <file path=customXml/item1.xml><?xml version="1.0" encoding="utf-8"?>
-<p:properties xmlns:p="http://schemas.microsoft.com/office/2006/metadata/properties" xmlns:xsi="http://www.w3.org/2001/XMLSchema-instance" xmlns:pc="http://schemas.microsoft.com/office/infopath/2007/PartnerControls">
-  <documentManagement>
-    <_activity xmlns="b16a9495-4dfd-42d3-807b-98cb11f03b43" xsi:nil="true"/>
-  </documentManagement>
-</p:properties>
+<?mso-contentType ?>
+<FormTemplates xmlns="http://schemas.microsoft.com/sharepoint/v3/contenttype/forms">
+  <Display>DocumentLibraryForm</Display>
+  <Edit>DocumentLibraryForm</Edit>
+  <New>DocumentLibraryForm</New>
+</FormTemplates>
 </file>
 
 <file path=customXml/item2.xml><?xml version="1.0" encoding="utf-8"?>
-<go:gDocsCustomXmlDataStorage xmlns:go="http://customooxmlschemas.google.com/" xmlns:r="http://schemas.openxmlformats.org/officeDocument/2006/relationships" uri="GoogleDocsCustomDataVersion2">
-  <go:docsCustomData xmlns:go="http://customooxmlschemas.google.com/" roundtripDataSignature="AMtx7miehlgh2pzFvkmpnhkVaeODs3Wnuw==">CgMxLjAyCGguZ2pkZ3hzMgloLjMwajB6bGwyCWguMWZvYjl0ZTIJaC4zem55c2g3MgloLjJldDkycDAyDmgua2ZranMzcndsMmMxOAByITF6bEVRVXYyWkdtTjZWemdfYk5uaGpmb0x1c2hhYUo3dw==</go:docsCustomData>
-</go:gDocsCustomXmlDataStorage>
+<b:Sources xmlns:b="http://schemas.openxmlformats.org/officeDocument/2006/bibliography" xmlns="http://schemas.openxmlformats.org/officeDocument/2006/bibliography" SelectedStyle="\APASixthEditionOfficeOnline.xsl" StyleName="APA" Version="6"/>
 </file>
 
 <file path=customXml/item3.xml><?xml version="1.0" encoding="utf-8"?>
@@ -13986,33 +13962,31 @@
 </file>
 
 <file path=customXml/item4.xml><?xml version="1.0" encoding="utf-8"?>
-<b:Sources xmlns:b="http://schemas.openxmlformats.org/officeDocument/2006/bibliography" xmlns="http://schemas.openxmlformats.org/officeDocument/2006/bibliography" SelectedStyle="\APASixthEditionOfficeOnline.xsl" StyleName="APA" Version="6"/>
+<go:gDocsCustomXmlDataStorage xmlns:go="http://customooxmlschemas.google.com/" xmlns:r="http://schemas.openxmlformats.org/officeDocument/2006/relationships" uri="GoogleDocsCustomDataVersion2">
+  <go:docsCustomData xmlns:go="http://customooxmlschemas.google.com/" roundtripDataSignature="AMtx7miehlgh2pzFvkmpnhkVaeODs3Wnuw==">CgMxLjAyCGguZ2pkZ3hzMgloLjMwajB6bGwyCWguMWZvYjl0ZTIJaC4zem55c2g3MgloLjJldDkycDAyDmgua2ZranMzcndsMmMxOAByITF6bEVRVXYyWkdtTjZWemdfYk5uaGpmb0x1c2hhYUo3dw==</go:docsCustomData>
+</go:gDocsCustomXmlDataStorage>
 </file>
 
 <file path=customXml/item5.xml><?xml version="1.0" encoding="utf-8"?>
-<?mso-contentType ?>
-<FormTemplates xmlns="http://schemas.microsoft.com/sharepoint/v3/contenttype/forms">
-  <Display>DocumentLibraryForm</Display>
-  <Edit>DocumentLibraryForm</Edit>
-  <New>DocumentLibraryForm</New>
-</FormTemplates>
+<p:properties xmlns:p="http://schemas.microsoft.com/office/2006/metadata/properties" xmlns:xsi="http://www.w3.org/2001/XMLSchema-instance" xmlns:pc="http://schemas.microsoft.com/office/infopath/2007/PartnerControls">
+  <documentManagement>
+    <_activity xmlns="b16a9495-4dfd-42d3-807b-98cb11f03b43" xsi:nil="true"/>
+  </documentManagement>
+</p:properties>
 </file>
 
 <file path=customXml/itemProps1.xml><?xml version="1.0" encoding="utf-8"?>
-<ds:datastoreItem xmlns:ds="http://schemas.openxmlformats.org/officeDocument/2006/customXml" ds:itemID="{D51EB97A-8C7A-4EE1-A3AD-E57FDBFA6BEE}">
+<ds:datastoreItem xmlns:ds="http://schemas.openxmlformats.org/officeDocument/2006/customXml" ds:itemID="{AD64260C-1345-4C21-A804-B9FBE7B91489}">
   <ds:schemaRefs>
-    <ds:schemaRef ds:uri="http://schemas.microsoft.com/office/2006/metadata/properties"/>
-    <ds:schemaRef ds:uri="http://schemas.microsoft.com/office/infopath/2007/PartnerControls"/>
-    <ds:schemaRef ds:uri="b16a9495-4dfd-42d3-807b-98cb11f03b43"/>
+    <ds:schemaRef ds:uri="http://schemas.microsoft.com/sharepoint/v3/contenttype/forms"/>
   </ds:schemaRefs>
 </ds:datastoreItem>
 </file>
 
 <file path=customXml/itemProps2.xml><?xml version="1.0" encoding="utf-8"?>
-<ds:datastoreItem xmlns:ds="http://schemas.openxmlformats.org/officeDocument/2006/customXml" ds:itemID="{11111111-1234-1234-1234-123412341234}">
+<ds:datastoreItem xmlns:ds="http://schemas.openxmlformats.org/officeDocument/2006/customXml" ds:itemID="{A5C61161-19E4-4D42-A5DA-EC591AFE0A7D}">
   <ds:schemaRefs>
-    <ds:schemaRef ds:uri="http://customooxmlschemas.google.com/"/>
-    <ds:schemaRef ds:uri="http://schemas.openxmlformats.org/officeDocument/2006/relationships"/>
+    <ds:schemaRef ds:uri="http://schemas.openxmlformats.org/officeDocument/2006/bibliography"/>
   </ds:schemaRefs>
 </ds:datastoreItem>
 </file>
@@ -14036,17 +14010,20 @@
 </file>
 
 <file path=customXml/itemProps4.xml><?xml version="1.0" encoding="utf-8"?>
-<ds:datastoreItem xmlns:ds="http://schemas.openxmlformats.org/officeDocument/2006/customXml" ds:itemID="{A5C61161-19E4-4D42-A5DA-EC591AFE0A7D}">
+<ds:datastoreItem xmlns:ds="http://schemas.openxmlformats.org/officeDocument/2006/customXml" ds:itemID="{11111111-1234-1234-1234-123412341234}">
   <ds:schemaRefs>
-    <ds:schemaRef ds:uri="http://schemas.openxmlformats.org/officeDocument/2006/bibliography"/>
+    <ds:schemaRef ds:uri="http://customooxmlschemas.google.com/"/>
+    <ds:schemaRef ds:uri="http://schemas.openxmlformats.org/officeDocument/2006/relationships"/>
   </ds:schemaRefs>
 </ds:datastoreItem>
 </file>
 
 <file path=customXml/itemProps5.xml><?xml version="1.0" encoding="utf-8"?>
-<ds:datastoreItem xmlns:ds="http://schemas.openxmlformats.org/officeDocument/2006/customXml" ds:itemID="{AD64260C-1345-4C21-A804-B9FBE7B91489}">
+<ds:datastoreItem xmlns:ds="http://schemas.openxmlformats.org/officeDocument/2006/customXml" ds:itemID="{D51EB97A-8C7A-4EE1-A3AD-E57FDBFA6BEE}">
   <ds:schemaRefs>
-    <ds:schemaRef ds:uri="http://schemas.microsoft.com/sharepoint/v3/contenttype/forms"/>
+    <ds:schemaRef ds:uri="http://schemas.microsoft.com/office/2006/metadata/properties"/>
+    <ds:schemaRef ds:uri="http://schemas.microsoft.com/office/infopath/2007/PartnerControls"/>
+    <ds:schemaRef ds:uri="b16a9495-4dfd-42d3-807b-98cb11f03b43"/>
   </ds:schemaRefs>
 </ds:datastoreItem>
 </file>
--- a/CA1 - Capstone Project Proposal - Strategic Thinking.docx
+++ b/CA1 - Capstone Project Proposal - Strategic Thinking.docx
@@ -9354,7 +9354,15 @@
       </w:pPr>
       <w:ins w:id="1158" w:author="Victor Furlan" w:date="2026-10-05T17:56:00Z" w16du:dateUtc="2026-10-05T16:56:00Z">
         <w:r>
-          <w:t>Cinema businesses need to understand changing consumer behaviour in order to attract and retain customers. A consumer may choose to visit the cinema because of the quality of the experience, a particular movie release or the social aspect of going with friends or family. Conversely, high prices, convenience of streaming services, location or other factors may discourage cinema attendance.</w:t>
+          <w:t xml:space="preserve">Cinema businesses need to understand changing consumer behaviour </w:t>
+        </w:r>
+        <w:proofErr w:type="gramStart"/>
+        <w:r>
+          <w:t>in order to</w:t>
+        </w:r>
+        <w:proofErr w:type="gramEnd"/>
+        <w:r>
+          <w:t xml:space="preserve"> attract and retain customers. A consumer may choose to visit the cinema because of the quality of the experience, a particular movie release or the social aspect of going with friends or family. Conversely, high prices, convenience of streaming services, location or other factors may discourage cinema attendance.</w:t>
         </w:r>
       </w:ins>
     </w:p>
@@ -9855,7 +9863,7 @@
         <w:spacing w:line="278" w:lineRule="auto"/>
         <w:jc w:val="both"/>
         <w:rPr>
-          <w:ins w:id="1232" w:author="Victor Furlan" w:date="2026-10-21T22:15:00Z" w16du:dateUtc="2026-10-21T21:15:00Z"/>
+          <w:ins w:id="1232" w:author="Victor Furlan" w:date="2026-10-24T13:56:00Z" w16du:dateUtc="2026-10-24T12:56:00Z"/>
         </w:rPr>
       </w:pPr>
       <w:ins w:id="1233" w:author="Victor Furlan" w:date="2026-10-21T22:15:00Z" w16du:dateUtc="2026-10-21T21:15:00Z">
@@ -9870,19 +9878,28 @@
         <w:jc w:val="both"/>
         <w:rPr>
           <w:ins w:id="1234" w:author="Victor Furlan" w:date="2026-10-21T22:15:00Z" w16du:dateUtc="2026-10-21T21:15:00Z"/>
+        </w:rPr>
+      </w:pPr>
+    </w:p>
+    <w:p>
+      <w:pPr>
+        <w:spacing w:line="278" w:lineRule="auto"/>
+        <w:jc w:val="both"/>
+        <w:rPr>
+          <w:ins w:id="1235" w:author="Victor Furlan" w:date="2026-10-21T22:15:00Z" w16du:dateUtc="2026-10-21T21:15:00Z"/>
           <w:u w:val="single"/>
-          <w:rPrChange w:id="1235" w:author="Victor Furlan" w:date="2026-10-21T22:16:00Z" w16du:dateUtc="2026-10-21T21:16:00Z">
-            <w:rPr>
-              <w:ins w:id="1236" w:author="Victor Furlan" w:date="2026-10-21T22:15:00Z" w16du:dateUtc="2026-10-21T21:15:00Z"/>
-            </w:rPr>
-          </w:rPrChange>
-        </w:rPr>
-      </w:pPr>
-      <w:ins w:id="1237" w:author="Victor Furlan" w:date="2026-10-21T22:15:00Z" w16du:dateUtc="2026-10-21T21:15:00Z">
+          <w:rPrChange w:id="1236" w:author="Victor Furlan" w:date="2026-10-21T22:16:00Z" w16du:dateUtc="2026-10-21T21:16:00Z">
+            <w:rPr>
+              <w:ins w:id="1237" w:author="Victor Furlan" w:date="2026-10-21T22:15:00Z" w16du:dateUtc="2026-10-21T21:15:00Z"/>
+            </w:rPr>
+          </w:rPrChange>
+        </w:rPr>
+      </w:pPr>
+      <w:ins w:id="1238" w:author="Victor Furlan" w:date="2026-10-21T22:15:00Z" w16du:dateUtc="2026-10-21T21:15:00Z">
         <w:r>
           <w:rPr>
             <w:u w:val="single"/>
-            <w:rPrChange w:id="1238" w:author="Victor Furlan" w:date="2026-10-21T22:16:00Z" w16du:dateUtc="2026-10-21T21:16:00Z">
+            <w:rPrChange w:id="1239" w:author="Victor Furlan" w:date="2026-10-21T22:16:00Z" w16du:dateUtc="2026-10-21T21:16:00Z">
               <w:rPr/>
             </w:rPrChange>
           </w:rPr>
@@ -9895,10 +9912,10 @@
         <w:spacing w:line="278" w:lineRule="auto"/>
         <w:jc w:val="both"/>
         <w:rPr>
-          <w:ins w:id="1239" w:author="Victor Furlan" w:date="2026-10-21T22:15:00Z" w16du:dateUtc="2026-10-21T21:15:00Z"/>
-        </w:rPr>
-      </w:pPr>
-      <w:ins w:id="1240" w:author="Victor Furlan" w:date="2026-10-21T22:15:00Z" w16du:dateUtc="2026-10-21T21:15:00Z">
+          <w:ins w:id="1240" w:author="Victor Furlan" w:date="2026-10-24T13:56:00Z" w16du:dateUtc="2026-10-24T12:56:00Z"/>
+        </w:rPr>
+      </w:pPr>
+      <w:ins w:id="1241" w:author="Victor Furlan" w:date="2026-10-21T22:15:00Z" w16du:dateUtc="2026-10-21T21:15:00Z">
         <w:r>
           <w:t>Using Pandas and NumPy, I will check for missing values, duplicates, inconsistent categories, and invalid answers. Missing data will be handled according to its extent and the variables affected. Categorical answers will be encoded where needed for modelling, while 1–5 importance ratings will be treated as ordered values, with higher scores indicating greater importance.</w:t>
         </w:r>
@@ -9909,20 +9926,29 @@
         <w:spacing w:line="278" w:lineRule="auto"/>
         <w:jc w:val="both"/>
         <w:rPr>
-          <w:ins w:id="1241" w:author="Victor Furlan" w:date="2026-10-21T22:15:00Z" w16du:dateUtc="2026-10-21T21:15:00Z"/>
+          <w:ins w:id="1242" w:author="Victor Furlan" w:date="2026-10-21T22:15:00Z" w16du:dateUtc="2026-10-21T21:15:00Z"/>
+        </w:rPr>
+      </w:pPr>
+    </w:p>
+    <w:p>
+      <w:pPr>
+        <w:spacing w:line="278" w:lineRule="auto"/>
+        <w:jc w:val="both"/>
+        <w:rPr>
+          <w:ins w:id="1243" w:author="Victor Furlan" w:date="2026-10-21T22:15:00Z" w16du:dateUtc="2026-10-21T21:15:00Z"/>
           <w:u w:val="single"/>
-          <w:rPrChange w:id="1242" w:author="Victor Furlan" w:date="2026-10-21T22:16:00Z" w16du:dateUtc="2026-10-21T21:16:00Z">
-            <w:rPr>
-              <w:ins w:id="1243" w:author="Victor Furlan" w:date="2026-10-21T22:15:00Z" w16du:dateUtc="2026-10-21T21:15:00Z"/>
-            </w:rPr>
-          </w:rPrChange>
-        </w:rPr>
-      </w:pPr>
-      <w:ins w:id="1244" w:author="Victor Furlan" w:date="2026-10-21T22:15:00Z" w16du:dateUtc="2026-10-21T21:15:00Z">
+          <w:rPrChange w:id="1244" w:author="Victor Furlan" w:date="2026-10-21T22:16:00Z" w16du:dateUtc="2026-10-21T21:16:00Z">
+            <w:rPr>
+              <w:ins w:id="1245" w:author="Victor Furlan" w:date="2026-10-21T22:15:00Z" w16du:dateUtc="2026-10-21T21:15:00Z"/>
+            </w:rPr>
+          </w:rPrChange>
+        </w:rPr>
+      </w:pPr>
+      <w:ins w:id="1246" w:author="Victor Furlan" w:date="2026-10-21T22:15:00Z" w16du:dateUtc="2026-10-21T21:15:00Z">
         <w:r>
           <w:rPr>
             <w:u w:val="single"/>
-            <w:rPrChange w:id="1245" w:author="Victor Furlan" w:date="2026-10-21T22:16:00Z" w16du:dateUtc="2026-10-21T21:16:00Z">
+            <w:rPrChange w:id="1247" w:author="Victor Furlan" w:date="2026-10-21T22:16:00Z" w16du:dateUtc="2026-10-21T21:16:00Z">
               <w:rPr/>
             </w:rPrChange>
           </w:rPr>
@@ -9935,10 +9961,10 @@
         <w:spacing w:line="278" w:lineRule="auto"/>
         <w:jc w:val="both"/>
         <w:rPr>
-          <w:ins w:id="1246" w:author="Victor Furlan" w:date="2026-10-21T22:15:00Z" w16du:dateUtc="2026-10-21T21:15:00Z"/>
-        </w:rPr>
-      </w:pPr>
-      <w:ins w:id="1247" w:author="Victor Furlan" w:date="2026-10-21T22:15:00Z" w16du:dateUtc="2026-10-21T21:15:00Z">
+          <w:ins w:id="1248" w:author="Victor Furlan" w:date="2026-10-24T13:56:00Z" w16du:dateUtc="2026-10-24T12:56:00Z"/>
+        </w:rPr>
+      </w:pPr>
+      <w:ins w:id="1249" w:author="Victor Furlan" w:date="2026-10-21T22:15:00Z" w16du:dateUtc="2026-10-21T21:15:00Z">
         <w:r>
           <w:t>Descriptive statistics and Matplotlib and Seaborn charts will illustrate attendance frequency, spending, streaming preferences, and cinema feature ratings. I will compare selected variables to explore relationships, such as whether streaming preferences are associated with less frequent cinema visits. These findings will inform variable selection for predictive modelling.</w:t>
         </w:r>
@@ -9949,20 +9975,29 @@
         <w:spacing w:line="278" w:lineRule="auto"/>
         <w:jc w:val="both"/>
         <w:rPr>
-          <w:ins w:id="1248" w:author="Victor Furlan" w:date="2026-10-21T22:15:00Z" w16du:dateUtc="2026-10-21T21:15:00Z"/>
+          <w:ins w:id="1250" w:author="Victor Furlan" w:date="2026-10-21T22:15:00Z" w16du:dateUtc="2026-10-21T21:15:00Z"/>
+        </w:rPr>
+      </w:pPr>
+    </w:p>
+    <w:p>
+      <w:pPr>
+        <w:spacing w:line="278" w:lineRule="auto"/>
+        <w:jc w:val="both"/>
+        <w:rPr>
+          <w:ins w:id="1251" w:author="Victor Furlan" w:date="2026-10-21T22:15:00Z" w16du:dateUtc="2026-10-21T21:15:00Z"/>
           <w:u w:val="single"/>
-          <w:rPrChange w:id="1249" w:author="Victor Furlan" w:date="2026-10-21T22:16:00Z" w16du:dateUtc="2026-10-21T21:16:00Z">
-            <w:rPr>
-              <w:ins w:id="1250" w:author="Victor Furlan" w:date="2026-10-21T22:15:00Z" w16du:dateUtc="2026-10-21T21:15:00Z"/>
-            </w:rPr>
-          </w:rPrChange>
-        </w:rPr>
-      </w:pPr>
-      <w:ins w:id="1251" w:author="Victor Furlan" w:date="2026-10-21T22:15:00Z" w16du:dateUtc="2026-10-21T21:15:00Z">
+          <w:rPrChange w:id="1252" w:author="Victor Furlan" w:date="2026-10-21T22:16:00Z" w16du:dateUtc="2026-10-21T21:16:00Z">
+            <w:rPr>
+              <w:ins w:id="1253" w:author="Victor Furlan" w:date="2026-10-21T22:15:00Z" w16du:dateUtc="2026-10-21T21:15:00Z"/>
+            </w:rPr>
+          </w:rPrChange>
+        </w:rPr>
+      </w:pPr>
+      <w:ins w:id="1254" w:author="Victor Furlan" w:date="2026-10-21T22:15:00Z" w16du:dateUtc="2026-10-21T21:15:00Z">
         <w:r>
           <w:rPr>
             <w:u w:val="single"/>
-            <w:rPrChange w:id="1252" w:author="Victor Furlan" w:date="2026-10-21T22:16:00Z" w16du:dateUtc="2026-10-21T21:16:00Z">
+            <w:rPrChange w:id="1255" w:author="Victor Furlan" w:date="2026-10-21T22:16:00Z" w16du:dateUtc="2026-10-21T21:16:00Z">
               <w:rPr/>
             </w:rPrChange>
           </w:rPr>
@@ -9975,10 +10010,10 @@
         <w:spacing w:line="278" w:lineRule="auto"/>
         <w:jc w:val="both"/>
         <w:rPr>
-          <w:ins w:id="1253" w:author="Victor Furlan" w:date="2026-10-21T22:15:00Z" w16du:dateUtc="2026-10-21T21:15:00Z"/>
-        </w:rPr>
-      </w:pPr>
-      <w:ins w:id="1254" w:author="Victor Furlan" w:date="2026-10-21T22:15:00Z" w16du:dateUtc="2026-10-21T21:15:00Z">
+          <w:ins w:id="1256" w:author="Victor Furlan" w:date="2026-10-21T22:15:00Z" w16du:dateUtc="2026-10-21T21:15:00Z"/>
+        </w:rPr>
+      </w:pPr>
+      <w:ins w:id="1257" w:author="Victor Furlan" w:date="2026-10-21T22:15:00Z" w16du:dateUtc="2026-10-21T21:15:00Z">
         <w:r>
           <w:t>If the dataset is sufficiently large and balanced, I will compare classification models using Scikit-learn. Logistic Regression will provide a baseline, while a Decision Tree may reveal interpretable decision rules. A Random Forest will be considered if the data supports further comparison.</w:t>
         </w:r>
@@ -9989,10 +10024,10 @@
         <w:spacing w:line="278" w:lineRule="auto"/>
         <w:jc w:val="both"/>
         <w:rPr>
-          <w:ins w:id="1255" w:author="Victor Furlan" w:date="2026-10-21T22:15:00Z" w16du:dateUtc="2026-10-21T21:15:00Z"/>
-        </w:rPr>
-      </w:pPr>
-      <w:ins w:id="1256" w:author="Victor Furlan" w:date="2026-10-21T22:15:00Z" w16du:dateUtc="2026-10-21T21:15:00Z">
+          <w:ins w:id="1258" w:author="Victor Furlan" w:date="2026-10-21T22:15:00Z" w16du:dateUtc="2026-10-21T21:15:00Z"/>
+        </w:rPr>
+      </w:pPr>
+      <w:ins w:id="1259" w:author="Victor Furlan" w:date="2026-10-21T22:15:00Z" w16du:dateUtc="2026-10-21T21:15:00Z">
         <w:r>
           <w:t>I will split the data into training and testing sets to evaluate performance on unseen responses. Data preparation steps that learn from the data will be fitted on training data only to reduce data leakage (scikit-learn developers, n.d.-b). Where sample size permits, cross-validation will assess consistency.</w:t>
         </w:r>
@@ -10003,10 +10038,10 @@
         <w:spacing w:line="278" w:lineRule="auto"/>
         <w:jc w:val="both"/>
         <w:rPr>
-          <w:ins w:id="1257" w:author="Victor Furlan" w:date="2026-10-21T22:15:00Z" w16du:dateUtc="2026-10-21T21:15:00Z"/>
-        </w:rPr>
-      </w:pPr>
-      <w:ins w:id="1258" w:author="Victor Furlan" w:date="2026-10-21T22:15:00Z" w16du:dateUtc="2026-10-21T21:15:00Z">
+          <w:ins w:id="1260" w:author="Victor Furlan" w:date="2026-10-24T13:56:00Z" w16du:dateUtc="2026-10-24T12:56:00Z"/>
+        </w:rPr>
+      </w:pPr>
+      <w:ins w:id="1261" w:author="Victor Furlan" w:date="2026-10-21T22:15:00Z" w16du:dateUtc="2026-10-21T21:15:00Z">
         <w:r>
           <w:t>Models will be evaluated using a confusion matrix, accuracy, precision, recall, and F1-score (scikit-learn developers, n.d.-a). I will consider class balance and avoid relying on accuracy alone when attendance groups are imbalanced. If the dataset is too small or unsuitable for reliable prediction, I will prioritise descriptive analysis and explain the limitations of modelling.</w:t>
         </w:r>
@@ -10017,20 +10052,29 @@
         <w:spacing w:line="278" w:lineRule="auto"/>
         <w:jc w:val="both"/>
         <w:rPr>
-          <w:ins w:id="1259" w:author="Victor Furlan" w:date="2026-10-21T22:15:00Z" w16du:dateUtc="2026-10-21T21:15:00Z"/>
+          <w:ins w:id="1262" w:author="Victor Furlan" w:date="2026-10-21T22:15:00Z" w16du:dateUtc="2026-10-21T21:15:00Z"/>
+        </w:rPr>
+      </w:pPr>
+    </w:p>
+    <w:p>
+      <w:pPr>
+        <w:spacing w:line="278" w:lineRule="auto"/>
+        <w:jc w:val="both"/>
+        <w:rPr>
+          <w:ins w:id="1263" w:author="Victor Furlan" w:date="2026-10-21T22:15:00Z" w16du:dateUtc="2026-10-21T21:15:00Z"/>
           <w:u w:val="single"/>
-          <w:rPrChange w:id="1260" w:author="Victor Furlan" w:date="2026-10-21T22:16:00Z" w16du:dateUtc="2026-10-21T21:16:00Z">
-            <w:rPr>
-              <w:ins w:id="1261" w:author="Victor Furlan" w:date="2026-10-21T22:15:00Z" w16du:dateUtc="2026-10-21T21:15:00Z"/>
-            </w:rPr>
-          </w:rPrChange>
-        </w:rPr>
-      </w:pPr>
-      <w:ins w:id="1262" w:author="Victor Furlan" w:date="2026-10-21T22:15:00Z" w16du:dateUtc="2026-10-21T21:15:00Z">
+          <w:rPrChange w:id="1264" w:author="Victor Furlan" w:date="2026-10-21T22:16:00Z" w16du:dateUtc="2026-10-21T21:16:00Z">
+            <w:rPr>
+              <w:ins w:id="1265" w:author="Victor Furlan" w:date="2026-10-21T22:15:00Z" w16du:dateUtc="2026-10-21T21:15:00Z"/>
+            </w:rPr>
+          </w:rPrChange>
+        </w:rPr>
+      </w:pPr>
+      <w:ins w:id="1266" w:author="Victor Furlan" w:date="2026-10-21T22:15:00Z" w16du:dateUtc="2026-10-21T21:15:00Z">
         <w:r>
           <w:rPr>
             <w:u w:val="single"/>
-            <w:rPrChange w:id="1263" w:author="Victor Furlan" w:date="2026-10-21T22:16:00Z" w16du:dateUtc="2026-10-21T21:16:00Z">
+            <w:rPrChange w:id="1267" w:author="Victor Furlan" w:date="2026-10-21T22:16:00Z" w16du:dateUtc="2026-10-21T21:16:00Z">
               <w:rPr/>
             </w:rPrChange>
           </w:rPr>
@@ -10043,10 +10087,10 @@
         <w:spacing w:line="278" w:lineRule="auto"/>
         <w:jc w:val="both"/>
         <w:rPr>
-          <w:ins w:id="1264" w:author="Victor Furlan" w:date="2026-10-15T18:55:00Z" w16du:dateUtc="2026-10-15T17:55:00Z"/>
-        </w:rPr>
-      </w:pPr>
-      <w:ins w:id="1265" w:author="Victor Furlan" w:date="2026-10-21T22:15:00Z" w16du:dateUtc="2026-10-21T21:15:00Z">
+          <w:ins w:id="1268" w:author="Victor Furlan" w:date="2026-10-15T18:55:00Z" w16du:dateUtc="2026-10-15T17:55:00Z"/>
+        </w:rPr>
+      </w:pPr>
+      <w:ins w:id="1269" w:author="Victor Furlan" w:date="2026-10-21T22:15:00Z" w16du:dateUtc="2026-10-21T21:15:00Z">
         <w:r>
           <w:t>The proposed workflow, shown below, illustrates the process from survey responses through data preparation and analysis to findings and business recommendations.</w:t>
         </w:r>
@@ -10057,7 +10101,7 @@
         <w:spacing w:line="278" w:lineRule="auto"/>
         <w:jc w:val="both"/>
         <w:rPr>
-          <w:ins w:id="1266" w:author="Victor Furlan" w:date="2026-10-15T18:53:00Z" w16du:dateUtc="2026-10-15T17:53:00Z"/>
+          <w:ins w:id="1270" w:author="Victor Furlan" w:date="2026-10-15T18:53:00Z" w16du:dateUtc="2026-10-15T17:53:00Z"/>
         </w:rPr>
       </w:pPr>
     </w:p>
@@ -10066,26 +10110,89 @@
         <w:spacing w:line="278" w:lineRule="auto"/>
         <w:jc w:val="both"/>
         <w:rPr>
-          <w:ins w:id="1267" w:author="Victor Furlan" w:date="2026-10-16T21:21:00Z" w16du:dateUtc="2026-10-16T20:21:00Z"/>
-        </w:rPr>
-      </w:pPr>
-    </w:p>
-    <w:p>
-      <w:pPr>
-        <w:pStyle w:val="ListParagraph"/>
-        <w:numPr>
-          <w:ilvl w:val="0"/>
-          <w:numId w:val="12"/>
-        </w:numPr>
+          <w:ins w:id="1271" w:author="Victor Furlan" w:date="2026-10-16T21:21:00Z" w16du:dateUtc="2026-10-16T20:21:00Z"/>
+        </w:rPr>
+      </w:pPr>
+    </w:p>
+    <w:p>
+      <w:pPr>
         <w:spacing w:line="278" w:lineRule="auto"/>
         <w:jc w:val="both"/>
         <w:rPr>
-          <w:ins w:id="1268" w:author="Victor Furlan" w:date="2026-10-20T21:50:00Z" w16du:dateUtc="2026-10-20T20:50:00Z"/>
-        </w:rPr>
-      </w:pPr>
-      <w:ins w:id="1269" w:author="Victor Furlan" w:date="2026-10-16T21:21:00Z" w16du:dateUtc="2026-10-16T20:21:00Z">
-        <w:r>
-          <w:t>ADD PICTURE</w:t>
+          <w:ins w:id="1272" w:author="Victor Furlan" w:date="2026-10-24T13:55:00Z" w16du:dateUtc="2026-10-24T12:55:00Z"/>
+        </w:rPr>
+      </w:pPr>
+      <w:ins w:id="1273" w:author="Victor Furlan" w:date="2026-10-24T13:55:00Z" w16du:dateUtc="2026-10-24T12:55:00Z">
+        <w:r>
+          <w:rPr>
+            <w:rFonts w:eastAsia="Times New Roman"/>
+            <w:noProof/>
+          </w:rPr>
+          <w:lastRenderedPageBreak/>
+          <w:drawing>
+            <wp:anchor distT="0" distB="0" distL="114300" distR="114300" simplePos="0" relativeHeight="251659776" behindDoc="1" locked="0" layoutInCell="1" allowOverlap="1" wp14:anchorId="6956FD06" wp14:editId="7476E553">
+              <wp:simplePos x="0" y="0"/>
+              <wp:positionH relativeFrom="column">
+                <wp:posOffset>736600</wp:posOffset>
+              </wp:positionH>
+              <wp:positionV relativeFrom="paragraph">
+                <wp:posOffset>0</wp:posOffset>
+              </wp:positionV>
+              <wp:extent cx="3916680" cy="1960880"/>
+              <wp:effectExtent l="0" t="0" r="7620" b="1270"/>
+              <wp:wrapTight wrapText="bothSides">
+                <wp:wrapPolygon edited="0">
+                  <wp:start x="0" y="0"/>
+                  <wp:lineTo x="0" y="21404"/>
+                  <wp:lineTo x="21537" y="21404"/>
+                  <wp:lineTo x="21537" y="0"/>
+                  <wp:lineTo x="0" y="0"/>
+                </wp:wrapPolygon>
+              </wp:wrapTight>
+              <wp:docPr id="699840893" name="Picture 5"/>
+              <wp:cNvGraphicFramePr>
+                <a:graphicFrameLocks xmlns:a="http://schemas.openxmlformats.org/drawingml/2006/main" noChangeAspect="1"/>
+              </wp:cNvGraphicFramePr>
+              <a:graphic xmlns:a="http://schemas.openxmlformats.org/drawingml/2006/main">
+                <a:graphicData uri="http://schemas.openxmlformats.org/drawingml/2006/picture">
+                  <pic:pic xmlns:pic="http://schemas.openxmlformats.org/drawingml/2006/picture">
+                    <pic:nvPicPr>
+                      <pic:cNvPr id="0" name="Picture 1"/>
+                      <pic:cNvPicPr>
+                        <a:picLocks noChangeAspect="1" noChangeArrowheads="1"/>
+                      </pic:cNvPicPr>
+                    </pic:nvPicPr>
+                    <pic:blipFill>
+                      <a:blip r:embed="rId16" r:link="rId17" cstate="print">
+                        <a:extLst>
+                          <a:ext uri="{28A0092B-C50C-407E-A947-70E740481C1C}">
+                            <a14:useLocalDpi xmlns:a14="http://schemas.microsoft.com/office/drawing/2010/main" val="0"/>
+                          </a:ext>
+                        </a:extLst>
+                      </a:blip>
+                      <a:srcRect/>
+                      <a:stretch>
+                        <a:fillRect/>
+                      </a:stretch>
+                    </pic:blipFill>
+                    <pic:spPr bwMode="auto">
+                      <a:xfrm>
+                        <a:off x="0" y="0"/>
+                        <a:ext cx="3916680" cy="1960880"/>
+                      </a:xfrm>
+                      <a:prstGeom prst="rect">
+                        <a:avLst/>
+                      </a:prstGeom>
+                      <a:noFill/>
+                      <a:ln>
+                        <a:noFill/>
+                      </a:ln>
+                    </pic:spPr>
+                  </pic:pic>
+                </a:graphicData>
+              </a:graphic>
+            </wp:anchor>
+          </w:drawing>
         </w:r>
       </w:ins>
     </w:p>
@@ -10094,7 +10201,7 @@
         <w:spacing w:line="278" w:lineRule="auto"/>
         <w:jc w:val="both"/>
         <w:rPr>
-          <w:ins w:id="1270" w:author="Victor Furlan" w:date="2026-10-20T21:50:00Z" w16du:dateUtc="2026-10-20T20:50:00Z"/>
+          <w:ins w:id="1274" w:author="Victor Furlan" w:date="2026-10-24T13:55:00Z" w16du:dateUtc="2026-10-24T12:55:00Z"/>
         </w:rPr>
       </w:pPr>
     </w:p>
@@ -10103,7 +10210,7 @@
         <w:spacing w:line="278" w:lineRule="auto"/>
         <w:jc w:val="both"/>
         <w:rPr>
-          <w:ins w:id="1271" w:author="Victor Furlan" w:date="2026-10-20T21:50:00Z" w16du:dateUtc="2026-10-20T20:50:00Z"/>
+          <w:ins w:id="1275" w:author="Victor Furlan" w:date="2026-10-24T13:55:00Z" w16du:dateUtc="2026-10-24T12:55:00Z"/>
         </w:rPr>
       </w:pPr>
     </w:p>
@@ -10112,12 +10219,56 @@
         <w:spacing w:line="278" w:lineRule="auto"/>
         <w:jc w:val="both"/>
         <w:rPr>
-          <w:ins w:id="1272" w:author="Victor Furlan" w:date="2026-10-22T22:00:00Z" w16du:dateUtc="2026-10-22T21:00:00Z"/>
-        </w:rPr>
-      </w:pPr>
-      <w:ins w:id="1273" w:author="Victor Furlan" w:date="2026-10-20T21:51:00Z" w16du:dateUtc="2026-10-20T20:51:00Z">
-        <w:r>
-          <w:lastRenderedPageBreak/>
+          <w:ins w:id="1276" w:author="Victor Furlan" w:date="2026-10-24T13:55:00Z" w16du:dateUtc="2026-10-24T12:55:00Z"/>
+        </w:rPr>
+      </w:pPr>
+    </w:p>
+    <w:p>
+      <w:pPr>
+        <w:spacing w:line="278" w:lineRule="auto"/>
+        <w:jc w:val="both"/>
+        <w:rPr>
+          <w:ins w:id="1277" w:author="Victor Furlan" w:date="2026-10-24T13:55:00Z" w16du:dateUtc="2026-10-24T12:55:00Z"/>
+        </w:rPr>
+      </w:pPr>
+    </w:p>
+    <w:p>
+      <w:pPr>
+        <w:spacing w:line="278" w:lineRule="auto"/>
+        <w:jc w:val="both"/>
+        <w:rPr>
+          <w:ins w:id="1278" w:author="Victor Furlan" w:date="2026-10-24T13:55:00Z" w16du:dateUtc="2026-10-24T12:55:00Z"/>
+        </w:rPr>
+      </w:pPr>
+    </w:p>
+    <w:p>
+      <w:pPr>
+        <w:spacing w:line="278" w:lineRule="auto"/>
+        <w:jc w:val="both"/>
+        <w:rPr>
+          <w:ins w:id="1279" w:author="Victor Furlan" w:date="2026-10-24T13:56:00Z" w16du:dateUtc="2026-10-24T12:56:00Z"/>
+        </w:rPr>
+      </w:pPr>
+    </w:p>
+    <w:p>
+      <w:pPr>
+        <w:spacing w:line="278" w:lineRule="auto"/>
+        <w:jc w:val="both"/>
+        <w:rPr>
+          <w:ins w:id="1280" w:author="Victor Furlan" w:date="2026-10-20T21:50:00Z" w16du:dateUtc="2026-10-20T20:50:00Z"/>
+        </w:rPr>
+      </w:pPr>
+    </w:p>
+    <w:p>
+      <w:pPr>
+        <w:spacing w:line="278" w:lineRule="auto"/>
+        <w:jc w:val="both"/>
+        <w:rPr>
+          <w:ins w:id="1281" w:author="Victor Furlan" w:date="2026-10-22T22:00:00Z" w16du:dateUtc="2026-10-22T21:00:00Z"/>
+        </w:rPr>
+      </w:pPr>
+      <w:ins w:id="1282" w:author="Victor Furlan" w:date="2026-10-20T21:51:00Z" w16du:dateUtc="2026-10-20T20:51:00Z">
+        <w:r>
           <w:t>Jupyter Notebook will allow me to keep code, explanations, calculations and charts together so that the analysis can be checked and repeated.</w:t>
         </w:r>
       </w:ins>
@@ -10127,7 +10278,7 @@
         <w:spacing w:line="278" w:lineRule="auto"/>
         <w:jc w:val="both"/>
         <w:rPr>
-          <w:ins w:id="1274" w:author="Victor Furlan" w:date="2026-10-20T21:51:00Z" w16du:dateUtc="2026-10-20T20:51:00Z"/>
+          <w:ins w:id="1283" w:author="Victor Furlan" w:date="2026-10-20T21:51:00Z" w16du:dateUtc="2026-10-20T20:51:00Z"/>
         </w:rPr>
       </w:pPr>
     </w:p>
@@ -10136,22 +10287,22 @@
         <w:spacing w:line="278" w:lineRule="auto"/>
         <w:jc w:val="both"/>
         <w:rPr>
-          <w:ins w:id="1275" w:author="Victor Furlan" w:date="2026-10-20T21:51:00Z" w16du:dateUtc="2026-10-20T20:51:00Z"/>
+          <w:ins w:id="1284" w:author="Victor Furlan" w:date="2026-10-20T21:51:00Z" w16du:dateUtc="2026-10-20T20:51:00Z"/>
           <w:b/>
           <w:bCs/>
-          <w:rPrChange w:id="1276" w:author="Victor Furlan" w:date="2026-10-20T21:53:00Z" w16du:dateUtc="2026-10-20T20:53:00Z">
-            <w:rPr>
-              <w:ins w:id="1277" w:author="Victor Furlan" w:date="2026-10-20T21:51:00Z" w16du:dateUtc="2026-10-20T20:51:00Z"/>
-            </w:rPr>
-          </w:rPrChange>
-        </w:rPr>
-      </w:pPr>
-      <w:ins w:id="1278" w:author="Victor Furlan" w:date="2026-10-20T21:51:00Z" w16du:dateUtc="2026-10-20T20:51:00Z">
+          <w:rPrChange w:id="1285" w:author="Victor Furlan" w:date="2026-10-20T21:53:00Z" w16du:dateUtc="2026-10-20T20:53:00Z">
+            <w:rPr>
+              <w:ins w:id="1286" w:author="Victor Furlan" w:date="2026-10-20T21:51:00Z" w16du:dateUtc="2026-10-20T20:51:00Z"/>
+            </w:rPr>
+          </w:rPrChange>
+        </w:rPr>
+      </w:pPr>
+      <w:ins w:id="1287" w:author="Victor Furlan" w:date="2026-10-20T21:51:00Z" w16du:dateUtc="2026-10-20T20:51:00Z">
         <w:r>
           <w:rPr>
             <w:b/>
             <w:bCs/>
-            <w:rPrChange w:id="1279" w:author="Victor Furlan" w:date="2026-10-20T21:53:00Z" w16du:dateUtc="2026-10-20T20:53:00Z">
+            <w:rPrChange w:id="1288" w:author="Victor Furlan" w:date="2026-10-20T21:53:00Z" w16du:dateUtc="2026-10-20T20:53:00Z">
               <w:rPr/>
             </w:rPrChange>
           </w:rPr>
@@ -10164,10 +10315,10 @@
         <w:spacing w:line="278" w:lineRule="auto"/>
         <w:jc w:val="both"/>
         <w:rPr>
-          <w:ins w:id="1280" w:author="Victor Furlan" w:date="2026-10-22T21:59:00Z" w16du:dateUtc="2026-10-22T20:59:00Z"/>
-        </w:rPr>
-      </w:pPr>
-      <w:ins w:id="1281" w:author="Victor Furlan" w:date="2026-10-22T21:59:00Z" w16du:dateUtc="2026-10-22T20:59:00Z">
+          <w:ins w:id="1289" w:author="Victor Furlan" w:date="2026-10-22T21:59:00Z" w16du:dateUtc="2026-10-22T20:59:00Z"/>
+        </w:rPr>
+      </w:pPr>
+      <w:ins w:id="1290" w:author="Victor Furlan" w:date="2026-10-22T21:59:00Z" w16du:dateUtc="2026-10-22T20:59:00Z">
         <w:r>
           <w:t>The primary data source will be my 11-question online survey, with a target of at least 100 valid responses. Participants will mainly be college classmates and other available respondents, making this a convenience sample that may not represent the wider Irish population or all cinema customers.</w:t>
         </w:r>
@@ -10178,10 +10329,10 @@
         <w:spacing w:line="278" w:lineRule="auto"/>
         <w:jc w:val="both"/>
         <w:rPr>
-          <w:ins w:id="1282" w:author="Victor Furlan" w:date="2026-10-22T21:59:00Z" w16du:dateUtc="2026-10-22T20:59:00Z"/>
-        </w:rPr>
-      </w:pPr>
-      <w:ins w:id="1283" w:author="Victor Furlan" w:date="2026-10-22T21:59:00Z" w16du:dateUtc="2026-10-22T20:59:00Z">
+          <w:ins w:id="1291" w:author="Victor Furlan" w:date="2026-10-22T21:59:00Z" w16du:dateUtc="2026-10-22T20:59:00Z"/>
+        </w:rPr>
+      </w:pPr>
+      <w:ins w:id="1292" w:author="Victor Furlan" w:date="2026-10-22T21:59:00Z" w16du:dateUtc="2026-10-22T20:59:00Z">
         <w:r>
           <w:t>The dataset will contain categorical responses, 1–5 ratings and short open-ended comments. Attendance frequency will be the proposed classification outcome, while relevant spending, streaming and preference variables may serve as predictors. The actual sample size and distribution of attendance groups will be reported before modelling.</w:t>
         </w:r>
@@ -10192,15 +10343,15 @@
         <w:spacing w:line="278" w:lineRule="auto"/>
         <w:jc w:val="both"/>
         <w:rPr>
-          <w:ins w:id="1284" w:author="Victor Furlan" w:date="2026-10-22T21:59:00Z" w16du:dateUtc="2026-10-22T20:59:00Z"/>
-        </w:rPr>
-      </w:pPr>
-      <w:ins w:id="1285" w:author="Victor Furlan" w:date="2026-10-22T21:59:00Z" w16du:dateUtc="2026-10-22T20:59:00Z">
+          <w:ins w:id="1293" w:author="Victor Furlan" w:date="2026-10-22T21:59:00Z" w16du:dateUtc="2026-10-22T20:59:00Z"/>
+        </w:rPr>
+      </w:pPr>
+      <w:ins w:id="1294" w:author="Victor Furlan" w:date="2026-10-22T21:59:00Z" w16du:dateUtc="2026-10-22T20:59:00Z">
         <w:r>
           <w:t>Data will be used solely for this academic project, without confidential company information. I will follow CCT College’s ethics process and ensure participants are informed about the project’s purpose, voluntary participation and data use. Raw data access will be restricted, and the public GitHub repository will contain only code and non-identifying materials</w:t>
         </w:r>
       </w:ins>
-      <w:ins w:id="1286" w:author="Victor Furlan" w:date="2026-10-20T21:51:00Z" w16du:dateUtc="2026-10-20T20:51:00Z">
+      <w:ins w:id="1295" w:author="Victor Furlan" w:date="2026-10-20T21:51:00Z" w16du:dateUtc="2026-10-20T20:51:00Z">
         <w:r>
           <w:t>.</w:t>
         </w:r>
@@ -10211,7 +10362,7 @@
         <w:spacing w:line="278" w:lineRule="auto"/>
         <w:jc w:val="both"/>
         <w:rPr>
-          <w:ins w:id="1287" w:author="Victor Furlan" w:date="2026-10-20T21:51:00Z" w16du:dateUtc="2026-10-20T20:51:00Z"/>
+          <w:ins w:id="1296" w:author="Victor Furlan" w:date="2026-10-20T21:51:00Z" w16du:dateUtc="2026-10-20T20:51:00Z"/>
         </w:rPr>
       </w:pPr>
     </w:p>
@@ -10220,22 +10371,22 @@
         <w:spacing w:line="278" w:lineRule="auto"/>
         <w:jc w:val="both"/>
         <w:rPr>
-          <w:ins w:id="1288" w:author="Victor Furlan" w:date="2026-10-20T21:51:00Z" w16du:dateUtc="2026-10-20T20:51:00Z"/>
+          <w:ins w:id="1297" w:author="Victor Furlan" w:date="2026-10-20T21:51:00Z" w16du:dateUtc="2026-10-20T20:51:00Z"/>
           <w:b/>
           <w:bCs/>
-          <w:rPrChange w:id="1289" w:author="Victor Furlan" w:date="2026-10-20T21:53:00Z" w16du:dateUtc="2026-10-20T20:53:00Z">
-            <w:rPr>
-              <w:ins w:id="1290" w:author="Victor Furlan" w:date="2026-10-20T21:51:00Z" w16du:dateUtc="2026-10-20T20:51:00Z"/>
-            </w:rPr>
-          </w:rPrChange>
-        </w:rPr>
-      </w:pPr>
-      <w:ins w:id="1291" w:author="Victor Furlan" w:date="2026-10-20T21:51:00Z" w16du:dateUtc="2026-10-20T20:51:00Z">
+          <w:rPrChange w:id="1298" w:author="Victor Furlan" w:date="2026-10-20T21:53:00Z" w16du:dateUtc="2026-10-20T20:53:00Z">
+            <w:rPr>
+              <w:ins w:id="1299" w:author="Victor Furlan" w:date="2026-10-20T21:51:00Z" w16du:dateUtc="2026-10-20T20:51:00Z"/>
+            </w:rPr>
+          </w:rPrChange>
+        </w:rPr>
+      </w:pPr>
+      <w:ins w:id="1300" w:author="Victor Furlan" w:date="2026-10-20T21:51:00Z" w16du:dateUtc="2026-10-20T20:51:00Z">
         <w:r>
           <w:rPr>
             <w:b/>
             <w:bCs/>
-            <w:rPrChange w:id="1292" w:author="Victor Furlan" w:date="2026-10-20T21:53:00Z" w16du:dateUtc="2026-10-20T20:53:00Z">
+            <w:rPrChange w:id="1301" w:author="Victor Furlan" w:date="2026-10-20T21:53:00Z" w16du:dateUtc="2026-10-20T20:53:00Z">
               <w:rPr/>
             </w:rPrChange>
           </w:rPr>
@@ -10248,20 +10399,20 @@
         <w:spacing w:line="278" w:lineRule="auto"/>
         <w:jc w:val="both"/>
         <w:rPr>
-          <w:ins w:id="1293" w:author="Victor Furlan" w:date="2026-10-20T21:51:00Z" w16du:dateUtc="2026-10-20T20:51:00Z"/>
-        </w:rPr>
-      </w:pPr>
-      <w:ins w:id="1294" w:author="Victor Furlan" w:date="2026-10-20T21:51:00Z" w16du:dateUtc="2026-10-20T20:51:00Z">
+          <w:ins w:id="1302" w:author="Victor Furlan" w:date="2026-10-20T21:51:00Z" w16du:dateUtc="2026-10-20T20:51:00Z"/>
+        </w:rPr>
+      </w:pPr>
+      <w:ins w:id="1303" w:author="Victor Furlan" w:date="2026-10-20T21:51:00Z" w16du:dateUtc="2026-10-20T20:51:00Z">
         <w:r>
           <w:t>•</w:t>
         </w:r>
       </w:ins>
-      <w:ins w:id="1295" w:author="Victor Furlan" w:date="2026-10-20T21:52:00Z" w16du:dateUtc="2026-10-20T20:52:00Z">
+      <w:ins w:id="1304" w:author="Victor Furlan" w:date="2026-10-20T21:52:00Z" w16du:dateUtc="2026-10-20T20:52:00Z">
         <w:r>
           <w:t xml:space="preserve"> </w:t>
         </w:r>
       </w:ins>
-      <w:ins w:id="1296" w:author="Victor Furlan" w:date="2026-10-20T21:51:00Z" w16du:dateUtc="2026-10-20T20:51:00Z">
+      <w:ins w:id="1305" w:author="Victor Furlan" w:date="2026-10-20T21:51:00Z" w16du:dateUtc="2026-10-20T20:51:00Z">
         <w:r>
           <w:t>A cleaned dataset prepared for analysis, stored securely and not published if it contains personal information.</w:t>
         </w:r>
@@ -10272,20 +10423,20 @@
         <w:spacing w:line="278" w:lineRule="auto"/>
         <w:jc w:val="both"/>
         <w:rPr>
-          <w:ins w:id="1297" w:author="Victor Furlan" w:date="2026-10-20T21:51:00Z" w16du:dateUtc="2026-10-20T20:51:00Z"/>
-        </w:rPr>
-      </w:pPr>
-      <w:ins w:id="1298" w:author="Victor Furlan" w:date="2026-10-20T21:51:00Z" w16du:dateUtc="2026-10-20T20:51:00Z">
+          <w:ins w:id="1306" w:author="Victor Furlan" w:date="2026-10-20T21:51:00Z" w16du:dateUtc="2026-10-20T20:51:00Z"/>
+        </w:rPr>
+      </w:pPr>
+      <w:ins w:id="1307" w:author="Victor Furlan" w:date="2026-10-20T21:51:00Z" w16du:dateUtc="2026-10-20T20:51:00Z">
         <w:r>
           <w:t>•</w:t>
         </w:r>
       </w:ins>
-      <w:ins w:id="1299" w:author="Victor Furlan" w:date="2026-10-20T21:52:00Z" w16du:dateUtc="2026-10-20T20:52:00Z">
+      <w:ins w:id="1308" w:author="Victor Furlan" w:date="2026-10-20T21:52:00Z" w16du:dateUtc="2026-10-20T20:52:00Z">
         <w:r>
           <w:t xml:space="preserve"> </w:t>
         </w:r>
       </w:ins>
-      <w:ins w:id="1300" w:author="Victor Furlan" w:date="2026-10-20T21:51:00Z" w16du:dateUtc="2026-10-20T20:51:00Z">
+      <w:ins w:id="1309" w:author="Victor Furlan" w:date="2026-10-20T21:51:00Z" w16du:dateUtc="2026-10-20T20:51:00Z">
         <w:r>
           <w:t>A Jupyter Notebook documenting the cleaning steps, analysis, charts and modelling process.</w:t>
         </w:r>
@@ -10296,20 +10447,20 @@
         <w:spacing w:line="278" w:lineRule="auto"/>
         <w:jc w:val="both"/>
         <w:rPr>
-          <w:ins w:id="1301" w:author="Victor Furlan" w:date="2026-10-20T21:51:00Z" w16du:dateUtc="2026-10-20T20:51:00Z"/>
-        </w:rPr>
-      </w:pPr>
-      <w:ins w:id="1302" w:author="Victor Furlan" w:date="2026-10-20T21:51:00Z" w16du:dateUtc="2026-10-20T20:51:00Z">
+          <w:ins w:id="1310" w:author="Victor Furlan" w:date="2026-10-20T21:51:00Z" w16du:dateUtc="2026-10-20T20:51:00Z"/>
+        </w:rPr>
+      </w:pPr>
+      <w:ins w:id="1311" w:author="Victor Furlan" w:date="2026-10-20T21:51:00Z" w16du:dateUtc="2026-10-20T20:51:00Z">
         <w:r>
           <w:t>•</w:t>
         </w:r>
       </w:ins>
-      <w:ins w:id="1303" w:author="Victor Furlan" w:date="2026-10-20T21:52:00Z" w16du:dateUtc="2026-10-20T20:52:00Z">
+      <w:ins w:id="1312" w:author="Victor Furlan" w:date="2026-10-20T21:52:00Z" w16du:dateUtc="2026-10-20T20:52:00Z">
         <w:r>
           <w:t xml:space="preserve"> </w:t>
         </w:r>
       </w:ins>
-      <w:ins w:id="1304" w:author="Victor Furlan" w:date="2026-10-20T21:51:00Z" w16du:dateUtc="2026-10-20T20:51:00Z">
+      <w:ins w:id="1313" w:author="Victor Furlan" w:date="2026-10-20T21:51:00Z" w16du:dateUtc="2026-10-20T20:51:00Z">
         <w:r>
           <w:t>Descriptive statistics and visualisations showing the main patterns in cinema attendance and preferences.</w:t>
         </w:r>
@@ -10320,20 +10471,20 @@
         <w:spacing w:line="278" w:lineRule="auto"/>
         <w:jc w:val="both"/>
         <w:rPr>
-          <w:ins w:id="1305" w:author="Victor Furlan" w:date="2026-10-20T21:51:00Z" w16du:dateUtc="2026-10-20T20:51:00Z"/>
-        </w:rPr>
-      </w:pPr>
-      <w:ins w:id="1306" w:author="Victor Furlan" w:date="2026-10-20T21:51:00Z" w16du:dateUtc="2026-10-20T20:51:00Z">
+          <w:ins w:id="1314" w:author="Victor Furlan" w:date="2026-10-20T21:51:00Z" w16du:dateUtc="2026-10-20T20:51:00Z"/>
+        </w:rPr>
+      </w:pPr>
+      <w:ins w:id="1315" w:author="Victor Furlan" w:date="2026-10-20T21:51:00Z" w16du:dateUtc="2026-10-20T20:51:00Z">
         <w:r>
           <w:t>•</w:t>
         </w:r>
       </w:ins>
-      <w:ins w:id="1307" w:author="Victor Furlan" w:date="2026-10-20T21:52:00Z" w16du:dateUtc="2026-10-20T20:52:00Z">
+      <w:ins w:id="1316" w:author="Victor Furlan" w:date="2026-10-20T21:52:00Z" w16du:dateUtc="2026-10-20T20:52:00Z">
         <w:r>
           <w:t xml:space="preserve"> </w:t>
         </w:r>
       </w:ins>
-      <w:ins w:id="1308" w:author="Victor Furlan" w:date="2026-10-20T21:51:00Z" w16du:dateUtc="2026-10-20T20:51:00Z">
+      <w:ins w:id="1317" w:author="Victor Furlan" w:date="2026-10-20T21:51:00Z" w16du:dateUtc="2026-10-20T20:51:00Z">
         <w:r>
           <w:t>An analysis of factors associated with reported attendance frequency.</w:t>
         </w:r>
@@ -10344,20 +10495,20 @@
         <w:spacing w:line="278" w:lineRule="auto"/>
         <w:jc w:val="both"/>
         <w:rPr>
-          <w:ins w:id="1309" w:author="Victor Furlan" w:date="2026-10-20T21:51:00Z" w16du:dateUtc="2026-10-20T20:51:00Z"/>
-        </w:rPr>
-      </w:pPr>
-      <w:ins w:id="1310" w:author="Victor Furlan" w:date="2026-10-20T21:51:00Z" w16du:dateUtc="2026-10-20T20:51:00Z">
+          <w:ins w:id="1318" w:author="Victor Furlan" w:date="2026-10-20T21:51:00Z" w16du:dateUtc="2026-10-20T20:51:00Z"/>
+        </w:rPr>
+      </w:pPr>
+      <w:ins w:id="1319" w:author="Victor Furlan" w:date="2026-10-20T21:51:00Z" w16du:dateUtc="2026-10-20T20:51:00Z">
         <w:r>
           <w:t>•</w:t>
         </w:r>
       </w:ins>
-      <w:ins w:id="1311" w:author="Victor Furlan" w:date="2026-10-20T21:52:00Z" w16du:dateUtc="2026-10-20T20:52:00Z">
+      <w:ins w:id="1320" w:author="Victor Furlan" w:date="2026-10-20T21:52:00Z" w16du:dateUtc="2026-10-20T20:52:00Z">
         <w:r>
           <w:t xml:space="preserve"> </w:t>
         </w:r>
       </w:ins>
-      <w:ins w:id="1312" w:author="Victor Furlan" w:date="2026-10-20T21:51:00Z" w16du:dateUtc="2026-10-20T20:51:00Z">
+      <w:ins w:id="1321" w:author="Victor Furlan" w:date="2026-10-20T21:51:00Z" w16du:dateUtc="2026-10-20T20:51:00Z">
         <w:r>
           <w:t>A comparison of suitable predictive models, if the dataset supports reliable evaluation.</w:t>
         </w:r>
@@ -10368,10 +10519,10 @@
         <w:spacing w:line="278" w:lineRule="auto"/>
         <w:jc w:val="both"/>
         <w:rPr>
-          <w:ins w:id="1313" w:author="Victor Furlan" w:date="2026-10-20T21:51:00Z" w16du:dateUtc="2026-10-20T20:51:00Z"/>
-        </w:rPr>
-      </w:pPr>
-      <w:ins w:id="1314" w:author="Victor Furlan" w:date="2026-10-20T21:51:00Z" w16du:dateUtc="2026-10-20T20:51:00Z">
+          <w:ins w:id="1322" w:author="Victor Furlan" w:date="2026-10-20T21:51:00Z" w16du:dateUtc="2026-10-20T20:51:00Z"/>
+        </w:rPr>
+      </w:pPr>
+      <w:ins w:id="1323" w:author="Victor Furlan" w:date="2026-10-20T21:51:00Z" w16du:dateUtc="2026-10-20T20:51:00Z">
         <w:r>
           <w:t>• Business recommendations linked to the findings, with limitations clearly explained.</w:t>
         </w:r>
@@ -10382,11 +10533,12 @@
         <w:spacing w:line="278" w:lineRule="auto"/>
         <w:jc w:val="both"/>
         <w:rPr>
-          <w:ins w:id="1315" w:author="Victor Furlan" w:date="2026-10-20T21:51:00Z" w16du:dateUtc="2026-10-20T20:51:00Z"/>
-        </w:rPr>
-      </w:pPr>
-      <w:ins w:id="1316" w:author="Victor Furlan" w:date="2026-10-20T21:51:00Z" w16du:dateUtc="2026-10-20T20:51:00Z">
-        <w:r>
+          <w:ins w:id="1324" w:author="Victor Furlan" w:date="2026-10-20T21:51:00Z" w16du:dateUtc="2026-10-20T20:51:00Z"/>
+        </w:rPr>
+      </w:pPr>
+      <w:ins w:id="1325" w:author="Victor Furlan" w:date="2026-10-20T21:51:00Z" w16du:dateUtc="2026-10-20T20:51:00Z">
+        <w:r>
+          <w:lastRenderedPageBreak/>
           <w:t>• A final project report describing the business problem, data, methods, results, ethical considerations and conclusions.</w:t>
         </w:r>
       </w:ins>
@@ -10396,10 +10548,10 @@
         <w:spacing w:line="278" w:lineRule="auto"/>
         <w:jc w:val="both"/>
         <w:rPr>
-          <w:ins w:id="1317" w:author="Victor Furlan" w:date="2026-10-22T22:00:00Z" w16du:dateUtc="2026-10-22T21:00:00Z"/>
-        </w:rPr>
-      </w:pPr>
-      <w:ins w:id="1318" w:author="Victor Furlan" w:date="2026-10-20T21:51:00Z" w16du:dateUtc="2026-10-20T20:51:00Z">
+          <w:ins w:id="1326" w:author="Victor Furlan" w:date="2026-10-22T22:00:00Z" w16du:dateUtc="2026-10-22T21:00:00Z"/>
+        </w:rPr>
+      </w:pPr>
+      <w:ins w:id="1327" w:author="Victor Furlan" w:date="2026-10-20T21:51:00Z" w16du:dateUtc="2026-10-20T20:51:00Z">
         <w:r>
           <w:t>The deliverables will demonstrate how data analytics can be applied to a practical business question. Recommendations will be based on the results rather than on assumptions about what customers want.</w:t>
         </w:r>
@@ -10410,7 +10562,7 @@
         <w:spacing w:line="278" w:lineRule="auto"/>
         <w:jc w:val="both"/>
         <w:rPr>
-          <w:ins w:id="1319" w:author="Victor Furlan" w:date="2026-10-20T21:51:00Z" w16du:dateUtc="2026-10-20T20:51:00Z"/>
+          <w:ins w:id="1328" w:author="Victor Furlan" w:date="2026-10-20T21:51:00Z" w16du:dateUtc="2026-10-20T20:51:00Z"/>
         </w:rPr>
       </w:pPr>
     </w:p>
@@ -10419,22 +10571,22 @@
         <w:spacing w:line="278" w:lineRule="auto"/>
         <w:jc w:val="both"/>
         <w:rPr>
-          <w:ins w:id="1320" w:author="Victor Furlan" w:date="2026-10-20T21:51:00Z" w16du:dateUtc="2026-10-20T20:51:00Z"/>
+          <w:ins w:id="1329" w:author="Victor Furlan" w:date="2026-10-20T21:51:00Z" w16du:dateUtc="2026-10-20T20:51:00Z"/>
           <w:b/>
           <w:bCs/>
-          <w:rPrChange w:id="1321" w:author="Victor Furlan" w:date="2026-10-20T21:53:00Z" w16du:dateUtc="2026-10-20T20:53:00Z">
-            <w:rPr>
-              <w:ins w:id="1322" w:author="Victor Furlan" w:date="2026-10-20T21:51:00Z" w16du:dateUtc="2026-10-20T20:51:00Z"/>
-            </w:rPr>
-          </w:rPrChange>
-        </w:rPr>
-      </w:pPr>
-      <w:ins w:id="1323" w:author="Victor Furlan" w:date="2026-10-20T21:51:00Z" w16du:dateUtc="2026-10-20T20:51:00Z">
+          <w:rPrChange w:id="1330" w:author="Victor Furlan" w:date="2026-10-20T21:53:00Z" w16du:dateUtc="2026-10-20T20:53:00Z">
+            <w:rPr>
+              <w:ins w:id="1331" w:author="Victor Furlan" w:date="2026-10-20T21:51:00Z" w16du:dateUtc="2026-10-20T20:51:00Z"/>
+            </w:rPr>
+          </w:rPrChange>
+        </w:rPr>
+      </w:pPr>
+      <w:ins w:id="1332" w:author="Victor Furlan" w:date="2026-10-20T21:51:00Z" w16du:dateUtc="2026-10-20T20:51:00Z">
         <w:r>
           <w:rPr>
             <w:b/>
             <w:bCs/>
-            <w:rPrChange w:id="1324" w:author="Victor Furlan" w:date="2026-10-20T21:53:00Z" w16du:dateUtc="2026-10-20T20:53:00Z">
+            <w:rPrChange w:id="1333" w:author="Victor Furlan" w:date="2026-10-20T21:53:00Z" w16du:dateUtc="2026-10-20T20:53:00Z">
               <w:rPr/>
             </w:rPrChange>
           </w:rPr>
@@ -10447,10 +10599,10 @@
         <w:spacing w:line="278" w:lineRule="auto"/>
         <w:jc w:val="both"/>
         <w:rPr>
-          <w:ins w:id="1325" w:author="Victor Furlan" w:date="2026-10-20T21:52:00Z" w16du:dateUtc="2026-10-20T20:52:00Z"/>
-        </w:rPr>
-      </w:pPr>
-      <w:ins w:id="1326" w:author="Victor Furlan" w:date="2026-10-20T21:51:00Z" w16du:dateUtc="2026-10-20T20:51:00Z">
+          <w:ins w:id="1334" w:author="Victor Furlan" w:date="2026-10-20T21:52:00Z" w16du:dateUtc="2026-10-20T20:52:00Z"/>
+        </w:rPr>
+      </w:pPr>
+      <w:ins w:id="1335" w:author="Victor Furlan" w:date="2026-10-20T21:51:00Z" w16du:dateUtc="2026-10-20T20:51:00Z">
         <w:r>
           <w:t>The following is an illustrative 30-week plan across two semesters. I will align the weeks with the actual CCT College calendar and any ethics approval requirements. Data collection and modelling may need to be adjusted if response numbers are lower than expected.</w:t>
         </w:r>
@@ -10461,7 +10613,7 @@
         <w:spacing w:line="278" w:lineRule="auto"/>
         <w:jc w:val="both"/>
         <w:rPr>
-          <w:ins w:id="1327" w:author="Victor Furlan" w:date="2026-10-20T21:52:00Z" w16du:dateUtc="2026-10-20T20:52:00Z"/>
+          <w:ins w:id="1336" w:author="Victor Furlan" w:date="2026-10-20T21:52:00Z" w16du:dateUtc="2026-10-20T20:52:00Z"/>
         </w:rPr>
       </w:pPr>
     </w:p>
@@ -10470,10 +10622,10 @@
         <w:spacing w:line="278" w:lineRule="auto"/>
         <w:jc w:val="both"/>
         <w:rPr>
-          <w:ins w:id="1328" w:author="Victor Furlan" w:date="2026-10-20T21:58:00Z" w16du:dateUtc="2026-10-20T20:58:00Z"/>
-        </w:rPr>
-      </w:pPr>
-      <w:ins w:id="1329" w:author="Victor Furlan" w:date="2026-10-20T21:52:00Z" w16du:dateUtc="2026-10-20T20:52:00Z">
+          <w:ins w:id="1337" w:author="Victor Furlan" w:date="2026-10-20T21:58:00Z" w16du:dateUtc="2026-10-20T20:58:00Z"/>
+        </w:rPr>
+      </w:pPr>
+      <w:ins w:id="1338" w:author="Victor Furlan" w:date="2026-10-20T21:52:00Z" w16du:dateUtc="2026-10-20T20:52:00Z">
         <w:r>
           <w:t>PICTURE</w:t>
         </w:r>
@@ -10490,7 +10642,7 @@
         <w:spacing w:line="278" w:lineRule="auto"/>
         <w:jc w:val="both"/>
         <w:rPr>
-          <w:ins w:id="1330" w:author="Victor Furlan" w:date="2026-10-20T21:58:00Z" w16du:dateUtc="2026-10-20T20:58:00Z"/>
+          <w:ins w:id="1339" w:author="Victor Furlan" w:date="2026-10-20T21:58:00Z" w16du:dateUtc="2026-10-20T20:58:00Z"/>
         </w:rPr>
       </w:pPr>
     </w:p>
@@ -10499,7 +10651,7 @@
         <w:spacing w:line="278" w:lineRule="auto"/>
         <w:jc w:val="both"/>
         <w:rPr>
-          <w:ins w:id="1331" w:author="Victor Furlan" w:date="2026-10-20T21:58:00Z" w16du:dateUtc="2026-10-20T20:58:00Z"/>
+          <w:ins w:id="1340" w:author="Victor Furlan" w:date="2026-10-20T21:58:00Z" w16du:dateUtc="2026-10-20T20:58:00Z"/>
         </w:rPr>
       </w:pPr>
     </w:p>
@@ -10508,22 +10660,22 @@
         <w:spacing w:line="278" w:lineRule="auto"/>
         <w:jc w:val="both"/>
         <w:rPr>
-          <w:ins w:id="1332" w:author="Victor Furlan" w:date="2026-10-20T21:58:00Z" w16du:dateUtc="2026-10-20T20:58:00Z"/>
+          <w:ins w:id="1341" w:author="Victor Furlan" w:date="2026-10-20T21:58:00Z" w16du:dateUtc="2026-10-20T20:58:00Z"/>
           <w:b/>
           <w:bCs/>
-          <w:rPrChange w:id="1333" w:author="Victor Furlan" w:date="2026-10-20T21:58:00Z" w16du:dateUtc="2026-10-20T20:58:00Z">
-            <w:rPr>
-              <w:ins w:id="1334" w:author="Victor Furlan" w:date="2026-10-20T21:58:00Z" w16du:dateUtc="2026-10-20T20:58:00Z"/>
-            </w:rPr>
-          </w:rPrChange>
-        </w:rPr>
-      </w:pPr>
-      <w:ins w:id="1335" w:author="Victor Furlan" w:date="2026-10-20T21:58:00Z" w16du:dateUtc="2026-10-20T20:58:00Z">
+          <w:rPrChange w:id="1342" w:author="Victor Furlan" w:date="2026-10-20T21:58:00Z" w16du:dateUtc="2026-10-20T20:58:00Z">
+            <w:rPr>
+              <w:ins w:id="1343" w:author="Victor Furlan" w:date="2026-10-20T21:58:00Z" w16du:dateUtc="2026-10-20T20:58:00Z"/>
+            </w:rPr>
+          </w:rPrChange>
+        </w:rPr>
+      </w:pPr>
+      <w:ins w:id="1344" w:author="Victor Furlan" w:date="2026-10-20T21:58:00Z" w16du:dateUtc="2026-10-20T20:58:00Z">
         <w:r>
           <w:rPr>
             <w:b/>
             <w:bCs/>
-            <w:rPrChange w:id="1336" w:author="Victor Furlan" w:date="2026-10-20T21:58:00Z" w16du:dateUtc="2026-10-20T20:58:00Z">
+            <w:rPrChange w:id="1345" w:author="Victor Furlan" w:date="2026-10-20T21:58:00Z" w16du:dateUtc="2026-10-20T20:58:00Z">
               <w:rPr/>
             </w:rPrChange>
           </w:rPr>
@@ -10536,10 +10688,10 @@
         <w:spacing w:line="278" w:lineRule="auto"/>
         <w:jc w:val="both"/>
         <w:rPr>
-          <w:ins w:id="1337" w:author="Victor Furlan" w:date="2026-10-22T22:00:00Z" w16du:dateUtc="2026-10-22T21:00:00Z"/>
-        </w:rPr>
-      </w:pPr>
-      <w:ins w:id="1338" w:author="Victor Furlan" w:date="2026-10-22T22:00:00Z" w16du:dateUtc="2026-10-22T21:00:00Z">
+          <w:ins w:id="1346" w:author="Victor Furlan" w:date="2026-10-22T22:00:00Z" w16du:dateUtc="2026-10-22T21:00:00Z"/>
+        </w:rPr>
+      </w:pPr>
+      <w:ins w:id="1347" w:author="Victor Furlan" w:date="2026-10-22T22:00:00Z" w16du:dateUtc="2026-10-22T21:00:00Z">
         <w:r>
           <w:t>I will complete the required CCT College ethics process before collecting or analysing responses. Participation will be voluntary, with clear information about the academic purpose, participation requirements and intended data use.</w:t>
         </w:r>
@@ -10550,10 +10702,10 @@
         <w:spacing w:line="278" w:lineRule="auto"/>
         <w:jc w:val="both"/>
         <w:rPr>
-          <w:ins w:id="1339" w:author="Victor Furlan" w:date="2026-10-22T22:00:00Z" w16du:dateUtc="2026-10-22T21:00:00Z"/>
-        </w:rPr>
-      </w:pPr>
-      <w:ins w:id="1340" w:author="Victor Furlan" w:date="2026-10-22T22:00:00Z" w16du:dateUtc="2026-10-22T21:00:00Z">
+          <w:ins w:id="1348" w:author="Victor Furlan" w:date="2026-10-22T22:00:00Z" w16du:dateUtc="2026-10-22T21:00:00Z"/>
+        </w:rPr>
+      </w:pPr>
+      <w:ins w:id="1349" w:author="Victor Furlan" w:date="2026-10-22T22:00:00Z" w16du:dateUtc="2026-10-22T21:00:00Z">
         <w:r>
           <w:t>In line with GDPR principles (European Parliament and Council of the European Union, 2016), I will collect only necessary information and use it solely for the stated purpose. I will check survey settings to avoid collecting names, email addresses or other direct identifiers, remove personal details from open-ended responses before analysis, store data securely, restrict access and follow college guidance on retention and deletion.</w:t>
         </w:r>
@@ -10564,10 +10716,10 @@
         <w:spacing w:line="278" w:lineRule="auto"/>
         <w:jc w:val="both"/>
         <w:rPr>
-          <w:ins w:id="1341" w:author="Victor Furlan" w:date="2026-10-22T22:00:00Z" w16du:dateUtc="2026-10-22T21:00:00Z"/>
-        </w:rPr>
-      </w:pPr>
-      <w:ins w:id="1342" w:author="Victor Furlan" w:date="2026-10-22T22:00:00Z" w16du:dateUtc="2026-10-22T21:00:00Z">
+          <w:ins w:id="1350" w:author="Victor Furlan" w:date="2026-10-22T22:00:00Z" w16du:dateUtc="2026-10-22T21:00:00Z"/>
+        </w:rPr>
+      </w:pPr>
+      <w:ins w:id="1351" w:author="Victor Furlan" w:date="2026-10-22T22:00:00Z" w16du:dateUtc="2026-10-22T21:00:00Z">
         <w:r>
           <w:t>Raw responses and personal information will not be uploaded to public GitHub repositories or AI tools. The repository will contain code and documentation, with anonymised or synthetic example data where necessary.</w:t>
         </w:r>
@@ -10578,10 +10730,10 @@
         <w:spacing w:line="278" w:lineRule="auto"/>
         <w:jc w:val="both"/>
         <w:rPr>
-          <w:ins w:id="1343" w:author="Victor Furlan" w:date="2026-10-22T22:16:00Z" w16du:dateUtc="2026-10-22T21:16:00Z"/>
-        </w:rPr>
-      </w:pPr>
-      <w:ins w:id="1344" w:author="Victor Furlan" w:date="2026-10-22T22:00:00Z" w16du:dateUtc="2026-10-22T21:00:00Z">
+          <w:ins w:id="1352" w:author="Victor Furlan" w:date="2026-10-22T22:16:00Z" w16du:dateUtc="2026-10-22T21:16:00Z"/>
+        </w:rPr>
+      </w:pPr>
+      <w:ins w:id="1353" w:author="Victor Furlan" w:date="2026-10-22T22:00:00Z" w16du:dateUtc="2026-10-22T21:00:00Z">
         <w:r>
           <w:t>As convenience sampling may introduce bias, I will acknowledge that findings may not represent all cinema customers and avoid unsupported causal claims. Predictive results will be presented as estimates based on the collected sample, not as certain predictions about individuals.</w:t>
         </w:r>
@@ -10592,7 +10744,7 @@
         <w:spacing w:line="278" w:lineRule="auto"/>
         <w:jc w:val="both"/>
         <w:rPr>
-          <w:ins w:id="1345" w:author="Victor Furlan" w:date="2026-10-22T22:16:00Z" w16du:dateUtc="2026-10-22T21:16:00Z"/>
+          <w:ins w:id="1354" w:author="Victor Furlan" w:date="2026-10-22T22:16:00Z" w16du:dateUtc="2026-10-22T21:16:00Z"/>
         </w:rPr>
       </w:pPr>
     </w:p>
@@ -10601,22 +10753,22 @@
         <w:spacing w:line="278" w:lineRule="auto"/>
         <w:jc w:val="both"/>
         <w:rPr>
-          <w:ins w:id="1346" w:author="Victor Furlan" w:date="2026-10-22T22:16:00Z" w16du:dateUtc="2026-10-22T21:16:00Z"/>
+          <w:ins w:id="1355" w:author="Victor Furlan" w:date="2026-10-22T22:16:00Z" w16du:dateUtc="2026-10-22T21:16:00Z"/>
           <w:b/>
           <w:bCs/>
-          <w:rPrChange w:id="1347" w:author="Victor Furlan" w:date="2026-10-22T22:17:00Z" w16du:dateUtc="2026-10-22T21:17:00Z">
-            <w:rPr>
-              <w:ins w:id="1348" w:author="Victor Furlan" w:date="2026-10-22T22:16:00Z" w16du:dateUtc="2026-10-22T21:16:00Z"/>
-            </w:rPr>
-          </w:rPrChange>
-        </w:rPr>
-      </w:pPr>
-      <w:ins w:id="1349" w:author="Victor Furlan" w:date="2026-10-22T22:16:00Z" w16du:dateUtc="2026-10-22T21:16:00Z">
+          <w:rPrChange w:id="1356" w:author="Victor Furlan" w:date="2026-10-22T22:17:00Z" w16du:dateUtc="2026-10-22T21:17:00Z">
+            <w:rPr>
+              <w:ins w:id="1357" w:author="Victor Furlan" w:date="2026-10-22T22:16:00Z" w16du:dateUtc="2026-10-22T21:16:00Z"/>
+            </w:rPr>
+          </w:rPrChange>
+        </w:rPr>
+      </w:pPr>
+      <w:ins w:id="1358" w:author="Victor Furlan" w:date="2026-10-22T22:16:00Z" w16du:dateUtc="2026-10-22T21:16:00Z">
         <w:r>
           <w:rPr>
             <w:b/>
             <w:bCs/>
-            <w:rPrChange w:id="1350" w:author="Victor Furlan" w:date="2026-10-22T22:17:00Z" w16du:dateUtc="2026-10-22T21:17:00Z">
+            <w:rPrChange w:id="1359" w:author="Victor Furlan" w:date="2026-10-22T22:17:00Z" w16du:dateUtc="2026-10-22T21:17:00Z">
               <w:rPr/>
             </w:rPrChange>
           </w:rPr>
@@ -10629,20 +10781,20 @@
         <w:spacing w:line="278" w:lineRule="auto"/>
         <w:jc w:val="both"/>
         <w:rPr>
-          <w:ins w:id="1351" w:author="Victor Furlan" w:date="2026-10-22T22:16:00Z" w16du:dateUtc="2026-10-22T21:16:00Z"/>
-        </w:rPr>
-      </w:pPr>
-      <w:ins w:id="1352" w:author="Victor Furlan" w:date="2026-10-22T22:16:00Z" w16du:dateUtc="2026-10-22T21:16:00Z">
+          <w:ins w:id="1360" w:author="Victor Furlan" w:date="2026-10-22T22:16:00Z" w16du:dateUtc="2026-10-22T21:16:00Z"/>
+        </w:rPr>
+      </w:pPr>
+      <w:ins w:id="1361" w:author="Victor Furlan" w:date="2026-10-22T22:16:00Z" w16du:dateUtc="2026-10-22T21:16:00Z">
         <w:r>
           <w:t xml:space="preserve">European Parliament and Council of the European Union (2016) Regulation (EU) 2016/679 of the European Parliament and of the Council of 27 April 2016 (General Data Protection Regulation). Available at: https://eur-lex.europa.eu/eli/reg/2016/679/oj (Accessed: </w:t>
         </w:r>
       </w:ins>
-      <w:ins w:id="1353" w:author="Victor Furlan" w:date="2026-10-22T22:17:00Z" w16du:dateUtc="2026-10-22T21:17:00Z">
+      <w:ins w:id="1362" w:author="Victor Furlan" w:date="2026-10-22T22:17:00Z" w16du:dateUtc="2026-10-22T21:17:00Z">
         <w:r>
           <w:t>16</w:t>
         </w:r>
       </w:ins>
-      <w:ins w:id="1354" w:author="Victor Furlan" w:date="2026-10-22T22:16:00Z" w16du:dateUtc="2026-10-22T21:16:00Z">
+      <w:ins w:id="1363" w:author="Victor Furlan" w:date="2026-10-22T22:16:00Z" w16du:dateUtc="2026-10-22T21:16:00Z">
         <w:r>
           <w:t xml:space="preserve"> October 2026).</w:t>
         </w:r>
@@ -10653,20 +10805,21 @@
         <w:spacing w:line="278" w:lineRule="auto"/>
         <w:jc w:val="both"/>
         <w:rPr>
-          <w:ins w:id="1355" w:author="Victor Furlan" w:date="2026-10-22T22:16:00Z" w16du:dateUtc="2026-10-22T21:16:00Z"/>
-        </w:rPr>
-      </w:pPr>
-      <w:ins w:id="1356" w:author="Victor Furlan" w:date="2026-10-22T22:16:00Z" w16du:dateUtc="2026-10-22T21:16:00Z">
-        <w:r>
+          <w:ins w:id="1364" w:author="Victor Furlan" w:date="2026-10-22T22:16:00Z" w16du:dateUtc="2026-10-22T21:16:00Z"/>
+        </w:rPr>
+      </w:pPr>
+      <w:ins w:id="1365" w:author="Victor Furlan" w:date="2026-10-22T22:16:00Z" w16du:dateUtc="2026-10-22T21:16:00Z">
+        <w:r>
+          <w:lastRenderedPageBreak/>
           <w:t xml:space="preserve">Pedregosa, F. et al. (2011) ‘Scikit-learn: Machine learning in Python’, Journal of Machine Learning Research, 12, pp. 2825–2830. Available at: https://jmlr.org/papers/v12/pedregosa11a.html (Accessed: </w:t>
         </w:r>
       </w:ins>
-      <w:ins w:id="1357" w:author="Victor Furlan" w:date="2026-10-22T22:17:00Z" w16du:dateUtc="2026-10-22T21:17:00Z">
+      <w:ins w:id="1366" w:author="Victor Furlan" w:date="2026-10-22T22:17:00Z" w16du:dateUtc="2026-10-22T21:17:00Z">
         <w:r>
           <w:t>19</w:t>
         </w:r>
       </w:ins>
-      <w:ins w:id="1358" w:author="Victor Furlan" w:date="2026-10-22T22:16:00Z" w16du:dateUtc="2026-10-22T21:16:00Z">
+      <w:ins w:id="1367" w:author="Victor Furlan" w:date="2026-10-22T22:16:00Z" w16du:dateUtc="2026-10-22T21:16:00Z">
         <w:r>
           <w:t xml:space="preserve"> October 2026).</w:t>
         </w:r>
@@ -10677,10 +10830,10 @@
         <w:spacing w:line="278" w:lineRule="auto"/>
         <w:jc w:val="both"/>
         <w:rPr>
-          <w:ins w:id="1359" w:author="Victor Furlan" w:date="2026-10-22T22:16:00Z" w16du:dateUtc="2026-10-22T21:16:00Z"/>
-        </w:rPr>
-      </w:pPr>
-      <w:ins w:id="1360" w:author="Victor Furlan" w:date="2026-10-22T22:16:00Z" w16du:dateUtc="2026-10-22T21:16:00Z">
+          <w:ins w:id="1368" w:author="Victor Furlan" w:date="2026-10-22T22:16:00Z" w16du:dateUtc="2026-10-22T21:16:00Z"/>
+        </w:rPr>
+      </w:pPr>
+      <w:ins w:id="1369" w:author="Victor Furlan" w:date="2026-10-22T22:16:00Z" w16du:dateUtc="2026-10-22T21:16:00Z">
         <w:r>
           <w:t>scikit-learn developers (n.d.-a) Metrics and scoring: Quantifying the quality of predictions. Available at: https://scikit-learn.org/stable/modules/model_evaluation.html (Accessed: 22 October 2026).</w:t>
         </w:r>
@@ -10690,18 +10843,18 @@
       <w:pPr>
         <w:spacing w:line="278" w:lineRule="auto"/>
         <w:jc w:val="both"/>
-        <w:pPrChange w:id="1361" w:author="Victor Furlan" w:date="2026-10-20T21:50:00Z" w16du:dateUtc="2026-10-20T20:50:00Z">
+        <w:pPrChange w:id="1370" w:author="Victor Furlan" w:date="2026-10-20T21:50:00Z" w16du:dateUtc="2026-10-20T20:50:00Z">
           <w:pPr/>
         </w:pPrChange>
       </w:pPr>
-      <w:ins w:id="1362" w:author="Victor Furlan" w:date="2026-10-22T22:16:00Z" w16du:dateUtc="2026-10-22T21:16:00Z">
+      <w:ins w:id="1371" w:author="Victor Furlan" w:date="2026-10-22T22:16:00Z" w16du:dateUtc="2026-10-22T21:16:00Z">
         <w:r>
           <w:t>scikit-learn developers (n.d.-b) Common pitfalls and recommended practices. Available at: https://scikit-learn.org/stable/common_pitfalls.html (Accessed: 22 October 2026).</w:t>
         </w:r>
       </w:ins>
     </w:p>
     <w:sectPr>
-      <w:footerReference w:type="default" r:id="rId16"/>
+      <w:footerReference w:type="default" r:id="rId18"/>
       <w:pgSz w:w="11906" w:h="16838"/>
       <w:pgMar w:top="1440" w:right="1440" w:bottom="1440" w:left="1440" w:header="708" w:footer="708" w:gutter="0"/>
       <w:pgNumType w:start="1"/>
@@ -13799,6 +13952,10 @@
 </file>
 
 <file path=customXml/item1.xml><?xml version="1.0" encoding="utf-8"?>
+<b:Sources xmlns:b="http://schemas.openxmlformats.org/officeDocument/2006/bibliography" xmlns="http://schemas.openxmlformats.org/officeDocument/2006/bibliography" SelectedStyle="\APASixthEditionOfficeOnline.xsl" StyleName="APA" Version="6"/>
+</file>
+
+<file path=customXml/item2.xml><?xml version="1.0" encoding="utf-8"?>
 <?mso-contentType ?>
 <FormTemplates xmlns="http://schemas.microsoft.com/sharepoint/v3/contenttype/forms">
   <Display>DocumentLibraryForm</Display>
@@ -13807,11 +13964,21 @@
 </FormTemplates>
 </file>
 
-<file path=customXml/item2.xml><?xml version="1.0" encoding="utf-8"?>
-<b:Sources xmlns:b="http://schemas.openxmlformats.org/officeDocument/2006/bibliography" xmlns="http://schemas.openxmlformats.org/officeDocument/2006/bibliography" SelectedStyle="\APASixthEditionOfficeOnline.xsl" StyleName="APA" Version="6"/>
+<file path=customXml/item3.xml><?xml version="1.0" encoding="utf-8"?>
+<p:properties xmlns:p="http://schemas.microsoft.com/office/2006/metadata/properties" xmlns:xsi="http://www.w3.org/2001/XMLSchema-instance" xmlns:pc="http://schemas.microsoft.com/office/infopath/2007/PartnerControls">
+  <documentManagement>
+    <_activity xmlns="b16a9495-4dfd-42d3-807b-98cb11f03b43" xsi:nil="true"/>
+  </documentManagement>
+</p:properties>
 </file>
 
-<file path=customXml/item3.xml><?xml version="1.0" encoding="utf-8"?>
+<file path=customXml/item4.xml><?xml version="1.0" encoding="utf-8"?>
+<go:gDocsCustomXmlDataStorage xmlns:go="http://customooxmlschemas.google.com/" xmlns:r="http://schemas.openxmlformats.org/officeDocument/2006/relationships" uri="GoogleDocsCustomDataVersion2">
+  <go:docsCustomData xmlns:go="http://customooxmlschemas.google.com/" roundtripDataSignature="AMtx7miehlgh2pzFvkmpnhkVaeODs3Wnuw==">CgMxLjAyCGguZ2pkZ3hzMgloLjMwajB6bGwyCWguMWZvYjl0ZTIJaC4zem55c2g3MgloLjJldDkycDAyDmgua2ZranMzcndsMmMxOAByITF6bEVRVXYyWkdtTjZWemdfYk5uaGpmb0x1c2hhYUo3dw==</go:docsCustomData>
+</go:gDocsCustomXmlDataStorage>
+</file>
+
+<file path=customXml/item5.xml><?xml version="1.0" encoding="utf-8"?>
 <ct:contentTypeSchema xmlns:ct="http://schemas.microsoft.com/office/2006/metadata/contentType" xmlns:ma="http://schemas.microsoft.com/office/2006/metadata/properties/metaAttributes" ct:_="" ma:_="" ma:contentTypeName="Document" ma:contentTypeID="0x01010091CA7052A48FB44E8BAE44044031FC77" ma:contentTypeVersion="5" ma:contentTypeDescription="Create a new document." ma:contentTypeScope="" ma:versionID="72110da391d7bf7bbbd9879cda66318c">
   <xsd:schema xmlns:xsd="http://www.w3.org/2001/XMLSchema" xmlns:xs="http://www.w3.org/2001/XMLSchema" xmlns:p="http://schemas.microsoft.com/office/2006/metadata/properties" xmlns:ns3="b16a9495-4dfd-42d3-807b-98cb11f03b43" targetNamespace="http://schemas.microsoft.com/office/2006/metadata/properties" ma:root="true" ma:fieldsID="65d4c4ab10123b5e2192ffab3149626d" ns3:_="">
     <xsd:import namespace="b16a9495-4dfd-42d3-807b-98cb11f03b43"/>
@@ -13961,21 +14128,15 @@
 </ct:contentTypeSchema>
 </file>
 
-<file path=customXml/item4.xml><?xml version="1.0" encoding="utf-8"?>
-<go:gDocsCustomXmlDataStorage xmlns:go="http://customooxmlschemas.google.com/" xmlns:r="http://schemas.openxmlformats.org/officeDocument/2006/relationships" uri="GoogleDocsCustomDataVersion2">
-  <go:docsCustomData xmlns:go="http://customooxmlschemas.google.com/" roundtripDataSignature="AMtx7miehlgh2pzFvkmpnhkVaeODs3Wnuw==">CgMxLjAyCGguZ2pkZ3hzMgloLjMwajB6bGwyCWguMWZvYjl0ZTIJaC4zem55c2g3MgloLjJldDkycDAyDmgua2ZranMzcndsMmMxOAByITF6bEVRVXYyWkdtTjZWemdfYk5uaGpmb0x1c2hhYUo3dw==</go:docsCustomData>
-</go:gDocsCustomXmlDataStorage>
+<file path=customXml/itemProps1.xml><?xml version="1.0" encoding="utf-8"?>
+<ds:datastoreItem xmlns:ds="http://schemas.openxmlformats.org/officeDocument/2006/customXml" ds:itemID="{A5C61161-19E4-4D42-A5DA-EC591AFE0A7D}">
+  <ds:schemaRefs>
+    <ds:schemaRef ds:uri="http://schemas.openxmlformats.org/officeDocument/2006/bibliography"/>
+  </ds:schemaRefs>
+</ds:datastoreItem>
 </file>
 
-<file path=customXml/item5.xml><?xml version="1.0" encoding="utf-8"?>
-<p:properties xmlns:p="http://schemas.microsoft.com/office/2006/metadata/properties" xmlns:xsi="http://www.w3.org/2001/XMLSchema-instance" xmlns:pc="http://schemas.microsoft.com/office/infopath/2007/PartnerControls">
-  <documentManagement>
-    <_activity xmlns="b16a9495-4dfd-42d3-807b-98cb11f03b43" xsi:nil="true"/>
-  </documentManagement>
-</p:properties>
-</file>
-
-<file path=customXml/itemProps1.xml><?xml version="1.0" encoding="utf-8"?>
+<file path=customXml/itemProps2.xml><?xml version="1.0" encoding="utf-8"?>
 <ds:datastoreItem xmlns:ds="http://schemas.openxmlformats.org/officeDocument/2006/customXml" ds:itemID="{AD64260C-1345-4C21-A804-B9FBE7B91489}">
   <ds:schemaRefs>
     <ds:schemaRef ds:uri="http://schemas.microsoft.com/sharepoint/v3/contenttype/forms"/>
@@ -13983,15 +14144,26 @@
 </ds:datastoreItem>
 </file>
 
-<file path=customXml/itemProps2.xml><?xml version="1.0" encoding="utf-8"?>
-<ds:datastoreItem xmlns:ds="http://schemas.openxmlformats.org/officeDocument/2006/customXml" ds:itemID="{A5C61161-19E4-4D42-A5DA-EC591AFE0A7D}">
+<file path=customXml/itemProps3.xml><?xml version="1.0" encoding="utf-8"?>
+<ds:datastoreItem xmlns:ds="http://schemas.openxmlformats.org/officeDocument/2006/customXml" ds:itemID="{D51EB97A-8C7A-4EE1-A3AD-E57FDBFA6BEE}">
   <ds:schemaRefs>
-    <ds:schemaRef ds:uri="http://schemas.openxmlformats.org/officeDocument/2006/bibliography"/>
+    <ds:schemaRef ds:uri="http://schemas.microsoft.com/office/2006/metadata/properties"/>
+    <ds:schemaRef ds:uri="http://schemas.microsoft.com/office/infopath/2007/PartnerControls"/>
+    <ds:schemaRef ds:uri="b16a9495-4dfd-42d3-807b-98cb11f03b43"/>
   </ds:schemaRefs>
 </ds:datastoreItem>
 </file>
 
-<file path=customXml/itemProps3.xml><?xml version="1.0" encoding="utf-8"?>
+<file path=customXml/itemProps4.xml><?xml version="1.0" encoding="utf-8"?>
+<ds:datastoreItem xmlns:ds="http://schemas.openxmlformats.org/officeDocument/2006/customXml" ds:itemID="{11111111-1234-1234-1234-123412341234}">
+  <ds:schemaRefs>
+    <ds:schemaRef ds:uri="http://customooxmlschemas.google.com/"/>
+    <ds:schemaRef ds:uri="http://schemas.openxmlformats.org/officeDocument/2006/relationships"/>
+  </ds:schemaRefs>
+</ds:datastoreItem>
+</file>
+
+<file path=customXml/itemProps5.xml><?xml version="1.0" encoding="utf-8"?>
 <ds:datastoreItem xmlns:ds="http://schemas.openxmlformats.org/officeDocument/2006/customXml" ds:itemID="{1CD39011-2B34-4226-8638-59B13D86301D}">
   <ds:schemaRefs>
     <ds:schemaRef ds:uri="http://schemas.microsoft.com/office/2006/metadata/contentType"/>
@@ -14007,23 +14179,4 @@
     <ds:schemaRef ds:uri="http://schemas.microsoft.com/internal/obd"/>
   </ds:schemaRefs>
 </ds:datastoreItem>
-</file>
-
-<file path=customXml/itemProps4.xml><?xml version="1.0" encoding="utf-8"?>
-<ds:datastoreItem xmlns:ds="http://schemas.openxmlformats.org/officeDocument/2006/customXml" ds:itemID="{11111111-1234-1234-1234-123412341234}">
-  <ds:schemaRefs>
-    <ds:schemaRef ds:uri="http://customooxmlschemas.google.com/"/>
-    <ds:schemaRef ds:uri="http://schemas.openxmlformats.org/officeDocument/2006/relationships"/>
-  </ds:schemaRefs>
-</ds:datastoreItem>
-</file>
-
-<file path=customXml/itemProps5.xml><?xml version="1.0" encoding="utf-8"?>
-<ds:datastoreItem xmlns:ds="http://schemas.openxmlformats.org/officeDocument/2006/customXml" ds:itemID="{D51EB97A-8C7A-4EE1-A3AD-E57FDBFA6BEE}">
-  <ds:schemaRefs>
-    <ds:schemaRef ds:uri="http://schemas.microsoft.com/office/2006/metadata/properties"/>
-    <ds:schemaRef ds:uri="http://schemas.microsoft.com/office/infopath/2007/PartnerControls"/>
-    <ds:schemaRef ds:uri="b16a9495-4dfd-42d3-807b-98cb11f03b43"/>
-  </ds:schemaRefs>
-</ds:datastoreItem>
 </file>
--- a/CA1 - Capstone Project Proposal - Strategic Thinking.docx
+++ b/CA1 - Capstone Project Proposal - Strategic Thinking.docx
@@ -10622,13 +10622,73 @@
         <w:spacing w:line="278" w:lineRule="auto"/>
         <w:jc w:val="both"/>
         <w:rPr>
-          <w:ins w:id="1337" w:author="Victor Furlan" w:date="2026-10-20T21:58:00Z" w16du:dateUtc="2026-10-20T20:58:00Z"/>
-        </w:rPr>
-      </w:pPr>
-      <w:ins w:id="1338" w:author="Victor Furlan" w:date="2026-10-20T21:52:00Z" w16du:dateUtc="2026-10-20T20:52:00Z">
-        <w:r>
-          <w:t>PICTURE</w:t>
-        </w:r>
+          <w:ins w:id="1337" w:author="Victor Furlan" w:date="2026-10-24T13:58:00Z" w16du:dateUtc="2026-10-24T12:58:00Z"/>
+        </w:rPr>
+      </w:pPr>
+    </w:p>
+    <w:p>
+      <w:pPr>
+        <w:spacing w:line="278" w:lineRule="auto"/>
+        <w:jc w:val="both"/>
+        <w:rPr>
+          <w:ins w:id="1338" w:author="Victor Furlan" w:date="2026-10-24T13:58:00Z" w16du:dateUtc="2026-10-24T12:58:00Z"/>
+        </w:rPr>
+      </w:pPr>
+    </w:p>
+    <w:p>
+      <w:pPr>
+        <w:spacing w:line="278" w:lineRule="auto"/>
+        <w:jc w:val="both"/>
+        <w:rPr>
+          <w:ins w:id="1339" w:author="Victor Furlan" w:date="2026-10-24T13:58:00Z" w16du:dateUtc="2026-10-24T12:58:00Z"/>
+        </w:rPr>
+      </w:pPr>
+    </w:p>
+    <w:p>
+      <w:pPr>
+        <w:spacing w:line="278" w:lineRule="auto"/>
+        <w:jc w:val="both"/>
+        <w:rPr>
+          <w:ins w:id="1340" w:author="Victor Furlan" w:date="2026-10-24T13:58:00Z" w16du:dateUtc="2026-10-24T12:58:00Z"/>
+        </w:rPr>
+      </w:pPr>
+    </w:p>
+    <w:p>
+      <w:pPr>
+        <w:spacing w:line="278" w:lineRule="auto"/>
+        <w:jc w:val="both"/>
+        <w:rPr>
+          <w:ins w:id="1341" w:author="Victor Furlan" w:date="2026-10-24T13:58:00Z" w16du:dateUtc="2026-10-24T12:58:00Z"/>
+        </w:rPr>
+      </w:pPr>
+    </w:p>
+    <w:p>
+      <w:pPr>
+        <w:spacing w:line="278" w:lineRule="auto"/>
+        <w:jc w:val="both"/>
+        <w:rPr>
+          <w:ins w:id="1342" w:author="Victor Furlan" w:date="2026-10-24T13:58:00Z" w16du:dateUtc="2026-10-24T12:58:00Z"/>
+        </w:rPr>
+      </w:pPr>
+    </w:p>
+    <w:p>
+      <w:pPr>
+        <w:spacing w:line="278" w:lineRule="auto"/>
+        <w:jc w:val="both"/>
+        <w:rPr>
+          <w:ins w:id="1343" w:author="Victor Furlan" w:date="2026-10-24T13:58:00Z" w16du:dateUtc="2026-10-24T12:58:00Z"/>
+        </w:rPr>
+      </w:pPr>
+    </w:p>
+    <w:p>
+      <w:pPr>
+        <w:spacing w:line="278" w:lineRule="auto"/>
+        <w:jc w:val="both"/>
+        <w:rPr>
+          <w:ins w:id="1344" w:author="Victor Furlan" w:date="2026-10-20T21:58:00Z" w16du:dateUtc="2026-10-20T20:58:00Z"/>
+        </w:rPr>
+      </w:pPr>
+      <w:ins w:id="1345" w:author="Victor Furlan" w:date="2026-10-20T21:52:00Z" w16du:dateUtc="2026-10-20T20:52:00Z">
         <w:r>
           <w:br/>
         </w:r>
@@ -10642,7 +10702,7 @@
         <w:spacing w:line="278" w:lineRule="auto"/>
         <w:jc w:val="both"/>
         <w:rPr>
-          <w:ins w:id="1339" w:author="Victor Furlan" w:date="2026-10-20T21:58:00Z" w16du:dateUtc="2026-10-20T20:58:00Z"/>
+          <w:ins w:id="1346" w:author="Victor Furlan" w:date="2026-10-20T21:58:00Z" w16du:dateUtc="2026-10-20T20:58:00Z"/>
         </w:rPr>
       </w:pPr>
     </w:p>
@@ -10651,7 +10711,7 @@
         <w:spacing w:line="278" w:lineRule="auto"/>
         <w:jc w:val="both"/>
         <w:rPr>
-          <w:ins w:id="1340" w:author="Victor Furlan" w:date="2026-10-20T21:58:00Z" w16du:dateUtc="2026-10-20T20:58:00Z"/>
+          <w:ins w:id="1347" w:author="Victor Furlan" w:date="2026-10-20T21:58:00Z" w16du:dateUtc="2026-10-20T20:58:00Z"/>
         </w:rPr>
       </w:pPr>
     </w:p>
@@ -10660,22 +10720,22 @@
         <w:spacing w:line="278" w:lineRule="auto"/>
         <w:jc w:val="both"/>
         <w:rPr>
-          <w:ins w:id="1341" w:author="Victor Furlan" w:date="2026-10-20T21:58:00Z" w16du:dateUtc="2026-10-20T20:58:00Z"/>
+          <w:ins w:id="1348" w:author="Victor Furlan" w:date="2026-10-20T21:58:00Z" w16du:dateUtc="2026-10-20T20:58:00Z"/>
           <w:b/>
           <w:bCs/>
-          <w:rPrChange w:id="1342" w:author="Victor Furlan" w:date="2026-10-20T21:58:00Z" w16du:dateUtc="2026-10-20T20:58:00Z">
-            <w:rPr>
-              <w:ins w:id="1343" w:author="Victor Furlan" w:date="2026-10-20T21:58:00Z" w16du:dateUtc="2026-10-20T20:58:00Z"/>
-            </w:rPr>
-          </w:rPrChange>
-        </w:rPr>
-      </w:pPr>
-      <w:ins w:id="1344" w:author="Victor Furlan" w:date="2026-10-20T21:58:00Z" w16du:dateUtc="2026-10-20T20:58:00Z">
+          <w:rPrChange w:id="1349" w:author="Victor Furlan" w:date="2026-10-20T21:58:00Z" w16du:dateUtc="2026-10-20T20:58:00Z">
+            <w:rPr>
+              <w:ins w:id="1350" w:author="Victor Furlan" w:date="2026-10-20T21:58:00Z" w16du:dateUtc="2026-10-20T20:58:00Z"/>
+            </w:rPr>
+          </w:rPrChange>
+        </w:rPr>
+      </w:pPr>
+      <w:ins w:id="1351" w:author="Victor Furlan" w:date="2026-10-20T21:58:00Z" w16du:dateUtc="2026-10-20T20:58:00Z">
         <w:r>
           <w:rPr>
             <w:b/>
             <w:bCs/>
-            <w:rPrChange w:id="1345" w:author="Victor Furlan" w:date="2026-10-20T21:58:00Z" w16du:dateUtc="2026-10-20T20:58:00Z">
+            <w:rPrChange w:id="1352" w:author="Victor Furlan" w:date="2026-10-20T21:58:00Z" w16du:dateUtc="2026-10-20T20:58:00Z">
               <w:rPr/>
             </w:rPrChange>
           </w:rPr>
@@ -10688,10 +10748,10 @@
         <w:spacing w:line="278" w:lineRule="auto"/>
         <w:jc w:val="both"/>
         <w:rPr>
-          <w:ins w:id="1346" w:author="Victor Furlan" w:date="2026-10-22T22:00:00Z" w16du:dateUtc="2026-10-22T21:00:00Z"/>
-        </w:rPr>
-      </w:pPr>
-      <w:ins w:id="1347" w:author="Victor Furlan" w:date="2026-10-22T22:00:00Z" w16du:dateUtc="2026-10-22T21:00:00Z">
+          <w:ins w:id="1353" w:author="Victor Furlan" w:date="2026-10-22T22:00:00Z" w16du:dateUtc="2026-10-22T21:00:00Z"/>
+        </w:rPr>
+      </w:pPr>
+      <w:ins w:id="1354" w:author="Victor Furlan" w:date="2026-10-22T22:00:00Z" w16du:dateUtc="2026-10-22T21:00:00Z">
         <w:r>
           <w:t>I will complete the required CCT College ethics process before collecting or analysing responses. Participation will be voluntary, with clear information about the academic purpose, participation requirements and intended data use.</w:t>
         </w:r>
@@ -10702,10 +10762,10 @@
         <w:spacing w:line="278" w:lineRule="auto"/>
         <w:jc w:val="both"/>
         <w:rPr>
-          <w:ins w:id="1348" w:author="Victor Furlan" w:date="2026-10-22T22:00:00Z" w16du:dateUtc="2026-10-22T21:00:00Z"/>
-        </w:rPr>
-      </w:pPr>
-      <w:ins w:id="1349" w:author="Victor Furlan" w:date="2026-10-22T22:00:00Z" w16du:dateUtc="2026-10-22T21:00:00Z">
+          <w:ins w:id="1355" w:author="Victor Furlan" w:date="2026-10-22T22:00:00Z" w16du:dateUtc="2026-10-22T21:00:00Z"/>
+        </w:rPr>
+      </w:pPr>
+      <w:ins w:id="1356" w:author="Victor Furlan" w:date="2026-10-22T22:00:00Z" w16du:dateUtc="2026-10-22T21:00:00Z">
         <w:r>
           <w:t>In line with GDPR principles (European Parliament and Council of the European Union, 2016), I will collect only necessary information and use it solely for the stated purpose. I will check survey settings to avoid collecting names, email addresses or other direct identifiers, remove personal details from open-ended responses before analysis, store data securely, restrict access and follow college guidance on retention and deletion.</w:t>
         </w:r>
@@ -10716,10 +10776,10 @@
         <w:spacing w:line="278" w:lineRule="auto"/>
         <w:jc w:val="both"/>
         <w:rPr>
-          <w:ins w:id="1350" w:author="Victor Furlan" w:date="2026-10-22T22:00:00Z" w16du:dateUtc="2026-10-22T21:00:00Z"/>
-        </w:rPr>
-      </w:pPr>
-      <w:ins w:id="1351" w:author="Victor Furlan" w:date="2026-10-22T22:00:00Z" w16du:dateUtc="2026-10-22T21:00:00Z">
+          <w:ins w:id="1357" w:author="Victor Furlan" w:date="2026-10-22T22:00:00Z" w16du:dateUtc="2026-10-22T21:00:00Z"/>
+        </w:rPr>
+      </w:pPr>
+      <w:ins w:id="1358" w:author="Victor Furlan" w:date="2026-10-22T22:00:00Z" w16du:dateUtc="2026-10-22T21:00:00Z">
         <w:r>
           <w:t>Raw responses and personal information will not be uploaded to public GitHub repositories or AI tools. The repository will contain code and documentation, with anonymised or synthetic example data where necessary.</w:t>
         </w:r>
@@ -10730,11 +10790,12 @@
         <w:spacing w:line="278" w:lineRule="auto"/>
         <w:jc w:val="both"/>
         <w:rPr>
-          <w:ins w:id="1352" w:author="Victor Furlan" w:date="2026-10-22T22:16:00Z" w16du:dateUtc="2026-10-22T21:16:00Z"/>
-        </w:rPr>
-      </w:pPr>
-      <w:ins w:id="1353" w:author="Victor Furlan" w:date="2026-10-22T22:00:00Z" w16du:dateUtc="2026-10-22T21:00:00Z">
-        <w:r>
+          <w:ins w:id="1359" w:author="Victor Furlan" w:date="2026-10-22T22:16:00Z" w16du:dateUtc="2026-10-22T21:16:00Z"/>
+        </w:rPr>
+      </w:pPr>
+      <w:ins w:id="1360" w:author="Victor Furlan" w:date="2026-10-22T22:00:00Z" w16du:dateUtc="2026-10-22T21:00:00Z">
+        <w:r>
+          <w:lastRenderedPageBreak/>
           <w:t>As convenience sampling may introduce bias, I will acknowledge that findings may not represent all cinema customers and avoid unsupported causal claims. Predictive results will be presented as estimates based on the collected sample, not as certain predictions about individuals.</w:t>
         </w:r>
       </w:ins>
@@ -10744,7 +10805,7 @@
         <w:spacing w:line="278" w:lineRule="auto"/>
         <w:jc w:val="both"/>
         <w:rPr>
-          <w:ins w:id="1354" w:author="Victor Furlan" w:date="2026-10-22T22:16:00Z" w16du:dateUtc="2026-10-22T21:16:00Z"/>
+          <w:ins w:id="1361" w:author="Victor Furlan" w:date="2026-10-22T22:16:00Z" w16du:dateUtc="2026-10-22T21:16:00Z"/>
         </w:rPr>
       </w:pPr>
     </w:p>
@@ -10753,22 +10814,22 @@
         <w:spacing w:line="278" w:lineRule="auto"/>
         <w:jc w:val="both"/>
         <w:rPr>
-          <w:ins w:id="1355" w:author="Victor Furlan" w:date="2026-10-22T22:16:00Z" w16du:dateUtc="2026-10-22T21:16:00Z"/>
+          <w:ins w:id="1362" w:author="Victor Furlan" w:date="2026-10-22T22:16:00Z" w16du:dateUtc="2026-10-22T21:16:00Z"/>
           <w:b/>
           <w:bCs/>
-          <w:rPrChange w:id="1356" w:author="Victor Furlan" w:date="2026-10-22T22:17:00Z" w16du:dateUtc="2026-10-22T21:17:00Z">
-            <w:rPr>
-              <w:ins w:id="1357" w:author="Victor Furlan" w:date="2026-10-22T22:16:00Z" w16du:dateUtc="2026-10-22T21:16:00Z"/>
-            </w:rPr>
-          </w:rPrChange>
-        </w:rPr>
-      </w:pPr>
-      <w:ins w:id="1358" w:author="Victor Furlan" w:date="2026-10-22T22:16:00Z" w16du:dateUtc="2026-10-22T21:16:00Z">
+          <w:rPrChange w:id="1363" w:author="Victor Furlan" w:date="2026-10-22T22:17:00Z" w16du:dateUtc="2026-10-22T21:17:00Z">
+            <w:rPr>
+              <w:ins w:id="1364" w:author="Victor Furlan" w:date="2026-10-22T22:16:00Z" w16du:dateUtc="2026-10-22T21:16:00Z"/>
+            </w:rPr>
+          </w:rPrChange>
+        </w:rPr>
+      </w:pPr>
+      <w:ins w:id="1365" w:author="Victor Furlan" w:date="2026-10-22T22:16:00Z" w16du:dateUtc="2026-10-22T21:16:00Z">
         <w:r>
           <w:rPr>
             <w:b/>
             <w:bCs/>
-            <w:rPrChange w:id="1359" w:author="Victor Furlan" w:date="2026-10-22T22:17:00Z" w16du:dateUtc="2026-10-22T21:17:00Z">
+            <w:rPrChange w:id="1366" w:author="Victor Furlan" w:date="2026-10-22T22:17:00Z" w16du:dateUtc="2026-10-22T21:17:00Z">
               <w:rPr/>
             </w:rPrChange>
           </w:rPr>
@@ -10781,20 +10842,20 @@
         <w:spacing w:line="278" w:lineRule="auto"/>
         <w:jc w:val="both"/>
         <w:rPr>
-          <w:ins w:id="1360" w:author="Victor Furlan" w:date="2026-10-22T22:16:00Z" w16du:dateUtc="2026-10-22T21:16:00Z"/>
-        </w:rPr>
-      </w:pPr>
-      <w:ins w:id="1361" w:author="Victor Furlan" w:date="2026-10-22T22:16:00Z" w16du:dateUtc="2026-10-22T21:16:00Z">
+          <w:ins w:id="1367" w:author="Victor Furlan" w:date="2026-10-22T22:16:00Z" w16du:dateUtc="2026-10-22T21:16:00Z"/>
+        </w:rPr>
+      </w:pPr>
+      <w:ins w:id="1368" w:author="Victor Furlan" w:date="2026-10-22T22:16:00Z" w16du:dateUtc="2026-10-22T21:16:00Z">
         <w:r>
           <w:t xml:space="preserve">European Parliament and Council of the European Union (2016) Regulation (EU) 2016/679 of the European Parliament and of the Council of 27 April 2016 (General Data Protection Regulation). Available at: https://eur-lex.europa.eu/eli/reg/2016/679/oj (Accessed: </w:t>
         </w:r>
       </w:ins>
-      <w:ins w:id="1362" w:author="Victor Furlan" w:date="2026-10-22T22:17:00Z" w16du:dateUtc="2026-10-22T21:17:00Z">
+      <w:ins w:id="1369" w:author="Victor Furlan" w:date="2026-10-22T22:17:00Z" w16du:dateUtc="2026-10-22T21:17:00Z">
         <w:r>
           <w:t>16</w:t>
         </w:r>
       </w:ins>
-      <w:ins w:id="1363" w:author="Victor Furlan" w:date="2026-10-22T22:16:00Z" w16du:dateUtc="2026-10-22T21:16:00Z">
+      <w:ins w:id="1370" w:author="Victor Furlan" w:date="2026-10-22T22:16:00Z" w16du:dateUtc="2026-10-22T21:16:00Z">
         <w:r>
           <w:t xml:space="preserve"> October 2026).</w:t>
         </w:r>
@@ -10805,21 +10866,20 @@
         <w:spacing w:line="278" w:lineRule="auto"/>
         <w:jc w:val="both"/>
         <w:rPr>
-          <w:ins w:id="1364" w:author="Victor Furlan" w:date="2026-10-22T22:16:00Z" w16du:dateUtc="2026-10-22T21:16:00Z"/>
-        </w:rPr>
-      </w:pPr>
-      <w:ins w:id="1365" w:author="Victor Furlan" w:date="2026-10-22T22:16:00Z" w16du:dateUtc="2026-10-22T21:16:00Z">
-        <w:r>
-          <w:lastRenderedPageBreak/>
+          <w:ins w:id="1371" w:author="Victor Furlan" w:date="2026-10-22T22:16:00Z" w16du:dateUtc="2026-10-22T21:16:00Z"/>
+        </w:rPr>
+      </w:pPr>
+      <w:ins w:id="1372" w:author="Victor Furlan" w:date="2026-10-22T22:16:00Z" w16du:dateUtc="2026-10-22T21:16:00Z">
+        <w:r>
           <w:t xml:space="preserve">Pedregosa, F. et al. (2011) ‘Scikit-learn: Machine learning in Python’, Journal of Machine Learning Research, 12, pp. 2825–2830. Available at: https://jmlr.org/papers/v12/pedregosa11a.html (Accessed: </w:t>
         </w:r>
       </w:ins>
-      <w:ins w:id="1366" w:author="Victor Furlan" w:date="2026-10-22T22:17:00Z" w16du:dateUtc="2026-10-22T21:17:00Z">
+      <w:ins w:id="1373" w:author="Victor Furlan" w:date="2026-10-22T22:17:00Z" w16du:dateUtc="2026-10-22T21:17:00Z">
         <w:r>
           <w:t>19</w:t>
         </w:r>
       </w:ins>
-      <w:ins w:id="1367" w:author="Victor Furlan" w:date="2026-10-22T22:16:00Z" w16du:dateUtc="2026-10-22T21:16:00Z">
+      <w:ins w:id="1374" w:author="Victor Furlan" w:date="2026-10-22T22:16:00Z" w16du:dateUtc="2026-10-22T21:16:00Z">
         <w:r>
           <w:t xml:space="preserve"> October 2026).</w:t>
         </w:r>
@@ -10830,10 +10890,10 @@
         <w:spacing w:line="278" w:lineRule="auto"/>
         <w:jc w:val="both"/>
         <w:rPr>
-          <w:ins w:id="1368" w:author="Victor Furlan" w:date="2026-10-22T22:16:00Z" w16du:dateUtc="2026-10-22T21:16:00Z"/>
-        </w:rPr>
-      </w:pPr>
-      <w:ins w:id="1369" w:author="Victor Furlan" w:date="2026-10-22T22:16:00Z" w16du:dateUtc="2026-10-22T21:16:00Z">
+          <w:ins w:id="1375" w:author="Victor Furlan" w:date="2026-10-22T22:16:00Z" w16du:dateUtc="2026-10-22T21:16:00Z"/>
+        </w:rPr>
+      </w:pPr>
+      <w:ins w:id="1376" w:author="Victor Furlan" w:date="2026-10-22T22:16:00Z" w16du:dateUtc="2026-10-22T21:16:00Z">
         <w:r>
           <w:t>scikit-learn developers (n.d.-a) Metrics and scoring: Quantifying the quality of predictions. Available at: https://scikit-learn.org/stable/modules/model_evaluation.html (Accessed: 22 October 2026).</w:t>
         </w:r>
@@ -10843,11 +10903,11 @@
       <w:pPr>
         <w:spacing w:line="278" w:lineRule="auto"/>
         <w:jc w:val="both"/>
-        <w:pPrChange w:id="1370" w:author="Victor Furlan" w:date="2026-10-20T21:50:00Z" w16du:dateUtc="2026-10-20T20:50:00Z">
+        <w:pPrChange w:id="1377" w:author="Victor Furlan" w:date="2026-10-20T21:50:00Z" w16du:dateUtc="2026-10-20T20:50:00Z">
           <w:pPr/>
         </w:pPrChange>
       </w:pPr>
-      <w:ins w:id="1371" w:author="Victor Furlan" w:date="2026-10-22T22:16:00Z" w16du:dateUtc="2026-10-22T21:16:00Z">
+      <w:ins w:id="1378" w:author="Victor Furlan" w:date="2026-10-22T22:16:00Z" w16du:dateUtc="2026-10-22T21:16:00Z">
         <w:r>
           <w:t>scikit-learn developers (n.d.-b) Common pitfalls and recommended practices. Available at: https://scikit-learn.org/stable/common_pitfalls.html (Accessed: 22 October 2026).</w:t>
         </w:r>

--- a/CA1 - Capstone Project Proposal - Strategic Thinking.docx
+++ b/CA1 - Capstone Project Proposal - Strategic Thinking.docx
@@ -6899,7 +6899,6 @@
           <w:docPartUnique/>
         </w:docPartObj>
       </w:sdtPr>
-      <w:sdtEndPr/>
       <w:sdtContent>
         <w:customXmlDelRangeEnd w:id="758"/>
         <w:p>
@@ -9354,15 +9353,7 @@
       </w:pPr>
       <w:ins w:id="1158" w:author="Victor Furlan" w:date="2026-10-05T17:56:00Z" w16du:dateUtc="2026-10-05T16:56:00Z">
         <w:r>
-          <w:t xml:space="preserve">Cinema businesses need to understand changing consumer behaviour </w:t>
-        </w:r>
-        <w:proofErr w:type="gramStart"/>
-        <w:r>
-          <w:t>in order to</w:t>
-        </w:r>
-        <w:proofErr w:type="gramEnd"/>
-        <w:r>
-          <w:t xml:space="preserve"> attract and retain customers. A consumer may choose to visit the cinema because of the quality of the experience, a particular movie release or the social aspect of going with friends or family. Conversely, high prices, convenience of streaming services, location or other factors may discourage cinema attendance.</w:t>
+          <w:t>Cinema businesses need to understand changing consumer behaviour in order to attract and retain customers. A consumer may choose to visit the cinema because of the quality of the experience, a particular movie release or the social aspect of going with friends or family. Conversely, high prices, convenience of streaming services, location or other factors may discourage cinema attendance.</w:t>
         </w:r>
       </w:ins>
     </w:p>
@@ -10625,13 +10616,69 @@
           <w:ins w:id="1337" w:author="Victor Furlan" w:date="2026-10-24T13:58:00Z" w16du:dateUtc="2026-10-24T12:58:00Z"/>
         </w:rPr>
       </w:pPr>
+      <w:ins w:id="1338" w:author="Victor Furlan" w:date="2026-10-24T14:01:00Z" w16du:dateUtc="2026-10-24T13:01:00Z">
+        <w:r>
+          <w:rPr>
+            <w:rFonts w:eastAsia="Times New Roman"/>
+            <w:noProof/>
+          </w:rPr>
+          <w:drawing>
+            <wp:inline distT="0" distB="0" distL="0" distR="0" wp14:anchorId="2CDBFE36" wp14:editId="39B2AA64">
+              <wp:extent cx="5913120" cy="3804920"/>
+              <wp:effectExtent l="0" t="0" r="0" b="5080"/>
+              <wp:docPr id="204360863" name="Picture 5"/>
+              <wp:cNvGraphicFramePr>
+                <a:graphicFrameLocks xmlns:a="http://schemas.openxmlformats.org/drawingml/2006/main" noChangeAspect="1"/>
+              </wp:cNvGraphicFramePr>
+              <a:graphic xmlns:a="http://schemas.openxmlformats.org/drawingml/2006/main">
+                <a:graphicData uri="http://schemas.openxmlformats.org/drawingml/2006/picture">
+                  <pic:pic xmlns:pic="http://schemas.openxmlformats.org/drawingml/2006/picture">
+                    <pic:nvPicPr>
+                      <pic:cNvPr id="0" name="Picture 1"/>
+                      <pic:cNvPicPr>
+                        <a:picLocks noChangeAspect="1" noChangeArrowheads="1"/>
+                      </pic:cNvPicPr>
+                    </pic:nvPicPr>
+                    <pic:blipFill>
+                      <a:blip r:embed="rId18" r:link="rId19">
+                        <a:extLst>
+                          <a:ext uri="{28A0092B-C50C-407E-A947-70E740481C1C}">
+                            <a14:useLocalDpi xmlns:a14="http://schemas.microsoft.com/office/drawing/2010/main" val="0"/>
+                          </a:ext>
+                        </a:extLst>
+                      </a:blip>
+                      <a:srcRect/>
+                      <a:stretch>
+                        <a:fillRect/>
+                      </a:stretch>
+                    </pic:blipFill>
+                    <pic:spPr bwMode="auto">
+                      <a:xfrm>
+                        <a:off x="0" y="0"/>
+                        <a:ext cx="5913120" cy="3804920"/>
+                      </a:xfrm>
+                      <a:prstGeom prst="rect">
+                        <a:avLst/>
+                      </a:prstGeom>
+                      <a:noFill/>
+                      <a:ln>
+                        <a:noFill/>
+                      </a:ln>
+                    </pic:spPr>
+                  </pic:pic>
+                </a:graphicData>
+              </a:graphic>
+            </wp:inline>
+          </w:drawing>
+        </w:r>
+      </w:ins>
     </w:p>
     <w:p>
       <w:pPr>
         <w:spacing w:line="278" w:lineRule="auto"/>
         <w:jc w:val="both"/>
         <w:rPr>
-          <w:ins w:id="1338" w:author="Victor Furlan" w:date="2026-10-24T13:58:00Z" w16du:dateUtc="2026-10-24T12:58:00Z"/>
+          <w:ins w:id="1339" w:author="Victor Furlan" w:date="2026-10-24T13:58:00Z" w16du:dateUtc="2026-10-24T12:58:00Z"/>
         </w:rPr>
       </w:pPr>
     </w:p>
@@ -10640,102 +10687,22 @@
         <w:spacing w:line="278" w:lineRule="auto"/>
         <w:jc w:val="both"/>
         <w:rPr>
-          <w:ins w:id="1339" w:author="Victor Furlan" w:date="2026-10-24T13:58:00Z" w16du:dateUtc="2026-10-24T12:58:00Z"/>
-        </w:rPr>
-      </w:pPr>
-    </w:p>
-    <w:p>
-      <w:pPr>
-        <w:spacing w:line="278" w:lineRule="auto"/>
-        <w:jc w:val="both"/>
-        <w:rPr>
-          <w:ins w:id="1340" w:author="Victor Furlan" w:date="2026-10-24T13:58:00Z" w16du:dateUtc="2026-10-24T12:58:00Z"/>
-        </w:rPr>
-      </w:pPr>
-    </w:p>
-    <w:p>
-      <w:pPr>
-        <w:spacing w:line="278" w:lineRule="auto"/>
-        <w:jc w:val="both"/>
-        <w:rPr>
-          <w:ins w:id="1341" w:author="Victor Furlan" w:date="2026-10-24T13:58:00Z" w16du:dateUtc="2026-10-24T12:58:00Z"/>
-        </w:rPr>
-      </w:pPr>
-    </w:p>
-    <w:p>
-      <w:pPr>
-        <w:spacing w:line="278" w:lineRule="auto"/>
-        <w:jc w:val="both"/>
-        <w:rPr>
-          <w:ins w:id="1342" w:author="Victor Furlan" w:date="2026-10-24T13:58:00Z" w16du:dateUtc="2026-10-24T12:58:00Z"/>
-        </w:rPr>
-      </w:pPr>
-    </w:p>
-    <w:p>
-      <w:pPr>
-        <w:spacing w:line="278" w:lineRule="auto"/>
-        <w:jc w:val="both"/>
-        <w:rPr>
-          <w:ins w:id="1343" w:author="Victor Furlan" w:date="2026-10-24T13:58:00Z" w16du:dateUtc="2026-10-24T12:58:00Z"/>
-        </w:rPr>
-      </w:pPr>
-    </w:p>
-    <w:p>
-      <w:pPr>
-        <w:spacing w:line="278" w:lineRule="auto"/>
-        <w:jc w:val="both"/>
-        <w:rPr>
-          <w:ins w:id="1344" w:author="Victor Furlan" w:date="2026-10-20T21:58:00Z" w16du:dateUtc="2026-10-20T20:58:00Z"/>
-        </w:rPr>
-      </w:pPr>
-      <w:ins w:id="1345" w:author="Victor Furlan" w:date="2026-10-20T21:52:00Z" w16du:dateUtc="2026-10-20T20:52:00Z">
-        <w:r>
-          <w:br/>
-        </w:r>
-        <w:r>
-          <w:br/>
-        </w:r>
-      </w:ins>
-    </w:p>
-    <w:p>
-      <w:pPr>
-        <w:spacing w:line="278" w:lineRule="auto"/>
-        <w:jc w:val="both"/>
-        <w:rPr>
-          <w:ins w:id="1346" w:author="Victor Furlan" w:date="2026-10-20T21:58:00Z" w16du:dateUtc="2026-10-20T20:58:00Z"/>
-        </w:rPr>
-      </w:pPr>
-    </w:p>
-    <w:p>
-      <w:pPr>
-        <w:spacing w:line="278" w:lineRule="auto"/>
-        <w:jc w:val="both"/>
-        <w:rPr>
-          <w:ins w:id="1347" w:author="Victor Furlan" w:date="2026-10-20T21:58:00Z" w16du:dateUtc="2026-10-20T20:58:00Z"/>
-        </w:rPr>
-      </w:pPr>
-    </w:p>
-    <w:p>
-      <w:pPr>
-        <w:spacing w:line="278" w:lineRule="auto"/>
-        <w:jc w:val="both"/>
-        <w:rPr>
-          <w:ins w:id="1348" w:author="Victor Furlan" w:date="2026-10-20T21:58:00Z" w16du:dateUtc="2026-10-20T20:58:00Z"/>
+          <w:ins w:id="1340" w:author="Victor Furlan" w:date="2026-10-20T21:58:00Z" w16du:dateUtc="2026-10-20T20:58:00Z"/>
           <w:b/>
           <w:bCs/>
-          <w:rPrChange w:id="1349" w:author="Victor Furlan" w:date="2026-10-20T21:58:00Z" w16du:dateUtc="2026-10-20T20:58:00Z">
-            <w:rPr>
-              <w:ins w:id="1350" w:author="Victor Furlan" w:date="2026-10-20T21:58:00Z" w16du:dateUtc="2026-10-20T20:58:00Z"/>
-            </w:rPr>
-          </w:rPrChange>
-        </w:rPr>
-      </w:pPr>
-      <w:ins w:id="1351" w:author="Victor Furlan" w:date="2026-10-20T21:58:00Z" w16du:dateUtc="2026-10-20T20:58:00Z">
+          <w:rPrChange w:id="1341" w:author="Victor Furlan" w:date="2026-10-20T21:58:00Z" w16du:dateUtc="2026-10-20T20:58:00Z">
+            <w:rPr>
+              <w:ins w:id="1342" w:author="Victor Furlan" w:date="2026-10-20T21:58:00Z" w16du:dateUtc="2026-10-20T20:58:00Z"/>
+            </w:rPr>
+          </w:rPrChange>
+        </w:rPr>
+      </w:pPr>
+      <w:ins w:id="1343" w:author="Victor Furlan" w:date="2026-10-20T21:58:00Z" w16du:dateUtc="2026-10-20T20:58:00Z">
         <w:r>
           <w:rPr>
             <w:b/>
             <w:bCs/>
-            <w:rPrChange w:id="1352" w:author="Victor Furlan" w:date="2026-10-20T21:58:00Z" w16du:dateUtc="2026-10-20T20:58:00Z">
+            <w:rPrChange w:id="1344" w:author="Victor Furlan" w:date="2026-10-20T21:58:00Z" w16du:dateUtc="2026-10-20T20:58:00Z">
               <w:rPr/>
             </w:rPrChange>
           </w:rPr>
@@ -10748,10 +10715,10 @@
         <w:spacing w:line="278" w:lineRule="auto"/>
         <w:jc w:val="both"/>
         <w:rPr>
-          <w:ins w:id="1353" w:author="Victor Furlan" w:date="2026-10-22T22:00:00Z" w16du:dateUtc="2026-10-22T21:00:00Z"/>
-        </w:rPr>
-      </w:pPr>
-      <w:ins w:id="1354" w:author="Victor Furlan" w:date="2026-10-22T22:00:00Z" w16du:dateUtc="2026-10-22T21:00:00Z">
+          <w:ins w:id="1345" w:author="Victor Furlan" w:date="2026-10-22T22:00:00Z" w16du:dateUtc="2026-10-22T21:00:00Z"/>
+        </w:rPr>
+      </w:pPr>
+      <w:ins w:id="1346" w:author="Victor Furlan" w:date="2026-10-22T22:00:00Z" w16du:dateUtc="2026-10-22T21:00:00Z">
         <w:r>
           <w:t>I will complete the required CCT College ethics process before collecting or analysing responses. Participation will be voluntary, with clear information about the academic purpose, participation requirements and intended data use.</w:t>
         </w:r>
@@ -10762,12 +10729,16 @@
         <w:spacing w:line="278" w:lineRule="auto"/>
         <w:jc w:val="both"/>
         <w:rPr>
-          <w:ins w:id="1355" w:author="Victor Furlan" w:date="2026-10-22T22:00:00Z" w16du:dateUtc="2026-10-22T21:00:00Z"/>
-        </w:rPr>
-      </w:pPr>
-      <w:ins w:id="1356" w:author="Victor Furlan" w:date="2026-10-22T22:00:00Z" w16du:dateUtc="2026-10-22T21:00:00Z">
-        <w:r>
-          <w:t>In line with GDPR principles (European Parliament and Council of the European Union, 2016), I will collect only necessary information and use it solely for the stated purpose. I will check survey settings to avoid collecting names, email addresses or other direct identifiers, remove personal details from open-ended responses before analysis, store data securely, restrict access and follow college guidance on retention and deletion.</w:t>
+          <w:ins w:id="1347" w:author="Victor Furlan" w:date="2026-10-22T22:00:00Z" w16du:dateUtc="2026-10-22T21:00:00Z"/>
+        </w:rPr>
+      </w:pPr>
+      <w:ins w:id="1348" w:author="Victor Furlan" w:date="2026-10-22T22:00:00Z" w16du:dateUtc="2026-10-22T21:00:00Z">
+        <w:r>
+          <w:t xml:space="preserve">In line with GDPR principles (European Parliament and Council of the European Union, 2016), I will collect only necessary information and use it solely for the stated purpose. I will check survey settings to avoid collecting names, email addresses or other direct identifiers, remove personal details from </w:t>
+        </w:r>
+        <w:r>
+          <w:lastRenderedPageBreak/>
+          <w:t>open-ended responses before analysis, store data securely, restrict access and follow college guidance on retention and deletion.</w:t>
         </w:r>
       </w:ins>
     </w:p>
@@ -10776,10 +10747,10 @@
         <w:spacing w:line="278" w:lineRule="auto"/>
         <w:jc w:val="both"/>
         <w:rPr>
-          <w:ins w:id="1357" w:author="Victor Furlan" w:date="2026-10-22T22:00:00Z" w16du:dateUtc="2026-10-22T21:00:00Z"/>
-        </w:rPr>
-      </w:pPr>
-      <w:ins w:id="1358" w:author="Victor Furlan" w:date="2026-10-22T22:00:00Z" w16du:dateUtc="2026-10-22T21:00:00Z">
+          <w:ins w:id="1349" w:author="Victor Furlan" w:date="2026-10-22T22:00:00Z" w16du:dateUtc="2026-10-22T21:00:00Z"/>
+        </w:rPr>
+      </w:pPr>
+      <w:ins w:id="1350" w:author="Victor Furlan" w:date="2026-10-22T22:00:00Z" w16du:dateUtc="2026-10-22T21:00:00Z">
         <w:r>
           <w:t>Raw responses and personal information will not be uploaded to public GitHub repositories or AI tools. The repository will contain code and documentation, with anonymised or synthetic example data where necessary.</w:t>
         </w:r>
@@ -10790,12 +10761,11 @@
         <w:spacing w:line="278" w:lineRule="auto"/>
         <w:jc w:val="both"/>
         <w:rPr>
-          <w:ins w:id="1359" w:author="Victor Furlan" w:date="2026-10-22T22:16:00Z" w16du:dateUtc="2026-10-22T21:16:00Z"/>
-        </w:rPr>
-      </w:pPr>
-      <w:ins w:id="1360" w:author="Victor Furlan" w:date="2026-10-22T22:00:00Z" w16du:dateUtc="2026-10-22T21:00:00Z">
-        <w:r>
-          <w:lastRenderedPageBreak/>
+          <w:ins w:id="1351" w:author="Victor Furlan" w:date="2026-10-22T22:16:00Z" w16du:dateUtc="2026-10-22T21:16:00Z"/>
+        </w:rPr>
+      </w:pPr>
+      <w:ins w:id="1352" w:author="Victor Furlan" w:date="2026-10-22T22:00:00Z" w16du:dateUtc="2026-10-22T21:00:00Z">
+        <w:r>
           <w:t>As convenience sampling may introduce bias, I will acknowledge that findings may not represent all cinema customers and avoid unsupported causal claims. Predictive results will be presented as estimates based on the collected sample, not as certain predictions about individuals.</w:t>
         </w:r>
       </w:ins>
@@ -10805,7 +10775,7 @@
         <w:spacing w:line="278" w:lineRule="auto"/>
         <w:jc w:val="both"/>
         <w:rPr>
-          <w:ins w:id="1361" w:author="Victor Furlan" w:date="2026-10-22T22:16:00Z" w16du:dateUtc="2026-10-22T21:16:00Z"/>
+          <w:ins w:id="1353" w:author="Victor Furlan" w:date="2026-10-22T22:16:00Z" w16du:dateUtc="2026-10-22T21:16:00Z"/>
         </w:rPr>
       </w:pPr>
     </w:p>
@@ -10814,22 +10784,22 @@
         <w:spacing w:line="278" w:lineRule="auto"/>
         <w:jc w:val="both"/>
         <w:rPr>
-          <w:ins w:id="1362" w:author="Victor Furlan" w:date="2026-10-22T22:16:00Z" w16du:dateUtc="2026-10-22T21:16:00Z"/>
+          <w:ins w:id="1354" w:author="Victor Furlan" w:date="2026-10-22T22:16:00Z" w16du:dateUtc="2026-10-22T21:16:00Z"/>
           <w:b/>
           <w:bCs/>
-          <w:rPrChange w:id="1363" w:author="Victor Furlan" w:date="2026-10-22T22:17:00Z" w16du:dateUtc="2026-10-22T21:17:00Z">
-            <w:rPr>
-              <w:ins w:id="1364" w:author="Victor Furlan" w:date="2026-10-22T22:16:00Z" w16du:dateUtc="2026-10-22T21:16:00Z"/>
-            </w:rPr>
-          </w:rPrChange>
-        </w:rPr>
-      </w:pPr>
-      <w:ins w:id="1365" w:author="Victor Furlan" w:date="2026-10-22T22:16:00Z" w16du:dateUtc="2026-10-22T21:16:00Z">
+          <w:rPrChange w:id="1355" w:author="Victor Furlan" w:date="2026-10-22T22:17:00Z" w16du:dateUtc="2026-10-22T21:17:00Z">
+            <w:rPr>
+              <w:ins w:id="1356" w:author="Victor Furlan" w:date="2026-10-22T22:16:00Z" w16du:dateUtc="2026-10-22T21:16:00Z"/>
+            </w:rPr>
+          </w:rPrChange>
+        </w:rPr>
+      </w:pPr>
+      <w:ins w:id="1357" w:author="Victor Furlan" w:date="2026-10-22T22:16:00Z" w16du:dateUtc="2026-10-22T21:16:00Z">
         <w:r>
           <w:rPr>
             <w:b/>
             <w:bCs/>
-            <w:rPrChange w:id="1366" w:author="Victor Furlan" w:date="2026-10-22T22:17:00Z" w16du:dateUtc="2026-10-22T21:17:00Z">
+            <w:rPrChange w:id="1358" w:author="Victor Furlan" w:date="2026-10-22T22:17:00Z" w16du:dateUtc="2026-10-22T21:17:00Z">
               <w:rPr/>
             </w:rPrChange>
           </w:rPr>
@@ -10842,79 +10812,79 @@
         <w:spacing w:line="278" w:lineRule="auto"/>
         <w:jc w:val="both"/>
         <w:rPr>
+          <w:ins w:id="1359" w:author="Victor Furlan" w:date="2026-10-22T22:16:00Z" w16du:dateUtc="2026-10-22T21:16:00Z"/>
+        </w:rPr>
+      </w:pPr>
+      <w:ins w:id="1360" w:author="Victor Furlan" w:date="2026-10-22T22:16:00Z" w16du:dateUtc="2026-10-22T21:16:00Z">
+        <w:r>
+          <w:t xml:space="preserve">European Parliament and Council of the European Union (2016) Regulation (EU) 2016/679 of the European Parliament and of the Council of 27 April 2016 (General Data Protection Regulation). Available at: https://eur-lex.europa.eu/eli/reg/2016/679/oj (Accessed: </w:t>
+        </w:r>
+      </w:ins>
+      <w:ins w:id="1361" w:author="Victor Furlan" w:date="2026-10-22T22:17:00Z" w16du:dateUtc="2026-10-22T21:17:00Z">
+        <w:r>
+          <w:t>16</w:t>
+        </w:r>
+      </w:ins>
+      <w:ins w:id="1362" w:author="Victor Furlan" w:date="2026-10-22T22:16:00Z" w16du:dateUtc="2026-10-22T21:16:00Z">
+        <w:r>
+          <w:t xml:space="preserve"> October 2026).</w:t>
+        </w:r>
+      </w:ins>
+    </w:p>
+    <w:p>
+      <w:pPr>
+        <w:spacing w:line="278" w:lineRule="auto"/>
+        <w:jc w:val="both"/>
+        <w:rPr>
+          <w:ins w:id="1363" w:author="Victor Furlan" w:date="2026-10-22T22:16:00Z" w16du:dateUtc="2026-10-22T21:16:00Z"/>
+        </w:rPr>
+      </w:pPr>
+      <w:ins w:id="1364" w:author="Victor Furlan" w:date="2026-10-22T22:16:00Z" w16du:dateUtc="2026-10-22T21:16:00Z">
+        <w:r>
+          <w:t xml:space="preserve">Pedregosa, F. et al. (2011) ‘Scikit-learn: Machine learning in Python’, Journal of Machine Learning Research, 12, pp. 2825–2830. Available at: https://jmlr.org/papers/v12/pedregosa11a.html (Accessed: </w:t>
+        </w:r>
+      </w:ins>
+      <w:ins w:id="1365" w:author="Victor Furlan" w:date="2026-10-22T22:17:00Z" w16du:dateUtc="2026-10-22T21:17:00Z">
+        <w:r>
+          <w:t>19</w:t>
+        </w:r>
+      </w:ins>
+      <w:ins w:id="1366" w:author="Victor Furlan" w:date="2026-10-22T22:16:00Z" w16du:dateUtc="2026-10-22T21:16:00Z">
+        <w:r>
+          <w:t xml:space="preserve"> October 2026).</w:t>
+        </w:r>
+      </w:ins>
+    </w:p>
+    <w:p>
+      <w:pPr>
+        <w:spacing w:line="278" w:lineRule="auto"/>
+        <w:jc w:val="both"/>
+        <w:rPr>
           <w:ins w:id="1367" w:author="Victor Furlan" w:date="2026-10-22T22:16:00Z" w16du:dateUtc="2026-10-22T21:16:00Z"/>
         </w:rPr>
       </w:pPr>
       <w:ins w:id="1368" w:author="Victor Furlan" w:date="2026-10-22T22:16:00Z" w16du:dateUtc="2026-10-22T21:16:00Z">
         <w:r>
-          <w:t xml:space="preserve">European Parliament and Council of the European Union (2016) Regulation (EU) 2016/679 of the European Parliament and of the Council of 27 April 2016 (General Data Protection Regulation). Available at: https://eur-lex.europa.eu/eli/reg/2016/679/oj (Accessed: </w:t>
+          <w:t>scikit-learn developers (n.d.-a) Metrics and scoring: Quantifying the quality of predictions. Available at: https://scikit-learn.org/stable/modules/model_evaluation.html (Accessed: 22 October 2026).</w:t>
         </w:r>
       </w:ins>
-      <w:ins w:id="1369" w:author="Victor Furlan" w:date="2026-10-22T22:17:00Z" w16du:dateUtc="2026-10-22T21:17:00Z">
-        <w:r>
-          <w:t>16</w:t>
+    </w:p>
+    <w:p>
+      <w:pPr>
+        <w:spacing w:line="278" w:lineRule="auto"/>
+        <w:jc w:val="both"/>
+        <w:pPrChange w:id="1369" w:author="Victor Furlan" w:date="2026-10-20T21:50:00Z" w16du:dateUtc="2026-10-20T20:50:00Z">
+          <w:pPr/>
+        </w:pPrChange>
+      </w:pPr>
+      <w:ins w:id="1370" w:author="Victor Furlan" w:date="2026-10-22T22:16:00Z" w16du:dateUtc="2026-10-22T21:16:00Z">
+        <w:r>
+          <w:t>scikit-learn developers (n.d.-b) Common pitfalls and recommended practices. Available at: https://scikit-learn.org/stable/common_pitfalls.html (Accessed: 22 October 2026).</w:t>
         </w:r>
       </w:ins>
-      <w:ins w:id="1370" w:author="Victor Furlan" w:date="2026-10-22T22:16:00Z" w16du:dateUtc="2026-10-22T21:16:00Z">
-        <w:r>
-          <w:t xml:space="preserve"> October 2026).</w:t>
-        </w:r>
-      </w:ins>
-    </w:p>
-    <w:p>
-      <w:pPr>
-        <w:spacing w:line="278" w:lineRule="auto"/>
-        <w:jc w:val="both"/>
-        <w:rPr>
-          <w:ins w:id="1371" w:author="Victor Furlan" w:date="2026-10-22T22:16:00Z" w16du:dateUtc="2026-10-22T21:16:00Z"/>
-        </w:rPr>
-      </w:pPr>
-      <w:ins w:id="1372" w:author="Victor Furlan" w:date="2026-10-22T22:16:00Z" w16du:dateUtc="2026-10-22T21:16:00Z">
-        <w:r>
-          <w:t xml:space="preserve">Pedregosa, F. et al. (2011) ‘Scikit-learn: Machine learning in Python’, Journal of Machine Learning Research, 12, pp. 2825–2830. Available at: https://jmlr.org/papers/v12/pedregosa11a.html (Accessed: </w:t>
-        </w:r>
-      </w:ins>
-      <w:ins w:id="1373" w:author="Victor Furlan" w:date="2026-10-22T22:17:00Z" w16du:dateUtc="2026-10-22T21:17:00Z">
-        <w:r>
-          <w:t>19</w:t>
-        </w:r>
-      </w:ins>
-      <w:ins w:id="1374" w:author="Victor Furlan" w:date="2026-10-22T22:16:00Z" w16du:dateUtc="2026-10-22T21:16:00Z">
-        <w:r>
-          <w:t xml:space="preserve"> October 2026).</w:t>
-        </w:r>
-      </w:ins>
-    </w:p>
-    <w:p>
-      <w:pPr>
-        <w:spacing w:line="278" w:lineRule="auto"/>
-        <w:jc w:val="both"/>
-        <w:rPr>
-          <w:ins w:id="1375" w:author="Victor Furlan" w:date="2026-10-22T22:16:00Z" w16du:dateUtc="2026-10-22T21:16:00Z"/>
-        </w:rPr>
-      </w:pPr>
-      <w:ins w:id="1376" w:author="Victor Furlan" w:date="2026-10-22T22:16:00Z" w16du:dateUtc="2026-10-22T21:16:00Z">
-        <w:r>
-          <w:t>scikit-learn developers (n.d.-a) Metrics and scoring: Quantifying the quality of predictions. Available at: https://scikit-learn.org/stable/modules/model_evaluation.html (Accessed: 22 October 2026).</w:t>
-        </w:r>
-      </w:ins>
-    </w:p>
-    <w:p>
-      <w:pPr>
-        <w:spacing w:line="278" w:lineRule="auto"/>
-        <w:jc w:val="both"/>
-        <w:pPrChange w:id="1377" w:author="Victor Furlan" w:date="2026-10-20T21:50:00Z" w16du:dateUtc="2026-10-20T20:50:00Z">
-          <w:pPr/>
-        </w:pPrChange>
-      </w:pPr>
-      <w:ins w:id="1378" w:author="Victor Furlan" w:date="2026-10-22T22:16:00Z" w16du:dateUtc="2026-10-22T21:16:00Z">
-        <w:r>
-          <w:t>scikit-learn developers (n.d.-b) Common pitfalls and recommended practices. Available at: https://scikit-learn.org/stable/common_pitfalls.html (Accessed: 22 October 2026).</w:t>
-        </w:r>
-      </w:ins>
     </w:p>
     <w:sectPr>
-      <w:footerReference w:type="default" r:id="rId18"/>
+      <w:footerReference w:type="default" r:id="rId20"/>
       <w:pgSz w:w="11906" w:h="16838"/>
       <w:pgMar w:top="1440" w:right="1440" w:bottom="1440" w:left="1440" w:header="708" w:footer="708" w:gutter="0"/>
       <w:pgNumType w:start="1"/>
@@ -14012,10 +13982,6 @@
 </file>
 
 <file path=customXml/item1.xml><?xml version="1.0" encoding="utf-8"?>
-<b:Sources xmlns:b="http://schemas.openxmlformats.org/officeDocument/2006/bibliography" xmlns="http://schemas.openxmlformats.org/officeDocument/2006/bibliography" SelectedStyle="\APASixthEditionOfficeOnline.xsl" StyleName="APA" Version="6"/>
-</file>
-
-<file path=customXml/item2.xml><?xml version="1.0" encoding="utf-8"?>
 <?mso-contentType ?>
 <FormTemplates xmlns="http://schemas.microsoft.com/sharepoint/v3/contenttype/forms">
   <Display>DocumentLibraryForm</Display>
@@ -14024,21 +13990,11 @@
 </FormTemplates>
 </file>
 
-<file path=customXml/item3.xml><?xml version="1.0" encoding="utf-8"?>
-<p:properties xmlns:p="http://schemas.microsoft.com/office/2006/metadata/properties" xmlns:xsi="http://www.w3.org/2001/XMLSchema-instance" xmlns:pc="http://schemas.microsoft.com/office/infopath/2007/PartnerControls">
-  <documentManagement>
-    <_activity xmlns="b16a9495-4dfd-42d3-807b-98cb11f03b43" xsi:nil="true"/>
-  </documentManagement>
-</p:properties>
+<file path=customXml/item2.xml><?xml version="1.0" encoding="utf-8"?>
+<b:Sources xmlns:b="http://schemas.openxmlformats.org/officeDocument/2006/bibliography" xmlns="http://schemas.openxmlformats.org/officeDocument/2006/bibliography" SelectedStyle="\APASixthEditionOfficeOnline.xsl" StyleName="APA" Version="6"/>
 </file>
 
-<file path=customXml/item4.xml><?xml version="1.0" encoding="utf-8"?>
-<go:gDocsCustomXmlDataStorage xmlns:go="http://customooxmlschemas.google.com/" xmlns:r="http://schemas.openxmlformats.org/officeDocument/2006/relationships" uri="GoogleDocsCustomDataVersion2">
-  <go:docsCustomData xmlns:go="http://customooxmlschemas.google.com/" roundtripDataSignature="AMtx7miehlgh2pzFvkmpnhkVaeODs3Wnuw==">CgMxLjAyCGguZ2pkZ3hzMgloLjMwajB6bGwyCWguMWZvYjl0ZTIJaC4zem55c2g3MgloLjJldDkycDAyDmgua2ZranMzcndsMmMxOAByITF6bEVRVXYyWkdtTjZWemdfYk5uaGpmb0x1c2hhYUo3dw==</go:docsCustomData>
-</go:gDocsCustomXmlDataStorage>
-</file>
-
-<file path=customXml/item5.xml><?xml version="1.0" encoding="utf-8"?>
+<file path=customXml/item3.xml><?xml version="1.0" encoding="utf-8"?>
 <ct:contentTypeSchema xmlns:ct="http://schemas.microsoft.com/office/2006/metadata/contentType" xmlns:ma="http://schemas.microsoft.com/office/2006/metadata/properties/metaAttributes" ct:_="" ma:_="" ma:contentTypeName="Document" ma:contentTypeID="0x01010091CA7052A48FB44E8BAE44044031FC77" ma:contentTypeVersion="5" ma:contentTypeDescription="Create a new document." ma:contentTypeScope="" ma:versionID="72110da391d7bf7bbbd9879cda66318c">
   <xsd:schema xmlns:xsd="http://www.w3.org/2001/XMLSchema" xmlns:xs="http://www.w3.org/2001/XMLSchema" xmlns:p="http://schemas.microsoft.com/office/2006/metadata/properties" xmlns:ns3="b16a9495-4dfd-42d3-807b-98cb11f03b43" targetNamespace="http://schemas.microsoft.com/office/2006/metadata/properties" ma:root="true" ma:fieldsID="65d4c4ab10123b5e2192ffab3149626d" ns3:_="">
     <xsd:import namespace="b16a9495-4dfd-42d3-807b-98cb11f03b43"/>
@@ -14188,7 +14144,29 @@
 </ct:contentTypeSchema>
 </file>
 
+<file path=customXml/item4.xml><?xml version="1.0" encoding="utf-8"?>
+<go:gDocsCustomXmlDataStorage xmlns:go="http://customooxmlschemas.google.com/" xmlns:r="http://schemas.openxmlformats.org/officeDocument/2006/relationships" uri="GoogleDocsCustomDataVersion2">
+  <go:docsCustomData xmlns:go="http://customooxmlschemas.google.com/" roundtripDataSignature="AMtx7miehlgh2pzFvkmpnhkVaeODs3Wnuw==">CgMxLjAyCGguZ2pkZ3hzMgloLjMwajB6bGwyCWguMWZvYjl0ZTIJaC4zem55c2g3MgloLjJldDkycDAyDmgua2ZranMzcndsMmMxOAByITF6bEVRVXYyWkdtTjZWemdfYk5uaGpmb0x1c2hhYUo3dw==</go:docsCustomData>
+</go:gDocsCustomXmlDataStorage>
+</file>
+
+<file path=customXml/item5.xml><?xml version="1.0" encoding="utf-8"?>
+<p:properties xmlns:p="http://schemas.microsoft.com/office/2006/metadata/properties" xmlns:xsi="http://www.w3.org/2001/XMLSchema-instance" xmlns:pc="http://schemas.microsoft.com/office/infopath/2007/PartnerControls">
+  <documentManagement>
+    <_activity xmlns="b16a9495-4dfd-42d3-807b-98cb11f03b43" xsi:nil="true"/>
+  </documentManagement>
+</p:properties>
+</file>
+
 <file path=customXml/itemProps1.xml><?xml version="1.0" encoding="utf-8"?>
+<ds:datastoreItem xmlns:ds="http://schemas.openxmlformats.org/officeDocument/2006/customXml" ds:itemID="{AD64260C-1345-4C21-A804-B9FBE7B91489}">
+  <ds:schemaRefs>
+    <ds:schemaRef ds:uri="http://schemas.microsoft.com/sharepoint/v3/contenttype/forms"/>
+  </ds:schemaRefs>
+</ds:datastoreItem>
+</file>
+
+<file path=customXml/itemProps2.xml><?xml version="1.0" encoding="utf-8"?>
 <ds:datastoreItem xmlns:ds="http://schemas.openxmlformats.org/officeDocument/2006/customXml" ds:itemID="{A5C61161-19E4-4D42-A5DA-EC591AFE0A7D}">
   <ds:schemaRefs>
     <ds:schemaRef ds:uri="http://schemas.openxmlformats.org/officeDocument/2006/bibliography"/>
@@ -14196,34 +14174,7 @@
 </ds:datastoreItem>
 </file>
 
-<file path=customXml/itemProps2.xml><?xml version="1.0" encoding="utf-8"?>
-<ds:datastoreItem xmlns:ds="http://schemas.openxmlformats.org/officeDocument/2006/customXml" ds:itemID="{AD64260C-1345-4C21-A804-B9FBE7B91489}">
-  <ds:schemaRefs>
-    <ds:schemaRef ds:uri="http://schemas.microsoft.com/sharepoint/v3/contenttype/forms"/>
-  </ds:schemaRefs>
-</ds:datastoreItem>
-</file>
-
 <file path=customXml/itemProps3.xml><?xml version="1.0" encoding="utf-8"?>
-<ds:datastoreItem xmlns:ds="http://schemas.openxmlformats.org/officeDocument/2006/customXml" ds:itemID="{D51EB97A-8C7A-4EE1-A3AD-E57FDBFA6BEE}">
-  <ds:schemaRefs>
-    <ds:schemaRef ds:uri="http://schemas.microsoft.com/office/2006/metadata/properties"/>
-    <ds:schemaRef ds:uri="http://schemas.microsoft.com/office/infopath/2007/PartnerControls"/>
-    <ds:schemaRef ds:uri="b16a9495-4dfd-42d3-807b-98cb11f03b43"/>
-  </ds:schemaRefs>
-</ds:datastoreItem>
-</file>
-
-<file path=customXml/itemProps4.xml><?xml version="1.0" encoding="utf-8"?>
-<ds:datastoreItem xmlns:ds="http://schemas.openxmlformats.org/officeDocument/2006/customXml" ds:itemID="{11111111-1234-1234-1234-123412341234}">
-  <ds:schemaRefs>
-    <ds:schemaRef ds:uri="http://customooxmlschemas.google.com/"/>
-    <ds:schemaRef ds:uri="http://schemas.openxmlformats.org/officeDocument/2006/relationships"/>
-  </ds:schemaRefs>
-</ds:datastoreItem>
-</file>
-
-<file path=customXml/itemProps5.xml><?xml version="1.0" encoding="utf-8"?>
 <ds:datastoreItem xmlns:ds="http://schemas.openxmlformats.org/officeDocument/2006/customXml" ds:itemID="{1CD39011-2B34-4226-8638-59B13D86301D}">
   <ds:schemaRefs>
     <ds:schemaRef ds:uri="http://schemas.microsoft.com/office/2006/metadata/contentType"/>
@@ -14239,4 +14190,23 @@
     <ds:schemaRef ds:uri="http://schemas.microsoft.com/internal/obd"/>
   </ds:schemaRefs>
 </ds:datastoreItem>
+</file>
+
+<file path=customXml/itemProps4.xml><?xml version="1.0" encoding="utf-8"?>
+<ds:datastoreItem xmlns:ds="http://schemas.openxmlformats.org/officeDocument/2006/customXml" ds:itemID="{11111111-1234-1234-1234-123412341234}">
+  <ds:schemaRefs>
+    <ds:schemaRef ds:uri="http://customooxmlschemas.google.com/"/>
+    <ds:schemaRef ds:uri="http://schemas.openxmlformats.org/officeDocument/2006/relationships"/>
+  </ds:schemaRefs>
+</ds:datastoreItem>
+</file>
+
+<file path=customXml/itemProps5.xml><?xml version="1.0" encoding="utf-8"?>
+<ds:datastoreItem xmlns:ds="http://schemas.openxmlformats.org/officeDocument/2006/customXml" ds:itemID="{D51EB97A-8C7A-4EE1-A3AD-E57FDBFA6BEE}">
+  <ds:schemaRefs>
+    <ds:schemaRef ds:uri="http://schemas.microsoft.com/office/2006/metadata/properties"/>
+    <ds:schemaRef ds:uri="http://schemas.microsoft.com/office/infopath/2007/PartnerControls"/>
+    <ds:schemaRef ds:uri="b16a9495-4dfd-42d3-807b-98cb11f03b43"/>
+  </ds:schemaRefs>
+</ds:datastoreItem>
 </file>